--- a/UD01-fundamentos-so/UD01_apuntes.docx
+++ b/UD01-fundamentos-so/UD01_apuntes.docx
@@ -5586,6 +5586,4688 @@
         </w:rPr>
         <w:t xml:space="preserve"> — se quedó corto en cuanto la informática se extendió más allá del mundo anglosajón.</w:t>
       </w:r>
+    </w:p>
+    <w:p>
+      <w:pPr>
+        <w:pStyle w:val="Heading3"/>
+        <w:spacing w:after="120" w:before="220"/>
+      </w:pPr>
+      <w:r>
+        <w:rPr>
+          <w:rFonts w:ascii="News Gothic MT" w:cs="News Gothic MT" w:eastAsia="News Gothic MT" w:hAnsi="News Gothic MT"/>
+          <w:b/>
+          <w:bCs/>
+          <w:color w:val="3E5D93"/>
+          <w:sz w:val="23"/>
+          <w:szCs w:val="23"/>
+        </w:rPr>
+        <w:t xml:space="preserve">Tabla ASCII reducida</w:t>
+      </w:r>
+    </w:p>
+    <w:p>
+      <w:pPr>
+        <w:spacing w:after="160" w:line="300"/>
+        <w:jc w:val="both"/>
+      </w:pPr>
+      <w:r>
+        <w:rPr>
+          <w:rFonts w:ascii="News Gothic MT" w:cs="News Gothic MT" w:eastAsia="News Gothic MT" w:hAnsi="News Gothic MT"/>
+          <w:b w:val="false"/>
+          <w:bCs w:val="false"/>
+          <w:i w:val="false"/>
+          <w:iCs w:val="false"/>
+          <w:color w:val="1A1A2E"/>
+          <w:sz w:val="21"/>
+          <w:szCs w:val="21"/>
+        </w:rPr>
+        <w:t xml:space="preserve">No hace falta memorizarla: consúltala cada vez que necesites codificar o decodificar un carácter en las actividades de esta unidad.</w:t>
+      </w:r>
+    </w:p>
+    <w:p>
+      <w:pPr>
+        <w:spacing w:after="160" w:line="300"/>
+        <w:jc w:val="both"/>
+      </w:pPr>
+      <w:r>
+        <w:rPr>
+          <w:rFonts w:ascii="News Gothic MT" w:cs="News Gothic MT" w:eastAsia="News Gothic MT" w:hAnsi="News Gothic MT"/>
+          <w:b/>
+          <w:bCs/>
+          <w:color w:val="1A1A2E"/>
+          <w:sz w:val="21"/>
+          <w:szCs w:val="21"/>
+        </w:rPr>
+        <w:t xml:space="preserve">Letras mayúsculas</w:t>
+      </w:r>
+    </w:p>
+    <w:tbl>
+      <w:tblPr>
+        <w:tblW w:type="dxa" w:w="8838"/>
+        <w:tblBorders>
+          <w:top w:val="single" w:color="D8DEEA" w:sz="4"/>
+          <w:left w:val="single" w:color="D8DEEA" w:sz="4"/>
+          <w:bottom w:val="single" w:color="D8DEEA" w:sz="4"/>
+          <w:right w:val="single" w:color="D8DEEA" w:sz="4"/>
+          <w:insideH w:val="single" w:color="D8DEEA" w:sz="4"/>
+          <w:insideV w:val="single" w:color="D8DEEA" w:sz="4"/>
+        </w:tblBorders>
+      </w:tblPr>
+      <w:tblGrid>
+        <w:gridCol w:w="1200"/>
+        <w:gridCol w:w="1000"/>
+        <w:gridCol w:w="1200"/>
+        <w:gridCol w:w="1000"/>
+        <w:gridCol w:w="1200"/>
+        <w:gridCol w:w="1000"/>
+        <w:gridCol w:w="1200"/>
+        <w:gridCol w:w="1038"/>
+      </w:tblGrid>
+      <w:tr>
+        <w:trPr>
+          <w:tblHeader/>
+        </w:trPr>
+        <w:tc>
+          <w:tcPr>
+            <w:tcW w:type="dxa" w:w="1200"/>
+            <w:shd w:fill="1F3864" w:color="auto" w:val="clear"/>
+            <w:tcMar>
+              <w:top w:type="dxa" w:w="80"/>
+              <w:left w:type="dxa" w:w="120"/>
+              <w:bottom w:type="dxa" w:w="80"/>
+              <w:right w:type="dxa" w:w="120"/>
+            </w:tcMar>
+            <w:vAlign w:val="center"/>
+          </w:tcPr>
+          <w:p>
+            <w:r>
+              <w:rPr>
+                <w:rFonts w:ascii="News Gothic MT" w:cs="News Gothic MT" w:eastAsia="News Gothic MT" w:hAnsi="News Gothic MT"/>
+                <w:b/>
+                <w:bCs/>
+                <w:color w:val="FFFFFF"/>
+                <w:sz w:val="19"/>
+                <w:szCs w:val="19"/>
+              </w:rPr>
+              <w:t xml:space="preserve">Letra</w:t>
+            </w:r>
+          </w:p>
+        </w:tc>
+        <w:tc>
+          <w:tcPr>
+            <w:tcW w:type="dxa" w:w="1000"/>
+            <w:shd w:fill="1F3864" w:color="auto" w:val="clear"/>
+            <w:tcMar>
+              <w:top w:type="dxa" w:w="80"/>
+              <w:left w:type="dxa" w:w="120"/>
+              <w:bottom w:type="dxa" w:w="80"/>
+              <w:right w:type="dxa" w:w="120"/>
+            </w:tcMar>
+            <w:vAlign w:val="center"/>
+          </w:tcPr>
+          <w:p>
+            <w:r>
+              <w:rPr>
+                <w:rFonts w:ascii="News Gothic MT" w:cs="News Gothic MT" w:eastAsia="News Gothic MT" w:hAnsi="News Gothic MT"/>
+                <w:b/>
+                <w:bCs/>
+                <w:color w:val="FFFFFF"/>
+                <w:sz w:val="19"/>
+                <w:szCs w:val="19"/>
+              </w:rPr>
+              <w:t xml:space="preserve">Dec</w:t>
+            </w:r>
+          </w:p>
+        </w:tc>
+        <w:tc>
+          <w:tcPr>
+            <w:tcW w:type="dxa" w:w="1200"/>
+            <w:shd w:fill="1F3864" w:color="auto" w:val="clear"/>
+            <w:tcMar>
+              <w:top w:type="dxa" w:w="80"/>
+              <w:left w:type="dxa" w:w="120"/>
+              <w:bottom w:type="dxa" w:w="80"/>
+              <w:right w:type="dxa" w:w="120"/>
+            </w:tcMar>
+            <w:vAlign w:val="center"/>
+          </w:tcPr>
+          <w:p>
+            <w:r>
+              <w:rPr>
+                <w:rFonts w:ascii="News Gothic MT" w:cs="News Gothic MT" w:eastAsia="News Gothic MT" w:hAnsi="News Gothic MT"/>
+                <w:b/>
+                <w:bCs/>
+                <w:color w:val="FFFFFF"/>
+                <w:sz w:val="19"/>
+                <w:szCs w:val="19"/>
+              </w:rPr>
+              <w:t xml:space="preserve">Letra</w:t>
+            </w:r>
+          </w:p>
+        </w:tc>
+        <w:tc>
+          <w:tcPr>
+            <w:tcW w:type="dxa" w:w="1000"/>
+            <w:shd w:fill="1F3864" w:color="auto" w:val="clear"/>
+            <w:tcMar>
+              <w:top w:type="dxa" w:w="80"/>
+              <w:left w:type="dxa" w:w="120"/>
+              <w:bottom w:type="dxa" w:w="80"/>
+              <w:right w:type="dxa" w:w="120"/>
+            </w:tcMar>
+            <w:vAlign w:val="center"/>
+          </w:tcPr>
+          <w:p>
+            <w:r>
+              <w:rPr>
+                <w:rFonts w:ascii="News Gothic MT" w:cs="News Gothic MT" w:eastAsia="News Gothic MT" w:hAnsi="News Gothic MT"/>
+                <w:b/>
+                <w:bCs/>
+                <w:color w:val="FFFFFF"/>
+                <w:sz w:val="19"/>
+                <w:szCs w:val="19"/>
+              </w:rPr>
+              <w:t xml:space="preserve">Dec</w:t>
+            </w:r>
+          </w:p>
+        </w:tc>
+        <w:tc>
+          <w:tcPr>
+            <w:tcW w:type="dxa" w:w="1200"/>
+            <w:shd w:fill="1F3864" w:color="auto" w:val="clear"/>
+            <w:tcMar>
+              <w:top w:type="dxa" w:w="80"/>
+              <w:left w:type="dxa" w:w="120"/>
+              <w:bottom w:type="dxa" w:w="80"/>
+              <w:right w:type="dxa" w:w="120"/>
+            </w:tcMar>
+            <w:vAlign w:val="center"/>
+          </w:tcPr>
+          <w:p>
+            <w:r>
+              <w:rPr>
+                <w:rFonts w:ascii="News Gothic MT" w:cs="News Gothic MT" w:eastAsia="News Gothic MT" w:hAnsi="News Gothic MT"/>
+                <w:b/>
+                <w:bCs/>
+                <w:color w:val="FFFFFF"/>
+                <w:sz w:val="19"/>
+                <w:szCs w:val="19"/>
+              </w:rPr>
+              <w:t xml:space="preserve">Letra</w:t>
+            </w:r>
+          </w:p>
+        </w:tc>
+        <w:tc>
+          <w:tcPr>
+            <w:tcW w:type="dxa" w:w="1000"/>
+            <w:shd w:fill="1F3864" w:color="auto" w:val="clear"/>
+            <w:tcMar>
+              <w:top w:type="dxa" w:w="80"/>
+              <w:left w:type="dxa" w:w="120"/>
+              <w:bottom w:type="dxa" w:w="80"/>
+              <w:right w:type="dxa" w:w="120"/>
+            </w:tcMar>
+            <w:vAlign w:val="center"/>
+          </w:tcPr>
+          <w:p>
+            <w:r>
+              <w:rPr>
+                <w:rFonts w:ascii="News Gothic MT" w:cs="News Gothic MT" w:eastAsia="News Gothic MT" w:hAnsi="News Gothic MT"/>
+                <w:b/>
+                <w:bCs/>
+                <w:color w:val="FFFFFF"/>
+                <w:sz w:val="19"/>
+                <w:szCs w:val="19"/>
+              </w:rPr>
+              <w:t xml:space="preserve">Dec</w:t>
+            </w:r>
+          </w:p>
+        </w:tc>
+        <w:tc>
+          <w:tcPr>
+            <w:tcW w:type="dxa" w:w="1200"/>
+            <w:shd w:fill="1F3864" w:color="auto" w:val="clear"/>
+            <w:tcMar>
+              <w:top w:type="dxa" w:w="80"/>
+              <w:left w:type="dxa" w:w="120"/>
+              <w:bottom w:type="dxa" w:w="80"/>
+              <w:right w:type="dxa" w:w="120"/>
+            </w:tcMar>
+            <w:vAlign w:val="center"/>
+          </w:tcPr>
+          <w:p>
+            <w:r>
+              <w:rPr>
+                <w:rFonts w:ascii="News Gothic MT" w:cs="News Gothic MT" w:eastAsia="News Gothic MT" w:hAnsi="News Gothic MT"/>
+                <w:b/>
+                <w:bCs/>
+                <w:color w:val="FFFFFF"/>
+                <w:sz w:val="19"/>
+                <w:szCs w:val="19"/>
+              </w:rPr>
+              <w:t xml:space="preserve">Letra</w:t>
+            </w:r>
+          </w:p>
+        </w:tc>
+        <w:tc>
+          <w:tcPr>
+            <w:tcW w:type="dxa" w:w="1038"/>
+            <w:shd w:fill="1F3864" w:color="auto" w:val="clear"/>
+            <w:tcMar>
+              <w:top w:type="dxa" w:w="80"/>
+              <w:left w:type="dxa" w:w="120"/>
+              <w:bottom w:type="dxa" w:w="80"/>
+              <w:right w:type="dxa" w:w="120"/>
+            </w:tcMar>
+            <w:vAlign w:val="center"/>
+          </w:tcPr>
+          <w:p>
+            <w:r>
+              <w:rPr>
+                <w:rFonts w:ascii="News Gothic MT" w:cs="News Gothic MT" w:eastAsia="News Gothic MT" w:hAnsi="News Gothic MT"/>
+                <w:b/>
+                <w:bCs/>
+                <w:color w:val="FFFFFF"/>
+                <w:sz w:val="19"/>
+                <w:szCs w:val="19"/>
+              </w:rPr>
+              <w:t xml:space="preserve">Dec</w:t>
+            </w:r>
+          </w:p>
+        </w:tc>
+      </w:tr>
+      <w:tr>
+        <w:tc>
+          <w:tcPr>
+            <w:tcW w:type="dxa" w:w="1200"/>
+            <w:shd w:fill="FFFFFF" w:color="auto" w:val="clear"/>
+            <w:tcMar>
+              <w:top w:type="dxa" w:w="70"/>
+              <w:left w:type="dxa" w:w="120"/>
+              <w:bottom w:type="dxa" w:w="70"/>
+              <w:right w:type="dxa" w:w="120"/>
+            </w:tcMar>
+            <w:vAlign w:val="center"/>
+          </w:tcPr>
+          <w:p>
+            <w:r>
+              <w:rPr>
+                <w:rFonts w:ascii="News Gothic MT" w:cs="News Gothic MT" w:eastAsia="News Gothic MT" w:hAnsi="News Gothic MT"/>
+                <w:b w:val="false"/>
+                <w:bCs w:val="false"/>
+                <w:i w:val="false"/>
+                <w:iCs w:val="false"/>
+                <w:color w:val="1A1A2E"/>
+                <w:sz w:val="19"/>
+                <w:szCs w:val="19"/>
+              </w:rPr>
+              <w:t xml:space="preserve">A</w:t>
+            </w:r>
+          </w:p>
+        </w:tc>
+        <w:tc>
+          <w:tcPr>
+            <w:tcW w:type="dxa" w:w="1000"/>
+            <w:shd w:fill="FFFFFF" w:color="auto" w:val="clear"/>
+            <w:tcMar>
+              <w:top w:type="dxa" w:w="70"/>
+              <w:left w:type="dxa" w:w="120"/>
+              <w:bottom w:type="dxa" w:w="70"/>
+              <w:right w:type="dxa" w:w="120"/>
+            </w:tcMar>
+            <w:vAlign w:val="center"/>
+          </w:tcPr>
+          <w:p>
+            <w:r>
+              <w:rPr>
+                <w:rFonts w:ascii="News Gothic MT" w:cs="News Gothic MT" w:eastAsia="News Gothic MT" w:hAnsi="News Gothic MT"/>
+                <w:b w:val="false"/>
+                <w:bCs w:val="false"/>
+                <w:i w:val="false"/>
+                <w:iCs w:val="false"/>
+                <w:color w:val="1A1A2E"/>
+                <w:sz w:val="19"/>
+                <w:szCs w:val="19"/>
+              </w:rPr>
+              <w:t xml:space="preserve">65</w:t>
+            </w:r>
+          </w:p>
+        </w:tc>
+        <w:tc>
+          <w:tcPr>
+            <w:tcW w:type="dxa" w:w="1200"/>
+            <w:shd w:fill="FFFFFF" w:color="auto" w:val="clear"/>
+            <w:tcMar>
+              <w:top w:type="dxa" w:w="70"/>
+              <w:left w:type="dxa" w:w="120"/>
+              <w:bottom w:type="dxa" w:w="70"/>
+              <w:right w:type="dxa" w:w="120"/>
+            </w:tcMar>
+            <w:vAlign w:val="center"/>
+          </w:tcPr>
+          <w:p>
+            <w:r>
+              <w:rPr>
+                <w:rFonts w:ascii="News Gothic MT" w:cs="News Gothic MT" w:eastAsia="News Gothic MT" w:hAnsi="News Gothic MT"/>
+                <w:b w:val="false"/>
+                <w:bCs w:val="false"/>
+                <w:i w:val="false"/>
+                <w:iCs w:val="false"/>
+                <w:color w:val="1A1A2E"/>
+                <w:sz w:val="19"/>
+                <w:szCs w:val="19"/>
+              </w:rPr>
+              <w:t xml:space="preserve">H</w:t>
+            </w:r>
+          </w:p>
+        </w:tc>
+        <w:tc>
+          <w:tcPr>
+            <w:tcW w:type="dxa" w:w="1000"/>
+            <w:shd w:fill="FFFFFF" w:color="auto" w:val="clear"/>
+            <w:tcMar>
+              <w:top w:type="dxa" w:w="70"/>
+              <w:left w:type="dxa" w:w="120"/>
+              <w:bottom w:type="dxa" w:w="70"/>
+              <w:right w:type="dxa" w:w="120"/>
+            </w:tcMar>
+            <w:vAlign w:val="center"/>
+          </w:tcPr>
+          <w:p>
+            <w:r>
+              <w:rPr>
+                <w:rFonts w:ascii="News Gothic MT" w:cs="News Gothic MT" w:eastAsia="News Gothic MT" w:hAnsi="News Gothic MT"/>
+                <w:b w:val="false"/>
+                <w:bCs w:val="false"/>
+                <w:i w:val="false"/>
+                <w:iCs w:val="false"/>
+                <w:color w:val="1A1A2E"/>
+                <w:sz w:val="19"/>
+                <w:szCs w:val="19"/>
+              </w:rPr>
+              <w:t xml:space="preserve">72</w:t>
+            </w:r>
+          </w:p>
+        </w:tc>
+        <w:tc>
+          <w:tcPr>
+            <w:tcW w:type="dxa" w:w="1200"/>
+            <w:shd w:fill="FFFFFF" w:color="auto" w:val="clear"/>
+            <w:tcMar>
+              <w:top w:type="dxa" w:w="70"/>
+              <w:left w:type="dxa" w:w="120"/>
+              <w:bottom w:type="dxa" w:w="70"/>
+              <w:right w:type="dxa" w:w="120"/>
+            </w:tcMar>
+            <w:vAlign w:val="center"/>
+          </w:tcPr>
+          <w:p>
+            <w:r>
+              <w:rPr>
+                <w:rFonts w:ascii="News Gothic MT" w:cs="News Gothic MT" w:eastAsia="News Gothic MT" w:hAnsi="News Gothic MT"/>
+                <w:b w:val="false"/>
+                <w:bCs w:val="false"/>
+                <w:i w:val="false"/>
+                <w:iCs w:val="false"/>
+                <w:color w:val="1A1A2E"/>
+                <w:sz w:val="19"/>
+                <w:szCs w:val="19"/>
+              </w:rPr>
+              <w:t xml:space="preserve">O</w:t>
+            </w:r>
+          </w:p>
+        </w:tc>
+        <w:tc>
+          <w:tcPr>
+            <w:tcW w:type="dxa" w:w="1000"/>
+            <w:shd w:fill="FFFFFF" w:color="auto" w:val="clear"/>
+            <w:tcMar>
+              <w:top w:type="dxa" w:w="70"/>
+              <w:left w:type="dxa" w:w="120"/>
+              <w:bottom w:type="dxa" w:w="70"/>
+              <w:right w:type="dxa" w:w="120"/>
+            </w:tcMar>
+            <w:vAlign w:val="center"/>
+          </w:tcPr>
+          <w:p>
+            <w:r>
+              <w:rPr>
+                <w:rFonts w:ascii="News Gothic MT" w:cs="News Gothic MT" w:eastAsia="News Gothic MT" w:hAnsi="News Gothic MT"/>
+                <w:b w:val="false"/>
+                <w:bCs w:val="false"/>
+                <w:i w:val="false"/>
+                <w:iCs w:val="false"/>
+                <w:color w:val="1A1A2E"/>
+                <w:sz w:val="19"/>
+                <w:szCs w:val="19"/>
+              </w:rPr>
+              <w:t xml:space="preserve">79</w:t>
+            </w:r>
+          </w:p>
+        </w:tc>
+        <w:tc>
+          <w:tcPr>
+            <w:tcW w:type="dxa" w:w="1200"/>
+            <w:shd w:fill="FFFFFF" w:color="auto" w:val="clear"/>
+            <w:tcMar>
+              <w:top w:type="dxa" w:w="70"/>
+              <w:left w:type="dxa" w:w="120"/>
+              <w:bottom w:type="dxa" w:w="70"/>
+              <w:right w:type="dxa" w:w="120"/>
+            </w:tcMar>
+            <w:vAlign w:val="center"/>
+          </w:tcPr>
+          <w:p>
+            <w:r>
+              <w:rPr>
+                <w:rFonts w:ascii="News Gothic MT" w:cs="News Gothic MT" w:eastAsia="News Gothic MT" w:hAnsi="News Gothic MT"/>
+                <w:b w:val="false"/>
+                <w:bCs w:val="false"/>
+                <w:i w:val="false"/>
+                <w:iCs w:val="false"/>
+                <w:color w:val="1A1A2E"/>
+                <w:sz w:val="19"/>
+                <w:szCs w:val="19"/>
+              </w:rPr>
+              <w:t xml:space="preserve">V</w:t>
+            </w:r>
+          </w:p>
+        </w:tc>
+        <w:tc>
+          <w:tcPr>
+            <w:tcW w:type="dxa" w:w="1038"/>
+            <w:shd w:fill="FFFFFF" w:color="auto" w:val="clear"/>
+            <w:tcMar>
+              <w:top w:type="dxa" w:w="70"/>
+              <w:left w:type="dxa" w:w="120"/>
+              <w:bottom w:type="dxa" w:w="70"/>
+              <w:right w:type="dxa" w:w="120"/>
+            </w:tcMar>
+            <w:vAlign w:val="center"/>
+          </w:tcPr>
+          <w:p>
+            <w:r>
+              <w:rPr>
+                <w:rFonts w:ascii="News Gothic MT" w:cs="News Gothic MT" w:eastAsia="News Gothic MT" w:hAnsi="News Gothic MT"/>
+                <w:b w:val="false"/>
+                <w:bCs w:val="false"/>
+                <w:i w:val="false"/>
+                <w:iCs w:val="false"/>
+                <w:color w:val="1A1A2E"/>
+                <w:sz w:val="19"/>
+                <w:szCs w:val="19"/>
+              </w:rPr>
+              <w:t xml:space="preserve">86</w:t>
+            </w:r>
+          </w:p>
+        </w:tc>
+      </w:tr>
+      <w:tr>
+        <w:tc>
+          <w:tcPr>
+            <w:tcW w:type="dxa" w:w="1200"/>
+            <w:shd w:fill="EEF1F8" w:color="auto" w:val="clear"/>
+            <w:tcMar>
+              <w:top w:type="dxa" w:w="70"/>
+              <w:left w:type="dxa" w:w="120"/>
+              <w:bottom w:type="dxa" w:w="70"/>
+              <w:right w:type="dxa" w:w="120"/>
+            </w:tcMar>
+            <w:vAlign w:val="center"/>
+          </w:tcPr>
+          <w:p>
+            <w:r>
+              <w:rPr>
+                <w:rFonts w:ascii="News Gothic MT" w:cs="News Gothic MT" w:eastAsia="News Gothic MT" w:hAnsi="News Gothic MT"/>
+                <w:b w:val="false"/>
+                <w:bCs w:val="false"/>
+                <w:i w:val="false"/>
+                <w:iCs w:val="false"/>
+                <w:color w:val="1A1A2E"/>
+                <w:sz w:val="19"/>
+                <w:szCs w:val="19"/>
+              </w:rPr>
+              <w:t xml:space="preserve">B</w:t>
+            </w:r>
+          </w:p>
+        </w:tc>
+        <w:tc>
+          <w:tcPr>
+            <w:tcW w:type="dxa" w:w="1000"/>
+            <w:shd w:fill="EEF1F8" w:color="auto" w:val="clear"/>
+            <w:tcMar>
+              <w:top w:type="dxa" w:w="70"/>
+              <w:left w:type="dxa" w:w="120"/>
+              <w:bottom w:type="dxa" w:w="70"/>
+              <w:right w:type="dxa" w:w="120"/>
+            </w:tcMar>
+            <w:vAlign w:val="center"/>
+          </w:tcPr>
+          <w:p>
+            <w:r>
+              <w:rPr>
+                <w:rFonts w:ascii="News Gothic MT" w:cs="News Gothic MT" w:eastAsia="News Gothic MT" w:hAnsi="News Gothic MT"/>
+                <w:b w:val="false"/>
+                <w:bCs w:val="false"/>
+                <w:i w:val="false"/>
+                <w:iCs w:val="false"/>
+                <w:color w:val="1A1A2E"/>
+                <w:sz w:val="19"/>
+                <w:szCs w:val="19"/>
+              </w:rPr>
+              <w:t xml:space="preserve">66</w:t>
+            </w:r>
+          </w:p>
+        </w:tc>
+        <w:tc>
+          <w:tcPr>
+            <w:tcW w:type="dxa" w:w="1200"/>
+            <w:shd w:fill="EEF1F8" w:color="auto" w:val="clear"/>
+            <w:tcMar>
+              <w:top w:type="dxa" w:w="70"/>
+              <w:left w:type="dxa" w:w="120"/>
+              <w:bottom w:type="dxa" w:w="70"/>
+              <w:right w:type="dxa" w:w="120"/>
+            </w:tcMar>
+            <w:vAlign w:val="center"/>
+          </w:tcPr>
+          <w:p>
+            <w:r>
+              <w:rPr>
+                <w:rFonts w:ascii="News Gothic MT" w:cs="News Gothic MT" w:eastAsia="News Gothic MT" w:hAnsi="News Gothic MT"/>
+                <w:b w:val="false"/>
+                <w:bCs w:val="false"/>
+                <w:i w:val="false"/>
+                <w:iCs w:val="false"/>
+                <w:color w:val="1A1A2E"/>
+                <w:sz w:val="19"/>
+                <w:szCs w:val="19"/>
+              </w:rPr>
+              <w:t xml:space="preserve">I</w:t>
+            </w:r>
+          </w:p>
+        </w:tc>
+        <w:tc>
+          <w:tcPr>
+            <w:tcW w:type="dxa" w:w="1000"/>
+            <w:shd w:fill="EEF1F8" w:color="auto" w:val="clear"/>
+            <w:tcMar>
+              <w:top w:type="dxa" w:w="70"/>
+              <w:left w:type="dxa" w:w="120"/>
+              <w:bottom w:type="dxa" w:w="70"/>
+              <w:right w:type="dxa" w:w="120"/>
+            </w:tcMar>
+            <w:vAlign w:val="center"/>
+          </w:tcPr>
+          <w:p>
+            <w:r>
+              <w:rPr>
+                <w:rFonts w:ascii="News Gothic MT" w:cs="News Gothic MT" w:eastAsia="News Gothic MT" w:hAnsi="News Gothic MT"/>
+                <w:b w:val="false"/>
+                <w:bCs w:val="false"/>
+                <w:i w:val="false"/>
+                <w:iCs w:val="false"/>
+                <w:color w:val="1A1A2E"/>
+                <w:sz w:val="19"/>
+                <w:szCs w:val="19"/>
+              </w:rPr>
+              <w:t xml:space="preserve">73</w:t>
+            </w:r>
+          </w:p>
+        </w:tc>
+        <w:tc>
+          <w:tcPr>
+            <w:tcW w:type="dxa" w:w="1200"/>
+            <w:shd w:fill="EEF1F8" w:color="auto" w:val="clear"/>
+            <w:tcMar>
+              <w:top w:type="dxa" w:w="70"/>
+              <w:left w:type="dxa" w:w="120"/>
+              <w:bottom w:type="dxa" w:w="70"/>
+              <w:right w:type="dxa" w:w="120"/>
+            </w:tcMar>
+            <w:vAlign w:val="center"/>
+          </w:tcPr>
+          <w:p>
+            <w:r>
+              <w:rPr>
+                <w:rFonts w:ascii="News Gothic MT" w:cs="News Gothic MT" w:eastAsia="News Gothic MT" w:hAnsi="News Gothic MT"/>
+                <w:b w:val="false"/>
+                <w:bCs w:val="false"/>
+                <w:i w:val="false"/>
+                <w:iCs w:val="false"/>
+                <w:color w:val="1A1A2E"/>
+                <w:sz w:val="19"/>
+                <w:szCs w:val="19"/>
+              </w:rPr>
+              <w:t xml:space="preserve">P</w:t>
+            </w:r>
+          </w:p>
+        </w:tc>
+        <w:tc>
+          <w:tcPr>
+            <w:tcW w:type="dxa" w:w="1000"/>
+            <w:shd w:fill="EEF1F8" w:color="auto" w:val="clear"/>
+            <w:tcMar>
+              <w:top w:type="dxa" w:w="70"/>
+              <w:left w:type="dxa" w:w="120"/>
+              <w:bottom w:type="dxa" w:w="70"/>
+              <w:right w:type="dxa" w:w="120"/>
+            </w:tcMar>
+            <w:vAlign w:val="center"/>
+          </w:tcPr>
+          <w:p>
+            <w:r>
+              <w:rPr>
+                <w:rFonts w:ascii="News Gothic MT" w:cs="News Gothic MT" w:eastAsia="News Gothic MT" w:hAnsi="News Gothic MT"/>
+                <w:b w:val="false"/>
+                <w:bCs w:val="false"/>
+                <w:i w:val="false"/>
+                <w:iCs w:val="false"/>
+                <w:color w:val="1A1A2E"/>
+                <w:sz w:val="19"/>
+                <w:szCs w:val="19"/>
+              </w:rPr>
+              <w:t xml:space="preserve">80</w:t>
+            </w:r>
+          </w:p>
+        </w:tc>
+        <w:tc>
+          <w:tcPr>
+            <w:tcW w:type="dxa" w:w="1200"/>
+            <w:shd w:fill="EEF1F8" w:color="auto" w:val="clear"/>
+            <w:tcMar>
+              <w:top w:type="dxa" w:w="70"/>
+              <w:left w:type="dxa" w:w="120"/>
+              <w:bottom w:type="dxa" w:w="70"/>
+              <w:right w:type="dxa" w:w="120"/>
+            </w:tcMar>
+            <w:vAlign w:val="center"/>
+          </w:tcPr>
+          <w:p>
+            <w:r>
+              <w:rPr>
+                <w:rFonts w:ascii="News Gothic MT" w:cs="News Gothic MT" w:eastAsia="News Gothic MT" w:hAnsi="News Gothic MT"/>
+                <w:b w:val="false"/>
+                <w:bCs w:val="false"/>
+                <w:i w:val="false"/>
+                <w:iCs w:val="false"/>
+                <w:color w:val="1A1A2E"/>
+                <w:sz w:val="19"/>
+                <w:szCs w:val="19"/>
+              </w:rPr>
+              <w:t xml:space="preserve">W</w:t>
+            </w:r>
+          </w:p>
+        </w:tc>
+        <w:tc>
+          <w:tcPr>
+            <w:tcW w:type="dxa" w:w="1038"/>
+            <w:shd w:fill="EEF1F8" w:color="auto" w:val="clear"/>
+            <w:tcMar>
+              <w:top w:type="dxa" w:w="70"/>
+              <w:left w:type="dxa" w:w="120"/>
+              <w:bottom w:type="dxa" w:w="70"/>
+              <w:right w:type="dxa" w:w="120"/>
+            </w:tcMar>
+            <w:vAlign w:val="center"/>
+          </w:tcPr>
+          <w:p>
+            <w:r>
+              <w:rPr>
+                <w:rFonts w:ascii="News Gothic MT" w:cs="News Gothic MT" w:eastAsia="News Gothic MT" w:hAnsi="News Gothic MT"/>
+                <w:b w:val="false"/>
+                <w:bCs w:val="false"/>
+                <w:i w:val="false"/>
+                <w:iCs w:val="false"/>
+                <w:color w:val="1A1A2E"/>
+                <w:sz w:val="19"/>
+                <w:szCs w:val="19"/>
+              </w:rPr>
+              <w:t xml:space="preserve">87</w:t>
+            </w:r>
+          </w:p>
+        </w:tc>
+      </w:tr>
+      <w:tr>
+        <w:tc>
+          <w:tcPr>
+            <w:tcW w:type="dxa" w:w="1200"/>
+            <w:shd w:fill="FFFFFF" w:color="auto" w:val="clear"/>
+            <w:tcMar>
+              <w:top w:type="dxa" w:w="70"/>
+              <w:left w:type="dxa" w:w="120"/>
+              <w:bottom w:type="dxa" w:w="70"/>
+              <w:right w:type="dxa" w:w="120"/>
+            </w:tcMar>
+            <w:vAlign w:val="center"/>
+          </w:tcPr>
+          <w:p>
+            <w:r>
+              <w:rPr>
+                <w:rFonts w:ascii="News Gothic MT" w:cs="News Gothic MT" w:eastAsia="News Gothic MT" w:hAnsi="News Gothic MT"/>
+                <w:b w:val="false"/>
+                <w:bCs w:val="false"/>
+                <w:i w:val="false"/>
+                <w:iCs w:val="false"/>
+                <w:color w:val="1A1A2E"/>
+                <w:sz w:val="19"/>
+                <w:szCs w:val="19"/>
+              </w:rPr>
+              <w:t xml:space="preserve">C</w:t>
+            </w:r>
+          </w:p>
+        </w:tc>
+        <w:tc>
+          <w:tcPr>
+            <w:tcW w:type="dxa" w:w="1000"/>
+            <w:shd w:fill="FFFFFF" w:color="auto" w:val="clear"/>
+            <w:tcMar>
+              <w:top w:type="dxa" w:w="70"/>
+              <w:left w:type="dxa" w:w="120"/>
+              <w:bottom w:type="dxa" w:w="70"/>
+              <w:right w:type="dxa" w:w="120"/>
+            </w:tcMar>
+            <w:vAlign w:val="center"/>
+          </w:tcPr>
+          <w:p>
+            <w:r>
+              <w:rPr>
+                <w:rFonts w:ascii="News Gothic MT" w:cs="News Gothic MT" w:eastAsia="News Gothic MT" w:hAnsi="News Gothic MT"/>
+                <w:b w:val="false"/>
+                <w:bCs w:val="false"/>
+                <w:i w:val="false"/>
+                <w:iCs w:val="false"/>
+                <w:color w:val="1A1A2E"/>
+                <w:sz w:val="19"/>
+                <w:szCs w:val="19"/>
+              </w:rPr>
+              <w:t xml:space="preserve">67</w:t>
+            </w:r>
+          </w:p>
+        </w:tc>
+        <w:tc>
+          <w:tcPr>
+            <w:tcW w:type="dxa" w:w="1200"/>
+            <w:shd w:fill="FFFFFF" w:color="auto" w:val="clear"/>
+            <w:tcMar>
+              <w:top w:type="dxa" w:w="70"/>
+              <w:left w:type="dxa" w:w="120"/>
+              <w:bottom w:type="dxa" w:w="70"/>
+              <w:right w:type="dxa" w:w="120"/>
+            </w:tcMar>
+            <w:vAlign w:val="center"/>
+          </w:tcPr>
+          <w:p>
+            <w:r>
+              <w:rPr>
+                <w:rFonts w:ascii="News Gothic MT" w:cs="News Gothic MT" w:eastAsia="News Gothic MT" w:hAnsi="News Gothic MT"/>
+                <w:b w:val="false"/>
+                <w:bCs w:val="false"/>
+                <w:i w:val="false"/>
+                <w:iCs w:val="false"/>
+                <w:color w:val="1A1A2E"/>
+                <w:sz w:val="19"/>
+                <w:szCs w:val="19"/>
+              </w:rPr>
+              <w:t xml:space="preserve">J</w:t>
+            </w:r>
+          </w:p>
+        </w:tc>
+        <w:tc>
+          <w:tcPr>
+            <w:tcW w:type="dxa" w:w="1000"/>
+            <w:shd w:fill="FFFFFF" w:color="auto" w:val="clear"/>
+            <w:tcMar>
+              <w:top w:type="dxa" w:w="70"/>
+              <w:left w:type="dxa" w:w="120"/>
+              <w:bottom w:type="dxa" w:w="70"/>
+              <w:right w:type="dxa" w:w="120"/>
+            </w:tcMar>
+            <w:vAlign w:val="center"/>
+          </w:tcPr>
+          <w:p>
+            <w:r>
+              <w:rPr>
+                <w:rFonts w:ascii="News Gothic MT" w:cs="News Gothic MT" w:eastAsia="News Gothic MT" w:hAnsi="News Gothic MT"/>
+                <w:b w:val="false"/>
+                <w:bCs w:val="false"/>
+                <w:i w:val="false"/>
+                <w:iCs w:val="false"/>
+                <w:color w:val="1A1A2E"/>
+                <w:sz w:val="19"/>
+                <w:szCs w:val="19"/>
+              </w:rPr>
+              <w:t xml:space="preserve">74</w:t>
+            </w:r>
+          </w:p>
+        </w:tc>
+        <w:tc>
+          <w:tcPr>
+            <w:tcW w:type="dxa" w:w="1200"/>
+            <w:shd w:fill="FFFFFF" w:color="auto" w:val="clear"/>
+            <w:tcMar>
+              <w:top w:type="dxa" w:w="70"/>
+              <w:left w:type="dxa" w:w="120"/>
+              <w:bottom w:type="dxa" w:w="70"/>
+              <w:right w:type="dxa" w:w="120"/>
+            </w:tcMar>
+            <w:vAlign w:val="center"/>
+          </w:tcPr>
+          <w:p>
+            <w:r>
+              <w:rPr>
+                <w:rFonts w:ascii="News Gothic MT" w:cs="News Gothic MT" w:eastAsia="News Gothic MT" w:hAnsi="News Gothic MT"/>
+                <w:b w:val="false"/>
+                <w:bCs w:val="false"/>
+                <w:i w:val="false"/>
+                <w:iCs w:val="false"/>
+                <w:color w:val="1A1A2E"/>
+                <w:sz w:val="19"/>
+                <w:szCs w:val="19"/>
+              </w:rPr>
+              <w:t xml:space="preserve">Q</w:t>
+            </w:r>
+          </w:p>
+        </w:tc>
+        <w:tc>
+          <w:tcPr>
+            <w:tcW w:type="dxa" w:w="1000"/>
+            <w:shd w:fill="FFFFFF" w:color="auto" w:val="clear"/>
+            <w:tcMar>
+              <w:top w:type="dxa" w:w="70"/>
+              <w:left w:type="dxa" w:w="120"/>
+              <w:bottom w:type="dxa" w:w="70"/>
+              <w:right w:type="dxa" w:w="120"/>
+            </w:tcMar>
+            <w:vAlign w:val="center"/>
+          </w:tcPr>
+          <w:p>
+            <w:r>
+              <w:rPr>
+                <w:rFonts w:ascii="News Gothic MT" w:cs="News Gothic MT" w:eastAsia="News Gothic MT" w:hAnsi="News Gothic MT"/>
+                <w:b w:val="false"/>
+                <w:bCs w:val="false"/>
+                <w:i w:val="false"/>
+                <w:iCs w:val="false"/>
+                <w:color w:val="1A1A2E"/>
+                <w:sz w:val="19"/>
+                <w:szCs w:val="19"/>
+              </w:rPr>
+              <w:t xml:space="preserve">81</w:t>
+            </w:r>
+          </w:p>
+        </w:tc>
+        <w:tc>
+          <w:tcPr>
+            <w:tcW w:type="dxa" w:w="1200"/>
+            <w:shd w:fill="FFFFFF" w:color="auto" w:val="clear"/>
+            <w:tcMar>
+              <w:top w:type="dxa" w:w="70"/>
+              <w:left w:type="dxa" w:w="120"/>
+              <w:bottom w:type="dxa" w:w="70"/>
+              <w:right w:type="dxa" w:w="120"/>
+            </w:tcMar>
+            <w:vAlign w:val="center"/>
+          </w:tcPr>
+          <w:p>
+            <w:r>
+              <w:rPr>
+                <w:rFonts w:ascii="News Gothic MT" w:cs="News Gothic MT" w:eastAsia="News Gothic MT" w:hAnsi="News Gothic MT"/>
+                <w:b w:val="false"/>
+                <w:bCs w:val="false"/>
+                <w:i w:val="false"/>
+                <w:iCs w:val="false"/>
+                <w:color w:val="1A1A2E"/>
+                <w:sz w:val="19"/>
+                <w:szCs w:val="19"/>
+              </w:rPr>
+              <w:t xml:space="preserve">X</w:t>
+            </w:r>
+          </w:p>
+        </w:tc>
+        <w:tc>
+          <w:tcPr>
+            <w:tcW w:type="dxa" w:w="1038"/>
+            <w:shd w:fill="FFFFFF" w:color="auto" w:val="clear"/>
+            <w:tcMar>
+              <w:top w:type="dxa" w:w="70"/>
+              <w:left w:type="dxa" w:w="120"/>
+              <w:bottom w:type="dxa" w:w="70"/>
+              <w:right w:type="dxa" w:w="120"/>
+            </w:tcMar>
+            <w:vAlign w:val="center"/>
+          </w:tcPr>
+          <w:p>
+            <w:r>
+              <w:rPr>
+                <w:rFonts w:ascii="News Gothic MT" w:cs="News Gothic MT" w:eastAsia="News Gothic MT" w:hAnsi="News Gothic MT"/>
+                <w:b w:val="false"/>
+                <w:bCs w:val="false"/>
+                <w:i w:val="false"/>
+                <w:iCs w:val="false"/>
+                <w:color w:val="1A1A2E"/>
+                <w:sz w:val="19"/>
+                <w:szCs w:val="19"/>
+              </w:rPr>
+              <w:t xml:space="preserve">88</w:t>
+            </w:r>
+          </w:p>
+        </w:tc>
+      </w:tr>
+      <w:tr>
+        <w:tc>
+          <w:tcPr>
+            <w:tcW w:type="dxa" w:w="1200"/>
+            <w:shd w:fill="EEF1F8" w:color="auto" w:val="clear"/>
+            <w:tcMar>
+              <w:top w:type="dxa" w:w="70"/>
+              <w:left w:type="dxa" w:w="120"/>
+              <w:bottom w:type="dxa" w:w="70"/>
+              <w:right w:type="dxa" w:w="120"/>
+            </w:tcMar>
+            <w:vAlign w:val="center"/>
+          </w:tcPr>
+          <w:p>
+            <w:r>
+              <w:rPr>
+                <w:rFonts w:ascii="News Gothic MT" w:cs="News Gothic MT" w:eastAsia="News Gothic MT" w:hAnsi="News Gothic MT"/>
+                <w:b w:val="false"/>
+                <w:bCs w:val="false"/>
+                <w:i w:val="false"/>
+                <w:iCs w:val="false"/>
+                <w:color w:val="1A1A2E"/>
+                <w:sz w:val="19"/>
+                <w:szCs w:val="19"/>
+              </w:rPr>
+              <w:t xml:space="preserve">D</w:t>
+            </w:r>
+          </w:p>
+        </w:tc>
+        <w:tc>
+          <w:tcPr>
+            <w:tcW w:type="dxa" w:w="1000"/>
+            <w:shd w:fill="EEF1F8" w:color="auto" w:val="clear"/>
+            <w:tcMar>
+              <w:top w:type="dxa" w:w="70"/>
+              <w:left w:type="dxa" w:w="120"/>
+              <w:bottom w:type="dxa" w:w="70"/>
+              <w:right w:type="dxa" w:w="120"/>
+            </w:tcMar>
+            <w:vAlign w:val="center"/>
+          </w:tcPr>
+          <w:p>
+            <w:r>
+              <w:rPr>
+                <w:rFonts w:ascii="News Gothic MT" w:cs="News Gothic MT" w:eastAsia="News Gothic MT" w:hAnsi="News Gothic MT"/>
+                <w:b w:val="false"/>
+                <w:bCs w:val="false"/>
+                <w:i w:val="false"/>
+                <w:iCs w:val="false"/>
+                <w:color w:val="1A1A2E"/>
+                <w:sz w:val="19"/>
+                <w:szCs w:val="19"/>
+              </w:rPr>
+              <w:t xml:space="preserve">68</w:t>
+            </w:r>
+          </w:p>
+        </w:tc>
+        <w:tc>
+          <w:tcPr>
+            <w:tcW w:type="dxa" w:w="1200"/>
+            <w:shd w:fill="EEF1F8" w:color="auto" w:val="clear"/>
+            <w:tcMar>
+              <w:top w:type="dxa" w:w="70"/>
+              <w:left w:type="dxa" w:w="120"/>
+              <w:bottom w:type="dxa" w:w="70"/>
+              <w:right w:type="dxa" w:w="120"/>
+            </w:tcMar>
+            <w:vAlign w:val="center"/>
+          </w:tcPr>
+          <w:p>
+            <w:r>
+              <w:rPr>
+                <w:rFonts w:ascii="News Gothic MT" w:cs="News Gothic MT" w:eastAsia="News Gothic MT" w:hAnsi="News Gothic MT"/>
+                <w:b w:val="false"/>
+                <w:bCs w:val="false"/>
+                <w:i w:val="false"/>
+                <w:iCs w:val="false"/>
+                <w:color w:val="1A1A2E"/>
+                <w:sz w:val="19"/>
+                <w:szCs w:val="19"/>
+              </w:rPr>
+              <w:t xml:space="preserve">K</w:t>
+            </w:r>
+          </w:p>
+        </w:tc>
+        <w:tc>
+          <w:tcPr>
+            <w:tcW w:type="dxa" w:w="1000"/>
+            <w:shd w:fill="EEF1F8" w:color="auto" w:val="clear"/>
+            <w:tcMar>
+              <w:top w:type="dxa" w:w="70"/>
+              <w:left w:type="dxa" w:w="120"/>
+              <w:bottom w:type="dxa" w:w="70"/>
+              <w:right w:type="dxa" w:w="120"/>
+            </w:tcMar>
+            <w:vAlign w:val="center"/>
+          </w:tcPr>
+          <w:p>
+            <w:r>
+              <w:rPr>
+                <w:rFonts w:ascii="News Gothic MT" w:cs="News Gothic MT" w:eastAsia="News Gothic MT" w:hAnsi="News Gothic MT"/>
+                <w:b w:val="false"/>
+                <w:bCs w:val="false"/>
+                <w:i w:val="false"/>
+                <w:iCs w:val="false"/>
+                <w:color w:val="1A1A2E"/>
+                <w:sz w:val="19"/>
+                <w:szCs w:val="19"/>
+              </w:rPr>
+              <w:t xml:space="preserve">75</w:t>
+            </w:r>
+          </w:p>
+        </w:tc>
+        <w:tc>
+          <w:tcPr>
+            <w:tcW w:type="dxa" w:w="1200"/>
+            <w:shd w:fill="EEF1F8" w:color="auto" w:val="clear"/>
+            <w:tcMar>
+              <w:top w:type="dxa" w:w="70"/>
+              <w:left w:type="dxa" w:w="120"/>
+              <w:bottom w:type="dxa" w:w="70"/>
+              <w:right w:type="dxa" w:w="120"/>
+            </w:tcMar>
+            <w:vAlign w:val="center"/>
+          </w:tcPr>
+          <w:p>
+            <w:r>
+              <w:rPr>
+                <w:rFonts w:ascii="News Gothic MT" w:cs="News Gothic MT" w:eastAsia="News Gothic MT" w:hAnsi="News Gothic MT"/>
+                <w:b w:val="false"/>
+                <w:bCs w:val="false"/>
+                <w:i w:val="false"/>
+                <w:iCs w:val="false"/>
+                <w:color w:val="1A1A2E"/>
+                <w:sz w:val="19"/>
+                <w:szCs w:val="19"/>
+              </w:rPr>
+              <w:t xml:space="preserve">R</w:t>
+            </w:r>
+          </w:p>
+        </w:tc>
+        <w:tc>
+          <w:tcPr>
+            <w:tcW w:type="dxa" w:w="1000"/>
+            <w:shd w:fill="EEF1F8" w:color="auto" w:val="clear"/>
+            <w:tcMar>
+              <w:top w:type="dxa" w:w="70"/>
+              <w:left w:type="dxa" w:w="120"/>
+              <w:bottom w:type="dxa" w:w="70"/>
+              <w:right w:type="dxa" w:w="120"/>
+            </w:tcMar>
+            <w:vAlign w:val="center"/>
+          </w:tcPr>
+          <w:p>
+            <w:r>
+              <w:rPr>
+                <w:rFonts w:ascii="News Gothic MT" w:cs="News Gothic MT" w:eastAsia="News Gothic MT" w:hAnsi="News Gothic MT"/>
+                <w:b w:val="false"/>
+                <w:bCs w:val="false"/>
+                <w:i w:val="false"/>
+                <w:iCs w:val="false"/>
+                <w:color w:val="1A1A2E"/>
+                <w:sz w:val="19"/>
+                <w:szCs w:val="19"/>
+              </w:rPr>
+              <w:t xml:space="preserve">82</w:t>
+            </w:r>
+          </w:p>
+        </w:tc>
+        <w:tc>
+          <w:tcPr>
+            <w:tcW w:type="dxa" w:w="1200"/>
+            <w:shd w:fill="EEF1F8" w:color="auto" w:val="clear"/>
+            <w:tcMar>
+              <w:top w:type="dxa" w:w="70"/>
+              <w:left w:type="dxa" w:w="120"/>
+              <w:bottom w:type="dxa" w:w="70"/>
+              <w:right w:type="dxa" w:w="120"/>
+            </w:tcMar>
+            <w:vAlign w:val="center"/>
+          </w:tcPr>
+          <w:p>
+            <w:r>
+              <w:rPr>
+                <w:rFonts w:ascii="News Gothic MT" w:cs="News Gothic MT" w:eastAsia="News Gothic MT" w:hAnsi="News Gothic MT"/>
+                <w:b w:val="false"/>
+                <w:bCs w:val="false"/>
+                <w:i w:val="false"/>
+                <w:iCs w:val="false"/>
+                <w:color w:val="1A1A2E"/>
+                <w:sz w:val="19"/>
+                <w:szCs w:val="19"/>
+              </w:rPr>
+              <w:t xml:space="preserve">Y</w:t>
+            </w:r>
+          </w:p>
+        </w:tc>
+        <w:tc>
+          <w:tcPr>
+            <w:tcW w:type="dxa" w:w="1038"/>
+            <w:shd w:fill="EEF1F8" w:color="auto" w:val="clear"/>
+            <w:tcMar>
+              <w:top w:type="dxa" w:w="70"/>
+              <w:left w:type="dxa" w:w="120"/>
+              <w:bottom w:type="dxa" w:w="70"/>
+              <w:right w:type="dxa" w:w="120"/>
+            </w:tcMar>
+            <w:vAlign w:val="center"/>
+          </w:tcPr>
+          <w:p>
+            <w:r>
+              <w:rPr>
+                <w:rFonts w:ascii="News Gothic MT" w:cs="News Gothic MT" w:eastAsia="News Gothic MT" w:hAnsi="News Gothic MT"/>
+                <w:b w:val="false"/>
+                <w:bCs w:val="false"/>
+                <w:i w:val="false"/>
+                <w:iCs w:val="false"/>
+                <w:color w:val="1A1A2E"/>
+                <w:sz w:val="19"/>
+                <w:szCs w:val="19"/>
+              </w:rPr>
+              <w:t xml:space="preserve">89</w:t>
+            </w:r>
+          </w:p>
+        </w:tc>
+      </w:tr>
+      <w:tr>
+        <w:tc>
+          <w:tcPr>
+            <w:tcW w:type="dxa" w:w="1200"/>
+            <w:shd w:fill="FFFFFF" w:color="auto" w:val="clear"/>
+            <w:tcMar>
+              <w:top w:type="dxa" w:w="70"/>
+              <w:left w:type="dxa" w:w="120"/>
+              <w:bottom w:type="dxa" w:w="70"/>
+              <w:right w:type="dxa" w:w="120"/>
+            </w:tcMar>
+            <w:vAlign w:val="center"/>
+          </w:tcPr>
+          <w:p>
+            <w:r>
+              <w:rPr>
+                <w:rFonts w:ascii="News Gothic MT" w:cs="News Gothic MT" w:eastAsia="News Gothic MT" w:hAnsi="News Gothic MT"/>
+                <w:b w:val="false"/>
+                <w:bCs w:val="false"/>
+                <w:i w:val="false"/>
+                <w:iCs w:val="false"/>
+                <w:color w:val="1A1A2E"/>
+                <w:sz w:val="19"/>
+                <w:szCs w:val="19"/>
+              </w:rPr>
+              <w:t xml:space="preserve">E</w:t>
+            </w:r>
+          </w:p>
+        </w:tc>
+        <w:tc>
+          <w:tcPr>
+            <w:tcW w:type="dxa" w:w="1000"/>
+            <w:shd w:fill="FFFFFF" w:color="auto" w:val="clear"/>
+            <w:tcMar>
+              <w:top w:type="dxa" w:w="70"/>
+              <w:left w:type="dxa" w:w="120"/>
+              <w:bottom w:type="dxa" w:w="70"/>
+              <w:right w:type="dxa" w:w="120"/>
+            </w:tcMar>
+            <w:vAlign w:val="center"/>
+          </w:tcPr>
+          <w:p>
+            <w:r>
+              <w:rPr>
+                <w:rFonts w:ascii="News Gothic MT" w:cs="News Gothic MT" w:eastAsia="News Gothic MT" w:hAnsi="News Gothic MT"/>
+                <w:b w:val="false"/>
+                <w:bCs w:val="false"/>
+                <w:i w:val="false"/>
+                <w:iCs w:val="false"/>
+                <w:color w:val="1A1A2E"/>
+                <w:sz w:val="19"/>
+                <w:szCs w:val="19"/>
+              </w:rPr>
+              <w:t xml:space="preserve">69</w:t>
+            </w:r>
+          </w:p>
+        </w:tc>
+        <w:tc>
+          <w:tcPr>
+            <w:tcW w:type="dxa" w:w="1200"/>
+            <w:shd w:fill="FFFFFF" w:color="auto" w:val="clear"/>
+            <w:tcMar>
+              <w:top w:type="dxa" w:w="70"/>
+              <w:left w:type="dxa" w:w="120"/>
+              <w:bottom w:type="dxa" w:w="70"/>
+              <w:right w:type="dxa" w:w="120"/>
+            </w:tcMar>
+            <w:vAlign w:val="center"/>
+          </w:tcPr>
+          <w:p>
+            <w:r>
+              <w:rPr>
+                <w:rFonts w:ascii="News Gothic MT" w:cs="News Gothic MT" w:eastAsia="News Gothic MT" w:hAnsi="News Gothic MT"/>
+                <w:b w:val="false"/>
+                <w:bCs w:val="false"/>
+                <w:i w:val="false"/>
+                <w:iCs w:val="false"/>
+                <w:color w:val="1A1A2E"/>
+                <w:sz w:val="19"/>
+                <w:szCs w:val="19"/>
+              </w:rPr>
+              <w:t xml:space="preserve">L</w:t>
+            </w:r>
+          </w:p>
+        </w:tc>
+        <w:tc>
+          <w:tcPr>
+            <w:tcW w:type="dxa" w:w="1000"/>
+            <w:shd w:fill="FFFFFF" w:color="auto" w:val="clear"/>
+            <w:tcMar>
+              <w:top w:type="dxa" w:w="70"/>
+              <w:left w:type="dxa" w:w="120"/>
+              <w:bottom w:type="dxa" w:w="70"/>
+              <w:right w:type="dxa" w:w="120"/>
+            </w:tcMar>
+            <w:vAlign w:val="center"/>
+          </w:tcPr>
+          <w:p>
+            <w:r>
+              <w:rPr>
+                <w:rFonts w:ascii="News Gothic MT" w:cs="News Gothic MT" w:eastAsia="News Gothic MT" w:hAnsi="News Gothic MT"/>
+                <w:b w:val="false"/>
+                <w:bCs w:val="false"/>
+                <w:i w:val="false"/>
+                <w:iCs w:val="false"/>
+                <w:color w:val="1A1A2E"/>
+                <w:sz w:val="19"/>
+                <w:szCs w:val="19"/>
+              </w:rPr>
+              <w:t xml:space="preserve">76</w:t>
+            </w:r>
+          </w:p>
+        </w:tc>
+        <w:tc>
+          <w:tcPr>
+            <w:tcW w:type="dxa" w:w="1200"/>
+            <w:shd w:fill="FFFFFF" w:color="auto" w:val="clear"/>
+            <w:tcMar>
+              <w:top w:type="dxa" w:w="70"/>
+              <w:left w:type="dxa" w:w="120"/>
+              <w:bottom w:type="dxa" w:w="70"/>
+              <w:right w:type="dxa" w:w="120"/>
+            </w:tcMar>
+            <w:vAlign w:val="center"/>
+          </w:tcPr>
+          <w:p>
+            <w:r>
+              <w:rPr>
+                <w:rFonts w:ascii="News Gothic MT" w:cs="News Gothic MT" w:eastAsia="News Gothic MT" w:hAnsi="News Gothic MT"/>
+                <w:b w:val="false"/>
+                <w:bCs w:val="false"/>
+                <w:i w:val="false"/>
+                <w:iCs w:val="false"/>
+                <w:color w:val="1A1A2E"/>
+                <w:sz w:val="19"/>
+                <w:szCs w:val="19"/>
+              </w:rPr>
+              <w:t xml:space="preserve">S</w:t>
+            </w:r>
+          </w:p>
+        </w:tc>
+        <w:tc>
+          <w:tcPr>
+            <w:tcW w:type="dxa" w:w="1000"/>
+            <w:shd w:fill="FFFFFF" w:color="auto" w:val="clear"/>
+            <w:tcMar>
+              <w:top w:type="dxa" w:w="70"/>
+              <w:left w:type="dxa" w:w="120"/>
+              <w:bottom w:type="dxa" w:w="70"/>
+              <w:right w:type="dxa" w:w="120"/>
+            </w:tcMar>
+            <w:vAlign w:val="center"/>
+          </w:tcPr>
+          <w:p>
+            <w:r>
+              <w:rPr>
+                <w:rFonts w:ascii="News Gothic MT" w:cs="News Gothic MT" w:eastAsia="News Gothic MT" w:hAnsi="News Gothic MT"/>
+                <w:b w:val="false"/>
+                <w:bCs w:val="false"/>
+                <w:i w:val="false"/>
+                <w:iCs w:val="false"/>
+                <w:color w:val="1A1A2E"/>
+                <w:sz w:val="19"/>
+                <w:szCs w:val="19"/>
+              </w:rPr>
+              <w:t xml:space="preserve">83</w:t>
+            </w:r>
+          </w:p>
+        </w:tc>
+        <w:tc>
+          <w:tcPr>
+            <w:tcW w:type="dxa" w:w="1200"/>
+            <w:shd w:fill="FFFFFF" w:color="auto" w:val="clear"/>
+            <w:tcMar>
+              <w:top w:type="dxa" w:w="70"/>
+              <w:left w:type="dxa" w:w="120"/>
+              <w:bottom w:type="dxa" w:w="70"/>
+              <w:right w:type="dxa" w:w="120"/>
+            </w:tcMar>
+            <w:vAlign w:val="center"/>
+          </w:tcPr>
+          <w:p>
+            <w:r>
+              <w:rPr>
+                <w:rFonts w:ascii="News Gothic MT" w:cs="News Gothic MT" w:eastAsia="News Gothic MT" w:hAnsi="News Gothic MT"/>
+                <w:b w:val="false"/>
+                <w:bCs w:val="false"/>
+                <w:i w:val="false"/>
+                <w:iCs w:val="false"/>
+                <w:color w:val="1A1A2E"/>
+                <w:sz w:val="19"/>
+                <w:szCs w:val="19"/>
+              </w:rPr>
+              <w:t xml:space="preserve">Z</w:t>
+            </w:r>
+          </w:p>
+        </w:tc>
+        <w:tc>
+          <w:tcPr>
+            <w:tcW w:type="dxa" w:w="1038"/>
+            <w:shd w:fill="FFFFFF" w:color="auto" w:val="clear"/>
+            <w:tcMar>
+              <w:top w:type="dxa" w:w="70"/>
+              <w:left w:type="dxa" w:w="120"/>
+              <w:bottom w:type="dxa" w:w="70"/>
+              <w:right w:type="dxa" w:w="120"/>
+            </w:tcMar>
+            <w:vAlign w:val="center"/>
+          </w:tcPr>
+          <w:p>
+            <w:r>
+              <w:rPr>
+                <w:rFonts w:ascii="News Gothic MT" w:cs="News Gothic MT" w:eastAsia="News Gothic MT" w:hAnsi="News Gothic MT"/>
+                <w:b w:val="false"/>
+                <w:bCs w:val="false"/>
+                <w:i w:val="false"/>
+                <w:iCs w:val="false"/>
+                <w:color w:val="1A1A2E"/>
+                <w:sz w:val="19"/>
+                <w:szCs w:val="19"/>
+              </w:rPr>
+              <w:t xml:space="preserve">90</w:t>
+            </w:r>
+          </w:p>
+        </w:tc>
+      </w:tr>
+      <w:tr>
+        <w:tc>
+          <w:tcPr>
+            <w:tcW w:type="dxa" w:w="1200"/>
+            <w:shd w:fill="EEF1F8" w:color="auto" w:val="clear"/>
+            <w:tcMar>
+              <w:top w:type="dxa" w:w="70"/>
+              <w:left w:type="dxa" w:w="120"/>
+              <w:bottom w:type="dxa" w:w="70"/>
+              <w:right w:type="dxa" w:w="120"/>
+            </w:tcMar>
+            <w:vAlign w:val="center"/>
+          </w:tcPr>
+          <w:p>
+            <w:r>
+              <w:rPr>
+                <w:rFonts w:ascii="News Gothic MT" w:cs="News Gothic MT" w:eastAsia="News Gothic MT" w:hAnsi="News Gothic MT"/>
+                <w:b w:val="false"/>
+                <w:bCs w:val="false"/>
+                <w:i w:val="false"/>
+                <w:iCs w:val="false"/>
+                <w:color w:val="1A1A2E"/>
+                <w:sz w:val="19"/>
+                <w:szCs w:val="19"/>
+              </w:rPr>
+              <w:t xml:space="preserve">F</w:t>
+            </w:r>
+          </w:p>
+        </w:tc>
+        <w:tc>
+          <w:tcPr>
+            <w:tcW w:type="dxa" w:w="1000"/>
+            <w:shd w:fill="EEF1F8" w:color="auto" w:val="clear"/>
+            <w:tcMar>
+              <w:top w:type="dxa" w:w="70"/>
+              <w:left w:type="dxa" w:w="120"/>
+              <w:bottom w:type="dxa" w:w="70"/>
+              <w:right w:type="dxa" w:w="120"/>
+            </w:tcMar>
+            <w:vAlign w:val="center"/>
+          </w:tcPr>
+          <w:p>
+            <w:r>
+              <w:rPr>
+                <w:rFonts w:ascii="News Gothic MT" w:cs="News Gothic MT" w:eastAsia="News Gothic MT" w:hAnsi="News Gothic MT"/>
+                <w:b w:val="false"/>
+                <w:bCs w:val="false"/>
+                <w:i w:val="false"/>
+                <w:iCs w:val="false"/>
+                <w:color w:val="1A1A2E"/>
+                <w:sz w:val="19"/>
+                <w:szCs w:val="19"/>
+              </w:rPr>
+              <w:t xml:space="preserve">70</w:t>
+            </w:r>
+          </w:p>
+        </w:tc>
+        <w:tc>
+          <w:tcPr>
+            <w:tcW w:type="dxa" w:w="1200"/>
+            <w:shd w:fill="EEF1F8" w:color="auto" w:val="clear"/>
+            <w:tcMar>
+              <w:top w:type="dxa" w:w="70"/>
+              <w:left w:type="dxa" w:w="120"/>
+              <w:bottom w:type="dxa" w:w="70"/>
+              <w:right w:type="dxa" w:w="120"/>
+            </w:tcMar>
+            <w:vAlign w:val="center"/>
+          </w:tcPr>
+          <w:p>
+            <w:r>
+              <w:rPr>
+                <w:rFonts w:ascii="News Gothic MT" w:cs="News Gothic MT" w:eastAsia="News Gothic MT" w:hAnsi="News Gothic MT"/>
+                <w:b w:val="false"/>
+                <w:bCs w:val="false"/>
+                <w:i w:val="false"/>
+                <w:iCs w:val="false"/>
+                <w:color w:val="1A1A2E"/>
+                <w:sz w:val="19"/>
+                <w:szCs w:val="19"/>
+              </w:rPr>
+              <w:t xml:space="preserve">M</w:t>
+            </w:r>
+          </w:p>
+        </w:tc>
+        <w:tc>
+          <w:tcPr>
+            <w:tcW w:type="dxa" w:w="1000"/>
+            <w:shd w:fill="EEF1F8" w:color="auto" w:val="clear"/>
+            <w:tcMar>
+              <w:top w:type="dxa" w:w="70"/>
+              <w:left w:type="dxa" w:w="120"/>
+              <w:bottom w:type="dxa" w:w="70"/>
+              <w:right w:type="dxa" w:w="120"/>
+            </w:tcMar>
+            <w:vAlign w:val="center"/>
+          </w:tcPr>
+          <w:p>
+            <w:r>
+              <w:rPr>
+                <w:rFonts w:ascii="News Gothic MT" w:cs="News Gothic MT" w:eastAsia="News Gothic MT" w:hAnsi="News Gothic MT"/>
+                <w:b w:val="false"/>
+                <w:bCs w:val="false"/>
+                <w:i w:val="false"/>
+                <w:iCs w:val="false"/>
+                <w:color w:val="1A1A2E"/>
+                <w:sz w:val="19"/>
+                <w:szCs w:val="19"/>
+              </w:rPr>
+              <w:t xml:space="preserve">77</w:t>
+            </w:r>
+          </w:p>
+        </w:tc>
+        <w:tc>
+          <w:tcPr>
+            <w:tcW w:type="dxa" w:w="1200"/>
+            <w:shd w:fill="EEF1F8" w:color="auto" w:val="clear"/>
+            <w:tcMar>
+              <w:top w:type="dxa" w:w="70"/>
+              <w:left w:type="dxa" w:w="120"/>
+              <w:bottom w:type="dxa" w:w="70"/>
+              <w:right w:type="dxa" w:w="120"/>
+            </w:tcMar>
+            <w:vAlign w:val="center"/>
+          </w:tcPr>
+          <w:p>
+            <w:r>
+              <w:rPr>
+                <w:rFonts w:ascii="News Gothic MT" w:cs="News Gothic MT" w:eastAsia="News Gothic MT" w:hAnsi="News Gothic MT"/>
+                <w:b w:val="false"/>
+                <w:bCs w:val="false"/>
+                <w:i w:val="false"/>
+                <w:iCs w:val="false"/>
+                <w:color w:val="1A1A2E"/>
+                <w:sz w:val="19"/>
+                <w:szCs w:val="19"/>
+              </w:rPr>
+              <w:t xml:space="preserve">T</w:t>
+            </w:r>
+          </w:p>
+        </w:tc>
+        <w:tc>
+          <w:tcPr>
+            <w:tcW w:type="dxa" w:w="1000"/>
+            <w:shd w:fill="EEF1F8" w:color="auto" w:val="clear"/>
+            <w:tcMar>
+              <w:top w:type="dxa" w:w="70"/>
+              <w:left w:type="dxa" w:w="120"/>
+              <w:bottom w:type="dxa" w:w="70"/>
+              <w:right w:type="dxa" w:w="120"/>
+            </w:tcMar>
+            <w:vAlign w:val="center"/>
+          </w:tcPr>
+          <w:p>
+            <w:r>
+              <w:rPr>
+                <w:rFonts w:ascii="News Gothic MT" w:cs="News Gothic MT" w:eastAsia="News Gothic MT" w:hAnsi="News Gothic MT"/>
+                <w:b w:val="false"/>
+                <w:bCs w:val="false"/>
+                <w:i w:val="false"/>
+                <w:iCs w:val="false"/>
+                <w:color w:val="1A1A2E"/>
+                <w:sz w:val="19"/>
+                <w:szCs w:val="19"/>
+              </w:rPr>
+              <w:t xml:space="preserve">84</w:t>
+            </w:r>
+          </w:p>
+        </w:tc>
+        <w:tc>
+          <w:tcPr>
+            <w:tcW w:type="dxa" w:w="1200"/>
+            <w:shd w:fill="EEF1F8" w:color="auto" w:val="clear"/>
+            <w:tcMar>
+              <w:top w:type="dxa" w:w="70"/>
+              <w:left w:type="dxa" w:w="120"/>
+              <w:bottom w:type="dxa" w:w="70"/>
+              <w:right w:type="dxa" w:w="120"/>
+            </w:tcMar>
+            <w:vAlign w:val="center"/>
+          </w:tcPr>
+          <w:p/>
+        </w:tc>
+        <w:tc>
+          <w:tcPr>
+            <w:tcW w:type="dxa" w:w="1038"/>
+            <w:shd w:fill="EEF1F8" w:color="auto" w:val="clear"/>
+            <w:tcMar>
+              <w:top w:type="dxa" w:w="70"/>
+              <w:left w:type="dxa" w:w="120"/>
+              <w:bottom w:type="dxa" w:w="70"/>
+              <w:right w:type="dxa" w:w="120"/>
+            </w:tcMar>
+            <w:vAlign w:val="center"/>
+          </w:tcPr>
+          <w:p/>
+        </w:tc>
+      </w:tr>
+      <w:tr>
+        <w:tc>
+          <w:tcPr>
+            <w:tcW w:type="dxa" w:w="1200"/>
+            <w:shd w:fill="FFFFFF" w:color="auto" w:val="clear"/>
+            <w:tcMar>
+              <w:top w:type="dxa" w:w="70"/>
+              <w:left w:type="dxa" w:w="120"/>
+              <w:bottom w:type="dxa" w:w="70"/>
+              <w:right w:type="dxa" w:w="120"/>
+            </w:tcMar>
+            <w:vAlign w:val="center"/>
+          </w:tcPr>
+          <w:p>
+            <w:r>
+              <w:rPr>
+                <w:rFonts w:ascii="News Gothic MT" w:cs="News Gothic MT" w:eastAsia="News Gothic MT" w:hAnsi="News Gothic MT"/>
+                <w:b w:val="false"/>
+                <w:bCs w:val="false"/>
+                <w:i w:val="false"/>
+                <w:iCs w:val="false"/>
+                <w:color w:val="1A1A2E"/>
+                <w:sz w:val="19"/>
+                <w:szCs w:val="19"/>
+              </w:rPr>
+              <w:t xml:space="preserve">G</w:t>
+            </w:r>
+          </w:p>
+        </w:tc>
+        <w:tc>
+          <w:tcPr>
+            <w:tcW w:type="dxa" w:w="1000"/>
+            <w:shd w:fill="FFFFFF" w:color="auto" w:val="clear"/>
+            <w:tcMar>
+              <w:top w:type="dxa" w:w="70"/>
+              <w:left w:type="dxa" w:w="120"/>
+              <w:bottom w:type="dxa" w:w="70"/>
+              <w:right w:type="dxa" w:w="120"/>
+            </w:tcMar>
+            <w:vAlign w:val="center"/>
+          </w:tcPr>
+          <w:p>
+            <w:r>
+              <w:rPr>
+                <w:rFonts w:ascii="News Gothic MT" w:cs="News Gothic MT" w:eastAsia="News Gothic MT" w:hAnsi="News Gothic MT"/>
+                <w:b w:val="false"/>
+                <w:bCs w:val="false"/>
+                <w:i w:val="false"/>
+                <w:iCs w:val="false"/>
+                <w:color w:val="1A1A2E"/>
+                <w:sz w:val="19"/>
+                <w:szCs w:val="19"/>
+              </w:rPr>
+              <w:t xml:space="preserve">71</w:t>
+            </w:r>
+          </w:p>
+        </w:tc>
+        <w:tc>
+          <w:tcPr>
+            <w:tcW w:type="dxa" w:w="1200"/>
+            <w:shd w:fill="FFFFFF" w:color="auto" w:val="clear"/>
+            <w:tcMar>
+              <w:top w:type="dxa" w:w="70"/>
+              <w:left w:type="dxa" w:w="120"/>
+              <w:bottom w:type="dxa" w:w="70"/>
+              <w:right w:type="dxa" w:w="120"/>
+            </w:tcMar>
+            <w:vAlign w:val="center"/>
+          </w:tcPr>
+          <w:p>
+            <w:r>
+              <w:rPr>
+                <w:rFonts w:ascii="News Gothic MT" w:cs="News Gothic MT" w:eastAsia="News Gothic MT" w:hAnsi="News Gothic MT"/>
+                <w:b w:val="false"/>
+                <w:bCs w:val="false"/>
+                <w:i w:val="false"/>
+                <w:iCs w:val="false"/>
+                <w:color w:val="1A1A2E"/>
+                <w:sz w:val="19"/>
+                <w:szCs w:val="19"/>
+              </w:rPr>
+              <w:t xml:space="preserve">N</w:t>
+            </w:r>
+          </w:p>
+        </w:tc>
+        <w:tc>
+          <w:tcPr>
+            <w:tcW w:type="dxa" w:w="1000"/>
+            <w:shd w:fill="FFFFFF" w:color="auto" w:val="clear"/>
+            <w:tcMar>
+              <w:top w:type="dxa" w:w="70"/>
+              <w:left w:type="dxa" w:w="120"/>
+              <w:bottom w:type="dxa" w:w="70"/>
+              <w:right w:type="dxa" w:w="120"/>
+            </w:tcMar>
+            <w:vAlign w:val="center"/>
+          </w:tcPr>
+          <w:p>
+            <w:r>
+              <w:rPr>
+                <w:rFonts w:ascii="News Gothic MT" w:cs="News Gothic MT" w:eastAsia="News Gothic MT" w:hAnsi="News Gothic MT"/>
+                <w:b w:val="false"/>
+                <w:bCs w:val="false"/>
+                <w:i w:val="false"/>
+                <w:iCs w:val="false"/>
+                <w:color w:val="1A1A2E"/>
+                <w:sz w:val="19"/>
+                <w:szCs w:val="19"/>
+              </w:rPr>
+              <w:t xml:space="preserve">78</w:t>
+            </w:r>
+          </w:p>
+        </w:tc>
+        <w:tc>
+          <w:tcPr>
+            <w:tcW w:type="dxa" w:w="1200"/>
+            <w:shd w:fill="FFFFFF" w:color="auto" w:val="clear"/>
+            <w:tcMar>
+              <w:top w:type="dxa" w:w="70"/>
+              <w:left w:type="dxa" w:w="120"/>
+              <w:bottom w:type="dxa" w:w="70"/>
+              <w:right w:type="dxa" w:w="120"/>
+            </w:tcMar>
+            <w:vAlign w:val="center"/>
+          </w:tcPr>
+          <w:p>
+            <w:r>
+              <w:rPr>
+                <w:rFonts w:ascii="News Gothic MT" w:cs="News Gothic MT" w:eastAsia="News Gothic MT" w:hAnsi="News Gothic MT"/>
+                <w:b w:val="false"/>
+                <w:bCs w:val="false"/>
+                <w:i w:val="false"/>
+                <w:iCs w:val="false"/>
+                <w:color w:val="1A1A2E"/>
+                <w:sz w:val="19"/>
+                <w:szCs w:val="19"/>
+              </w:rPr>
+              <w:t xml:space="preserve">U</w:t>
+            </w:r>
+          </w:p>
+        </w:tc>
+        <w:tc>
+          <w:tcPr>
+            <w:tcW w:type="dxa" w:w="1000"/>
+            <w:shd w:fill="FFFFFF" w:color="auto" w:val="clear"/>
+            <w:tcMar>
+              <w:top w:type="dxa" w:w="70"/>
+              <w:left w:type="dxa" w:w="120"/>
+              <w:bottom w:type="dxa" w:w="70"/>
+              <w:right w:type="dxa" w:w="120"/>
+            </w:tcMar>
+            <w:vAlign w:val="center"/>
+          </w:tcPr>
+          <w:p>
+            <w:r>
+              <w:rPr>
+                <w:rFonts w:ascii="News Gothic MT" w:cs="News Gothic MT" w:eastAsia="News Gothic MT" w:hAnsi="News Gothic MT"/>
+                <w:b w:val="false"/>
+                <w:bCs w:val="false"/>
+                <w:i w:val="false"/>
+                <w:iCs w:val="false"/>
+                <w:color w:val="1A1A2E"/>
+                <w:sz w:val="19"/>
+                <w:szCs w:val="19"/>
+              </w:rPr>
+              <w:t xml:space="preserve">85</w:t>
+            </w:r>
+          </w:p>
+        </w:tc>
+        <w:tc>
+          <w:tcPr>
+            <w:tcW w:type="dxa" w:w="1200"/>
+            <w:shd w:fill="FFFFFF" w:color="auto" w:val="clear"/>
+            <w:tcMar>
+              <w:top w:type="dxa" w:w="70"/>
+              <w:left w:type="dxa" w:w="120"/>
+              <w:bottom w:type="dxa" w:w="70"/>
+              <w:right w:type="dxa" w:w="120"/>
+            </w:tcMar>
+            <w:vAlign w:val="center"/>
+          </w:tcPr>
+          <w:p/>
+        </w:tc>
+        <w:tc>
+          <w:tcPr>
+            <w:tcW w:type="dxa" w:w="1038"/>
+            <w:shd w:fill="FFFFFF" w:color="auto" w:val="clear"/>
+            <w:tcMar>
+              <w:top w:type="dxa" w:w="70"/>
+              <w:left w:type="dxa" w:w="120"/>
+              <w:bottom w:type="dxa" w:w="70"/>
+              <w:right w:type="dxa" w:w="120"/>
+            </w:tcMar>
+            <w:vAlign w:val="center"/>
+          </w:tcPr>
+          <w:p/>
+        </w:tc>
+      </w:tr>
+    </w:tbl>
+    <w:p>
+      <w:pPr>
+        <w:spacing w:after="120"/>
+      </w:pPr>
+    </w:p>
+    <w:p>
+      <w:pPr>
+        <w:spacing w:after="160" w:line="300"/>
+        <w:jc w:val="both"/>
+      </w:pPr>
+      <w:r>
+        <w:rPr>
+          <w:rFonts w:ascii="News Gothic MT" w:cs="News Gothic MT" w:eastAsia="News Gothic MT" w:hAnsi="News Gothic MT"/>
+          <w:b/>
+          <w:bCs/>
+          <w:color w:val="1A1A2E"/>
+          <w:sz w:val="21"/>
+          <w:szCs w:val="21"/>
+        </w:rPr>
+        <w:t xml:space="preserve">Letras minúsculas</w:t>
+      </w:r>
+    </w:p>
+    <w:tbl>
+      <w:tblPr>
+        <w:tblW w:type="dxa" w:w="8838"/>
+        <w:tblBorders>
+          <w:top w:val="single" w:color="D8DEEA" w:sz="4"/>
+          <w:left w:val="single" w:color="D8DEEA" w:sz="4"/>
+          <w:bottom w:val="single" w:color="D8DEEA" w:sz="4"/>
+          <w:right w:val="single" w:color="D8DEEA" w:sz="4"/>
+          <w:insideH w:val="single" w:color="D8DEEA" w:sz="4"/>
+          <w:insideV w:val="single" w:color="D8DEEA" w:sz="4"/>
+        </w:tblBorders>
+      </w:tblPr>
+      <w:tblGrid>
+        <w:gridCol w:w="1200"/>
+        <w:gridCol w:w="1000"/>
+        <w:gridCol w:w="1200"/>
+        <w:gridCol w:w="1000"/>
+        <w:gridCol w:w="1200"/>
+        <w:gridCol w:w="1000"/>
+        <w:gridCol w:w="1200"/>
+        <w:gridCol w:w="1038"/>
+      </w:tblGrid>
+      <w:tr>
+        <w:trPr>
+          <w:tblHeader/>
+        </w:trPr>
+        <w:tc>
+          <w:tcPr>
+            <w:tcW w:type="dxa" w:w="1200"/>
+            <w:shd w:fill="1F3864" w:color="auto" w:val="clear"/>
+            <w:tcMar>
+              <w:top w:type="dxa" w:w="80"/>
+              <w:left w:type="dxa" w:w="120"/>
+              <w:bottom w:type="dxa" w:w="80"/>
+              <w:right w:type="dxa" w:w="120"/>
+            </w:tcMar>
+            <w:vAlign w:val="center"/>
+          </w:tcPr>
+          <w:p>
+            <w:r>
+              <w:rPr>
+                <w:rFonts w:ascii="News Gothic MT" w:cs="News Gothic MT" w:eastAsia="News Gothic MT" w:hAnsi="News Gothic MT"/>
+                <w:b/>
+                <w:bCs/>
+                <w:color w:val="FFFFFF"/>
+                <w:sz w:val="19"/>
+                <w:szCs w:val="19"/>
+              </w:rPr>
+              <w:t xml:space="preserve">Letra</w:t>
+            </w:r>
+          </w:p>
+        </w:tc>
+        <w:tc>
+          <w:tcPr>
+            <w:tcW w:type="dxa" w:w="1000"/>
+            <w:shd w:fill="1F3864" w:color="auto" w:val="clear"/>
+            <w:tcMar>
+              <w:top w:type="dxa" w:w="80"/>
+              <w:left w:type="dxa" w:w="120"/>
+              <w:bottom w:type="dxa" w:w="80"/>
+              <w:right w:type="dxa" w:w="120"/>
+            </w:tcMar>
+            <w:vAlign w:val="center"/>
+          </w:tcPr>
+          <w:p>
+            <w:r>
+              <w:rPr>
+                <w:rFonts w:ascii="News Gothic MT" w:cs="News Gothic MT" w:eastAsia="News Gothic MT" w:hAnsi="News Gothic MT"/>
+                <w:b/>
+                <w:bCs/>
+                <w:color w:val="FFFFFF"/>
+                <w:sz w:val="19"/>
+                <w:szCs w:val="19"/>
+              </w:rPr>
+              <w:t xml:space="preserve">Dec</w:t>
+            </w:r>
+          </w:p>
+        </w:tc>
+        <w:tc>
+          <w:tcPr>
+            <w:tcW w:type="dxa" w:w="1200"/>
+            <w:shd w:fill="1F3864" w:color="auto" w:val="clear"/>
+            <w:tcMar>
+              <w:top w:type="dxa" w:w="80"/>
+              <w:left w:type="dxa" w:w="120"/>
+              <w:bottom w:type="dxa" w:w="80"/>
+              <w:right w:type="dxa" w:w="120"/>
+            </w:tcMar>
+            <w:vAlign w:val="center"/>
+          </w:tcPr>
+          <w:p>
+            <w:r>
+              <w:rPr>
+                <w:rFonts w:ascii="News Gothic MT" w:cs="News Gothic MT" w:eastAsia="News Gothic MT" w:hAnsi="News Gothic MT"/>
+                <w:b/>
+                <w:bCs/>
+                <w:color w:val="FFFFFF"/>
+                <w:sz w:val="19"/>
+                <w:szCs w:val="19"/>
+              </w:rPr>
+              <w:t xml:space="preserve">Letra</w:t>
+            </w:r>
+          </w:p>
+        </w:tc>
+        <w:tc>
+          <w:tcPr>
+            <w:tcW w:type="dxa" w:w="1000"/>
+            <w:shd w:fill="1F3864" w:color="auto" w:val="clear"/>
+            <w:tcMar>
+              <w:top w:type="dxa" w:w="80"/>
+              <w:left w:type="dxa" w:w="120"/>
+              <w:bottom w:type="dxa" w:w="80"/>
+              <w:right w:type="dxa" w:w="120"/>
+            </w:tcMar>
+            <w:vAlign w:val="center"/>
+          </w:tcPr>
+          <w:p>
+            <w:r>
+              <w:rPr>
+                <w:rFonts w:ascii="News Gothic MT" w:cs="News Gothic MT" w:eastAsia="News Gothic MT" w:hAnsi="News Gothic MT"/>
+                <w:b/>
+                <w:bCs/>
+                <w:color w:val="FFFFFF"/>
+                <w:sz w:val="19"/>
+                <w:szCs w:val="19"/>
+              </w:rPr>
+              <w:t xml:space="preserve">Dec</w:t>
+            </w:r>
+          </w:p>
+        </w:tc>
+        <w:tc>
+          <w:tcPr>
+            <w:tcW w:type="dxa" w:w="1200"/>
+            <w:shd w:fill="1F3864" w:color="auto" w:val="clear"/>
+            <w:tcMar>
+              <w:top w:type="dxa" w:w="80"/>
+              <w:left w:type="dxa" w:w="120"/>
+              <w:bottom w:type="dxa" w:w="80"/>
+              <w:right w:type="dxa" w:w="120"/>
+            </w:tcMar>
+            <w:vAlign w:val="center"/>
+          </w:tcPr>
+          <w:p>
+            <w:r>
+              <w:rPr>
+                <w:rFonts w:ascii="News Gothic MT" w:cs="News Gothic MT" w:eastAsia="News Gothic MT" w:hAnsi="News Gothic MT"/>
+                <w:b/>
+                <w:bCs/>
+                <w:color w:val="FFFFFF"/>
+                <w:sz w:val="19"/>
+                <w:szCs w:val="19"/>
+              </w:rPr>
+              <w:t xml:space="preserve">Letra</w:t>
+            </w:r>
+          </w:p>
+        </w:tc>
+        <w:tc>
+          <w:tcPr>
+            <w:tcW w:type="dxa" w:w="1000"/>
+            <w:shd w:fill="1F3864" w:color="auto" w:val="clear"/>
+            <w:tcMar>
+              <w:top w:type="dxa" w:w="80"/>
+              <w:left w:type="dxa" w:w="120"/>
+              <w:bottom w:type="dxa" w:w="80"/>
+              <w:right w:type="dxa" w:w="120"/>
+            </w:tcMar>
+            <w:vAlign w:val="center"/>
+          </w:tcPr>
+          <w:p>
+            <w:r>
+              <w:rPr>
+                <w:rFonts w:ascii="News Gothic MT" w:cs="News Gothic MT" w:eastAsia="News Gothic MT" w:hAnsi="News Gothic MT"/>
+                <w:b/>
+                <w:bCs/>
+                <w:color w:val="FFFFFF"/>
+                <w:sz w:val="19"/>
+                <w:szCs w:val="19"/>
+              </w:rPr>
+              <w:t xml:space="preserve">Dec</w:t>
+            </w:r>
+          </w:p>
+        </w:tc>
+        <w:tc>
+          <w:tcPr>
+            <w:tcW w:type="dxa" w:w="1200"/>
+            <w:shd w:fill="1F3864" w:color="auto" w:val="clear"/>
+            <w:tcMar>
+              <w:top w:type="dxa" w:w="80"/>
+              <w:left w:type="dxa" w:w="120"/>
+              <w:bottom w:type="dxa" w:w="80"/>
+              <w:right w:type="dxa" w:w="120"/>
+            </w:tcMar>
+            <w:vAlign w:val="center"/>
+          </w:tcPr>
+          <w:p>
+            <w:r>
+              <w:rPr>
+                <w:rFonts w:ascii="News Gothic MT" w:cs="News Gothic MT" w:eastAsia="News Gothic MT" w:hAnsi="News Gothic MT"/>
+                <w:b/>
+                <w:bCs/>
+                <w:color w:val="FFFFFF"/>
+                <w:sz w:val="19"/>
+                <w:szCs w:val="19"/>
+              </w:rPr>
+              <w:t xml:space="preserve">Letra</w:t>
+            </w:r>
+          </w:p>
+        </w:tc>
+        <w:tc>
+          <w:tcPr>
+            <w:tcW w:type="dxa" w:w="1038"/>
+            <w:shd w:fill="1F3864" w:color="auto" w:val="clear"/>
+            <w:tcMar>
+              <w:top w:type="dxa" w:w="80"/>
+              <w:left w:type="dxa" w:w="120"/>
+              <w:bottom w:type="dxa" w:w="80"/>
+              <w:right w:type="dxa" w:w="120"/>
+            </w:tcMar>
+            <w:vAlign w:val="center"/>
+          </w:tcPr>
+          <w:p>
+            <w:r>
+              <w:rPr>
+                <w:rFonts w:ascii="News Gothic MT" w:cs="News Gothic MT" w:eastAsia="News Gothic MT" w:hAnsi="News Gothic MT"/>
+                <w:b/>
+                <w:bCs/>
+                <w:color w:val="FFFFFF"/>
+                <w:sz w:val="19"/>
+                <w:szCs w:val="19"/>
+              </w:rPr>
+              <w:t xml:space="preserve">Dec</w:t>
+            </w:r>
+          </w:p>
+        </w:tc>
+      </w:tr>
+      <w:tr>
+        <w:tc>
+          <w:tcPr>
+            <w:tcW w:type="dxa" w:w="1200"/>
+            <w:shd w:fill="FFFFFF" w:color="auto" w:val="clear"/>
+            <w:tcMar>
+              <w:top w:type="dxa" w:w="70"/>
+              <w:left w:type="dxa" w:w="120"/>
+              <w:bottom w:type="dxa" w:w="70"/>
+              <w:right w:type="dxa" w:w="120"/>
+            </w:tcMar>
+            <w:vAlign w:val="center"/>
+          </w:tcPr>
+          <w:p>
+            <w:r>
+              <w:rPr>
+                <w:rFonts w:ascii="News Gothic MT" w:cs="News Gothic MT" w:eastAsia="News Gothic MT" w:hAnsi="News Gothic MT"/>
+                <w:b w:val="false"/>
+                <w:bCs w:val="false"/>
+                <w:i w:val="false"/>
+                <w:iCs w:val="false"/>
+                <w:color w:val="1A1A2E"/>
+                <w:sz w:val="19"/>
+                <w:szCs w:val="19"/>
+              </w:rPr>
+              <w:t xml:space="preserve">a</w:t>
+            </w:r>
+          </w:p>
+        </w:tc>
+        <w:tc>
+          <w:tcPr>
+            <w:tcW w:type="dxa" w:w="1000"/>
+            <w:shd w:fill="FFFFFF" w:color="auto" w:val="clear"/>
+            <w:tcMar>
+              <w:top w:type="dxa" w:w="70"/>
+              <w:left w:type="dxa" w:w="120"/>
+              <w:bottom w:type="dxa" w:w="70"/>
+              <w:right w:type="dxa" w:w="120"/>
+            </w:tcMar>
+            <w:vAlign w:val="center"/>
+          </w:tcPr>
+          <w:p>
+            <w:r>
+              <w:rPr>
+                <w:rFonts w:ascii="News Gothic MT" w:cs="News Gothic MT" w:eastAsia="News Gothic MT" w:hAnsi="News Gothic MT"/>
+                <w:b w:val="false"/>
+                <w:bCs w:val="false"/>
+                <w:i w:val="false"/>
+                <w:iCs w:val="false"/>
+                <w:color w:val="1A1A2E"/>
+                <w:sz w:val="19"/>
+                <w:szCs w:val="19"/>
+              </w:rPr>
+              <w:t xml:space="preserve">97</w:t>
+            </w:r>
+          </w:p>
+        </w:tc>
+        <w:tc>
+          <w:tcPr>
+            <w:tcW w:type="dxa" w:w="1200"/>
+            <w:shd w:fill="FFFFFF" w:color="auto" w:val="clear"/>
+            <w:tcMar>
+              <w:top w:type="dxa" w:w="70"/>
+              <w:left w:type="dxa" w:w="120"/>
+              <w:bottom w:type="dxa" w:w="70"/>
+              <w:right w:type="dxa" w:w="120"/>
+            </w:tcMar>
+            <w:vAlign w:val="center"/>
+          </w:tcPr>
+          <w:p>
+            <w:r>
+              <w:rPr>
+                <w:rFonts w:ascii="News Gothic MT" w:cs="News Gothic MT" w:eastAsia="News Gothic MT" w:hAnsi="News Gothic MT"/>
+                <w:b w:val="false"/>
+                <w:bCs w:val="false"/>
+                <w:i w:val="false"/>
+                <w:iCs w:val="false"/>
+                <w:color w:val="1A1A2E"/>
+                <w:sz w:val="19"/>
+                <w:szCs w:val="19"/>
+              </w:rPr>
+              <w:t xml:space="preserve">h</w:t>
+            </w:r>
+          </w:p>
+        </w:tc>
+        <w:tc>
+          <w:tcPr>
+            <w:tcW w:type="dxa" w:w="1000"/>
+            <w:shd w:fill="FFFFFF" w:color="auto" w:val="clear"/>
+            <w:tcMar>
+              <w:top w:type="dxa" w:w="70"/>
+              <w:left w:type="dxa" w:w="120"/>
+              <w:bottom w:type="dxa" w:w="70"/>
+              <w:right w:type="dxa" w:w="120"/>
+            </w:tcMar>
+            <w:vAlign w:val="center"/>
+          </w:tcPr>
+          <w:p>
+            <w:r>
+              <w:rPr>
+                <w:rFonts w:ascii="News Gothic MT" w:cs="News Gothic MT" w:eastAsia="News Gothic MT" w:hAnsi="News Gothic MT"/>
+                <w:b w:val="false"/>
+                <w:bCs w:val="false"/>
+                <w:i w:val="false"/>
+                <w:iCs w:val="false"/>
+                <w:color w:val="1A1A2E"/>
+                <w:sz w:val="19"/>
+                <w:szCs w:val="19"/>
+              </w:rPr>
+              <w:t xml:space="preserve">104</w:t>
+            </w:r>
+          </w:p>
+        </w:tc>
+        <w:tc>
+          <w:tcPr>
+            <w:tcW w:type="dxa" w:w="1200"/>
+            <w:shd w:fill="FFFFFF" w:color="auto" w:val="clear"/>
+            <w:tcMar>
+              <w:top w:type="dxa" w:w="70"/>
+              <w:left w:type="dxa" w:w="120"/>
+              <w:bottom w:type="dxa" w:w="70"/>
+              <w:right w:type="dxa" w:w="120"/>
+            </w:tcMar>
+            <w:vAlign w:val="center"/>
+          </w:tcPr>
+          <w:p>
+            <w:r>
+              <w:rPr>
+                <w:rFonts w:ascii="News Gothic MT" w:cs="News Gothic MT" w:eastAsia="News Gothic MT" w:hAnsi="News Gothic MT"/>
+                <w:b w:val="false"/>
+                <w:bCs w:val="false"/>
+                <w:i w:val="false"/>
+                <w:iCs w:val="false"/>
+                <w:color w:val="1A1A2E"/>
+                <w:sz w:val="19"/>
+                <w:szCs w:val="19"/>
+              </w:rPr>
+              <w:t xml:space="preserve">o</w:t>
+            </w:r>
+          </w:p>
+        </w:tc>
+        <w:tc>
+          <w:tcPr>
+            <w:tcW w:type="dxa" w:w="1000"/>
+            <w:shd w:fill="FFFFFF" w:color="auto" w:val="clear"/>
+            <w:tcMar>
+              <w:top w:type="dxa" w:w="70"/>
+              <w:left w:type="dxa" w:w="120"/>
+              <w:bottom w:type="dxa" w:w="70"/>
+              <w:right w:type="dxa" w:w="120"/>
+            </w:tcMar>
+            <w:vAlign w:val="center"/>
+          </w:tcPr>
+          <w:p>
+            <w:r>
+              <w:rPr>
+                <w:rFonts w:ascii="News Gothic MT" w:cs="News Gothic MT" w:eastAsia="News Gothic MT" w:hAnsi="News Gothic MT"/>
+                <w:b w:val="false"/>
+                <w:bCs w:val="false"/>
+                <w:i w:val="false"/>
+                <w:iCs w:val="false"/>
+                <w:color w:val="1A1A2E"/>
+                <w:sz w:val="19"/>
+                <w:szCs w:val="19"/>
+              </w:rPr>
+              <w:t xml:space="preserve">111</w:t>
+            </w:r>
+          </w:p>
+        </w:tc>
+        <w:tc>
+          <w:tcPr>
+            <w:tcW w:type="dxa" w:w="1200"/>
+            <w:shd w:fill="FFFFFF" w:color="auto" w:val="clear"/>
+            <w:tcMar>
+              <w:top w:type="dxa" w:w="70"/>
+              <w:left w:type="dxa" w:w="120"/>
+              <w:bottom w:type="dxa" w:w="70"/>
+              <w:right w:type="dxa" w:w="120"/>
+            </w:tcMar>
+            <w:vAlign w:val="center"/>
+          </w:tcPr>
+          <w:p>
+            <w:r>
+              <w:rPr>
+                <w:rFonts w:ascii="News Gothic MT" w:cs="News Gothic MT" w:eastAsia="News Gothic MT" w:hAnsi="News Gothic MT"/>
+                <w:b w:val="false"/>
+                <w:bCs w:val="false"/>
+                <w:i w:val="false"/>
+                <w:iCs w:val="false"/>
+                <w:color w:val="1A1A2E"/>
+                <w:sz w:val="19"/>
+                <w:szCs w:val="19"/>
+              </w:rPr>
+              <w:t xml:space="preserve">v</w:t>
+            </w:r>
+          </w:p>
+        </w:tc>
+        <w:tc>
+          <w:tcPr>
+            <w:tcW w:type="dxa" w:w="1038"/>
+            <w:shd w:fill="FFFFFF" w:color="auto" w:val="clear"/>
+            <w:tcMar>
+              <w:top w:type="dxa" w:w="70"/>
+              <w:left w:type="dxa" w:w="120"/>
+              <w:bottom w:type="dxa" w:w="70"/>
+              <w:right w:type="dxa" w:w="120"/>
+            </w:tcMar>
+            <w:vAlign w:val="center"/>
+          </w:tcPr>
+          <w:p>
+            <w:r>
+              <w:rPr>
+                <w:rFonts w:ascii="News Gothic MT" w:cs="News Gothic MT" w:eastAsia="News Gothic MT" w:hAnsi="News Gothic MT"/>
+                <w:b w:val="false"/>
+                <w:bCs w:val="false"/>
+                <w:i w:val="false"/>
+                <w:iCs w:val="false"/>
+                <w:color w:val="1A1A2E"/>
+                <w:sz w:val="19"/>
+                <w:szCs w:val="19"/>
+              </w:rPr>
+              <w:t xml:space="preserve">118</w:t>
+            </w:r>
+          </w:p>
+        </w:tc>
+      </w:tr>
+      <w:tr>
+        <w:tc>
+          <w:tcPr>
+            <w:tcW w:type="dxa" w:w="1200"/>
+            <w:shd w:fill="EEF1F8" w:color="auto" w:val="clear"/>
+            <w:tcMar>
+              <w:top w:type="dxa" w:w="70"/>
+              <w:left w:type="dxa" w:w="120"/>
+              <w:bottom w:type="dxa" w:w="70"/>
+              <w:right w:type="dxa" w:w="120"/>
+            </w:tcMar>
+            <w:vAlign w:val="center"/>
+          </w:tcPr>
+          <w:p>
+            <w:r>
+              <w:rPr>
+                <w:rFonts w:ascii="News Gothic MT" w:cs="News Gothic MT" w:eastAsia="News Gothic MT" w:hAnsi="News Gothic MT"/>
+                <w:b w:val="false"/>
+                <w:bCs w:val="false"/>
+                <w:i w:val="false"/>
+                <w:iCs w:val="false"/>
+                <w:color w:val="1A1A2E"/>
+                <w:sz w:val="19"/>
+                <w:szCs w:val="19"/>
+              </w:rPr>
+              <w:t xml:space="preserve">b</w:t>
+            </w:r>
+          </w:p>
+        </w:tc>
+        <w:tc>
+          <w:tcPr>
+            <w:tcW w:type="dxa" w:w="1000"/>
+            <w:shd w:fill="EEF1F8" w:color="auto" w:val="clear"/>
+            <w:tcMar>
+              <w:top w:type="dxa" w:w="70"/>
+              <w:left w:type="dxa" w:w="120"/>
+              <w:bottom w:type="dxa" w:w="70"/>
+              <w:right w:type="dxa" w:w="120"/>
+            </w:tcMar>
+            <w:vAlign w:val="center"/>
+          </w:tcPr>
+          <w:p>
+            <w:r>
+              <w:rPr>
+                <w:rFonts w:ascii="News Gothic MT" w:cs="News Gothic MT" w:eastAsia="News Gothic MT" w:hAnsi="News Gothic MT"/>
+                <w:b w:val="false"/>
+                <w:bCs w:val="false"/>
+                <w:i w:val="false"/>
+                <w:iCs w:val="false"/>
+                <w:color w:val="1A1A2E"/>
+                <w:sz w:val="19"/>
+                <w:szCs w:val="19"/>
+              </w:rPr>
+              <w:t xml:space="preserve">98</w:t>
+            </w:r>
+          </w:p>
+        </w:tc>
+        <w:tc>
+          <w:tcPr>
+            <w:tcW w:type="dxa" w:w="1200"/>
+            <w:shd w:fill="EEF1F8" w:color="auto" w:val="clear"/>
+            <w:tcMar>
+              <w:top w:type="dxa" w:w="70"/>
+              <w:left w:type="dxa" w:w="120"/>
+              <w:bottom w:type="dxa" w:w="70"/>
+              <w:right w:type="dxa" w:w="120"/>
+            </w:tcMar>
+            <w:vAlign w:val="center"/>
+          </w:tcPr>
+          <w:p>
+            <w:r>
+              <w:rPr>
+                <w:rFonts w:ascii="News Gothic MT" w:cs="News Gothic MT" w:eastAsia="News Gothic MT" w:hAnsi="News Gothic MT"/>
+                <w:b w:val="false"/>
+                <w:bCs w:val="false"/>
+                <w:i w:val="false"/>
+                <w:iCs w:val="false"/>
+                <w:color w:val="1A1A2E"/>
+                <w:sz w:val="19"/>
+                <w:szCs w:val="19"/>
+              </w:rPr>
+              <w:t xml:space="preserve">i</w:t>
+            </w:r>
+          </w:p>
+        </w:tc>
+        <w:tc>
+          <w:tcPr>
+            <w:tcW w:type="dxa" w:w="1000"/>
+            <w:shd w:fill="EEF1F8" w:color="auto" w:val="clear"/>
+            <w:tcMar>
+              <w:top w:type="dxa" w:w="70"/>
+              <w:left w:type="dxa" w:w="120"/>
+              <w:bottom w:type="dxa" w:w="70"/>
+              <w:right w:type="dxa" w:w="120"/>
+            </w:tcMar>
+            <w:vAlign w:val="center"/>
+          </w:tcPr>
+          <w:p>
+            <w:r>
+              <w:rPr>
+                <w:rFonts w:ascii="News Gothic MT" w:cs="News Gothic MT" w:eastAsia="News Gothic MT" w:hAnsi="News Gothic MT"/>
+                <w:b w:val="false"/>
+                <w:bCs w:val="false"/>
+                <w:i w:val="false"/>
+                <w:iCs w:val="false"/>
+                <w:color w:val="1A1A2E"/>
+                <w:sz w:val="19"/>
+                <w:szCs w:val="19"/>
+              </w:rPr>
+              <w:t xml:space="preserve">105</w:t>
+            </w:r>
+          </w:p>
+        </w:tc>
+        <w:tc>
+          <w:tcPr>
+            <w:tcW w:type="dxa" w:w="1200"/>
+            <w:shd w:fill="EEF1F8" w:color="auto" w:val="clear"/>
+            <w:tcMar>
+              <w:top w:type="dxa" w:w="70"/>
+              <w:left w:type="dxa" w:w="120"/>
+              <w:bottom w:type="dxa" w:w="70"/>
+              <w:right w:type="dxa" w:w="120"/>
+            </w:tcMar>
+            <w:vAlign w:val="center"/>
+          </w:tcPr>
+          <w:p>
+            <w:r>
+              <w:rPr>
+                <w:rFonts w:ascii="News Gothic MT" w:cs="News Gothic MT" w:eastAsia="News Gothic MT" w:hAnsi="News Gothic MT"/>
+                <w:b w:val="false"/>
+                <w:bCs w:val="false"/>
+                <w:i w:val="false"/>
+                <w:iCs w:val="false"/>
+                <w:color w:val="1A1A2E"/>
+                <w:sz w:val="19"/>
+                <w:szCs w:val="19"/>
+              </w:rPr>
+              <w:t xml:space="preserve">p</w:t>
+            </w:r>
+          </w:p>
+        </w:tc>
+        <w:tc>
+          <w:tcPr>
+            <w:tcW w:type="dxa" w:w="1000"/>
+            <w:shd w:fill="EEF1F8" w:color="auto" w:val="clear"/>
+            <w:tcMar>
+              <w:top w:type="dxa" w:w="70"/>
+              <w:left w:type="dxa" w:w="120"/>
+              <w:bottom w:type="dxa" w:w="70"/>
+              <w:right w:type="dxa" w:w="120"/>
+            </w:tcMar>
+            <w:vAlign w:val="center"/>
+          </w:tcPr>
+          <w:p>
+            <w:r>
+              <w:rPr>
+                <w:rFonts w:ascii="News Gothic MT" w:cs="News Gothic MT" w:eastAsia="News Gothic MT" w:hAnsi="News Gothic MT"/>
+                <w:b w:val="false"/>
+                <w:bCs w:val="false"/>
+                <w:i w:val="false"/>
+                <w:iCs w:val="false"/>
+                <w:color w:val="1A1A2E"/>
+                <w:sz w:val="19"/>
+                <w:szCs w:val="19"/>
+              </w:rPr>
+              <w:t xml:space="preserve">112</w:t>
+            </w:r>
+          </w:p>
+        </w:tc>
+        <w:tc>
+          <w:tcPr>
+            <w:tcW w:type="dxa" w:w="1200"/>
+            <w:shd w:fill="EEF1F8" w:color="auto" w:val="clear"/>
+            <w:tcMar>
+              <w:top w:type="dxa" w:w="70"/>
+              <w:left w:type="dxa" w:w="120"/>
+              <w:bottom w:type="dxa" w:w="70"/>
+              <w:right w:type="dxa" w:w="120"/>
+            </w:tcMar>
+            <w:vAlign w:val="center"/>
+          </w:tcPr>
+          <w:p>
+            <w:r>
+              <w:rPr>
+                <w:rFonts w:ascii="News Gothic MT" w:cs="News Gothic MT" w:eastAsia="News Gothic MT" w:hAnsi="News Gothic MT"/>
+                <w:b w:val="false"/>
+                <w:bCs w:val="false"/>
+                <w:i w:val="false"/>
+                <w:iCs w:val="false"/>
+                <w:color w:val="1A1A2E"/>
+                <w:sz w:val="19"/>
+                <w:szCs w:val="19"/>
+              </w:rPr>
+              <w:t xml:space="preserve">w</w:t>
+            </w:r>
+          </w:p>
+        </w:tc>
+        <w:tc>
+          <w:tcPr>
+            <w:tcW w:type="dxa" w:w="1038"/>
+            <w:shd w:fill="EEF1F8" w:color="auto" w:val="clear"/>
+            <w:tcMar>
+              <w:top w:type="dxa" w:w="70"/>
+              <w:left w:type="dxa" w:w="120"/>
+              <w:bottom w:type="dxa" w:w="70"/>
+              <w:right w:type="dxa" w:w="120"/>
+            </w:tcMar>
+            <w:vAlign w:val="center"/>
+          </w:tcPr>
+          <w:p>
+            <w:r>
+              <w:rPr>
+                <w:rFonts w:ascii="News Gothic MT" w:cs="News Gothic MT" w:eastAsia="News Gothic MT" w:hAnsi="News Gothic MT"/>
+                <w:b w:val="false"/>
+                <w:bCs w:val="false"/>
+                <w:i w:val="false"/>
+                <w:iCs w:val="false"/>
+                <w:color w:val="1A1A2E"/>
+                <w:sz w:val="19"/>
+                <w:szCs w:val="19"/>
+              </w:rPr>
+              <w:t xml:space="preserve">119</w:t>
+            </w:r>
+          </w:p>
+        </w:tc>
+      </w:tr>
+      <w:tr>
+        <w:tc>
+          <w:tcPr>
+            <w:tcW w:type="dxa" w:w="1200"/>
+            <w:shd w:fill="FFFFFF" w:color="auto" w:val="clear"/>
+            <w:tcMar>
+              <w:top w:type="dxa" w:w="70"/>
+              <w:left w:type="dxa" w:w="120"/>
+              <w:bottom w:type="dxa" w:w="70"/>
+              <w:right w:type="dxa" w:w="120"/>
+            </w:tcMar>
+            <w:vAlign w:val="center"/>
+          </w:tcPr>
+          <w:p>
+            <w:r>
+              <w:rPr>
+                <w:rFonts w:ascii="News Gothic MT" w:cs="News Gothic MT" w:eastAsia="News Gothic MT" w:hAnsi="News Gothic MT"/>
+                <w:b w:val="false"/>
+                <w:bCs w:val="false"/>
+                <w:i w:val="false"/>
+                <w:iCs w:val="false"/>
+                <w:color w:val="1A1A2E"/>
+                <w:sz w:val="19"/>
+                <w:szCs w:val="19"/>
+              </w:rPr>
+              <w:t xml:space="preserve">c</w:t>
+            </w:r>
+          </w:p>
+        </w:tc>
+        <w:tc>
+          <w:tcPr>
+            <w:tcW w:type="dxa" w:w="1000"/>
+            <w:shd w:fill="FFFFFF" w:color="auto" w:val="clear"/>
+            <w:tcMar>
+              <w:top w:type="dxa" w:w="70"/>
+              <w:left w:type="dxa" w:w="120"/>
+              <w:bottom w:type="dxa" w:w="70"/>
+              <w:right w:type="dxa" w:w="120"/>
+            </w:tcMar>
+            <w:vAlign w:val="center"/>
+          </w:tcPr>
+          <w:p>
+            <w:r>
+              <w:rPr>
+                <w:rFonts w:ascii="News Gothic MT" w:cs="News Gothic MT" w:eastAsia="News Gothic MT" w:hAnsi="News Gothic MT"/>
+                <w:b w:val="false"/>
+                <w:bCs w:val="false"/>
+                <w:i w:val="false"/>
+                <w:iCs w:val="false"/>
+                <w:color w:val="1A1A2E"/>
+                <w:sz w:val="19"/>
+                <w:szCs w:val="19"/>
+              </w:rPr>
+              <w:t xml:space="preserve">99</w:t>
+            </w:r>
+          </w:p>
+        </w:tc>
+        <w:tc>
+          <w:tcPr>
+            <w:tcW w:type="dxa" w:w="1200"/>
+            <w:shd w:fill="FFFFFF" w:color="auto" w:val="clear"/>
+            <w:tcMar>
+              <w:top w:type="dxa" w:w="70"/>
+              <w:left w:type="dxa" w:w="120"/>
+              <w:bottom w:type="dxa" w:w="70"/>
+              <w:right w:type="dxa" w:w="120"/>
+            </w:tcMar>
+            <w:vAlign w:val="center"/>
+          </w:tcPr>
+          <w:p>
+            <w:r>
+              <w:rPr>
+                <w:rFonts w:ascii="News Gothic MT" w:cs="News Gothic MT" w:eastAsia="News Gothic MT" w:hAnsi="News Gothic MT"/>
+                <w:b w:val="false"/>
+                <w:bCs w:val="false"/>
+                <w:i w:val="false"/>
+                <w:iCs w:val="false"/>
+                <w:color w:val="1A1A2E"/>
+                <w:sz w:val="19"/>
+                <w:szCs w:val="19"/>
+              </w:rPr>
+              <w:t xml:space="preserve">j</w:t>
+            </w:r>
+          </w:p>
+        </w:tc>
+        <w:tc>
+          <w:tcPr>
+            <w:tcW w:type="dxa" w:w="1000"/>
+            <w:shd w:fill="FFFFFF" w:color="auto" w:val="clear"/>
+            <w:tcMar>
+              <w:top w:type="dxa" w:w="70"/>
+              <w:left w:type="dxa" w:w="120"/>
+              <w:bottom w:type="dxa" w:w="70"/>
+              <w:right w:type="dxa" w:w="120"/>
+            </w:tcMar>
+            <w:vAlign w:val="center"/>
+          </w:tcPr>
+          <w:p>
+            <w:r>
+              <w:rPr>
+                <w:rFonts w:ascii="News Gothic MT" w:cs="News Gothic MT" w:eastAsia="News Gothic MT" w:hAnsi="News Gothic MT"/>
+                <w:b w:val="false"/>
+                <w:bCs w:val="false"/>
+                <w:i w:val="false"/>
+                <w:iCs w:val="false"/>
+                <w:color w:val="1A1A2E"/>
+                <w:sz w:val="19"/>
+                <w:szCs w:val="19"/>
+              </w:rPr>
+              <w:t xml:space="preserve">106</w:t>
+            </w:r>
+          </w:p>
+        </w:tc>
+        <w:tc>
+          <w:tcPr>
+            <w:tcW w:type="dxa" w:w="1200"/>
+            <w:shd w:fill="FFFFFF" w:color="auto" w:val="clear"/>
+            <w:tcMar>
+              <w:top w:type="dxa" w:w="70"/>
+              <w:left w:type="dxa" w:w="120"/>
+              <w:bottom w:type="dxa" w:w="70"/>
+              <w:right w:type="dxa" w:w="120"/>
+            </w:tcMar>
+            <w:vAlign w:val="center"/>
+          </w:tcPr>
+          <w:p>
+            <w:r>
+              <w:rPr>
+                <w:rFonts w:ascii="News Gothic MT" w:cs="News Gothic MT" w:eastAsia="News Gothic MT" w:hAnsi="News Gothic MT"/>
+                <w:b w:val="false"/>
+                <w:bCs w:val="false"/>
+                <w:i w:val="false"/>
+                <w:iCs w:val="false"/>
+                <w:color w:val="1A1A2E"/>
+                <w:sz w:val="19"/>
+                <w:szCs w:val="19"/>
+              </w:rPr>
+              <w:t xml:space="preserve">q</w:t>
+            </w:r>
+          </w:p>
+        </w:tc>
+        <w:tc>
+          <w:tcPr>
+            <w:tcW w:type="dxa" w:w="1000"/>
+            <w:shd w:fill="FFFFFF" w:color="auto" w:val="clear"/>
+            <w:tcMar>
+              <w:top w:type="dxa" w:w="70"/>
+              <w:left w:type="dxa" w:w="120"/>
+              <w:bottom w:type="dxa" w:w="70"/>
+              <w:right w:type="dxa" w:w="120"/>
+            </w:tcMar>
+            <w:vAlign w:val="center"/>
+          </w:tcPr>
+          <w:p>
+            <w:r>
+              <w:rPr>
+                <w:rFonts w:ascii="News Gothic MT" w:cs="News Gothic MT" w:eastAsia="News Gothic MT" w:hAnsi="News Gothic MT"/>
+                <w:b w:val="false"/>
+                <w:bCs w:val="false"/>
+                <w:i w:val="false"/>
+                <w:iCs w:val="false"/>
+                <w:color w:val="1A1A2E"/>
+                <w:sz w:val="19"/>
+                <w:szCs w:val="19"/>
+              </w:rPr>
+              <w:t xml:space="preserve">113</w:t>
+            </w:r>
+          </w:p>
+        </w:tc>
+        <w:tc>
+          <w:tcPr>
+            <w:tcW w:type="dxa" w:w="1200"/>
+            <w:shd w:fill="FFFFFF" w:color="auto" w:val="clear"/>
+            <w:tcMar>
+              <w:top w:type="dxa" w:w="70"/>
+              <w:left w:type="dxa" w:w="120"/>
+              <w:bottom w:type="dxa" w:w="70"/>
+              <w:right w:type="dxa" w:w="120"/>
+            </w:tcMar>
+            <w:vAlign w:val="center"/>
+          </w:tcPr>
+          <w:p>
+            <w:r>
+              <w:rPr>
+                <w:rFonts w:ascii="News Gothic MT" w:cs="News Gothic MT" w:eastAsia="News Gothic MT" w:hAnsi="News Gothic MT"/>
+                <w:b w:val="false"/>
+                <w:bCs w:val="false"/>
+                <w:i w:val="false"/>
+                <w:iCs w:val="false"/>
+                <w:color w:val="1A1A2E"/>
+                <w:sz w:val="19"/>
+                <w:szCs w:val="19"/>
+              </w:rPr>
+              <w:t xml:space="preserve">x</w:t>
+            </w:r>
+          </w:p>
+        </w:tc>
+        <w:tc>
+          <w:tcPr>
+            <w:tcW w:type="dxa" w:w="1038"/>
+            <w:shd w:fill="FFFFFF" w:color="auto" w:val="clear"/>
+            <w:tcMar>
+              <w:top w:type="dxa" w:w="70"/>
+              <w:left w:type="dxa" w:w="120"/>
+              <w:bottom w:type="dxa" w:w="70"/>
+              <w:right w:type="dxa" w:w="120"/>
+            </w:tcMar>
+            <w:vAlign w:val="center"/>
+          </w:tcPr>
+          <w:p>
+            <w:r>
+              <w:rPr>
+                <w:rFonts w:ascii="News Gothic MT" w:cs="News Gothic MT" w:eastAsia="News Gothic MT" w:hAnsi="News Gothic MT"/>
+                <w:b w:val="false"/>
+                <w:bCs w:val="false"/>
+                <w:i w:val="false"/>
+                <w:iCs w:val="false"/>
+                <w:color w:val="1A1A2E"/>
+                <w:sz w:val="19"/>
+                <w:szCs w:val="19"/>
+              </w:rPr>
+              <w:t xml:space="preserve">120</w:t>
+            </w:r>
+          </w:p>
+        </w:tc>
+      </w:tr>
+      <w:tr>
+        <w:tc>
+          <w:tcPr>
+            <w:tcW w:type="dxa" w:w="1200"/>
+            <w:shd w:fill="EEF1F8" w:color="auto" w:val="clear"/>
+            <w:tcMar>
+              <w:top w:type="dxa" w:w="70"/>
+              <w:left w:type="dxa" w:w="120"/>
+              <w:bottom w:type="dxa" w:w="70"/>
+              <w:right w:type="dxa" w:w="120"/>
+            </w:tcMar>
+            <w:vAlign w:val="center"/>
+          </w:tcPr>
+          <w:p>
+            <w:r>
+              <w:rPr>
+                <w:rFonts w:ascii="News Gothic MT" w:cs="News Gothic MT" w:eastAsia="News Gothic MT" w:hAnsi="News Gothic MT"/>
+                <w:b w:val="false"/>
+                <w:bCs w:val="false"/>
+                <w:i w:val="false"/>
+                <w:iCs w:val="false"/>
+                <w:color w:val="1A1A2E"/>
+                <w:sz w:val="19"/>
+                <w:szCs w:val="19"/>
+              </w:rPr>
+              <w:t xml:space="preserve">d</w:t>
+            </w:r>
+          </w:p>
+        </w:tc>
+        <w:tc>
+          <w:tcPr>
+            <w:tcW w:type="dxa" w:w="1000"/>
+            <w:shd w:fill="EEF1F8" w:color="auto" w:val="clear"/>
+            <w:tcMar>
+              <w:top w:type="dxa" w:w="70"/>
+              <w:left w:type="dxa" w:w="120"/>
+              <w:bottom w:type="dxa" w:w="70"/>
+              <w:right w:type="dxa" w:w="120"/>
+            </w:tcMar>
+            <w:vAlign w:val="center"/>
+          </w:tcPr>
+          <w:p>
+            <w:r>
+              <w:rPr>
+                <w:rFonts w:ascii="News Gothic MT" w:cs="News Gothic MT" w:eastAsia="News Gothic MT" w:hAnsi="News Gothic MT"/>
+                <w:b w:val="false"/>
+                <w:bCs w:val="false"/>
+                <w:i w:val="false"/>
+                <w:iCs w:val="false"/>
+                <w:color w:val="1A1A2E"/>
+                <w:sz w:val="19"/>
+                <w:szCs w:val="19"/>
+              </w:rPr>
+              <w:t xml:space="preserve">100</w:t>
+            </w:r>
+          </w:p>
+        </w:tc>
+        <w:tc>
+          <w:tcPr>
+            <w:tcW w:type="dxa" w:w="1200"/>
+            <w:shd w:fill="EEF1F8" w:color="auto" w:val="clear"/>
+            <w:tcMar>
+              <w:top w:type="dxa" w:w="70"/>
+              <w:left w:type="dxa" w:w="120"/>
+              <w:bottom w:type="dxa" w:w="70"/>
+              <w:right w:type="dxa" w:w="120"/>
+            </w:tcMar>
+            <w:vAlign w:val="center"/>
+          </w:tcPr>
+          <w:p>
+            <w:r>
+              <w:rPr>
+                <w:rFonts w:ascii="News Gothic MT" w:cs="News Gothic MT" w:eastAsia="News Gothic MT" w:hAnsi="News Gothic MT"/>
+                <w:b w:val="false"/>
+                <w:bCs w:val="false"/>
+                <w:i w:val="false"/>
+                <w:iCs w:val="false"/>
+                <w:color w:val="1A1A2E"/>
+                <w:sz w:val="19"/>
+                <w:szCs w:val="19"/>
+              </w:rPr>
+              <w:t xml:space="preserve">k</w:t>
+            </w:r>
+          </w:p>
+        </w:tc>
+        <w:tc>
+          <w:tcPr>
+            <w:tcW w:type="dxa" w:w="1000"/>
+            <w:shd w:fill="EEF1F8" w:color="auto" w:val="clear"/>
+            <w:tcMar>
+              <w:top w:type="dxa" w:w="70"/>
+              <w:left w:type="dxa" w:w="120"/>
+              <w:bottom w:type="dxa" w:w="70"/>
+              <w:right w:type="dxa" w:w="120"/>
+            </w:tcMar>
+            <w:vAlign w:val="center"/>
+          </w:tcPr>
+          <w:p>
+            <w:r>
+              <w:rPr>
+                <w:rFonts w:ascii="News Gothic MT" w:cs="News Gothic MT" w:eastAsia="News Gothic MT" w:hAnsi="News Gothic MT"/>
+                <w:b w:val="false"/>
+                <w:bCs w:val="false"/>
+                <w:i w:val="false"/>
+                <w:iCs w:val="false"/>
+                <w:color w:val="1A1A2E"/>
+                <w:sz w:val="19"/>
+                <w:szCs w:val="19"/>
+              </w:rPr>
+              <w:t xml:space="preserve">107</w:t>
+            </w:r>
+          </w:p>
+        </w:tc>
+        <w:tc>
+          <w:tcPr>
+            <w:tcW w:type="dxa" w:w="1200"/>
+            <w:shd w:fill="EEF1F8" w:color="auto" w:val="clear"/>
+            <w:tcMar>
+              <w:top w:type="dxa" w:w="70"/>
+              <w:left w:type="dxa" w:w="120"/>
+              <w:bottom w:type="dxa" w:w="70"/>
+              <w:right w:type="dxa" w:w="120"/>
+            </w:tcMar>
+            <w:vAlign w:val="center"/>
+          </w:tcPr>
+          <w:p>
+            <w:r>
+              <w:rPr>
+                <w:rFonts w:ascii="News Gothic MT" w:cs="News Gothic MT" w:eastAsia="News Gothic MT" w:hAnsi="News Gothic MT"/>
+                <w:b w:val="false"/>
+                <w:bCs w:val="false"/>
+                <w:i w:val="false"/>
+                <w:iCs w:val="false"/>
+                <w:color w:val="1A1A2E"/>
+                <w:sz w:val="19"/>
+                <w:szCs w:val="19"/>
+              </w:rPr>
+              <w:t xml:space="preserve">r</w:t>
+            </w:r>
+          </w:p>
+        </w:tc>
+        <w:tc>
+          <w:tcPr>
+            <w:tcW w:type="dxa" w:w="1000"/>
+            <w:shd w:fill="EEF1F8" w:color="auto" w:val="clear"/>
+            <w:tcMar>
+              <w:top w:type="dxa" w:w="70"/>
+              <w:left w:type="dxa" w:w="120"/>
+              <w:bottom w:type="dxa" w:w="70"/>
+              <w:right w:type="dxa" w:w="120"/>
+            </w:tcMar>
+            <w:vAlign w:val="center"/>
+          </w:tcPr>
+          <w:p>
+            <w:r>
+              <w:rPr>
+                <w:rFonts w:ascii="News Gothic MT" w:cs="News Gothic MT" w:eastAsia="News Gothic MT" w:hAnsi="News Gothic MT"/>
+                <w:b w:val="false"/>
+                <w:bCs w:val="false"/>
+                <w:i w:val="false"/>
+                <w:iCs w:val="false"/>
+                <w:color w:val="1A1A2E"/>
+                <w:sz w:val="19"/>
+                <w:szCs w:val="19"/>
+              </w:rPr>
+              <w:t xml:space="preserve">114</w:t>
+            </w:r>
+          </w:p>
+        </w:tc>
+        <w:tc>
+          <w:tcPr>
+            <w:tcW w:type="dxa" w:w="1200"/>
+            <w:shd w:fill="EEF1F8" w:color="auto" w:val="clear"/>
+            <w:tcMar>
+              <w:top w:type="dxa" w:w="70"/>
+              <w:left w:type="dxa" w:w="120"/>
+              <w:bottom w:type="dxa" w:w="70"/>
+              <w:right w:type="dxa" w:w="120"/>
+            </w:tcMar>
+            <w:vAlign w:val="center"/>
+          </w:tcPr>
+          <w:p>
+            <w:r>
+              <w:rPr>
+                <w:rFonts w:ascii="News Gothic MT" w:cs="News Gothic MT" w:eastAsia="News Gothic MT" w:hAnsi="News Gothic MT"/>
+                <w:b w:val="false"/>
+                <w:bCs w:val="false"/>
+                <w:i w:val="false"/>
+                <w:iCs w:val="false"/>
+                <w:color w:val="1A1A2E"/>
+                <w:sz w:val="19"/>
+                <w:szCs w:val="19"/>
+              </w:rPr>
+              <w:t xml:space="preserve">y</w:t>
+            </w:r>
+          </w:p>
+        </w:tc>
+        <w:tc>
+          <w:tcPr>
+            <w:tcW w:type="dxa" w:w="1038"/>
+            <w:shd w:fill="EEF1F8" w:color="auto" w:val="clear"/>
+            <w:tcMar>
+              <w:top w:type="dxa" w:w="70"/>
+              <w:left w:type="dxa" w:w="120"/>
+              <w:bottom w:type="dxa" w:w="70"/>
+              <w:right w:type="dxa" w:w="120"/>
+            </w:tcMar>
+            <w:vAlign w:val="center"/>
+          </w:tcPr>
+          <w:p>
+            <w:r>
+              <w:rPr>
+                <w:rFonts w:ascii="News Gothic MT" w:cs="News Gothic MT" w:eastAsia="News Gothic MT" w:hAnsi="News Gothic MT"/>
+                <w:b w:val="false"/>
+                <w:bCs w:val="false"/>
+                <w:i w:val="false"/>
+                <w:iCs w:val="false"/>
+                <w:color w:val="1A1A2E"/>
+                <w:sz w:val="19"/>
+                <w:szCs w:val="19"/>
+              </w:rPr>
+              <w:t xml:space="preserve">121</w:t>
+            </w:r>
+          </w:p>
+        </w:tc>
+      </w:tr>
+      <w:tr>
+        <w:tc>
+          <w:tcPr>
+            <w:tcW w:type="dxa" w:w="1200"/>
+            <w:shd w:fill="FFFFFF" w:color="auto" w:val="clear"/>
+            <w:tcMar>
+              <w:top w:type="dxa" w:w="70"/>
+              <w:left w:type="dxa" w:w="120"/>
+              <w:bottom w:type="dxa" w:w="70"/>
+              <w:right w:type="dxa" w:w="120"/>
+            </w:tcMar>
+            <w:vAlign w:val="center"/>
+          </w:tcPr>
+          <w:p>
+            <w:r>
+              <w:rPr>
+                <w:rFonts w:ascii="News Gothic MT" w:cs="News Gothic MT" w:eastAsia="News Gothic MT" w:hAnsi="News Gothic MT"/>
+                <w:b w:val="false"/>
+                <w:bCs w:val="false"/>
+                <w:i w:val="false"/>
+                <w:iCs w:val="false"/>
+                <w:color w:val="1A1A2E"/>
+                <w:sz w:val="19"/>
+                <w:szCs w:val="19"/>
+              </w:rPr>
+              <w:t xml:space="preserve">e</w:t>
+            </w:r>
+          </w:p>
+        </w:tc>
+        <w:tc>
+          <w:tcPr>
+            <w:tcW w:type="dxa" w:w="1000"/>
+            <w:shd w:fill="FFFFFF" w:color="auto" w:val="clear"/>
+            <w:tcMar>
+              <w:top w:type="dxa" w:w="70"/>
+              <w:left w:type="dxa" w:w="120"/>
+              <w:bottom w:type="dxa" w:w="70"/>
+              <w:right w:type="dxa" w:w="120"/>
+            </w:tcMar>
+            <w:vAlign w:val="center"/>
+          </w:tcPr>
+          <w:p>
+            <w:r>
+              <w:rPr>
+                <w:rFonts w:ascii="News Gothic MT" w:cs="News Gothic MT" w:eastAsia="News Gothic MT" w:hAnsi="News Gothic MT"/>
+                <w:b w:val="false"/>
+                <w:bCs w:val="false"/>
+                <w:i w:val="false"/>
+                <w:iCs w:val="false"/>
+                <w:color w:val="1A1A2E"/>
+                <w:sz w:val="19"/>
+                <w:szCs w:val="19"/>
+              </w:rPr>
+              <w:t xml:space="preserve">101</w:t>
+            </w:r>
+          </w:p>
+        </w:tc>
+        <w:tc>
+          <w:tcPr>
+            <w:tcW w:type="dxa" w:w="1200"/>
+            <w:shd w:fill="FFFFFF" w:color="auto" w:val="clear"/>
+            <w:tcMar>
+              <w:top w:type="dxa" w:w="70"/>
+              <w:left w:type="dxa" w:w="120"/>
+              <w:bottom w:type="dxa" w:w="70"/>
+              <w:right w:type="dxa" w:w="120"/>
+            </w:tcMar>
+            <w:vAlign w:val="center"/>
+          </w:tcPr>
+          <w:p>
+            <w:r>
+              <w:rPr>
+                <w:rFonts w:ascii="News Gothic MT" w:cs="News Gothic MT" w:eastAsia="News Gothic MT" w:hAnsi="News Gothic MT"/>
+                <w:b w:val="false"/>
+                <w:bCs w:val="false"/>
+                <w:i w:val="false"/>
+                <w:iCs w:val="false"/>
+                <w:color w:val="1A1A2E"/>
+                <w:sz w:val="19"/>
+                <w:szCs w:val="19"/>
+              </w:rPr>
+              <w:t xml:space="preserve">l</w:t>
+            </w:r>
+          </w:p>
+        </w:tc>
+        <w:tc>
+          <w:tcPr>
+            <w:tcW w:type="dxa" w:w="1000"/>
+            <w:shd w:fill="FFFFFF" w:color="auto" w:val="clear"/>
+            <w:tcMar>
+              <w:top w:type="dxa" w:w="70"/>
+              <w:left w:type="dxa" w:w="120"/>
+              <w:bottom w:type="dxa" w:w="70"/>
+              <w:right w:type="dxa" w:w="120"/>
+            </w:tcMar>
+            <w:vAlign w:val="center"/>
+          </w:tcPr>
+          <w:p>
+            <w:r>
+              <w:rPr>
+                <w:rFonts w:ascii="News Gothic MT" w:cs="News Gothic MT" w:eastAsia="News Gothic MT" w:hAnsi="News Gothic MT"/>
+                <w:b w:val="false"/>
+                <w:bCs w:val="false"/>
+                <w:i w:val="false"/>
+                <w:iCs w:val="false"/>
+                <w:color w:val="1A1A2E"/>
+                <w:sz w:val="19"/>
+                <w:szCs w:val="19"/>
+              </w:rPr>
+              <w:t xml:space="preserve">108</w:t>
+            </w:r>
+          </w:p>
+        </w:tc>
+        <w:tc>
+          <w:tcPr>
+            <w:tcW w:type="dxa" w:w="1200"/>
+            <w:shd w:fill="FFFFFF" w:color="auto" w:val="clear"/>
+            <w:tcMar>
+              <w:top w:type="dxa" w:w="70"/>
+              <w:left w:type="dxa" w:w="120"/>
+              <w:bottom w:type="dxa" w:w="70"/>
+              <w:right w:type="dxa" w:w="120"/>
+            </w:tcMar>
+            <w:vAlign w:val="center"/>
+          </w:tcPr>
+          <w:p>
+            <w:r>
+              <w:rPr>
+                <w:rFonts w:ascii="News Gothic MT" w:cs="News Gothic MT" w:eastAsia="News Gothic MT" w:hAnsi="News Gothic MT"/>
+                <w:b w:val="false"/>
+                <w:bCs w:val="false"/>
+                <w:i w:val="false"/>
+                <w:iCs w:val="false"/>
+                <w:color w:val="1A1A2E"/>
+                <w:sz w:val="19"/>
+                <w:szCs w:val="19"/>
+              </w:rPr>
+              <w:t xml:space="preserve">s</w:t>
+            </w:r>
+          </w:p>
+        </w:tc>
+        <w:tc>
+          <w:tcPr>
+            <w:tcW w:type="dxa" w:w="1000"/>
+            <w:shd w:fill="FFFFFF" w:color="auto" w:val="clear"/>
+            <w:tcMar>
+              <w:top w:type="dxa" w:w="70"/>
+              <w:left w:type="dxa" w:w="120"/>
+              <w:bottom w:type="dxa" w:w="70"/>
+              <w:right w:type="dxa" w:w="120"/>
+            </w:tcMar>
+            <w:vAlign w:val="center"/>
+          </w:tcPr>
+          <w:p>
+            <w:r>
+              <w:rPr>
+                <w:rFonts w:ascii="News Gothic MT" w:cs="News Gothic MT" w:eastAsia="News Gothic MT" w:hAnsi="News Gothic MT"/>
+                <w:b w:val="false"/>
+                <w:bCs w:val="false"/>
+                <w:i w:val="false"/>
+                <w:iCs w:val="false"/>
+                <w:color w:val="1A1A2E"/>
+                <w:sz w:val="19"/>
+                <w:szCs w:val="19"/>
+              </w:rPr>
+              <w:t xml:space="preserve">115</w:t>
+            </w:r>
+          </w:p>
+        </w:tc>
+        <w:tc>
+          <w:tcPr>
+            <w:tcW w:type="dxa" w:w="1200"/>
+            <w:shd w:fill="FFFFFF" w:color="auto" w:val="clear"/>
+            <w:tcMar>
+              <w:top w:type="dxa" w:w="70"/>
+              <w:left w:type="dxa" w:w="120"/>
+              <w:bottom w:type="dxa" w:w="70"/>
+              <w:right w:type="dxa" w:w="120"/>
+            </w:tcMar>
+            <w:vAlign w:val="center"/>
+          </w:tcPr>
+          <w:p>
+            <w:r>
+              <w:rPr>
+                <w:rFonts w:ascii="News Gothic MT" w:cs="News Gothic MT" w:eastAsia="News Gothic MT" w:hAnsi="News Gothic MT"/>
+                <w:b w:val="false"/>
+                <w:bCs w:val="false"/>
+                <w:i w:val="false"/>
+                <w:iCs w:val="false"/>
+                <w:color w:val="1A1A2E"/>
+                <w:sz w:val="19"/>
+                <w:szCs w:val="19"/>
+              </w:rPr>
+              <w:t xml:space="preserve">z</w:t>
+            </w:r>
+          </w:p>
+        </w:tc>
+        <w:tc>
+          <w:tcPr>
+            <w:tcW w:type="dxa" w:w="1038"/>
+            <w:shd w:fill="FFFFFF" w:color="auto" w:val="clear"/>
+            <w:tcMar>
+              <w:top w:type="dxa" w:w="70"/>
+              <w:left w:type="dxa" w:w="120"/>
+              <w:bottom w:type="dxa" w:w="70"/>
+              <w:right w:type="dxa" w:w="120"/>
+            </w:tcMar>
+            <w:vAlign w:val="center"/>
+          </w:tcPr>
+          <w:p>
+            <w:r>
+              <w:rPr>
+                <w:rFonts w:ascii="News Gothic MT" w:cs="News Gothic MT" w:eastAsia="News Gothic MT" w:hAnsi="News Gothic MT"/>
+                <w:b w:val="false"/>
+                <w:bCs w:val="false"/>
+                <w:i w:val="false"/>
+                <w:iCs w:val="false"/>
+                <w:color w:val="1A1A2E"/>
+                <w:sz w:val="19"/>
+                <w:szCs w:val="19"/>
+              </w:rPr>
+              <w:t xml:space="preserve">122</w:t>
+            </w:r>
+          </w:p>
+        </w:tc>
+      </w:tr>
+      <w:tr>
+        <w:tc>
+          <w:tcPr>
+            <w:tcW w:type="dxa" w:w="1200"/>
+            <w:shd w:fill="EEF1F8" w:color="auto" w:val="clear"/>
+            <w:tcMar>
+              <w:top w:type="dxa" w:w="70"/>
+              <w:left w:type="dxa" w:w="120"/>
+              <w:bottom w:type="dxa" w:w="70"/>
+              <w:right w:type="dxa" w:w="120"/>
+            </w:tcMar>
+            <w:vAlign w:val="center"/>
+          </w:tcPr>
+          <w:p>
+            <w:r>
+              <w:rPr>
+                <w:rFonts w:ascii="News Gothic MT" w:cs="News Gothic MT" w:eastAsia="News Gothic MT" w:hAnsi="News Gothic MT"/>
+                <w:b w:val="false"/>
+                <w:bCs w:val="false"/>
+                <w:i w:val="false"/>
+                <w:iCs w:val="false"/>
+                <w:color w:val="1A1A2E"/>
+                <w:sz w:val="19"/>
+                <w:szCs w:val="19"/>
+              </w:rPr>
+              <w:t xml:space="preserve">f</w:t>
+            </w:r>
+          </w:p>
+        </w:tc>
+        <w:tc>
+          <w:tcPr>
+            <w:tcW w:type="dxa" w:w="1000"/>
+            <w:shd w:fill="EEF1F8" w:color="auto" w:val="clear"/>
+            <w:tcMar>
+              <w:top w:type="dxa" w:w="70"/>
+              <w:left w:type="dxa" w:w="120"/>
+              <w:bottom w:type="dxa" w:w="70"/>
+              <w:right w:type="dxa" w:w="120"/>
+            </w:tcMar>
+            <w:vAlign w:val="center"/>
+          </w:tcPr>
+          <w:p>
+            <w:r>
+              <w:rPr>
+                <w:rFonts w:ascii="News Gothic MT" w:cs="News Gothic MT" w:eastAsia="News Gothic MT" w:hAnsi="News Gothic MT"/>
+                <w:b w:val="false"/>
+                <w:bCs w:val="false"/>
+                <w:i w:val="false"/>
+                <w:iCs w:val="false"/>
+                <w:color w:val="1A1A2E"/>
+                <w:sz w:val="19"/>
+                <w:szCs w:val="19"/>
+              </w:rPr>
+              <w:t xml:space="preserve">102</w:t>
+            </w:r>
+          </w:p>
+        </w:tc>
+        <w:tc>
+          <w:tcPr>
+            <w:tcW w:type="dxa" w:w="1200"/>
+            <w:shd w:fill="EEF1F8" w:color="auto" w:val="clear"/>
+            <w:tcMar>
+              <w:top w:type="dxa" w:w="70"/>
+              <w:left w:type="dxa" w:w="120"/>
+              <w:bottom w:type="dxa" w:w="70"/>
+              <w:right w:type="dxa" w:w="120"/>
+            </w:tcMar>
+            <w:vAlign w:val="center"/>
+          </w:tcPr>
+          <w:p>
+            <w:r>
+              <w:rPr>
+                <w:rFonts w:ascii="News Gothic MT" w:cs="News Gothic MT" w:eastAsia="News Gothic MT" w:hAnsi="News Gothic MT"/>
+                <w:b w:val="false"/>
+                <w:bCs w:val="false"/>
+                <w:i w:val="false"/>
+                <w:iCs w:val="false"/>
+                <w:color w:val="1A1A2E"/>
+                <w:sz w:val="19"/>
+                <w:szCs w:val="19"/>
+              </w:rPr>
+              <w:t xml:space="preserve">m</w:t>
+            </w:r>
+          </w:p>
+        </w:tc>
+        <w:tc>
+          <w:tcPr>
+            <w:tcW w:type="dxa" w:w="1000"/>
+            <w:shd w:fill="EEF1F8" w:color="auto" w:val="clear"/>
+            <w:tcMar>
+              <w:top w:type="dxa" w:w="70"/>
+              <w:left w:type="dxa" w:w="120"/>
+              <w:bottom w:type="dxa" w:w="70"/>
+              <w:right w:type="dxa" w:w="120"/>
+            </w:tcMar>
+            <w:vAlign w:val="center"/>
+          </w:tcPr>
+          <w:p>
+            <w:r>
+              <w:rPr>
+                <w:rFonts w:ascii="News Gothic MT" w:cs="News Gothic MT" w:eastAsia="News Gothic MT" w:hAnsi="News Gothic MT"/>
+                <w:b w:val="false"/>
+                <w:bCs w:val="false"/>
+                <w:i w:val="false"/>
+                <w:iCs w:val="false"/>
+                <w:color w:val="1A1A2E"/>
+                <w:sz w:val="19"/>
+                <w:szCs w:val="19"/>
+              </w:rPr>
+              <w:t xml:space="preserve">109</w:t>
+            </w:r>
+          </w:p>
+        </w:tc>
+        <w:tc>
+          <w:tcPr>
+            <w:tcW w:type="dxa" w:w="1200"/>
+            <w:shd w:fill="EEF1F8" w:color="auto" w:val="clear"/>
+            <w:tcMar>
+              <w:top w:type="dxa" w:w="70"/>
+              <w:left w:type="dxa" w:w="120"/>
+              <w:bottom w:type="dxa" w:w="70"/>
+              <w:right w:type="dxa" w:w="120"/>
+            </w:tcMar>
+            <w:vAlign w:val="center"/>
+          </w:tcPr>
+          <w:p>
+            <w:r>
+              <w:rPr>
+                <w:rFonts w:ascii="News Gothic MT" w:cs="News Gothic MT" w:eastAsia="News Gothic MT" w:hAnsi="News Gothic MT"/>
+                <w:b w:val="false"/>
+                <w:bCs w:val="false"/>
+                <w:i w:val="false"/>
+                <w:iCs w:val="false"/>
+                <w:color w:val="1A1A2E"/>
+                <w:sz w:val="19"/>
+                <w:szCs w:val="19"/>
+              </w:rPr>
+              <w:t xml:space="preserve">t</w:t>
+            </w:r>
+          </w:p>
+        </w:tc>
+        <w:tc>
+          <w:tcPr>
+            <w:tcW w:type="dxa" w:w="1000"/>
+            <w:shd w:fill="EEF1F8" w:color="auto" w:val="clear"/>
+            <w:tcMar>
+              <w:top w:type="dxa" w:w="70"/>
+              <w:left w:type="dxa" w:w="120"/>
+              <w:bottom w:type="dxa" w:w="70"/>
+              <w:right w:type="dxa" w:w="120"/>
+            </w:tcMar>
+            <w:vAlign w:val="center"/>
+          </w:tcPr>
+          <w:p>
+            <w:r>
+              <w:rPr>
+                <w:rFonts w:ascii="News Gothic MT" w:cs="News Gothic MT" w:eastAsia="News Gothic MT" w:hAnsi="News Gothic MT"/>
+                <w:b w:val="false"/>
+                <w:bCs w:val="false"/>
+                <w:i w:val="false"/>
+                <w:iCs w:val="false"/>
+                <w:color w:val="1A1A2E"/>
+                <w:sz w:val="19"/>
+                <w:szCs w:val="19"/>
+              </w:rPr>
+              <w:t xml:space="preserve">116</w:t>
+            </w:r>
+          </w:p>
+        </w:tc>
+        <w:tc>
+          <w:tcPr>
+            <w:tcW w:type="dxa" w:w="1200"/>
+            <w:shd w:fill="EEF1F8" w:color="auto" w:val="clear"/>
+            <w:tcMar>
+              <w:top w:type="dxa" w:w="70"/>
+              <w:left w:type="dxa" w:w="120"/>
+              <w:bottom w:type="dxa" w:w="70"/>
+              <w:right w:type="dxa" w:w="120"/>
+            </w:tcMar>
+            <w:vAlign w:val="center"/>
+          </w:tcPr>
+          <w:p/>
+        </w:tc>
+        <w:tc>
+          <w:tcPr>
+            <w:tcW w:type="dxa" w:w="1038"/>
+            <w:shd w:fill="EEF1F8" w:color="auto" w:val="clear"/>
+            <w:tcMar>
+              <w:top w:type="dxa" w:w="70"/>
+              <w:left w:type="dxa" w:w="120"/>
+              <w:bottom w:type="dxa" w:w="70"/>
+              <w:right w:type="dxa" w:w="120"/>
+            </w:tcMar>
+            <w:vAlign w:val="center"/>
+          </w:tcPr>
+          <w:p/>
+        </w:tc>
+      </w:tr>
+      <w:tr>
+        <w:tc>
+          <w:tcPr>
+            <w:tcW w:type="dxa" w:w="1200"/>
+            <w:shd w:fill="FFFFFF" w:color="auto" w:val="clear"/>
+            <w:tcMar>
+              <w:top w:type="dxa" w:w="70"/>
+              <w:left w:type="dxa" w:w="120"/>
+              <w:bottom w:type="dxa" w:w="70"/>
+              <w:right w:type="dxa" w:w="120"/>
+            </w:tcMar>
+            <w:vAlign w:val="center"/>
+          </w:tcPr>
+          <w:p>
+            <w:r>
+              <w:rPr>
+                <w:rFonts w:ascii="News Gothic MT" w:cs="News Gothic MT" w:eastAsia="News Gothic MT" w:hAnsi="News Gothic MT"/>
+                <w:b w:val="false"/>
+                <w:bCs w:val="false"/>
+                <w:i w:val="false"/>
+                <w:iCs w:val="false"/>
+                <w:color w:val="1A1A2E"/>
+                <w:sz w:val="19"/>
+                <w:szCs w:val="19"/>
+              </w:rPr>
+              <w:t xml:space="preserve">g</w:t>
+            </w:r>
+          </w:p>
+        </w:tc>
+        <w:tc>
+          <w:tcPr>
+            <w:tcW w:type="dxa" w:w="1000"/>
+            <w:shd w:fill="FFFFFF" w:color="auto" w:val="clear"/>
+            <w:tcMar>
+              <w:top w:type="dxa" w:w="70"/>
+              <w:left w:type="dxa" w:w="120"/>
+              <w:bottom w:type="dxa" w:w="70"/>
+              <w:right w:type="dxa" w:w="120"/>
+            </w:tcMar>
+            <w:vAlign w:val="center"/>
+          </w:tcPr>
+          <w:p>
+            <w:r>
+              <w:rPr>
+                <w:rFonts w:ascii="News Gothic MT" w:cs="News Gothic MT" w:eastAsia="News Gothic MT" w:hAnsi="News Gothic MT"/>
+                <w:b w:val="false"/>
+                <w:bCs w:val="false"/>
+                <w:i w:val="false"/>
+                <w:iCs w:val="false"/>
+                <w:color w:val="1A1A2E"/>
+                <w:sz w:val="19"/>
+                <w:szCs w:val="19"/>
+              </w:rPr>
+              <w:t xml:space="preserve">103</w:t>
+            </w:r>
+          </w:p>
+        </w:tc>
+        <w:tc>
+          <w:tcPr>
+            <w:tcW w:type="dxa" w:w="1200"/>
+            <w:shd w:fill="FFFFFF" w:color="auto" w:val="clear"/>
+            <w:tcMar>
+              <w:top w:type="dxa" w:w="70"/>
+              <w:left w:type="dxa" w:w="120"/>
+              <w:bottom w:type="dxa" w:w="70"/>
+              <w:right w:type="dxa" w:w="120"/>
+            </w:tcMar>
+            <w:vAlign w:val="center"/>
+          </w:tcPr>
+          <w:p>
+            <w:r>
+              <w:rPr>
+                <w:rFonts w:ascii="News Gothic MT" w:cs="News Gothic MT" w:eastAsia="News Gothic MT" w:hAnsi="News Gothic MT"/>
+                <w:b w:val="false"/>
+                <w:bCs w:val="false"/>
+                <w:i w:val="false"/>
+                <w:iCs w:val="false"/>
+                <w:color w:val="1A1A2E"/>
+                <w:sz w:val="19"/>
+                <w:szCs w:val="19"/>
+              </w:rPr>
+              <w:t xml:space="preserve">n</w:t>
+            </w:r>
+          </w:p>
+        </w:tc>
+        <w:tc>
+          <w:tcPr>
+            <w:tcW w:type="dxa" w:w="1000"/>
+            <w:shd w:fill="FFFFFF" w:color="auto" w:val="clear"/>
+            <w:tcMar>
+              <w:top w:type="dxa" w:w="70"/>
+              <w:left w:type="dxa" w:w="120"/>
+              <w:bottom w:type="dxa" w:w="70"/>
+              <w:right w:type="dxa" w:w="120"/>
+            </w:tcMar>
+            <w:vAlign w:val="center"/>
+          </w:tcPr>
+          <w:p>
+            <w:r>
+              <w:rPr>
+                <w:rFonts w:ascii="News Gothic MT" w:cs="News Gothic MT" w:eastAsia="News Gothic MT" w:hAnsi="News Gothic MT"/>
+                <w:b w:val="false"/>
+                <w:bCs w:val="false"/>
+                <w:i w:val="false"/>
+                <w:iCs w:val="false"/>
+                <w:color w:val="1A1A2E"/>
+                <w:sz w:val="19"/>
+                <w:szCs w:val="19"/>
+              </w:rPr>
+              <w:t xml:space="preserve">110</w:t>
+            </w:r>
+          </w:p>
+        </w:tc>
+        <w:tc>
+          <w:tcPr>
+            <w:tcW w:type="dxa" w:w="1200"/>
+            <w:shd w:fill="FFFFFF" w:color="auto" w:val="clear"/>
+            <w:tcMar>
+              <w:top w:type="dxa" w:w="70"/>
+              <w:left w:type="dxa" w:w="120"/>
+              <w:bottom w:type="dxa" w:w="70"/>
+              <w:right w:type="dxa" w:w="120"/>
+            </w:tcMar>
+            <w:vAlign w:val="center"/>
+          </w:tcPr>
+          <w:p>
+            <w:r>
+              <w:rPr>
+                <w:rFonts w:ascii="News Gothic MT" w:cs="News Gothic MT" w:eastAsia="News Gothic MT" w:hAnsi="News Gothic MT"/>
+                <w:b w:val="false"/>
+                <w:bCs w:val="false"/>
+                <w:i w:val="false"/>
+                <w:iCs w:val="false"/>
+                <w:color w:val="1A1A2E"/>
+                <w:sz w:val="19"/>
+                <w:szCs w:val="19"/>
+              </w:rPr>
+              <w:t xml:space="preserve">u</w:t>
+            </w:r>
+          </w:p>
+        </w:tc>
+        <w:tc>
+          <w:tcPr>
+            <w:tcW w:type="dxa" w:w="1000"/>
+            <w:shd w:fill="FFFFFF" w:color="auto" w:val="clear"/>
+            <w:tcMar>
+              <w:top w:type="dxa" w:w="70"/>
+              <w:left w:type="dxa" w:w="120"/>
+              <w:bottom w:type="dxa" w:w="70"/>
+              <w:right w:type="dxa" w:w="120"/>
+            </w:tcMar>
+            <w:vAlign w:val="center"/>
+          </w:tcPr>
+          <w:p>
+            <w:r>
+              <w:rPr>
+                <w:rFonts w:ascii="News Gothic MT" w:cs="News Gothic MT" w:eastAsia="News Gothic MT" w:hAnsi="News Gothic MT"/>
+                <w:b w:val="false"/>
+                <w:bCs w:val="false"/>
+                <w:i w:val="false"/>
+                <w:iCs w:val="false"/>
+                <w:color w:val="1A1A2E"/>
+                <w:sz w:val="19"/>
+                <w:szCs w:val="19"/>
+              </w:rPr>
+              <w:t xml:space="preserve">117</w:t>
+            </w:r>
+          </w:p>
+        </w:tc>
+        <w:tc>
+          <w:tcPr>
+            <w:tcW w:type="dxa" w:w="1200"/>
+            <w:shd w:fill="FFFFFF" w:color="auto" w:val="clear"/>
+            <w:tcMar>
+              <w:top w:type="dxa" w:w="70"/>
+              <w:left w:type="dxa" w:w="120"/>
+              <w:bottom w:type="dxa" w:w="70"/>
+              <w:right w:type="dxa" w:w="120"/>
+            </w:tcMar>
+            <w:vAlign w:val="center"/>
+          </w:tcPr>
+          <w:p/>
+        </w:tc>
+        <w:tc>
+          <w:tcPr>
+            <w:tcW w:type="dxa" w:w="1038"/>
+            <w:shd w:fill="FFFFFF" w:color="auto" w:val="clear"/>
+            <w:tcMar>
+              <w:top w:type="dxa" w:w="70"/>
+              <w:left w:type="dxa" w:w="120"/>
+              <w:bottom w:type="dxa" w:w="70"/>
+              <w:right w:type="dxa" w:w="120"/>
+            </w:tcMar>
+            <w:vAlign w:val="center"/>
+          </w:tcPr>
+          <w:p/>
+        </w:tc>
+      </w:tr>
+    </w:tbl>
+    <w:p>
+      <w:pPr>
+        <w:spacing w:after="120"/>
+      </w:pPr>
+    </w:p>
+    <w:p>
+      <w:pPr>
+        <w:spacing w:after="160" w:line="300"/>
+        <w:jc w:val="both"/>
+      </w:pPr>
+      <w:r>
+        <w:rPr>
+          <w:rFonts w:ascii="News Gothic MT" w:cs="News Gothic MT" w:eastAsia="News Gothic MT" w:hAnsi="News Gothic MT"/>
+          <w:b/>
+          <w:bCs/>
+          <w:color w:val="1A1A2E"/>
+          <w:sz w:val="21"/>
+          <w:szCs w:val="21"/>
+        </w:rPr>
+        <w:t xml:space="preserve">Dígitos y símbolos habituales</w:t>
+      </w:r>
+    </w:p>
+    <w:tbl>
+      <w:tblPr>
+        <w:tblW w:type="dxa" w:w="8838"/>
+        <w:tblBorders>
+          <w:top w:val="single" w:color="D8DEEA" w:sz="4"/>
+          <w:left w:val="single" w:color="D8DEEA" w:sz="4"/>
+          <w:bottom w:val="single" w:color="D8DEEA" w:sz="4"/>
+          <w:right w:val="single" w:color="D8DEEA" w:sz="4"/>
+          <w:insideH w:val="single" w:color="D8DEEA" w:sz="4"/>
+          <w:insideV w:val="single" w:color="D8DEEA" w:sz="4"/>
+        </w:tblBorders>
+      </w:tblPr>
+      <w:tblGrid>
+        <w:gridCol w:w="1500"/>
+        <w:gridCol w:w="700"/>
+        <w:gridCol w:w="1500"/>
+        <w:gridCol w:w="700"/>
+        <w:gridCol w:w="1500"/>
+        <w:gridCol w:w="700"/>
+        <w:gridCol w:w="1500"/>
+        <w:gridCol w:w="738"/>
+      </w:tblGrid>
+      <w:tr>
+        <w:trPr>
+          <w:tblHeader/>
+        </w:trPr>
+        <w:tc>
+          <w:tcPr>
+            <w:tcW w:type="dxa" w:w="1500"/>
+            <w:shd w:fill="1F3864" w:color="auto" w:val="clear"/>
+            <w:tcMar>
+              <w:top w:type="dxa" w:w="80"/>
+              <w:left w:type="dxa" w:w="120"/>
+              <w:bottom w:type="dxa" w:w="80"/>
+              <w:right w:type="dxa" w:w="120"/>
+            </w:tcMar>
+            <w:vAlign w:val="center"/>
+          </w:tcPr>
+          <w:p>
+            <w:r>
+              <w:rPr>
+                <w:rFonts w:ascii="News Gothic MT" w:cs="News Gothic MT" w:eastAsia="News Gothic MT" w:hAnsi="News Gothic MT"/>
+                <w:b/>
+                <w:bCs/>
+                <w:color w:val="FFFFFF"/>
+                <w:sz w:val="19"/>
+                <w:szCs w:val="19"/>
+              </w:rPr>
+              <w:t xml:space="preserve">Carácter</w:t>
+            </w:r>
+          </w:p>
+        </w:tc>
+        <w:tc>
+          <w:tcPr>
+            <w:tcW w:type="dxa" w:w="700"/>
+            <w:shd w:fill="1F3864" w:color="auto" w:val="clear"/>
+            <w:tcMar>
+              <w:top w:type="dxa" w:w="80"/>
+              <w:left w:type="dxa" w:w="120"/>
+              <w:bottom w:type="dxa" w:w="80"/>
+              <w:right w:type="dxa" w:w="120"/>
+            </w:tcMar>
+            <w:vAlign w:val="center"/>
+          </w:tcPr>
+          <w:p>
+            <w:r>
+              <w:rPr>
+                <w:rFonts w:ascii="News Gothic MT" w:cs="News Gothic MT" w:eastAsia="News Gothic MT" w:hAnsi="News Gothic MT"/>
+                <w:b/>
+                <w:bCs/>
+                <w:color w:val="FFFFFF"/>
+                <w:sz w:val="19"/>
+                <w:szCs w:val="19"/>
+              </w:rPr>
+              <w:t xml:space="preserve">Dec</w:t>
+            </w:r>
+          </w:p>
+        </w:tc>
+        <w:tc>
+          <w:tcPr>
+            <w:tcW w:type="dxa" w:w="1500"/>
+            <w:shd w:fill="1F3864" w:color="auto" w:val="clear"/>
+            <w:tcMar>
+              <w:top w:type="dxa" w:w="80"/>
+              <w:left w:type="dxa" w:w="120"/>
+              <w:bottom w:type="dxa" w:w="80"/>
+              <w:right w:type="dxa" w:w="120"/>
+            </w:tcMar>
+            <w:vAlign w:val="center"/>
+          </w:tcPr>
+          <w:p>
+            <w:r>
+              <w:rPr>
+                <w:rFonts w:ascii="News Gothic MT" w:cs="News Gothic MT" w:eastAsia="News Gothic MT" w:hAnsi="News Gothic MT"/>
+                <w:b/>
+                <w:bCs/>
+                <w:color w:val="FFFFFF"/>
+                <w:sz w:val="19"/>
+                <w:szCs w:val="19"/>
+              </w:rPr>
+              <w:t xml:space="preserve">Carácter</w:t>
+            </w:r>
+          </w:p>
+        </w:tc>
+        <w:tc>
+          <w:tcPr>
+            <w:tcW w:type="dxa" w:w="700"/>
+            <w:shd w:fill="1F3864" w:color="auto" w:val="clear"/>
+            <w:tcMar>
+              <w:top w:type="dxa" w:w="80"/>
+              <w:left w:type="dxa" w:w="120"/>
+              <w:bottom w:type="dxa" w:w="80"/>
+              <w:right w:type="dxa" w:w="120"/>
+            </w:tcMar>
+            <w:vAlign w:val="center"/>
+          </w:tcPr>
+          <w:p>
+            <w:r>
+              <w:rPr>
+                <w:rFonts w:ascii="News Gothic MT" w:cs="News Gothic MT" w:eastAsia="News Gothic MT" w:hAnsi="News Gothic MT"/>
+                <w:b/>
+                <w:bCs/>
+                <w:color w:val="FFFFFF"/>
+                <w:sz w:val="19"/>
+                <w:szCs w:val="19"/>
+              </w:rPr>
+              <w:t xml:space="preserve">Dec</w:t>
+            </w:r>
+          </w:p>
+        </w:tc>
+        <w:tc>
+          <w:tcPr>
+            <w:tcW w:type="dxa" w:w="1500"/>
+            <w:shd w:fill="1F3864" w:color="auto" w:val="clear"/>
+            <w:tcMar>
+              <w:top w:type="dxa" w:w="80"/>
+              <w:left w:type="dxa" w:w="120"/>
+              <w:bottom w:type="dxa" w:w="80"/>
+              <w:right w:type="dxa" w:w="120"/>
+            </w:tcMar>
+            <w:vAlign w:val="center"/>
+          </w:tcPr>
+          <w:p>
+            <w:r>
+              <w:rPr>
+                <w:rFonts w:ascii="News Gothic MT" w:cs="News Gothic MT" w:eastAsia="News Gothic MT" w:hAnsi="News Gothic MT"/>
+                <w:b/>
+                <w:bCs/>
+                <w:color w:val="FFFFFF"/>
+                <w:sz w:val="19"/>
+                <w:szCs w:val="19"/>
+              </w:rPr>
+              <w:t xml:space="preserve">Carácter</w:t>
+            </w:r>
+          </w:p>
+        </w:tc>
+        <w:tc>
+          <w:tcPr>
+            <w:tcW w:type="dxa" w:w="700"/>
+            <w:shd w:fill="1F3864" w:color="auto" w:val="clear"/>
+            <w:tcMar>
+              <w:top w:type="dxa" w:w="80"/>
+              <w:left w:type="dxa" w:w="120"/>
+              <w:bottom w:type="dxa" w:w="80"/>
+              <w:right w:type="dxa" w:w="120"/>
+            </w:tcMar>
+            <w:vAlign w:val="center"/>
+          </w:tcPr>
+          <w:p>
+            <w:r>
+              <w:rPr>
+                <w:rFonts w:ascii="News Gothic MT" w:cs="News Gothic MT" w:eastAsia="News Gothic MT" w:hAnsi="News Gothic MT"/>
+                <w:b/>
+                <w:bCs/>
+                <w:color w:val="FFFFFF"/>
+                <w:sz w:val="19"/>
+                <w:szCs w:val="19"/>
+              </w:rPr>
+              <w:t xml:space="preserve">Dec</w:t>
+            </w:r>
+          </w:p>
+        </w:tc>
+        <w:tc>
+          <w:tcPr>
+            <w:tcW w:type="dxa" w:w="1500"/>
+            <w:shd w:fill="1F3864" w:color="auto" w:val="clear"/>
+            <w:tcMar>
+              <w:top w:type="dxa" w:w="80"/>
+              <w:left w:type="dxa" w:w="120"/>
+              <w:bottom w:type="dxa" w:w="80"/>
+              <w:right w:type="dxa" w:w="120"/>
+            </w:tcMar>
+            <w:vAlign w:val="center"/>
+          </w:tcPr>
+          <w:p>
+            <w:r>
+              <w:rPr>
+                <w:rFonts w:ascii="News Gothic MT" w:cs="News Gothic MT" w:eastAsia="News Gothic MT" w:hAnsi="News Gothic MT"/>
+                <w:b/>
+                <w:bCs/>
+                <w:color w:val="FFFFFF"/>
+                <w:sz w:val="19"/>
+                <w:szCs w:val="19"/>
+              </w:rPr>
+              <w:t xml:space="preserve">Carácter</w:t>
+            </w:r>
+          </w:p>
+        </w:tc>
+        <w:tc>
+          <w:tcPr>
+            <w:tcW w:type="dxa" w:w="738"/>
+            <w:shd w:fill="1F3864" w:color="auto" w:val="clear"/>
+            <w:tcMar>
+              <w:top w:type="dxa" w:w="80"/>
+              <w:left w:type="dxa" w:w="120"/>
+              <w:bottom w:type="dxa" w:w="80"/>
+              <w:right w:type="dxa" w:w="120"/>
+            </w:tcMar>
+            <w:vAlign w:val="center"/>
+          </w:tcPr>
+          <w:p>
+            <w:r>
+              <w:rPr>
+                <w:rFonts w:ascii="News Gothic MT" w:cs="News Gothic MT" w:eastAsia="News Gothic MT" w:hAnsi="News Gothic MT"/>
+                <w:b/>
+                <w:bCs/>
+                <w:color w:val="FFFFFF"/>
+                <w:sz w:val="19"/>
+                <w:szCs w:val="19"/>
+              </w:rPr>
+              <w:t xml:space="preserve">Dec</w:t>
+            </w:r>
+          </w:p>
+        </w:tc>
+      </w:tr>
+      <w:tr>
+        <w:tc>
+          <w:tcPr>
+            <w:tcW w:type="dxa" w:w="1500"/>
+            <w:shd w:fill="FFFFFF" w:color="auto" w:val="clear"/>
+            <w:tcMar>
+              <w:top w:type="dxa" w:w="70"/>
+              <w:left w:type="dxa" w:w="120"/>
+              <w:bottom w:type="dxa" w:w="70"/>
+              <w:right w:type="dxa" w:w="120"/>
+            </w:tcMar>
+            <w:vAlign w:val="center"/>
+          </w:tcPr>
+          <w:p>
+            <w:r>
+              <w:rPr>
+                <w:rFonts w:ascii="News Gothic MT" w:cs="News Gothic MT" w:eastAsia="News Gothic MT" w:hAnsi="News Gothic MT"/>
+                <w:b w:val="false"/>
+                <w:bCs w:val="false"/>
+                <w:i w:val="false"/>
+                <w:iCs w:val="false"/>
+                <w:color w:val="1A1A2E"/>
+                <w:sz w:val="19"/>
+                <w:szCs w:val="19"/>
+              </w:rPr>
+              <w:t xml:space="preserve">(espacio)</w:t>
+            </w:r>
+          </w:p>
+        </w:tc>
+        <w:tc>
+          <w:tcPr>
+            <w:tcW w:type="dxa" w:w="700"/>
+            <w:shd w:fill="FFFFFF" w:color="auto" w:val="clear"/>
+            <w:tcMar>
+              <w:top w:type="dxa" w:w="70"/>
+              <w:left w:type="dxa" w:w="120"/>
+              <w:bottom w:type="dxa" w:w="70"/>
+              <w:right w:type="dxa" w:w="120"/>
+            </w:tcMar>
+            <w:vAlign w:val="center"/>
+          </w:tcPr>
+          <w:p>
+            <w:r>
+              <w:rPr>
+                <w:rFonts w:ascii="News Gothic MT" w:cs="News Gothic MT" w:eastAsia="News Gothic MT" w:hAnsi="News Gothic MT"/>
+                <w:b w:val="false"/>
+                <w:bCs w:val="false"/>
+                <w:i w:val="false"/>
+                <w:iCs w:val="false"/>
+                <w:color w:val="1A1A2E"/>
+                <w:sz w:val="19"/>
+                <w:szCs w:val="19"/>
+              </w:rPr>
+              <w:t xml:space="preserve">32</w:t>
+            </w:r>
+          </w:p>
+        </w:tc>
+        <w:tc>
+          <w:tcPr>
+            <w:tcW w:type="dxa" w:w="1500"/>
+            <w:shd w:fill="FFFFFF" w:color="auto" w:val="clear"/>
+            <w:tcMar>
+              <w:top w:type="dxa" w:w="70"/>
+              <w:left w:type="dxa" w:w="120"/>
+              <w:bottom w:type="dxa" w:w="70"/>
+              <w:right w:type="dxa" w:w="120"/>
+            </w:tcMar>
+            <w:vAlign w:val="center"/>
+          </w:tcPr>
+          <w:p>
+            <w:r>
+              <w:rPr>
+                <w:rFonts w:ascii="News Gothic MT" w:cs="News Gothic MT" w:eastAsia="News Gothic MT" w:hAnsi="News Gothic MT"/>
+                <w:b w:val="false"/>
+                <w:bCs w:val="false"/>
+                <w:i w:val="false"/>
+                <w:iCs w:val="false"/>
+                <w:color w:val="1A1A2E"/>
+                <w:sz w:val="19"/>
+                <w:szCs w:val="19"/>
+              </w:rPr>
+              <w:t xml:space="preserve">3</w:t>
+            </w:r>
+          </w:p>
+        </w:tc>
+        <w:tc>
+          <w:tcPr>
+            <w:tcW w:type="dxa" w:w="700"/>
+            <w:shd w:fill="FFFFFF" w:color="auto" w:val="clear"/>
+            <w:tcMar>
+              <w:top w:type="dxa" w:w="70"/>
+              <w:left w:type="dxa" w:w="120"/>
+              <w:bottom w:type="dxa" w:w="70"/>
+              <w:right w:type="dxa" w:w="120"/>
+            </w:tcMar>
+            <w:vAlign w:val="center"/>
+          </w:tcPr>
+          <w:p>
+            <w:r>
+              <w:rPr>
+                <w:rFonts w:ascii="News Gothic MT" w:cs="News Gothic MT" w:eastAsia="News Gothic MT" w:hAnsi="News Gothic MT"/>
+                <w:b w:val="false"/>
+                <w:bCs w:val="false"/>
+                <w:i w:val="false"/>
+                <w:iCs w:val="false"/>
+                <w:color w:val="1A1A2E"/>
+                <w:sz w:val="19"/>
+                <w:szCs w:val="19"/>
+              </w:rPr>
+              <w:t xml:space="preserve">51</w:t>
+            </w:r>
+          </w:p>
+        </w:tc>
+        <w:tc>
+          <w:tcPr>
+            <w:tcW w:type="dxa" w:w="1500"/>
+            <w:shd w:fill="FFFFFF" w:color="auto" w:val="clear"/>
+            <w:tcMar>
+              <w:top w:type="dxa" w:w="70"/>
+              <w:left w:type="dxa" w:w="120"/>
+              <w:bottom w:type="dxa" w:w="70"/>
+              <w:right w:type="dxa" w:w="120"/>
+            </w:tcMar>
+            <w:vAlign w:val="center"/>
+          </w:tcPr>
+          <w:p>
+            <w:r>
+              <w:rPr>
+                <w:rFonts w:ascii="News Gothic MT" w:cs="News Gothic MT" w:eastAsia="News Gothic MT" w:hAnsi="News Gothic MT"/>
+                <w:b w:val="false"/>
+                <w:bCs w:val="false"/>
+                <w:i w:val="false"/>
+                <w:iCs w:val="false"/>
+                <w:color w:val="1A1A2E"/>
+                <w:sz w:val="19"/>
+                <w:szCs w:val="19"/>
+              </w:rPr>
+              <w:t xml:space="preserve">6</w:t>
+            </w:r>
+          </w:p>
+        </w:tc>
+        <w:tc>
+          <w:tcPr>
+            <w:tcW w:type="dxa" w:w="700"/>
+            <w:shd w:fill="FFFFFF" w:color="auto" w:val="clear"/>
+            <w:tcMar>
+              <w:top w:type="dxa" w:w="70"/>
+              <w:left w:type="dxa" w:w="120"/>
+              <w:bottom w:type="dxa" w:w="70"/>
+              <w:right w:type="dxa" w:w="120"/>
+            </w:tcMar>
+            <w:vAlign w:val="center"/>
+          </w:tcPr>
+          <w:p>
+            <w:r>
+              <w:rPr>
+                <w:rFonts w:ascii="News Gothic MT" w:cs="News Gothic MT" w:eastAsia="News Gothic MT" w:hAnsi="News Gothic MT"/>
+                <w:b w:val="false"/>
+                <w:bCs w:val="false"/>
+                <w:i w:val="false"/>
+                <w:iCs w:val="false"/>
+                <w:color w:val="1A1A2E"/>
+                <w:sz w:val="19"/>
+                <w:szCs w:val="19"/>
+              </w:rPr>
+              <w:t xml:space="preserve">54</w:t>
+            </w:r>
+          </w:p>
+        </w:tc>
+        <w:tc>
+          <w:tcPr>
+            <w:tcW w:type="dxa" w:w="1500"/>
+            <w:shd w:fill="FFFFFF" w:color="auto" w:val="clear"/>
+            <w:tcMar>
+              <w:top w:type="dxa" w:w="70"/>
+              <w:left w:type="dxa" w:w="120"/>
+              <w:bottom w:type="dxa" w:w="70"/>
+              <w:right w:type="dxa" w:w="120"/>
+            </w:tcMar>
+            <w:vAlign w:val="center"/>
+          </w:tcPr>
+          <w:p>
+            <w:r>
+              <w:rPr>
+                <w:rFonts w:ascii="News Gothic MT" w:cs="News Gothic MT" w:eastAsia="News Gothic MT" w:hAnsi="News Gothic MT"/>
+                <w:b w:val="false"/>
+                <w:bCs w:val="false"/>
+                <w:i w:val="false"/>
+                <w:iCs w:val="false"/>
+                <w:color w:val="1A1A2E"/>
+                <w:sz w:val="19"/>
+                <w:szCs w:val="19"/>
+              </w:rPr>
+              <w:t xml:space="preserve">9</w:t>
+            </w:r>
+          </w:p>
+        </w:tc>
+        <w:tc>
+          <w:tcPr>
+            <w:tcW w:type="dxa" w:w="738"/>
+            <w:shd w:fill="FFFFFF" w:color="auto" w:val="clear"/>
+            <w:tcMar>
+              <w:top w:type="dxa" w:w="70"/>
+              <w:left w:type="dxa" w:w="120"/>
+              <w:bottom w:type="dxa" w:w="70"/>
+              <w:right w:type="dxa" w:w="120"/>
+            </w:tcMar>
+            <w:vAlign w:val="center"/>
+          </w:tcPr>
+          <w:p>
+            <w:r>
+              <w:rPr>
+                <w:rFonts w:ascii="News Gothic MT" w:cs="News Gothic MT" w:eastAsia="News Gothic MT" w:hAnsi="News Gothic MT"/>
+                <w:b w:val="false"/>
+                <w:bCs w:val="false"/>
+                <w:i w:val="false"/>
+                <w:iCs w:val="false"/>
+                <w:color w:val="1A1A2E"/>
+                <w:sz w:val="19"/>
+                <w:szCs w:val="19"/>
+              </w:rPr>
+              <w:t xml:space="preserve">57</w:t>
+            </w:r>
+          </w:p>
+        </w:tc>
+      </w:tr>
+      <w:tr>
+        <w:tc>
+          <w:tcPr>
+            <w:tcW w:type="dxa" w:w="1500"/>
+            <w:shd w:fill="EEF1F8" w:color="auto" w:val="clear"/>
+            <w:tcMar>
+              <w:top w:type="dxa" w:w="70"/>
+              <w:left w:type="dxa" w:w="120"/>
+              <w:bottom w:type="dxa" w:w="70"/>
+              <w:right w:type="dxa" w:w="120"/>
+            </w:tcMar>
+            <w:vAlign w:val="center"/>
+          </w:tcPr>
+          <w:p>
+            <w:r>
+              <w:rPr>
+                <w:rFonts w:ascii="News Gothic MT" w:cs="News Gothic MT" w:eastAsia="News Gothic MT" w:hAnsi="News Gothic MT"/>
+                <w:b w:val="false"/>
+                <w:bCs w:val="false"/>
+                <w:i w:val="false"/>
+                <w:iCs w:val="false"/>
+                <w:color w:val="1A1A2E"/>
+                <w:sz w:val="19"/>
+                <w:szCs w:val="19"/>
+              </w:rPr>
+              <w:t xml:space="preserve">0</w:t>
+            </w:r>
+          </w:p>
+        </w:tc>
+        <w:tc>
+          <w:tcPr>
+            <w:tcW w:type="dxa" w:w="700"/>
+            <w:shd w:fill="EEF1F8" w:color="auto" w:val="clear"/>
+            <w:tcMar>
+              <w:top w:type="dxa" w:w="70"/>
+              <w:left w:type="dxa" w:w="120"/>
+              <w:bottom w:type="dxa" w:w="70"/>
+              <w:right w:type="dxa" w:w="120"/>
+            </w:tcMar>
+            <w:vAlign w:val="center"/>
+          </w:tcPr>
+          <w:p>
+            <w:r>
+              <w:rPr>
+                <w:rFonts w:ascii="News Gothic MT" w:cs="News Gothic MT" w:eastAsia="News Gothic MT" w:hAnsi="News Gothic MT"/>
+                <w:b w:val="false"/>
+                <w:bCs w:val="false"/>
+                <w:i w:val="false"/>
+                <w:iCs w:val="false"/>
+                <w:color w:val="1A1A2E"/>
+                <w:sz w:val="19"/>
+                <w:szCs w:val="19"/>
+              </w:rPr>
+              <w:t xml:space="preserve">48</w:t>
+            </w:r>
+          </w:p>
+        </w:tc>
+        <w:tc>
+          <w:tcPr>
+            <w:tcW w:type="dxa" w:w="1500"/>
+            <w:shd w:fill="EEF1F8" w:color="auto" w:val="clear"/>
+            <w:tcMar>
+              <w:top w:type="dxa" w:w="70"/>
+              <w:left w:type="dxa" w:w="120"/>
+              <w:bottom w:type="dxa" w:w="70"/>
+              <w:right w:type="dxa" w:w="120"/>
+            </w:tcMar>
+            <w:vAlign w:val="center"/>
+          </w:tcPr>
+          <w:p>
+            <w:r>
+              <w:rPr>
+                <w:rFonts w:ascii="News Gothic MT" w:cs="News Gothic MT" w:eastAsia="News Gothic MT" w:hAnsi="News Gothic MT"/>
+                <w:b w:val="false"/>
+                <w:bCs w:val="false"/>
+                <w:i w:val="false"/>
+                <w:iCs w:val="false"/>
+                <w:color w:val="1A1A2E"/>
+                <w:sz w:val="19"/>
+                <w:szCs w:val="19"/>
+              </w:rPr>
+              <w:t xml:space="preserve">4</w:t>
+            </w:r>
+          </w:p>
+        </w:tc>
+        <w:tc>
+          <w:tcPr>
+            <w:tcW w:type="dxa" w:w="700"/>
+            <w:shd w:fill="EEF1F8" w:color="auto" w:val="clear"/>
+            <w:tcMar>
+              <w:top w:type="dxa" w:w="70"/>
+              <w:left w:type="dxa" w:w="120"/>
+              <w:bottom w:type="dxa" w:w="70"/>
+              <w:right w:type="dxa" w:w="120"/>
+            </w:tcMar>
+            <w:vAlign w:val="center"/>
+          </w:tcPr>
+          <w:p>
+            <w:r>
+              <w:rPr>
+                <w:rFonts w:ascii="News Gothic MT" w:cs="News Gothic MT" w:eastAsia="News Gothic MT" w:hAnsi="News Gothic MT"/>
+                <w:b w:val="false"/>
+                <w:bCs w:val="false"/>
+                <w:i w:val="false"/>
+                <w:iCs w:val="false"/>
+                <w:color w:val="1A1A2E"/>
+                <w:sz w:val="19"/>
+                <w:szCs w:val="19"/>
+              </w:rPr>
+              <w:t xml:space="preserve">52</w:t>
+            </w:r>
+          </w:p>
+        </w:tc>
+        <w:tc>
+          <w:tcPr>
+            <w:tcW w:type="dxa" w:w="1500"/>
+            <w:shd w:fill="EEF1F8" w:color="auto" w:val="clear"/>
+            <w:tcMar>
+              <w:top w:type="dxa" w:w="70"/>
+              <w:left w:type="dxa" w:w="120"/>
+              <w:bottom w:type="dxa" w:w="70"/>
+              <w:right w:type="dxa" w:w="120"/>
+            </w:tcMar>
+            <w:vAlign w:val="center"/>
+          </w:tcPr>
+          <w:p>
+            <w:r>
+              <w:rPr>
+                <w:rFonts w:ascii="News Gothic MT" w:cs="News Gothic MT" w:eastAsia="News Gothic MT" w:hAnsi="News Gothic MT"/>
+                <w:b w:val="false"/>
+                <w:bCs w:val="false"/>
+                <w:i w:val="false"/>
+                <w:iCs w:val="false"/>
+                <w:color w:val="1A1A2E"/>
+                <w:sz w:val="19"/>
+                <w:szCs w:val="19"/>
+              </w:rPr>
+              <w:t xml:space="preserve">7</w:t>
+            </w:r>
+          </w:p>
+        </w:tc>
+        <w:tc>
+          <w:tcPr>
+            <w:tcW w:type="dxa" w:w="700"/>
+            <w:shd w:fill="EEF1F8" w:color="auto" w:val="clear"/>
+            <w:tcMar>
+              <w:top w:type="dxa" w:w="70"/>
+              <w:left w:type="dxa" w:w="120"/>
+              <w:bottom w:type="dxa" w:w="70"/>
+              <w:right w:type="dxa" w:w="120"/>
+            </w:tcMar>
+            <w:vAlign w:val="center"/>
+          </w:tcPr>
+          <w:p>
+            <w:r>
+              <w:rPr>
+                <w:rFonts w:ascii="News Gothic MT" w:cs="News Gothic MT" w:eastAsia="News Gothic MT" w:hAnsi="News Gothic MT"/>
+                <w:b w:val="false"/>
+                <w:bCs w:val="false"/>
+                <w:i w:val="false"/>
+                <w:iCs w:val="false"/>
+                <w:color w:val="1A1A2E"/>
+                <w:sz w:val="19"/>
+                <w:szCs w:val="19"/>
+              </w:rPr>
+              <w:t xml:space="preserve">55</w:t>
+            </w:r>
+          </w:p>
+        </w:tc>
+        <w:tc>
+          <w:tcPr>
+            <w:tcW w:type="dxa" w:w="1500"/>
+            <w:shd w:fill="EEF1F8" w:color="auto" w:val="clear"/>
+            <w:tcMar>
+              <w:top w:type="dxa" w:w="70"/>
+              <w:left w:type="dxa" w:w="120"/>
+              <w:bottom w:type="dxa" w:w="70"/>
+              <w:right w:type="dxa" w:w="120"/>
+            </w:tcMar>
+            <w:vAlign w:val="center"/>
+          </w:tcPr>
+          <w:p>
+            <w:r>
+              <w:rPr>
+                <w:rFonts w:ascii="News Gothic MT" w:cs="News Gothic MT" w:eastAsia="News Gothic MT" w:hAnsi="News Gothic MT"/>
+                <w:b w:val="false"/>
+                <w:bCs w:val="false"/>
+                <w:i w:val="false"/>
+                <w:iCs w:val="false"/>
+                <w:color w:val="1A1A2E"/>
+                <w:sz w:val="19"/>
+                <w:szCs w:val="19"/>
+              </w:rPr>
+              <w:t xml:space="preserve">.</w:t>
+            </w:r>
+          </w:p>
+        </w:tc>
+        <w:tc>
+          <w:tcPr>
+            <w:tcW w:type="dxa" w:w="738"/>
+            <w:shd w:fill="EEF1F8" w:color="auto" w:val="clear"/>
+            <w:tcMar>
+              <w:top w:type="dxa" w:w="70"/>
+              <w:left w:type="dxa" w:w="120"/>
+              <w:bottom w:type="dxa" w:w="70"/>
+              <w:right w:type="dxa" w:w="120"/>
+            </w:tcMar>
+            <w:vAlign w:val="center"/>
+          </w:tcPr>
+          <w:p>
+            <w:r>
+              <w:rPr>
+                <w:rFonts w:ascii="News Gothic MT" w:cs="News Gothic MT" w:eastAsia="News Gothic MT" w:hAnsi="News Gothic MT"/>
+                <w:b w:val="false"/>
+                <w:bCs w:val="false"/>
+                <w:i w:val="false"/>
+                <w:iCs w:val="false"/>
+                <w:color w:val="1A1A2E"/>
+                <w:sz w:val="19"/>
+                <w:szCs w:val="19"/>
+              </w:rPr>
+              <w:t xml:space="preserve">46</w:t>
+            </w:r>
+          </w:p>
+        </w:tc>
+      </w:tr>
+      <w:tr>
+        <w:tc>
+          <w:tcPr>
+            <w:tcW w:type="dxa" w:w="1500"/>
+            <w:shd w:fill="FFFFFF" w:color="auto" w:val="clear"/>
+            <w:tcMar>
+              <w:top w:type="dxa" w:w="70"/>
+              <w:left w:type="dxa" w:w="120"/>
+              <w:bottom w:type="dxa" w:w="70"/>
+              <w:right w:type="dxa" w:w="120"/>
+            </w:tcMar>
+            <w:vAlign w:val="center"/>
+          </w:tcPr>
+          <w:p>
+            <w:r>
+              <w:rPr>
+                <w:rFonts w:ascii="News Gothic MT" w:cs="News Gothic MT" w:eastAsia="News Gothic MT" w:hAnsi="News Gothic MT"/>
+                <w:b w:val="false"/>
+                <w:bCs w:val="false"/>
+                <w:i w:val="false"/>
+                <w:iCs w:val="false"/>
+                <w:color w:val="1A1A2E"/>
+                <w:sz w:val="19"/>
+                <w:szCs w:val="19"/>
+              </w:rPr>
+              <w:t xml:space="preserve">1</w:t>
+            </w:r>
+          </w:p>
+        </w:tc>
+        <w:tc>
+          <w:tcPr>
+            <w:tcW w:type="dxa" w:w="700"/>
+            <w:shd w:fill="FFFFFF" w:color="auto" w:val="clear"/>
+            <w:tcMar>
+              <w:top w:type="dxa" w:w="70"/>
+              <w:left w:type="dxa" w:w="120"/>
+              <w:bottom w:type="dxa" w:w="70"/>
+              <w:right w:type="dxa" w:w="120"/>
+            </w:tcMar>
+            <w:vAlign w:val="center"/>
+          </w:tcPr>
+          <w:p>
+            <w:r>
+              <w:rPr>
+                <w:rFonts w:ascii="News Gothic MT" w:cs="News Gothic MT" w:eastAsia="News Gothic MT" w:hAnsi="News Gothic MT"/>
+                <w:b w:val="false"/>
+                <w:bCs w:val="false"/>
+                <w:i w:val="false"/>
+                <w:iCs w:val="false"/>
+                <w:color w:val="1A1A2E"/>
+                <w:sz w:val="19"/>
+                <w:szCs w:val="19"/>
+              </w:rPr>
+              <w:t xml:space="preserve">49</w:t>
+            </w:r>
+          </w:p>
+        </w:tc>
+        <w:tc>
+          <w:tcPr>
+            <w:tcW w:type="dxa" w:w="1500"/>
+            <w:shd w:fill="FFFFFF" w:color="auto" w:val="clear"/>
+            <w:tcMar>
+              <w:top w:type="dxa" w:w="70"/>
+              <w:left w:type="dxa" w:w="120"/>
+              <w:bottom w:type="dxa" w:w="70"/>
+              <w:right w:type="dxa" w:w="120"/>
+            </w:tcMar>
+            <w:vAlign w:val="center"/>
+          </w:tcPr>
+          <w:p>
+            <w:r>
+              <w:rPr>
+                <w:rFonts w:ascii="News Gothic MT" w:cs="News Gothic MT" w:eastAsia="News Gothic MT" w:hAnsi="News Gothic MT"/>
+                <w:b w:val="false"/>
+                <w:bCs w:val="false"/>
+                <w:i w:val="false"/>
+                <w:iCs w:val="false"/>
+                <w:color w:val="1A1A2E"/>
+                <w:sz w:val="19"/>
+                <w:szCs w:val="19"/>
+              </w:rPr>
+              <w:t xml:space="preserve">5</w:t>
+            </w:r>
+          </w:p>
+        </w:tc>
+        <w:tc>
+          <w:tcPr>
+            <w:tcW w:type="dxa" w:w="700"/>
+            <w:shd w:fill="FFFFFF" w:color="auto" w:val="clear"/>
+            <w:tcMar>
+              <w:top w:type="dxa" w:w="70"/>
+              <w:left w:type="dxa" w:w="120"/>
+              <w:bottom w:type="dxa" w:w="70"/>
+              <w:right w:type="dxa" w:w="120"/>
+            </w:tcMar>
+            <w:vAlign w:val="center"/>
+          </w:tcPr>
+          <w:p>
+            <w:r>
+              <w:rPr>
+                <w:rFonts w:ascii="News Gothic MT" w:cs="News Gothic MT" w:eastAsia="News Gothic MT" w:hAnsi="News Gothic MT"/>
+                <w:b w:val="false"/>
+                <w:bCs w:val="false"/>
+                <w:i w:val="false"/>
+                <w:iCs w:val="false"/>
+                <w:color w:val="1A1A2E"/>
+                <w:sz w:val="19"/>
+                <w:szCs w:val="19"/>
+              </w:rPr>
+              <w:t xml:space="preserve">53</w:t>
+            </w:r>
+          </w:p>
+        </w:tc>
+        <w:tc>
+          <w:tcPr>
+            <w:tcW w:type="dxa" w:w="1500"/>
+            <w:shd w:fill="FFFFFF" w:color="auto" w:val="clear"/>
+            <w:tcMar>
+              <w:top w:type="dxa" w:w="70"/>
+              <w:left w:type="dxa" w:w="120"/>
+              <w:bottom w:type="dxa" w:w="70"/>
+              <w:right w:type="dxa" w:w="120"/>
+            </w:tcMar>
+            <w:vAlign w:val="center"/>
+          </w:tcPr>
+          <w:p>
+            <w:r>
+              <w:rPr>
+                <w:rFonts w:ascii="News Gothic MT" w:cs="News Gothic MT" w:eastAsia="News Gothic MT" w:hAnsi="News Gothic MT"/>
+                <w:b w:val="false"/>
+                <w:bCs w:val="false"/>
+                <w:i w:val="false"/>
+                <w:iCs w:val="false"/>
+                <w:color w:val="1A1A2E"/>
+                <w:sz w:val="19"/>
+                <w:szCs w:val="19"/>
+              </w:rPr>
+              <w:t xml:space="preserve">8</w:t>
+            </w:r>
+          </w:p>
+        </w:tc>
+        <w:tc>
+          <w:tcPr>
+            <w:tcW w:type="dxa" w:w="700"/>
+            <w:shd w:fill="FFFFFF" w:color="auto" w:val="clear"/>
+            <w:tcMar>
+              <w:top w:type="dxa" w:w="70"/>
+              <w:left w:type="dxa" w:w="120"/>
+              <w:bottom w:type="dxa" w:w="70"/>
+              <w:right w:type="dxa" w:w="120"/>
+            </w:tcMar>
+            <w:vAlign w:val="center"/>
+          </w:tcPr>
+          <w:p>
+            <w:r>
+              <w:rPr>
+                <w:rFonts w:ascii="News Gothic MT" w:cs="News Gothic MT" w:eastAsia="News Gothic MT" w:hAnsi="News Gothic MT"/>
+                <w:b w:val="false"/>
+                <w:bCs w:val="false"/>
+                <w:i w:val="false"/>
+                <w:iCs w:val="false"/>
+                <w:color w:val="1A1A2E"/>
+                <w:sz w:val="19"/>
+                <w:szCs w:val="19"/>
+              </w:rPr>
+              <w:t xml:space="preserve">56</w:t>
+            </w:r>
+          </w:p>
+        </w:tc>
+        <w:tc>
+          <w:tcPr>
+            <w:tcW w:type="dxa" w:w="1500"/>
+            <w:shd w:fill="FFFFFF" w:color="auto" w:val="clear"/>
+            <w:tcMar>
+              <w:top w:type="dxa" w:w="70"/>
+              <w:left w:type="dxa" w:w="120"/>
+              <w:bottom w:type="dxa" w:w="70"/>
+              <w:right w:type="dxa" w:w="120"/>
+            </w:tcMar>
+            <w:vAlign w:val="center"/>
+          </w:tcPr>
+          <w:p>
+            <w:r>
+              <w:rPr>
+                <w:rFonts w:ascii="News Gothic MT" w:cs="News Gothic MT" w:eastAsia="News Gothic MT" w:hAnsi="News Gothic MT"/>
+                <w:b w:val="false"/>
+                <w:bCs w:val="false"/>
+                <w:i w:val="false"/>
+                <w:iCs w:val="false"/>
+                <w:color w:val="1A1A2E"/>
+                <w:sz w:val="19"/>
+                <w:szCs w:val="19"/>
+              </w:rPr>
+              <w:t xml:space="preserve">,</w:t>
+            </w:r>
+          </w:p>
+        </w:tc>
+        <w:tc>
+          <w:tcPr>
+            <w:tcW w:type="dxa" w:w="738"/>
+            <w:shd w:fill="FFFFFF" w:color="auto" w:val="clear"/>
+            <w:tcMar>
+              <w:top w:type="dxa" w:w="70"/>
+              <w:left w:type="dxa" w:w="120"/>
+              <w:bottom w:type="dxa" w:w="70"/>
+              <w:right w:type="dxa" w:w="120"/>
+            </w:tcMar>
+            <w:vAlign w:val="center"/>
+          </w:tcPr>
+          <w:p>
+            <w:r>
+              <w:rPr>
+                <w:rFonts w:ascii="News Gothic MT" w:cs="News Gothic MT" w:eastAsia="News Gothic MT" w:hAnsi="News Gothic MT"/>
+                <w:b w:val="false"/>
+                <w:bCs w:val="false"/>
+                <w:i w:val="false"/>
+                <w:iCs w:val="false"/>
+                <w:color w:val="1A1A2E"/>
+                <w:sz w:val="19"/>
+                <w:szCs w:val="19"/>
+              </w:rPr>
+              <w:t xml:space="preserve">44</w:t>
+            </w:r>
+          </w:p>
+        </w:tc>
+      </w:tr>
+      <w:tr>
+        <w:tc>
+          <w:tcPr>
+            <w:tcW w:type="dxa" w:w="1500"/>
+            <w:shd w:fill="EEF1F8" w:color="auto" w:val="clear"/>
+            <w:tcMar>
+              <w:top w:type="dxa" w:w="70"/>
+              <w:left w:type="dxa" w:w="120"/>
+              <w:bottom w:type="dxa" w:w="70"/>
+              <w:right w:type="dxa" w:w="120"/>
+            </w:tcMar>
+            <w:vAlign w:val="center"/>
+          </w:tcPr>
+          <w:p>
+            <w:r>
+              <w:rPr>
+                <w:rFonts w:ascii="News Gothic MT" w:cs="News Gothic MT" w:eastAsia="News Gothic MT" w:hAnsi="News Gothic MT"/>
+                <w:b w:val="false"/>
+                <w:bCs w:val="false"/>
+                <w:i w:val="false"/>
+                <w:iCs w:val="false"/>
+                <w:color w:val="1A1A2E"/>
+                <w:sz w:val="19"/>
+                <w:szCs w:val="19"/>
+              </w:rPr>
+              <w:t xml:space="preserve">2</w:t>
+            </w:r>
+          </w:p>
+        </w:tc>
+        <w:tc>
+          <w:tcPr>
+            <w:tcW w:type="dxa" w:w="700"/>
+            <w:shd w:fill="EEF1F8" w:color="auto" w:val="clear"/>
+            <w:tcMar>
+              <w:top w:type="dxa" w:w="70"/>
+              <w:left w:type="dxa" w:w="120"/>
+              <w:bottom w:type="dxa" w:w="70"/>
+              <w:right w:type="dxa" w:w="120"/>
+            </w:tcMar>
+            <w:vAlign w:val="center"/>
+          </w:tcPr>
+          <w:p>
+            <w:r>
+              <w:rPr>
+                <w:rFonts w:ascii="News Gothic MT" w:cs="News Gothic MT" w:eastAsia="News Gothic MT" w:hAnsi="News Gothic MT"/>
+                <w:b w:val="false"/>
+                <w:bCs w:val="false"/>
+                <w:i w:val="false"/>
+                <w:iCs w:val="false"/>
+                <w:color w:val="1A1A2E"/>
+                <w:sz w:val="19"/>
+                <w:szCs w:val="19"/>
+              </w:rPr>
+              <w:t xml:space="preserve">50</w:t>
+            </w:r>
+          </w:p>
+        </w:tc>
+        <w:tc>
+          <w:tcPr>
+            <w:tcW w:type="dxa" w:w="1500"/>
+            <w:shd w:fill="EEF1F8" w:color="auto" w:val="clear"/>
+            <w:tcMar>
+              <w:top w:type="dxa" w:w="70"/>
+              <w:left w:type="dxa" w:w="120"/>
+              <w:bottom w:type="dxa" w:w="70"/>
+              <w:right w:type="dxa" w:w="120"/>
+            </w:tcMar>
+            <w:vAlign w:val="center"/>
+          </w:tcPr>
+          <w:p/>
+        </w:tc>
+        <w:tc>
+          <w:tcPr>
+            <w:tcW w:type="dxa" w:w="700"/>
+            <w:shd w:fill="EEF1F8" w:color="auto" w:val="clear"/>
+            <w:tcMar>
+              <w:top w:type="dxa" w:w="70"/>
+              <w:left w:type="dxa" w:w="120"/>
+              <w:bottom w:type="dxa" w:w="70"/>
+              <w:right w:type="dxa" w:w="120"/>
+            </w:tcMar>
+            <w:vAlign w:val="center"/>
+          </w:tcPr>
+          <w:p/>
+        </w:tc>
+        <w:tc>
+          <w:tcPr>
+            <w:tcW w:type="dxa" w:w="1500"/>
+            <w:shd w:fill="EEF1F8" w:color="auto" w:val="clear"/>
+            <w:tcMar>
+              <w:top w:type="dxa" w:w="70"/>
+              <w:left w:type="dxa" w:w="120"/>
+              <w:bottom w:type="dxa" w:w="70"/>
+              <w:right w:type="dxa" w:w="120"/>
+            </w:tcMar>
+            <w:vAlign w:val="center"/>
+          </w:tcPr>
+          <w:p/>
+        </w:tc>
+        <w:tc>
+          <w:tcPr>
+            <w:tcW w:type="dxa" w:w="700"/>
+            <w:shd w:fill="EEF1F8" w:color="auto" w:val="clear"/>
+            <w:tcMar>
+              <w:top w:type="dxa" w:w="70"/>
+              <w:left w:type="dxa" w:w="120"/>
+              <w:bottom w:type="dxa" w:w="70"/>
+              <w:right w:type="dxa" w:w="120"/>
+            </w:tcMar>
+            <w:vAlign w:val="center"/>
+          </w:tcPr>
+          <w:p/>
+        </w:tc>
+        <w:tc>
+          <w:tcPr>
+            <w:tcW w:type="dxa" w:w="1500"/>
+            <w:shd w:fill="EEF1F8" w:color="auto" w:val="clear"/>
+            <w:tcMar>
+              <w:top w:type="dxa" w:w="70"/>
+              <w:left w:type="dxa" w:w="120"/>
+              <w:bottom w:type="dxa" w:w="70"/>
+              <w:right w:type="dxa" w:w="120"/>
+            </w:tcMar>
+            <w:vAlign w:val="center"/>
+          </w:tcPr>
+          <w:p/>
+        </w:tc>
+        <w:tc>
+          <w:tcPr>
+            <w:tcW w:type="dxa" w:w="738"/>
+            <w:shd w:fill="EEF1F8" w:color="auto" w:val="clear"/>
+            <w:tcMar>
+              <w:top w:type="dxa" w:w="70"/>
+              <w:left w:type="dxa" w:w="120"/>
+              <w:bottom w:type="dxa" w:w="70"/>
+              <w:right w:type="dxa" w:w="120"/>
+            </w:tcMar>
+            <w:vAlign w:val="center"/>
+          </w:tcPr>
+          <w:p/>
+        </w:tc>
+      </w:tr>
+    </w:tbl>
+    <w:p>
+      <w:pPr>
+        <w:spacing w:after="160"/>
+      </w:pPr>
     </w:p>
     <w:p>
       <w:pPr>

--- a/UD01-fundamentos-so/UD01_apuntes.docx
+++ b/UD01-fundamentos-so/UD01_apuntes.docx
@@ -11610,6 +11610,441 @@
         </w:rPr>
         <w:t xml:space="preserve">Cuando un archivo de texto se abre "lleno de símbolos raros" en vez de mostrar tildes o eñes correctamente, casi siempre es un problema de codificación: los bytes son los mismos, pero se están interpretando con el patrón de bits equivocado, así que el programa reconstruye un carácter distinto al que realmente se guardó.</w:t>
       </w:r>
+    </w:p>
+    <w:p>
+      <w:pPr>
+        <w:spacing w:after="80"/>
+      </w:pPr>
+    </w:p>
+    <w:tbl>
+      <w:tblPr>
+        <w:tblW w:type="dxa" w:w="9638"/>
+        <w:tblBorders>
+          <w:top w:val="single" w:color="CD0063" w:sz="10"/>
+          <w:left w:val="single" w:color="CD0063" w:sz="10"/>
+          <w:bottom w:val="single" w:color="CD0063" w:sz="10"/>
+          <w:right w:val="single" w:color="CD0063" w:sz="10"/>
+          <w:insideH w:val="single" w:color="auto" w:sz="4"/>
+          <w:insideV w:val="single" w:color="auto" w:sz="4"/>
+        </w:tblBorders>
+      </w:tblPr>
+      <w:tblGrid>
+        <w:gridCol w:w="100"/>
+      </w:tblGrid>
+      <w:tr>
+        <w:tc>
+          <w:tcPr>
+            <w:tcW w:type="dxa" w:w="9638"/>
+            <w:shd w:fill="EEF1F8" w:color="auto" w:val="clear"/>
+            <w:tcMar>
+              <w:top w:type="dxa" w:w="200"/>
+              <w:left w:type="dxa" w:w="260"/>
+              <w:bottom w:type="dxa" w:w="200"/>
+              <w:right w:type="dxa" w:w="260"/>
+            </w:tcMar>
+          </w:tcPr>
+          <w:p>
+            <w:pPr>
+              <w:spacing w:after="140"/>
+            </w:pPr>
+            <w:r>
+              <w:rPr>
+                <w:rFonts w:ascii="News Gothic MT" w:cs="News Gothic MT" w:eastAsia="News Gothic MT" w:hAnsi="News Gothic MT"/>
+                <w:b/>
+                <w:bCs/>
+                <w:color w:val="CD0063"/>
+                <w:spacing w:val="20"/>
+                <w:sz w:val="19"/>
+                <w:szCs w:val="19"/>
+              </w:rPr>
+              <w:t xml:space="preserve">VAMOS A PRACTICAR: COMPRUÉBALO TÚ MISMO</w:t>
+            </w:r>
+          </w:p>
+          <w:p>
+            <w:pPr>
+              <w:spacing w:after="140" w:line="300"/>
+              <w:jc w:val="both"/>
+            </w:pPr>
+            <w:r>
+              <w:rPr>
+                <w:rFonts w:ascii="News Gothic MT" w:cs="News Gothic MT" w:eastAsia="News Gothic MT" w:hAnsi="News Gothic MT"/>
+                <w:b w:val="false"/>
+                <w:bCs w:val="false"/>
+                <w:i w:val="false"/>
+                <w:iCs w:val="false"/>
+                <w:color w:val="1A1A2E"/>
+                <w:sz w:val="21"/>
+                <w:szCs w:val="21"/>
+              </w:rPr>
+              <w:t xml:space="preserve">Como cada carácter puede ocupar de 1 a 4 bytes, un archivo de texto no pesa "número de caracteres × un tamaño fijo" — pesa la suma de lo que ocupa cada carácter concreto.</w:t>
+            </w:r>
+          </w:p>
+          <w:p>
+            <w:pPr>
+              <w:spacing w:after="140" w:line="300"/>
+              <w:jc w:val="both"/>
+            </w:pPr>
+            <w:r>
+              <w:rPr>
+                <w:rFonts w:ascii="News Gothic MT" w:cs="News Gothic MT" w:eastAsia="News Gothic MT" w:hAnsi="News Gothic MT"/>
+                <w:b w:val="false"/>
+                <w:bCs w:val="false"/>
+                <w:i w:val="false"/>
+                <w:iCs w:val="false"/>
+                <w:color w:val="1A1A2E"/>
+                <w:sz w:val="21"/>
+                <w:szCs w:val="21"/>
+              </w:rPr>
+              <w:t xml:space="preserve">1. Calcula a mano, carácter a carácter, cuántos bytes ocupará el texto </w:t>
+            </w:r>
+            <w:r>
+              <w:rPr>
+                <w:rFonts w:ascii="News Gothic MT" w:cs="News Gothic MT" w:eastAsia="News Gothic MT" w:hAnsi="News Gothic MT"/>
+                <w:b/>
+                <w:bCs/>
+                <w:color w:val="1A1A2E"/>
+                <w:sz w:val="21"/>
+                <w:szCs w:val="21"/>
+              </w:rPr>
+              <w:t xml:space="preserve">`Año 😀`</w:t>
+            </w:r>
+            <w:r>
+              <w:rPr>
+                <w:rFonts w:ascii="News Gothic MT" w:cs="News Gothic MT" w:eastAsia="News Gothic MT" w:hAnsi="News Gothic MT"/>
+                <w:b w:val="false"/>
+                <w:bCs w:val="false"/>
+                <w:i w:val="false"/>
+                <w:iCs w:val="false"/>
+                <w:color w:val="1A1A2E"/>
+                <w:sz w:val="21"/>
+                <w:szCs w:val="21"/>
+              </w:rPr>
+              <w:t xml:space="preserve"> guardado en UTF-8 (usa la tabla de patrones de bits: recuerda que 'ñ' ya la tienes resuelta, y que un emoji cae muy por encima de U+FFFF).</w:t>
+            </w:r>
+          </w:p>
+          <w:p>
+            <w:pPr>
+              <w:spacing w:after="140" w:line="300"/>
+              <w:jc w:val="both"/>
+            </w:pPr>
+            <w:r>
+              <w:rPr>
+                <w:rFonts w:ascii="News Gothic MT" w:cs="News Gothic MT" w:eastAsia="News Gothic MT" w:hAnsi="News Gothic MT"/>
+                <w:b w:val="false"/>
+                <w:bCs w:val="false"/>
+                <w:i w:val="false"/>
+                <w:iCs w:val="false"/>
+                <w:color w:val="1A1A2E"/>
+                <w:sz w:val="21"/>
+                <w:szCs w:val="21"/>
+              </w:rPr>
+              <w:t xml:space="preserve">2. Abre un editor de </w:t>
+            </w:r>
+            <w:r>
+              <w:rPr>
+                <w:rFonts w:ascii="News Gothic MT" w:cs="News Gothic MT" w:eastAsia="News Gothic MT" w:hAnsi="News Gothic MT"/>
+                <w:b/>
+                <w:bCs/>
+                <w:color w:val="1A1A2E"/>
+                <w:sz w:val="21"/>
+                <w:szCs w:val="21"/>
+              </w:rPr>
+              <w:t xml:space="preserve">texto plano</w:t>
+            </w:r>
+            <w:r>
+              <w:rPr>
+                <w:rFonts w:ascii="News Gothic MT" w:cs="News Gothic MT" w:eastAsia="News Gothic MT" w:hAnsi="News Gothic MT"/>
+                <w:b w:val="false"/>
+                <w:bCs w:val="false"/>
+                <w:i w:val="false"/>
+                <w:iCs w:val="false"/>
+                <w:color w:val="1A1A2E"/>
+                <w:sz w:val="21"/>
+                <w:szCs w:val="21"/>
+              </w:rPr>
+              <w:t xml:space="preserve"> — Bloc de notas en Windows, o un editor de texto en Linux (no uses Word ni ningún procesador de textos: añaden formato y no son texto plano). Escribe exactamente ese texto y guárdalo asegurándote de que la codificación sea UTF-8 (en Bloc de notas, se elige en el desplegable "Codificación" del cuadro de guardar).</w:t>
+            </w:r>
+          </w:p>
+          <w:p>
+            <w:pPr>
+              <w:spacing w:after="140" w:line="300"/>
+              <w:jc w:val="both"/>
+            </w:pPr>
+            <w:r>
+              <w:rPr>
+                <w:rFonts w:ascii="News Gothic MT" w:cs="News Gothic MT" w:eastAsia="News Gothic MT" w:hAnsi="News Gothic MT"/>
+                <w:b w:val="false"/>
+                <w:bCs w:val="false"/>
+                <w:i w:val="false"/>
+                <w:iCs w:val="false"/>
+                <w:color w:val="1A1A2E"/>
+                <w:sz w:val="21"/>
+                <w:szCs w:val="21"/>
+              </w:rPr>
+              <w:t xml:space="preserve">3. Comprueba el tamaño del archivo en bytes: en Windows, clic derecho → Propiedades (o el comando </w:t>
+            </w:r>
+            <w:r>
+              <w:rPr>
+                <w:rFonts w:ascii="Courier New" w:cs="Courier New" w:eastAsia="Courier New" w:hAnsi="Courier New"/>
+                <w:b w:val="false"/>
+                <w:bCs w:val="false"/>
+                <w:color w:val="9B1B5C"/>
+                <w:sz w:val="20"/>
+                <w:szCs w:val="20"/>
+              </w:rPr>
+              <w:t xml:space="preserve">dir</w:t>
+            </w:r>
+            <w:r>
+              <w:rPr>
+                <w:rFonts w:ascii="News Gothic MT" w:cs="News Gothic MT" w:eastAsia="News Gothic MT" w:hAnsi="News Gothic MT"/>
+                <w:b w:val="false"/>
+                <w:bCs w:val="false"/>
+                <w:i w:val="false"/>
+                <w:iCs w:val="false"/>
+                <w:color w:val="1A1A2E"/>
+                <w:sz w:val="21"/>
+                <w:szCs w:val="21"/>
+              </w:rPr>
+              <w:t xml:space="preserve"> en una terminal); en Linux, </w:t>
+            </w:r>
+            <w:r>
+              <w:rPr>
+                <w:rFonts w:ascii="Courier New" w:cs="Courier New" w:eastAsia="Courier New" w:hAnsi="Courier New"/>
+                <w:b w:val="false"/>
+                <w:bCs w:val="false"/>
+                <w:color w:val="9B1B5C"/>
+                <w:sz w:val="20"/>
+                <w:szCs w:val="20"/>
+              </w:rPr>
+              <w:t xml:space="preserve">ls -l archivo.txt</w:t>
+            </w:r>
+            <w:r>
+              <w:rPr>
+                <w:rFonts w:ascii="News Gothic MT" w:cs="News Gothic MT" w:eastAsia="News Gothic MT" w:hAnsi="News Gothic MT"/>
+                <w:b w:val="false"/>
+                <w:bCs w:val="false"/>
+                <w:i w:val="false"/>
+                <w:iCs w:val="false"/>
+                <w:color w:val="1A1A2E"/>
+                <w:sz w:val="21"/>
+                <w:szCs w:val="21"/>
+              </w:rPr>
+              <w:t xml:space="preserve"> o </w:t>
+            </w:r>
+            <w:r>
+              <w:rPr>
+                <w:rFonts w:ascii="Courier New" w:cs="Courier New" w:eastAsia="Courier New" w:hAnsi="Courier New"/>
+                <w:b w:val="false"/>
+                <w:bCs w:val="false"/>
+                <w:color w:val="9B1B5C"/>
+                <w:sz w:val="20"/>
+                <w:szCs w:val="20"/>
+              </w:rPr>
+              <w:t xml:space="preserve">wc -c archivo.txt</w:t>
+            </w:r>
+            <w:r>
+              <w:rPr>
+                <w:rFonts w:ascii="News Gothic MT" w:cs="News Gothic MT" w:eastAsia="News Gothic MT" w:hAnsi="News Gothic MT"/>
+                <w:b w:val="false"/>
+                <w:bCs w:val="false"/>
+                <w:i w:val="false"/>
+                <w:iCs w:val="false"/>
+                <w:color w:val="1A1A2E"/>
+                <w:sz w:val="21"/>
+                <w:szCs w:val="21"/>
+              </w:rPr>
+              <w:t xml:space="preserve">.</w:t>
+            </w:r>
+          </w:p>
+          <w:p>
+            <w:pPr>
+              <w:spacing w:after="140" w:line="300"/>
+              <w:jc w:val="both"/>
+            </w:pPr>
+            <w:r>
+              <w:rPr>
+                <w:rFonts w:ascii="News Gothic MT" w:cs="News Gothic MT" w:eastAsia="News Gothic MT" w:hAnsi="News Gothic MT"/>
+                <w:b w:val="false"/>
+                <w:bCs w:val="false"/>
+                <w:i w:val="false"/>
+                <w:iCs w:val="false"/>
+                <w:color w:val="1A1A2E"/>
+                <w:sz w:val="21"/>
+                <w:szCs w:val="21"/>
+              </w:rPr>
+              <w:t xml:space="preserve">4. ¿Coincide con tu cálculo? Si el tamaño real es un poco mayor de lo esperado, no te preocupes: puede deberse a un carácter de salto de línea añadido automáticamente al guardar (1-2 bytes más), o a que el editor haya incluido una marca </w:t>
+            </w:r>
+            <w:r>
+              <w:rPr>
+                <w:rFonts w:ascii="News Gothic MT" w:cs="News Gothic MT" w:eastAsia="News Gothic MT" w:hAnsi="News Gothic MT"/>
+                <w:b/>
+                <w:bCs/>
+                <w:color w:val="1A1A2E"/>
+                <w:sz w:val="21"/>
+                <w:szCs w:val="21"/>
+              </w:rPr>
+              <w:t xml:space="preserve">BOM</w:t>
+            </w:r>
+            <w:r>
+              <w:rPr>
+                <w:rFonts w:ascii="News Gothic MT" w:cs="News Gothic MT" w:eastAsia="News Gothic MT" w:hAnsi="News Gothic MT"/>
+                <w:b w:val="false"/>
+                <w:bCs w:val="false"/>
+                <w:i w:val="false"/>
+                <w:iCs w:val="false"/>
+                <w:color w:val="1A1A2E"/>
+                <w:sz w:val="21"/>
+                <w:szCs w:val="21"/>
+              </w:rPr>
+              <w:t xml:space="preserve"> al principio del archivo (3 bytes más) — infórmate de qué es un BOM si te encuentras con esta diferencia.</w:t>
+            </w:r>
+          </w:p>
+          <w:p>
+            <w:pPr>
+              <w:spacing w:after="0" w:line="300"/>
+              <w:jc w:val="both"/>
+            </w:pPr>
+            <w:r>
+              <w:rPr>
+                <w:rFonts w:ascii="News Gothic MT" w:cs="News Gothic MT" w:eastAsia="News Gothic MT" w:hAnsi="News Gothic MT"/>
+                <w:b/>
+                <w:bCs/>
+                <w:i/>
+                <w:iCs/>
+                <w:color w:val="1F3864"/>
+                <w:sz w:val="21"/>
+                <w:szCs w:val="21"/>
+              </w:rPr>
+              <w:t xml:space="preserve">Ejemplo resuelto (cálculo): </w:t>
+            </w:r>
+            <w:r>
+              <w:rPr>
+                <w:rFonts w:ascii="Courier New" w:cs="Courier New" w:eastAsia="Courier New" w:hAnsi="Courier New"/>
+                <w:b w:val="false"/>
+                <w:bCs w:val="false"/>
+                <w:color w:val="9B1B5C"/>
+                <w:sz w:val="20"/>
+                <w:szCs w:val="20"/>
+              </w:rPr>
+              <w:t xml:space="preserve">A</w:t>
+            </w:r>
+            <w:r>
+              <w:rPr>
+                <w:rFonts w:ascii="News Gothic MT" w:cs="News Gothic MT" w:eastAsia="News Gothic MT" w:hAnsi="News Gothic MT"/>
+                <w:b w:val="false"/>
+                <w:bCs w:val="false"/>
+                <w:i/>
+                <w:iCs/>
+                <w:color w:val="1A1A2E"/>
+                <w:sz w:val="21"/>
+                <w:szCs w:val="21"/>
+              </w:rPr>
+              <w:t xml:space="preserve"> (1 byte) + </w:t>
+            </w:r>
+            <w:r>
+              <w:rPr>
+                <w:rFonts w:ascii="Courier New" w:cs="Courier New" w:eastAsia="Courier New" w:hAnsi="Courier New"/>
+                <w:b w:val="false"/>
+                <w:bCs w:val="false"/>
+                <w:color w:val="9B1B5C"/>
+                <w:sz w:val="20"/>
+                <w:szCs w:val="20"/>
+              </w:rPr>
+              <w:t xml:space="preserve">ñ</w:t>
+            </w:r>
+            <w:r>
+              <w:rPr>
+                <w:rFonts w:ascii="News Gothic MT" w:cs="News Gothic MT" w:eastAsia="News Gothic MT" w:hAnsi="News Gothic MT"/>
+                <w:b w:val="false"/>
+                <w:bCs w:val="false"/>
+                <w:i/>
+                <w:iCs/>
+                <w:color w:val="1A1A2E"/>
+                <w:sz w:val="21"/>
+                <w:szCs w:val="21"/>
+              </w:rPr>
+              <w:t xml:space="preserve"> (2 bytes) + </w:t>
+            </w:r>
+            <w:r>
+              <w:rPr>
+                <w:rFonts w:ascii="Courier New" w:cs="Courier New" w:eastAsia="Courier New" w:hAnsi="Courier New"/>
+                <w:b w:val="false"/>
+                <w:bCs w:val="false"/>
+                <w:color w:val="9B1B5C"/>
+                <w:sz w:val="20"/>
+                <w:szCs w:val="20"/>
+              </w:rPr>
+              <w:t xml:space="preserve">o</w:t>
+            </w:r>
+            <w:r>
+              <w:rPr>
+                <w:rFonts w:ascii="News Gothic MT" w:cs="News Gothic MT" w:eastAsia="News Gothic MT" w:hAnsi="News Gothic MT"/>
+                <w:b w:val="false"/>
+                <w:bCs w:val="false"/>
+                <w:i/>
+                <w:iCs/>
+                <w:color w:val="1A1A2E"/>
+                <w:sz w:val="21"/>
+                <w:szCs w:val="21"/>
+              </w:rPr>
+              <w:t xml:space="preserve"> (1 byte) + espacio (1 byte) + </w:t>
+            </w:r>
+            <w:r>
+              <w:rPr>
+                <w:rFonts w:ascii="Courier New" w:cs="Courier New" w:eastAsia="Courier New" w:hAnsi="Courier New"/>
+                <w:b w:val="false"/>
+                <w:bCs w:val="false"/>
+                <w:color w:val="9B1B5C"/>
+                <w:sz w:val="20"/>
+                <w:szCs w:val="20"/>
+              </w:rPr>
+              <w:t xml:space="preserve">😀</w:t>
+            </w:r>
+            <w:r>
+              <w:rPr>
+                <w:rFonts w:ascii="News Gothic MT" w:cs="News Gothic MT" w:eastAsia="News Gothic MT" w:hAnsi="News Gothic MT"/>
+                <w:b w:val="false"/>
+                <w:bCs w:val="false"/>
+                <w:i/>
+                <w:iCs/>
+                <w:color w:val="1A1A2E"/>
+                <w:sz w:val="21"/>
+                <w:szCs w:val="21"/>
+              </w:rPr>
+              <w:t xml:space="preserve"> (4 bytes) = </w:t>
+            </w:r>
+            <w:r>
+              <w:rPr>
+                <w:rFonts w:ascii="News Gothic MT" w:cs="News Gothic MT" w:eastAsia="News Gothic MT" w:hAnsi="News Gothic MT"/>
+                <w:b/>
+                <w:bCs/>
+                <w:color w:val="1A1A2E"/>
+                <w:sz w:val="21"/>
+                <w:szCs w:val="21"/>
+              </w:rPr>
+              <w:t xml:space="preserve">9 bytes para 5 caracteres</w:t>
+            </w:r>
+            <w:r>
+              <w:rPr>
+                <w:rFonts w:ascii="News Gothic MT" w:cs="News Gothic MT" w:eastAsia="News Gothic MT" w:hAnsi="News Gothic MT"/>
+                <w:b w:val="false"/>
+                <w:bCs w:val="false"/>
+                <w:i/>
+                <w:iCs/>
+                <w:color w:val="1A1A2E"/>
+                <w:sz w:val="21"/>
+                <w:szCs w:val="21"/>
+              </w:rPr>
+              <w:t xml:space="preserve">.</w:t>
+            </w:r>
+          </w:p>
+        </w:tc>
+      </w:tr>
+    </w:tbl>
+    <w:p>
+      <w:pPr>
+        <w:spacing w:after="160"/>
+      </w:pPr>
     </w:p>
     <w:p>
       <w:pPr>

--- a/UD01-fundamentos-so/UD01_apuntes.docx
+++ b/UD01-fundamentos-so/UD01_apuntes.docx
@@ -1179,6 +1179,200 @@
     </w:tbl>
     <w:p>
       <w:pPr>
+        <w:spacing w:after="160"/>
+      </w:pPr>
+    </w:p>
+    <w:tbl>
+      <w:tblPr>
+        <w:tblW w:type="dxa" w:w="9638"/>
+        <w:tblBorders>
+          <w:top w:val="single" w:color="CD0063" w:sz="10"/>
+          <w:left w:val="single" w:color="CD0063" w:sz="10"/>
+          <w:bottom w:val="single" w:color="CD0063" w:sz="10"/>
+          <w:right w:val="single" w:color="CD0063" w:sz="10"/>
+          <w:insideH w:val="single" w:color="auto" w:sz="4"/>
+          <w:insideV w:val="single" w:color="auto" w:sz="4"/>
+        </w:tblBorders>
+      </w:tblPr>
+      <w:tblGrid>
+        <w:gridCol w:w="100"/>
+      </w:tblGrid>
+      <w:tr>
+        <w:tc>
+          <w:tcPr>
+            <w:tcW w:type="dxa" w:w="9638"/>
+            <w:shd w:fill="EEF1F8" w:color="auto" w:val="clear"/>
+            <w:tcMar>
+              <w:top w:type="dxa" w:w="200"/>
+              <w:left w:type="dxa" w:w="260"/>
+              <w:bottom w:type="dxa" w:w="200"/>
+              <w:right w:type="dxa" w:w="260"/>
+            </w:tcMar>
+          </w:tcPr>
+          <w:p>
+            <w:pPr>
+              <w:spacing w:after="140"/>
+            </w:pPr>
+            <w:r>
+              <w:rPr>
+                <w:rFonts w:ascii="News Gothic MT" w:cs="News Gothic MT" w:eastAsia="News Gothic MT" w:hAnsi="News Gothic MT"/>
+                <w:b/>
+                <w:bCs/>
+                <w:color w:val="CD0063"/>
+                <w:spacing w:val="20"/>
+                <w:sz w:val="19"/>
+                <w:szCs w:val="19"/>
+              </w:rPr>
+              <w:t xml:space="preserve">VAMOS A PRACTICAR: LOCALIZA SOFTWARE DE BASE REAL EN TU PROPIO EQUIPO</w:t>
+            </w:r>
+          </w:p>
+          <w:p>
+            <w:pPr>
+              <w:spacing w:after="140" w:line="300"/>
+              <w:jc w:val="both"/>
+            </w:pPr>
+            <w:r>
+              <w:rPr>
+                <w:rFonts w:ascii="News Gothic MT" w:cs="News Gothic MT" w:eastAsia="News Gothic MT" w:hAnsi="News Gothic MT"/>
+                <w:b w:val="false"/>
+                <w:bCs w:val="false"/>
+                <w:i w:val="false"/>
+                <w:iCs w:val="false"/>
+                <w:color w:val="1A1A2E"/>
+                <w:sz w:val="21"/>
+                <w:szCs w:val="21"/>
+              </w:rPr>
+              <w:t xml:space="preserve">En Windows, abre el </w:t>
+            </w:r>
+            <w:r>
+              <w:rPr>
+                <w:rFonts w:ascii="News Gothic MT" w:cs="News Gothic MT" w:eastAsia="News Gothic MT" w:hAnsi="News Gothic MT"/>
+                <w:b/>
+                <w:bCs/>
+                <w:color w:val="1A1A2E"/>
+                <w:sz w:val="21"/>
+                <w:szCs w:val="21"/>
+              </w:rPr>
+              <w:t xml:space="preserve">Administrador de dispositivos</w:t>
+            </w:r>
+            <w:r>
+              <w:rPr>
+                <w:rFonts w:ascii="News Gothic MT" w:cs="News Gothic MT" w:eastAsia="News Gothic MT" w:hAnsi="News Gothic MT"/>
+                <w:b w:val="false"/>
+                <w:bCs w:val="false"/>
+                <w:i w:val="false"/>
+                <w:iCs w:val="false"/>
+                <w:color w:val="1A1A2E"/>
+                <w:sz w:val="21"/>
+                <w:szCs w:val="21"/>
+              </w:rPr>
+              <w:t xml:space="preserve"> (búscalo en el menú Inicio) y despliega al menos tres categorías (por ejemplo, "Adaptadores de red", "Controladoras de sonido, vídeo y juegos" o "Adaptadores de pantalla"). Elige tres dispositivos y anota, para cada uno, el nombre del controlador que aparece en sus propiedades (pestaña "Controlador" → "Proveedor del controlador" y "Fecha del controlador").</w:t>
+            </w:r>
+          </w:p>
+          <w:p>
+            <w:pPr>
+              <w:spacing w:after="140" w:line="300"/>
+              <w:jc w:val="both"/>
+            </w:pPr>
+            <w:r>
+              <w:rPr>
+                <w:rFonts w:ascii="News Gothic MT" w:cs="News Gothic MT" w:eastAsia="News Gothic MT" w:hAnsi="News Gothic MT"/>
+                <w:b w:val="false"/>
+                <w:bCs w:val="false"/>
+                <w:i w:val="false"/>
+                <w:iCs w:val="false"/>
+                <w:color w:val="1A1A2E"/>
+                <w:sz w:val="21"/>
+                <w:szCs w:val="21"/>
+              </w:rPr>
+              <w:t xml:space="preserve">Si tu equipo tiene también Linux instalado, compara con el comando </w:t>
+            </w:r>
+            <w:r>
+              <w:rPr>
+                <w:rFonts w:ascii="Courier New" w:cs="Courier New" w:eastAsia="Courier New" w:hAnsi="Courier New"/>
+                <w:b w:val="false"/>
+                <w:bCs w:val="false"/>
+                <w:color w:val="9B1B5C"/>
+                <w:sz w:val="20"/>
+                <w:szCs w:val="20"/>
+              </w:rPr>
+              <w:t xml:space="preserve">lspci</w:t>
+            </w:r>
+            <w:r>
+              <w:rPr>
+                <w:rFonts w:ascii="News Gothic MT" w:cs="News Gothic MT" w:eastAsia="News Gothic MT" w:hAnsi="News Gothic MT"/>
+                <w:b w:val="false"/>
+                <w:bCs w:val="false"/>
+                <w:i w:val="false"/>
+                <w:iCs w:val="false"/>
+                <w:color w:val="1A1A2E"/>
+                <w:sz w:val="21"/>
+                <w:szCs w:val="21"/>
+              </w:rPr>
+              <w:t xml:space="preserve"> (dispositivos conectados a la placa base) o </w:t>
+            </w:r>
+            <w:r>
+              <w:rPr>
+                <w:rFonts w:ascii="Courier New" w:cs="Courier New" w:eastAsia="Courier New" w:hAnsi="Courier New"/>
+                <w:b w:val="false"/>
+                <w:bCs w:val="false"/>
+                <w:color w:val="9B1B5C"/>
+                <w:sz w:val="20"/>
+                <w:szCs w:val="20"/>
+              </w:rPr>
+              <w:t xml:space="preserve">lsusb</w:t>
+            </w:r>
+            <w:r>
+              <w:rPr>
+                <w:rFonts w:ascii="News Gothic MT" w:cs="News Gothic MT" w:eastAsia="News Gothic MT" w:hAnsi="News Gothic MT"/>
+                <w:b w:val="false"/>
+                <w:bCs w:val="false"/>
+                <w:i w:val="false"/>
+                <w:iCs w:val="false"/>
+                <w:color w:val="1A1A2E"/>
+                <w:sz w:val="21"/>
+                <w:szCs w:val="21"/>
+              </w:rPr>
+              <w:t xml:space="preserve"> (dispositivos USB) ejecutado en una terminal: obtendrás una lista equivalente, aunque el sistema no use la palabra "controlador" de la misma forma explícita.</w:t>
+            </w:r>
+          </w:p>
+          <w:p>
+            <w:pPr>
+              <w:spacing w:after="0" w:line="300"/>
+              <w:jc w:val="both"/>
+            </w:pPr>
+            <w:r>
+              <w:rPr>
+                <w:rFonts w:ascii="News Gothic MT" w:cs="News Gothic MT" w:eastAsia="News Gothic MT" w:hAnsi="News Gothic MT"/>
+                <w:b/>
+                <w:bCs/>
+                <w:i/>
+                <w:iCs/>
+                <w:color w:val="1F3864"/>
+                <w:sz w:val="21"/>
+                <w:szCs w:val="21"/>
+              </w:rPr>
+              <w:t xml:space="preserve">Reflexiona: </w:t>
+            </w:r>
+            <w:r>
+              <w:rPr>
+                <w:rFonts w:ascii="News Gothic MT" w:cs="News Gothic MT" w:eastAsia="News Gothic MT" w:hAnsi="News Gothic MT"/>
+                <w:b w:val="false"/>
+                <w:bCs w:val="false"/>
+                <w:i/>
+                <w:iCs/>
+                <w:color w:val="1A1A2E"/>
+                <w:sz w:val="21"/>
+                <w:szCs w:val="21"/>
+              </w:rPr>
+              <w:t xml:space="preserve">¿alguno de esos tres dispositivos dejaría de funcionar correctamente si le faltara su controlador, aunque el hardware siga físicamente bien conectado?</w:t>
+            </w:r>
+          </w:p>
+        </w:tc>
+      </w:tr>
+    </w:tbl>
+    <w:p>
+      <w:pPr>
         <w:spacing w:after="200"/>
       </w:pPr>
     </w:p>
@@ -1610,6 +1804,210 @@
         </w:rPr>
         <w:t xml:space="preserve">Esta es la razón real de por qué se pueden tener más aplicaciones abiertas de las que "caben" en la RAM instalada, y también de por qué el ordenador se ralentiza mucho cuando empieza a depender demasiado del disco para esto: el disco, incluso un SSD, es mucho más lento que la RAM.</w:t>
       </w:r>
+    </w:p>
+    <w:p>
+      <w:pPr>
+        <w:spacing w:after="80"/>
+      </w:pPr>
+    </w:p>
+    <w:tbl>
+      <w:tblPr>
+        <w:tblW w:type="dxa" w:w="9638"/>
+        <w:tblBorders>
+          <w:top w:val="single" w:color="CD0063" w:sz="10"/>
+          <w:left w:val="single" w:color="CD0063" w:sz="10"/>
+          <w:bottom w:val="single" w:color="CD0063" w:sz="10"/>
+          <w:right w:val="single" w:color="CD0063" w:sz="10"/>
+          <w:insideH w:val="single" w:color="auto" w:sz="4"/>
+          <w:insideV w:val="single" w:color="auto" w:sz="4"/>
+        </w:tblBorders>
+      </w:tblPr>
+      <w:tblGrid>
+        <w:gridCol w:w="100"/>
+      </w:tblGrid>
+      <w:tr>
+        <w:tc>
+          <w:tcPr>
+            <w:tcW w:type="dxa" w:w="9638"/>
+            <w:shd w:fill="EEF1F8" w:color="auto" w:val="clear"/>
+            <w:tcMar>
+              <w:top w:type="dxa" w:w="200"/>
+              <w:left w:type="dxa" w:w="260"/>
+              <w:bottom w:type="dxa" w:w="200"/>
+              <w:right w:type="dxa" w:w="260"/>
+            </w:tcMar>
+          </w:tcPr>
+          <w:p>
+            <w:pPr>
+              <w:spacing w:after="140"/>
+            </w:pPr>
+            <w:r>
+              <w:rPr>
+                <w:rFonts w:ascii="News Gothic MT" w:cs="News Gothic MT" w:eastAsia="News Gothic MT" w:hAnsi="News Gothic MT"/>
+                <w:b/>
+                <w:bCs/>
+                <w:color w:val="CD0063"/>
+                <w:spacing w:val="20"/>
+                <w:sz w:val="19"/>
+                <w:szCs w:val="19"/>
+              </w:rPr>
+              <w:t xml:space="preserve">VAMOS A PRACTICAR: COMPRUEBA LA MEMORIA REAL DE TU EQUIPO</w:t>
+            </w:r>
+          </w:p>
+          <w:p>
+            <w:pPr>
+              <w:spacing w:after="140" w:line="300"/>
+              <w:jc w:val="both"/>
+            </w:pPr>
+            <w:r>
+              <w:rPr>
+                <w:rFonts w:ascii="News Gothic MT" w:cs="News Gothic MT" w:eastAsia="News Gothic MT" w:hAnsi="News Gothic MT"/>
+                <w:b w:val="false"/>
+                <w:bCs w:val="false"/>
+                <w:i w:val="false"/>
+                <w:iCs w:val="false"/>
+                <w:color w:val="1A1A2E"/>
+                <w:sz w:val="21"/>
+                <w:szCs w:val="21"/>
+              </w:rPr>
+              <w:t xml:space="preserve">Abre el Administrador de tareas de Windows (</w:t>
+            </w:r>
+            <w:r>
+              <w:rPr>
+                <w:rFonts w:ascii="Courier New" w:cs="Courier New" w:eastAsia="Courier New" w:hAnsi="Courier New"/>
+                <w:b w:val="false"/>
+                <w:bCs w:val="false"/>
+                <w:color w:val="9B1B5C"/>
+                <w:sz w:val="20"/>
+                <w:szCs w:val="20"/>
+              </w:rPr>
+              <w:t xml:space="preserve">Ctrl+Shift+Esc</w:t>
+            </w:r>
+            <w:r>
+              <w:rPr>
+                <w:rFonts w:ascii="News Gothic MT" w:cs="News Gothic MT" w:eastAsia="News Gothic MT" w:hAnsi="News Gothic MT"/>
+                <w:b w:val="false"/>
+                <w:bCs w:val="false"/>
+                <w:i w:val="false"/>
+                <w:iCs w:val="false"/>
+                <w:color w:val="1A1A2E"/>
+                <w:sz w:val="21"/>
+                <w:szCs w:val="21"/>
+              </w:rPr>
+              <w:t xml:space="preserve">) → pestaña </w:t>
+            </w:r>
+            <w:r>
+              <w:rPr>
+                <w:rFonts w:ascii="News Gothic MT" w:cs="News Gothic MT" w:eastAsia="News Gothic MT" w:hAnsi="News Gothic MT"/>
+                <w:b/>
+                <w:bCs/>
+                <w:color w:val="1A1A2E"/>
+                <w:sz w:val="21"/>
+                <w:szCs w:val="21"/>
+              </w:rPr>
+              <w:t xml:space="preserve">Rendimiento</w:t>
+            </w:r>
+            <w:r>
+              <w:rPr>
+                <w:rFonts w:ascii="News Gothic MT" w:cs="News Gothic MT" w:eastAsia="News Gothic MT" w:hAnsi="News Gothic MT"/>
+                <w:b w:val="false"/>
+                <w:bCs w:val="false"/>
+                <w:i w:val="false"/>
+                <w:iCs w:val="false"/>
+                <w:color w:val="1A1A2E"/>
+                <w:sz w:val="21"/>
+                <w:szCs w:val="21"/>
+              </w:rPr>
+              <w:t xml:space="preserve"> → </w:t>
+            </w:r>
+            <w:r>
+              <w:rPr>
+                <w:rFonts w:ascii="News Gothic MT" w:cs="News Gothic MT" w:eastAsia="News Gothic MT" w:hAnsi="News Gothic MT"/>
+                <w:b/>
+                <w:bCs/>
+                <w:color w:val="1A1A2E"/>
+                <w:sz w:val="21"/>
+                <w:szCs w:val="21"/>
+              </w:rPr>
+              <w:t xml:space="preserve">Memoria</w:t>
+            </w:r>
+            <w:r>
+              <w:rPr>
+                <w:rFonts w:ascii="News Gothic MT" w:cs="News Gothic MT" w:eastAsia="News Gothic MT" w:hAnsi="News Gothic MT"/>
+                <w:b w:val="false"/>
+                <w:bCs w:val="false"/>
+                <w:i w:val="false"/>
+                <w:iCs w:val="false"/>
+                <w:color w:val="1A1A2E"/>
+                <w:sz w:val="21"/>
+                <w:szCs w:val="21"/>
+              </w:rPr>
+              <w:t xml:space="preserve"> (en Linux, el Monitor del sistema, o el comando </w:t>
+            </w:r>
+            <w:r>
+              <w:rPr>
+                <w:rFonts w:ascii="Courier New" w:cs="Courier New" w:eastAsia="Courier New" w:hAnsi="Courier New"/>
+                <w:b w:val="false"/>
+                <w:bCs w:val="false"/>
+                <w:color w:val="9B1B5C"/>
+                <w:sz w:val="20"/>
+                <w:szCs w:val="20"/>
+              </w:rPr>
+              <w:t xml:space="preserve">free -h</w:t>
+            </w:r>
+            <w:r>
+              <w:rPr>
+                <w:rFonts w:ascii="News Gothic MT" w:cs="News Gothic MT" w:eastAsia="News Gothic MT" w:hAnsi="News Gothic MT"/>
+                <w:b w:val="false"/>
+                <w:bCs w:val="false"/>
+                <w:i w:val="false"/>
+                <w:iCs w:val="false"/>
+                <w:color w:val="1A1A2E"/>
+                <w:sz w:val="21"/>
+                <w:szCs w:val="21"/>
+              </w:rPr>
+              <w:t xml:space="preserve"> en una terminal). Anota tres datos: la RAM total instalada, la RAM en uso ahora mismo, y si aparece alguna referencia a "memoria virtual"/"archivo de paginación" (Windows) o "swap" (Linux), y cuánto espacio tiene reservado.</w:t>
+            </w:r>
+          </w:p>
+          <w:p>
+            <w:pPr>
+              <w:spacing w:after="0" w:line="300"/>
+              <w:jc w:val="both"/>
+            </w:pPr>
+            <w:r>
+              <w:rPr>
+                <w:rFonts w:ascii="News Gothic MT" w:cs="News Gothic MT" w:eastAsia="News Gothic MT" w:hAnsi="News Gothic MT"/>
+                <w:b/>
+                <w:bCs/>
+                <w:i/>
+                <w:iCs/>
+                <w:color w:val="1F3864"/>
+                <w:sz w:val="21"/>
+                <w:szCs w:val="21"/>
+              </w:rPr>
+              <w:t xml:space="preserve">Reflexiona: </w:t>
+            </w:r>
+            <w:r>
+              <w:rPr>
+                <w:rFonts w:ascii="News Gothic MT" w:cs="News Gothic MT" w:eastAsia="News Gothic MT" w:hAnsi="News Gothic MT"/>
+                <w:b w:val="false"/>
+                <w:bCs w:val="false"/>
+                <w:i/>
+                <w:iCs/>
+                <w:color w:val="1A1A2E"/>
+                <w:sz w:val="21"/>
+                <w:szCs w:val="21"/>
+              </w:rPr>
+              <w:t xml:space="preserve">si cerraras ahora mismo todas las aplicaciones que tienes abiertas, ¿bajaría a cero el uso de RAM que muestra el sistema? ¿Por qué no?</w:t>
+            </w:r>
+          </w:p>
+        </w:tc>
+      </w:tr>
+    </w:tbl>
+    <w:p>
+      <w:pPr>
+        <w:spacing w:after="160"/>
+      </w:pPr>
     </w:p>
     <w:p>
       <w:pPr>
@@ -3652,1105 +4050,8 @@
     </w:tbl>
     <w:p>
       <w:pPr>
-        <w:spacing w:after="200"/>
-      </w:pPr>
-    </w:p>
-    <w:p>
-      <w:pPr>
-        <w:pStyle w:val="Heading1"/>
-        <w:pBdr>
-          <w:bottom w:val="single" w:color="CD0063" w:sz="6" w:space="4"/>
-        </w:pBdr>
-        <w:spacing w:after="200" w:before="400"/>
-      </w:pPr>
-      <w:r>
-        <w:rPr>
-          <w:rFonts w:ascii="News Gothic MT" w:cs="News Gothic MT" w:eastAsia="News Gothic MT" w:hAnsi="News Gothic MT"/>
-          <w:b/>
-          <w:bCs/>
-          <w:color w:val="1F3864"/>
-          <w:sz w:val="32"/>
-          <w:szCs w:val="32"/>
-        </w:rPr>
-        <w:t xml:space="preserve">4. Sistema de archivos: organización y atributos</w:t>
-      </w:r>
-    </w:p>
-    <w:p>
-      <w:pPr>
-        <w:pStyle w:val="Heading2"/>
-        <w:spacing w:after="140" w:before="280"/>
-      </w:pPr>
-      <w:r>
-        <w:rPr>
-          <w:rFonts w:ascii="News Gothic MT" w:cs="News Gothic MT" w:eastAsia="News Gothic MT" w:hAnsi="News Gothic MT"/>
-          <w:b/>
-          <w:bCs/>
-          <w:color w:val="1F3864"/>
-          <w:sz w:val="26"/>
-          <w:szCs w:val="26"/>
-        </w:rPr>
-        <w:t xml:space="preserve">¿Para qué sirve un sistema de archivos?</w:t>
-      </w:r>
-    </w:p>
-    <w:p>
-      <w:pPr>
-        <w:spacing w:after="160" w:line="300"/>
-        <w:jc w:val="both"/>
-      </w:pPr>
-      <w:r>
-        <w:rPr>
-          <w:rFonts w:ascii="News Gothic MT" w:cs="News Gothic MT" w:eastAsia="News Gothic MT" w:hAnsi="News Gothic MT"/>
-          <w:b w:val="false"/>
-          <w:bCs w:val="false"/>
-          <w:i w:val="false"/>
-          <w:iCs w:val="false"/>
-          <w:color w:val="1A1A2E"/>
-          <w:sz w:val="21"/>
-          <w:szCs w:val="21"/>
-        </w:rPr>
-        <w:t xml:space="preserve">Cuando guardas un archivo, no se coloca en un lugar aleatorio del disco: el </w:t>
-      </w:r>
-      <w:r>
-        <w:rPr>
-          <w:rFonts w:ascii="News Gothic MT" w:cs="News Gothic MT" w:eastAsia="News Gothic MT" w:hAnsi="News Gothic MT"/>
-          <w:b/>
-          <w:bCs/>
-          <w:color w:val="1A1A2E"/>
-          <w:sz w:val="21"/>
-          <w:szCs w:val="21"/>
-        </w:rPr>
-        <w:t xml:space="preserve">sistema de archivos</w:t>
-      </w:r>
-      <w:r>
-        <w:rPr>
-          <w:rFonts w:ascii="News Gothic MT" w:cs="News Gothic MT" w:eastAsia="News Gothic MT" w:hAnsi="News Gothic MT"/>
-          <w:b w:val="false"/>
-          <w:bCs w:val="false"/>
-          <w:i w:val="false"/>
-          <w:iCs w:val="false"/>
-          <w:color w:val="1A1A2E"/>
-          <w:sz w:val="21"/>
-          <w:szCs w:val="21"/>
-        </w:rPr>
-        <w:t xml:space="preserve"> es la estructura que organiza y localiza toda la información almacenada. Sin él, un disco sería simplemente un espacio de bytes sin ningún orden ni forma de encontrar nada.</w:t>
-      </w:r>
-    </w:p>
-    <w:p>
-      <w:pPr>
-        <w:pStyle w:val="Heading2"/>
-        <w:spacing w:after="140" w:before="280"/>
-      </w:pPr>
-      <w:r>
-        <w:rPr>
-          <w:rFonts w:ascii="News Gothic MT" w:cs="News Gothic MT" w:eastAsia="News Gothic MT" w:hAnsi="News Gothic MT"/>
-          <w:b/>
-          <w:bCs/>
-          <w:color w:val="1F3864"/>
-          <w:sz w:val="26"/>
-          <w:szCs w:val="26"/>
-        </w:rPr>
-        <w:t xml:space="preserve">La jerarquía de directorios en Windows</w:t>
-      </w:r>
-    </w:p>
-    <w:p>
-      <w:pPr>
-        <w:spacing w:after="160" w:line="300"/>
-        <w:jc w:val="both"/>
-      </w:pPr>
-      <w:r>
-        <w:rPr>
-          <w:rFonts w:ascii="News Gothic MT" w:cs="News Gothic MT" w:eastAsia="News Gothic MT" w:hAnsi="News Gothic MT"/>
-          <w:b w:val="false"/>
-          <w:bCs w:val="false"/>
-          <w:i w:val="false"/>
-          <w:iCs w:val="false"/>
-          <w:color w:val="1A1A2E"/>
-          <w:sz w:val="21"/>
-          <w:szCs w:val="21"/>
-        </w:rPr>
-        <w:t xml:space="preserve">Windows organiza los discos con </w:t>
-      </w:r>
-      <w:r>
-        <w:rPr>
-          <w:rFonts w:ascii="News Gothic MT" w:cs="News Gothic MT" w:eastAsia="News Gothic MT" w:hAnsi="News Gothic MT"/>
-          <w:b/>
-          <w:bCs/>
-          <w:color w:val="1A1A2E"/>
-          <w:sz w:val="21"/>
-          <w:szCs w:val="21"/>
-        </w:rPr>
-        <w:t xml:space="preserve">letras de unidad</w:t>
-      </w:r>
-      <w:r>
-        <w:rPr>
-          <w:rFonts w:ascii="News Gothic MT" w:cs="News Gothic MT" w:eastAsia="News Gothic MT" w:hAnsi="News Gothic MT"/>
-          <w:b w:val="false"/>
-          <w:bCs w:val="false"/>
-          <w:i w:val="false"/>
-          <w:iCs w:val="false"/>
-          <w:color w:val="1A1A2E"/>
-          <w:sz w:val="21"/>
-          <w:szCs w:val="21"/>
-        </w:rPr>
-        <w:t xml:space="preserve"> (</w:t>
-      </w:r>
-      <w:r>
-        <w:rPr>
-          <w:rFonts w:ascii="Courier New" w:cs="Courier New" w:eastAsia="Courier New" w:hAnsi="Courier New"/>
-          <w:b w:val="false"/>
-          <w:bCs w:val="false"/>
-          <w:color w:val="9B1B5C"/>
-          <w:sz w:val="20"/>
-          <w:szCs w:val="20"/>
-        </w:rPr>
-        <w:t xml:space="preserve">C:\</w:t>
-      </w:r>
-      <w:r>
-        <w:rPr>
-          <w:rFonts w:ascii="News Gothic MT" w:cs="News Gothic MT" w:eastAsia="News Gothic MT" w:hAnsi="News Gothic MT"/>
-          <w:b w:val="false"/>
-          <w:bCs w:val="false"/>
-          <w:i w:val="false"/>
-          <w:iCs w:val="false"/>
-          <w:color w:val="1A1A2E"/>
-          <w:sz w:val="21"/>
-          <w:szCs w:val="21"/>
-        </w:rPr>
-        <w:t xml:space="preserve">, </w:t>
-      </w:r>
-      <w:r>
-        <w:rPr>
-          <w:rFonts w:ascii="Courier New" w:cs="Courier New" w:eastAsia="Courier New" w:hAnsi="Courier New"/>
-          <w:b w:val="false"/>
-          <w:bCs w:val="false"/>
-          <w:color w:val="9B1B5C"/>
-          <w:sz w:val="20"/>
-          <w:szCs w:val="20"/>
-        </w:rPr>
-        <w:t xml:space="preserve">D:\</w:t>
-      </w:r>
-      <w:r>
-        <w:rPr>
-          <w:rFonts w:ascii="News Gothic MT" w:cs="News Gothic MT" w:eastAsia="News Gothic MT" w:hAnsi="News Gothic MT"/>
-          <w:b w:val="false"/>
-          <w:bCs w:val="false"/>
-          <w:i w:val="false"/>
-          <w:iCs w:val="false"/>
-          <w:color w:val="1A1A2E"/>
-          <w:sz w:val="21"/>
-          <w:szCs w:val="21"/>
-        </w:rPr>
-        <w:t xml:space="preserve">...), cada una con su propia estructura de carpetas. Dentro de la unidad principal encontrarás carpetas típicas como </w:t>
-      </w:r>
-      <w:r>
-        <w:rPr>
-          <w:rFonts w:ascii="Courier New" w:cs="Courier New" w:eastAsia="Courier New" w:hAnsi="Courier New"/>
-          <w:b w:val="false"/>
-          <w:bCs w:val="false"/>
-          <w:color w:val="9B1B5C"/>
-          <w:sz w:val="20"/>
-          <w:szCs w:val="20"/>
-        </w:rPr>
-        <w:t xml:space="preserve">Usuarios</w:t>
-      </w:r>
-      <w:r>
-        <w:rPr>
-          <w:rFonts w:ascii="News Gothic MT" w:cs="News Gothic MT" w:eastAsia="News Gothic MT" w:hAnsi="News Gothic MT"/>
-          <w:b w:val="false"/>
-          <w:bCs w:val="false"/>
-          <w:i w:val="false"/>
-          <w:iCs w:val="false"/>
-          <w:color w:val="1A1A2E"/>
-          <w:sz w:val="21"/>
-          <w:szCs w:val="21"/>
-        </w:rPr>
-        <w:t xml:space="preserve">, </w:t>
-      </w:r>
-      <w:r>
-        <w:rPr>
-          <w:rFonts w:ascii="Courier New" w:cs="Courier New" w:eastAsia="Courier New" w:hAnsi="Courier New"/>
-          <w:b w:val="false"/>
-          <w:bCs w:val="false"/>
-          <w:color w:val="9B1B5C"/>
-          <w:sz w:val="20"/>
-          <w:szCs w:val="20"/>
-        </w:rPr>
-        <w:t xml:space="preserve">Archivos de programa</w:t>
-      </w:r>
-      <w:r>
-        <w:rPr>
-          <w:rFonts w:ascii="News Gothic MT" w:cs="News Gothic MT" w:eastAsia="News Gothic MT" w:hAnsi="News Gothic MT"/>
-          <w:b w:val="false"/>
-          <w:bCs w:val="false"/>
-          <w:i w:val="false"/>
-          <w:iCs w:val="false"/>
-          <w:color w:val="1A1A2E"/>
-          <w:sz w:val="21"/>
-          <w:szCs w:val="21"/>
-        </w:rPr>
-        <w:t xml:space="preserve"> o </w:t>
-      </w:r>
-      <w:r>
-        <w:rPr>
-          <w:rFonts w:ascii="Courier New" w:cs="Courier New" w:eastAsia="Courier New" w:hAnsi="Courier New"/>
-          <w:b w:val="false"/>
-          <w:bCs w:val="false"/>
-          <w:color w:val="9B1B5C"/>
-          <w:sz w:val="20"/>
-          <w:szCs w:val="20"/>
-        </w:rPr>
-        <w:t xml:space="preserve">Windows</w:t>
-      </w:r>
-      <w:r>
-        <w:rPr>
-          <w:rFonts w:ascii="News Gothic MT" w:cs="News Gothic MT" w:eastAsia="News Gothic MT" w:hAnsi="News Gothic MT"/>
-          <w:b w:val="false"/>
-          <w:bCs w:val="false"/>
-          <w:i w:val="false"/>
-          <w:iCs w:val="false"/>
-          <w:color w:val="1A1A2E"/>
-          <w:sz w:val="21"/>
-          <w:szCs w:val="21"/>
-        </w:rPr>
-        <w:t xml:space="preserve">. Las rutas se escriben separando carpetas con la barra invertida </w:t>
-      </w:r>
-      <w:r>
-        <w:rPr>
-          <w:rFonts w:ascii="Courier New" w:cs="Courier New" w:eastAsia="Courier New" w:hAnsi="Courier New"/>
-          <w:b w:val="false"/>
-          <w:bCs w:val="false"/>
-          <w:color w:val="9B1B5C"/>
-          <w:sz w:val="20"/>
-          <w:szCs w:val="20"/>
-        </w:rPr>
-        <w:t xml:space="preserve">\</w:t>
-      </w:r>
-      <w:r>
-        <w:rPr>
-          <w:rFonts w:ascii="News Gothic MT" w:cs="News Gothic MT" w:eastAsia="News Gothic MT" w:hAnsi="News Gothic MT"/>
-          <w:b w:val="false"/>
-          <w:bCs w:val="false"/>
-          <w:i w:val="false"/>
-          <w:iCs w:val="false"/>
-          <w:color w:val="1A1A2E"/>
-          <w:sz w:val="21"/>
-          <w:szCs w:val="21"/>
-        </w:rPr>
-        <w:t xml:space="preserve">, y pueden ser:</w:t>
-      </w:r>
-    </w:p>
-    <w:p>
-      <w:pPr>
-        <w:pStyle w:val="ListParagraph"/>
-        <w:numPr>
-          <w:ilvl w:val="0"/>
-          <w:numId w:val="1"/>
-        </w:numPr>
-        <w:spacing w:after="100" w:line="300"/>
-      </w:pPr>
-      <w:r>
-        <w:rPr>
-          <w:rFonts w:ascii="News Gothic MT" w:cs="News Gothic MT" w:eastAsia="News Gothic MT" w:hAnsi="News Gothic MT"/>
-          <w:b/>
-          <w:bCs/>
-          <w:color w:val="1A1A2E"/>
-          <w:sz w:val="21"/>
-          <w:szCs w:val="21"/>
-        </w:rPr>
-        <w:t xml:space="preserve">Absolutas</w:t>
-      </w:r>
-      <w:r>
-        <w:rPr>
-          <w:rFonts w:ascii="News Gothic MT" w:cs="News Gothic MT" w:eastAsia="News Gothic MT" w:hAnsi="News Gothic MT"/>
-          <w:b w:val="false"/>
-          <w:bCs w:val="false"/>
-          <w:i w:val="false"/>
-          <w:iCs w:val="false"/>
-          <w:color w:val="1A1A2E"/>
-          <w:sz w:val="21"/>
-          <w:szCs w:val="21"/>
-        </w:rPr>
-        <w:t xml:space="preserve">: desde la raíz de la unidad, por ejemplo </w:t>
-      </w:r>
-      <w:r>
-        <w:rPr>
-          <w:rFonts w:ascii="Courier New" w:cs="Courier New" w:eastAsia="Courier New" w:hAnsi="Courier New"/>
-          <w:b w:val="false"/>
-          <w:bCs w:val="false"/>
-          <w:color w:val="9B1B5C"/>
-          <w:sz w:val="20"/>
-          <w:szCs w:val="20"/>
-        </w:rPr>
-        <w:t xml:space="preserve">C:\Usuarios\Alejandro\Documentos\informe.docx</w:t>
-      </w:r>
-      <w:r>
-        <w:rPr>
-          <w:rFonts w:ascii="News Gothic MT" w:cs="News Gothic MT" w:eastAsia="News Gothic MT" w:hAnsi="News Gothic MT"/>
-          <w:b w:val="false"/>
-          <w:bCs w:val="false"/>
-          <w:i w:val="false"/>
-          <w:iCs w:val="false"/>
-          <w:color w:val="1A1A2E"/>
-          <w:sz w:val="21"/>
-          <w:szCs w:val="21"/>
-        </w:rPr>
-        <w:t xml:space="preserve">.</w:t>
-      </w:r>
-    </w:p>
-    <w:p>
-      <w:pPr>
-        <w:pStyle w:val="ListParagraph"/>
-        <w:numPr>
-          <w:ilvl w:val="0"/>
-          <w:numId w:val="1"/>
-        </w:numPr>
-        <w:spacing w:after="100" w:line="300"/>
-      </w:pPr>
-      <w:r>
-        <w:rPr>
-          <w:rFonts w:ascii="News Gothic MT" w:cs="News Gothic MT" w:eastAsia="News Gothic MT" w:hAnsi="News Gothic MT"/>
-          <w:b/>
-          <w:bCs/>
-          <w:color w:val="1A1A2E"/>
-          <w:sz w:val="21"/>
-          <w:szCs w:val="21"/>
-        </w:rPr>
-        <w:t xml:space="preserve">Relativas</w:t>
-      </w:r>
-      <w:r>
-        <w:rPr>
-          <w:rFonts w:ascii="News Gothic MT" w:cs="News Gothic MT" w:eastAsia="News Gothic MT" w:hAnsi="News Gothic MT"/>
-          <w:b w:val="false"/>
-          <w:bCs w:val="false"/>
-          <w:i w:val="false"/>
-          <w:iCs w:val="false"/>
-          <w:color w:val="1A1A2E"/>
-          <w:sz w:val="21"/>
-          <w:szCs w:val="21"/>
-        </w:rPr>
-        <w:t xml:space="preserve">: desde la carpeta en la que ya estás, por ejemplo </w:t>
-      </w:r>
-      <w:r>
-        <w:rPr>
-          <w:rFonts w:ascii="Courier New" w:cs="Courier New" w:eastAsia="Courier New" w:hAnsi="Courier New"/>
-          <w:b w:val="false"/>
-          <w:bCs w:val="false"/>
-          <w:color w:val="9B1B5C"/>
-          <w:sz w:val="20"/>
-          <w:szCs w:val="20"/>
-        </w:rPr>
-        <w:t xml:space="preserve">Documentos\informe.docx</w:t>
-      </w:r>
-      <w:r>
-        <w:rPr>
-          <w:rFonts w:ascii="News Gothic MT" w:cs="News Gothic MT" w:eastAsia="News Gothic MT" w:hAnsi="News Gothic MT"/>
-          <w:b w:val="false"/>
-          <w:bCs w:val="false"/>
-          <w:i w:val="false"/>
-          <w:iCs w:val="false"/>
-          <w:color w:val="1A1A2E"/>
-          <w:sz w:val="21"/>
-          <w:szCs w:val="21"/>
-        </w:rPr>
-        <w:t xml:space="preserve"> si ya estás dentro de </w:t>
-      </w:r>
-      <w:r>
-        <w:rPr>
-          <w:rFonts w:ascii="Courier New" w:cs="Courier New" w:eastAsia="Courier New" w:hAnsi="Courier New"/>
-          <w:b w:val="false"/>
-          <w:bCs w:val="false"/>
-          <w:color w:val="9B1B5C"/>
-          <w:sz w:val="20"/>
-          <w:szCs w:val="20"/>
-        </w:rPr>
-        <w:t xml:space="preserve">C:\Usuarios\Alejandro</w:t>
-      </w:r>
-      <w:r>
-        <w:rPr>
-          <w:rFonts w:ascii="News Gothic MT" w:cs="News Gothic MT" w:eastAsia="News Gothic MT" w:hAnsi="News Gothic MT"/>
-          <w:b w:val="false"/>
-          <w:bCs w:val="false"/>
-          <w:i w:val="false"/>
-          <w:iCs w:val="false"/>
-          <w:color w:val="1A1A2E"/>
-          <w:sz w:val="21"/>
-          <w:szCs w:val="21"/>
-        </w:rPr>
-        <w:t xml:space="preserve">.</w:t>
-      </w:r>
-    </w:p>
-    <w:p>
-      <w:pPr>
-        <w:pStyle w:val="Heading2"/>
-        <w:spacing w:after="140" w:before="280"/>
-      </w:pPr>
-      <w:r>
-        <w:rPr>
-          <w:rFonts w:ascii="News Gothic MT" w:cs="News Gothic MT" w:eastAsia="News Gothic MT" w:hAnsi="News Gothic MT"/>
-          <w:b/>
-          <w:bCs/>
-          <w:color w:val="1F3864"/>
-          <w:sz w:val="26"/>
-          <w:szCs w:val="26"/>
-        </w:rPr>
-        <w:t xml:space="preserve">La jerarquía de directorios en Linux</w:t>
-      </w:r>
-    </w:p>
-    <w:p>
-      <w:pPr>
-        <w:spacing w:after="160" w:line="300"/>
-        <w:jc w:val="both"/>
-      </w:pPr>
-      <w:r>
-        <w:rPr>
-          <w:rFonts w:ascii="News Gothic MT" w:cs="News Gothic MT" w:eastAsia="News Gothic MT" w:hAnsi="News Gothic MT"/>
-          <w:b w:val="false"/>
-          <w:bCs w:val="false"/>
-          <w:i w:val="false"/>
-          <w:iCs w:val="false"/>
-          <w:color w:val="1A1A2E"/>
-          <w:sz w:val="21"/>
-          <w:szCs w:val="21"/>
-        </w:rPr>
-        <w:t xml:space="preserve">Linux no usa letras de unidad: existe una </w:t>
-      </w:r>
-      <w:r>
-        <w:rPr>
-          <w:rFonts w:ascii="News Gothic MT" w:cs="News Gothic MT" w:eastAsia="News Gothic MT" w:hAnsi="News Gothic MT"/>
-          <w:b/>
-          <w:bCs/>
-          <w:color w:val="1A1A2E"/>
-          <w:sz w:val="21"/>
-          <w:szCs w:val="21"/>
-        </w:rPr>
-        <w:t xml:space="preserve">única raíz</w:t>
-      </w:r>
-      <w:r>
-        <w:rPr>
-          <w:rFonts w:ascii="News Gothic MT" w:cs="News Gothic MT" w:eastAsia="News Gothic MT" w:hAnsi="News Gothic MT"/>
-          <w:b w:val="false"/>
-          <w:bCs w:val="false"/>
-          <w:i w:val="false"/>
-          <w:iCs w:val="false"/>
-          <w:color w:val="1A1A2E"/>
-          <w:sz w:val="21"/>
-          <w:szCs w:val="21"/>
-        </w:rPr>
-        <w:t xml:space="preserve"> (</w:t>
-      </w:r>
-      <w:r>
-        <w:rPr>
-          <w:rFonts w:ascii="Courier New" w:cs="Courier New" w:eastAsia="Courier New" w:hAnsi="Courier New"/>
-          <w:b w:val="false"/>
-          <w:bCs w:val="false"/>
-          <w:color w:val="9B1B5C"/>
-          <w:sz w:val="20"/>
-          <w:szCs w:val="20"/>
-        </w:rPr>
-        <w:t xml:space="preserve">/</w:t>
-      </w:r>
-      <w:r>
-        <w:rPr>
-          <w:rFonts w:ascii="News Gothic MT" w:cs="News Gothic MT" w:eastAsia="News Gothic MT" w:hAnsi="News Gothic MT"/>
-          <w:b w:val="false"/>
-          <w:bCs w:val="false"/>
-          <w:i w:val="false"/>
-          <w:iCs w:val="false"/>
-          <w:color w:val="1A1A2E"/>
-          <w:sz w:val="21"/>
-          <w:szCs w:val="21"/>
-        </w:rPr>
-        <w:t xml:space="preserve">), y cualquier disco o partición adicional se </w:t>
-      </w:r>
-      <w:r>
-        <w:rPr>
-          <w:rFonts w:ascii="News Gothic MT" w:cs="News Gothic MT" w:eastAsia="News Gothic MT" w:hAnsi="News Gothic MT"/>
-          <w:b/>
-          <w:bCs/>
-          <w:color w:val="1A1A2E"/>
-          <w:sz w:val="21"/>
-          <w:szCs w:val="21"/>
-        </w:rPr>
-        <w:t xml:space="preserve">monta</w:t>
-      </w:r>
-      <w:r>
-        <w:rPr>
-          <w:rFonts w:ascii="News Gothic MT" w:cs="News Gothic MT" w:eastAsia="News Gothic MT" w:hAnsi="News Gothic MT"/>
-          <w:b w:val="false"/>
-          <w:bCs w:val="false"/>
-          <w:i w:val="false"/>
-          <w:iCs w:val="false"/>
-          <w:color w:val="1A1A2E"/>
-          <w:sz w:val="21"/>
-          <w:szCs w:val="21"/>
-        </w:rPr>
-        <w:t xml:space="preserve"> dentro de ese árbol único, apareciendo como una carpeta más — no como una letra nueva. Algunos de los directorios principales son:</w:t>
-      </w:r>
-    </w:p>
-    <w:p>
-      <w:pPr>
-        <w:pStyle w:val="ListParagraph"/>
-        <w:numPr>
-          <w:ilvl w:val="0"/>
-          <w:numId w:val="1"/>
-        </w:numPr>
-        <w:spacing w:after="100" w:line="300"/>
-      </w:pPr>
-      <w:r>
-        <w:rPr>
-          <w:rFonts w:ascii="Courier New" w:cs="Courier New" w:eastAsia="Courier New" w:hAnsi="Courier New"/>
-          <w:b w:val="false"/>
-          <w:bCs w:val="false"/>
-          <w:color w:val="9B1B5C"/>
-          <w:sz w:val="20"/>
-          <w:szCs w:val="20"/>
-        </w:rPr>
-        <w:t xml:space="preserve">/home</w:t>
-      </w:r>
-      <w:r>
-        <w:rPr>
-          <w:rFonts w:ascii="News Gothic MT" w:cs="News Gothic MT" w:eastAsia="News Gothic MT" w:hAnsi="News Gothic MT"/>
-          <w:b w:val="false"/>
-          <w:bCs w:val="false"/>
-          <w:i w:val="false"/>
-          <w:iCs w:val="false"/>
-          <w:color w:val="1A1A2E"/>
-          <w:sz w:val="21"/>
-          <w:szCs w:val="21"/>
-        </w:rPr>
-        <w:t xml:space="preserve"> — carpetas personales de cada usuario.</w:t>
-      </w:r>
-    </w:p>
-    <w:p>
-      <w:pPr>
-        <w:pStyle w:val="ListParagraph"/>
-        <w:numPr>
-          <w:ilvl w:val="0"/>
-          <w:numId w:val="1"/>
-        </w:numPr>
-        <w:spacing w:after="100" w:line="300"/>
-      </w:pPr>
-      <w:r>
-        <w:rPr>
-          <w:rFonts w:ascii="Courier New" w:cs="Courier New" w:eastAsia="Courier New" w:hAnsi="Courier New"/>
-          <w:b w:val="false"/>
-          <w:bCs w:val="false"/>
-          <w:color w:val="9B1B5C"/>
-          <w:sz w:val="20"/>
-          <w:szCs w:val="20"/>
-        </w:rPr>
-        <w:t xml:space="preserve">/etc</w:t>
-      </w:r>
-      <w:r>
-        <w:rPr>
-          <w:rFonts w:ascii="News Gothic MT" w:cs="News Gothic MT" w:eastAsia="News Gothic MT" w:hAnsi="News Gothic MT"/>
-          <w:b w:val="false"/>
-          <w:bCs w:val="false"/>
-          <w:i w:val="false"/>
-          <w:iCs w:val="false"/>
-          <w:color w:val="1A1A2E"/>
-          <w:sz w:val="21"/>
-          <w:szCs w:val="21"/>
-        </w:rPr>
-        <w:t xml:space="preserve"> — archivos de configuración del sistema.</w:t>
-      </w:r>
-    </w:p>
-    <w:p>
-      <w:pPr>
-        <w:pStyle w:val="ListParagraph"/>
-        <w:numPr>
-          <w:ilvl w:val="0"/>
-          <w:numId w:val="1"/>
-        </w:numPr>
-        <w:spacing w:after="100" w:line="300"/>
-      </w:pPr>
-      <w:r>
-        <w:rPr>
-          <w:rFonts w:ascii="Courier New" w:cs="Courier New" w:eastAsia="Courier New" w:hAnsi="Courier New"/>
-          <w:b w:val="false"/>
-          <w:bCs w:val="false"/>
-          <w:color w:val="9B1B5C"/>
-          <w:sz w:val="20"/>
-          <w:szCs w:val="20"/>
-        </w:rPr>
-        <w:t xml:space="preserve">/var</w:t>
-      </w:r>
-      <w:r>
-        <w:rPr>
-          <w:rFonts w:ascii="News Gothic MT" w:cs="News Gothic MT" w:eastAsia="News Gothic MT" w:hAnsi="News Gothic MT"/>
-          <w:b w:val="false"/>
-          <w:bCs w:val="false"/>
-          <w:i w:val="false"/>
-          <w:iCs w:val="false"/>
-          <w:color w:val="1A1A2E"/>
-          <w:sz w:val="21"/>
-          <w:szCs w:val="21"/>
-        </w:rPr>
-        <w:t xml:space="preserve"> — datos que cambian con el tiempo (registros, colas de impresión...).</w:t>
-      </w:r>
-    </w:p>
-    <w:p>
-      <w:pPr>
-        <w:pStyle w:val="ListParagraph"/>
-        <w:numPr>
-          <w:ilvl w:val="0"/>
-          <w:numId w:val="1"/>
-        </w:numPr>
-        <w:spacing w:after="100" w:line="300"/>
-      </w:pPr>
-      <w:r>
-        <w:rPr>
-          <w:rFonts w:ascii="Courier New" w:cs="Courier New" w:eastAsia="Courier New" w:hAnsi="Courier New"/>
-          <w:b w:val="false"/>
-          <w:bCs w:val="false"/>
-          <w:color w:val="9B1B5C"/>
-          <w:sz w:val="20"/>
-          <w:szCs w:val="20"/>
-        </w:rPr>
-        <w:t xml:space="preserve">/bin</w:t>
-      </w:r>
-      <w:r>
-        <w:rPr>
-          <w:rFonts w:ascii="News Gothic MT" w:cs="News Gothic MT" w:eastAsia="News Gothic MT" w:hAnsi="News Gothic MT"/>
-          <w:b w:val="false"/>
-          <w:bCs w:val="false"/>
-          <w:i w:val="false"/>
-          <w:iCs w:val="false"/>
-          <w:color w:val="1A1A2E"/>
-          <w:sz w:val="21"/>
-          <w:szCs w:val="21"/>
-        </w:rPr>
-        <w:t xml:space="preserve"> y </w:t>
-      </w:r>
-      <w:r>
-        <w:rPr>
-          <w:rFonts w:ascii="Courier New" w:cs="Courier New" w:eastAsia="Courier New" w:hAnsi="Courier New"/>
-          <w:b w:val="false"/>
-          <w:bCs w:val="false"/>
-          <w:color w:val="9B1B5C"/>
-          <w:sz w:val="20"/>
-          <w:szCs w:val="20"/>
-        </w:rPr>
-        <w:t xml:space="preserve">/usr</w:t>
-      </w:r>
-      <w:r>
-        <w:rPr>
-          <w:rFonts w:ascii="News Gothic MT" w:cs="News Gothic MT" w:eastAsia="News Gothic MT" w:hAnsi="News Gothic MT"/>
-          <w:b w:val="false"/>
-          <w:bCs w:val="false"/>
-          <w:i w:val="false"/>
-          <w:iCs w:val="false"/>
-          <w:color w:val="1A1A2E"/>
-          <w:sz w:val="21"/>
-          <w:szCs w:val="21"/>
-        </w:rPr>
-        <w:t xml:space="preserve"> — programas del sistema.</w:t>
-      </w:r>
-    </w:p>
-    <w:p>
-      <w:pPr>
-        <w:spacing w:after="160" w:line="300"/>
-        <w:jc w:val="both"/>
-      </w:pPr>
-      <w:r>
-        <w:rPr>
-          <w:rFonts w:ascii="News Gothic MT" w:cs="News Gothic MT" w:eastAsia="News Gothic MT" w:hAnsi="News Gothic MT"/>
-          <w:b w:val="false"/>
-          <w:bCs w:val="false"/>
-          <w:i w:val="false"/>
-          <w:iCs w:val="false"/>
-          <w:color w:val="1A1A2E"/>
-          <w:sz w:val="21"/>
-          <w:szCs w:val="21"/>
-        </w:rPr>
-        <w:t xml:space="preserve">Las rutas en Linux se separan con la barra </w:t>
-      </w:r>
-      <w:r>
-        <w:rPr>
-          <w:rFonts w:ascii="Courier New" w:cs="Courier New" w:eastAsia="Courier New" w:hAnsi="Courier New"/>
-          <w:b w:val="false"/>
-          <w:bCs w:val="false"/>
-          <w:color w:val="9B1B5C"/>
-          <w:sz w:val="20"/>
-          <w:szCs w:val="20"/>
-        </w:rPr>
-        <w:t xml:space="preserve">/</w:t>
-      </w:r>
-      <w:r>
-        <w:rPr>
-          <w:rFonts w:ascii="News Gothic MT" w:cs="News Gothic MT" w:eastAsia="News Gothic MT" w:hAnsi="News Gothic MT"/>
-          <w:b w:val="false"/>
-          <w:bCs w:val="false"/>
-          <w:i w:val="false"/>
-          <w:iCs w:val="false"/>
-          <w:color w:val="1A1A2E"/>
-          <w:sz w:val="21"/>
-          <w:szCs w:val="21"/>
-        </w:rPr>
-        <w:t xml:space="preserve"> (no </w:t>
-      </w:r>
-      <w:r>
-        <w:rPr>
-          <w:rFonts w:ascii="Courier New" w:cs="Courier New" w:eastAsia="Courier New" w:hAnsi="Courier New"/>
-          <w:b w:val="false"/>
-          <w:bCs w:val="false"/>
-          <w:color w:val="9B1B5C"/>
-          <w:sz w:val="20"/>
-          <w:szCs w:val="20"/>
-        </w:rPr>
-        <w:t xml:space="preserve">\</w:t>
-      </w:r>
-      <w:r>
-        <w:rPr>
-          <w:rFonts w:ascii="News Gothic MT" w:cs="News Gothic MT" w:eastAsia="News Gothic MT" w:hAnsi="News Gothic MT"/>
-          <w:b w:val="false"/>
-          <w:bCs w:val="false"/>
-          <w:i w:val="false"/>
-          <w:iCs w:val="false"/>
-          <w:color w:val="1A1A2E"/>
-          <w:sz w:val="21"/>
-          <w:szCs w:val="21"/>
-        </w:rPr>
-        <w:t xml:space="preserve">), y también pueden ser absolutas o relativas, igual que en Windows.</w:t>
-      </w:r>
-    </w:p>
-    <w:p>
-      <w:pPr>
-        <w:pStyle w:val="Heading2"/>
-        <w:spacing w:after="140" w:before="280"/>
-      </w:pPr>
-      <w:r>
-        <w:rPr>
-          <w:rFonts w:ascii="News Gothic MT" w:cs="News Gothic MT" w:eastAsia="News Gothic MT" w:hAnsi="News Gothic MT"/>
-          <w:b/>
-          <w:bCs/>
-          <w:color w:val="1F3864"/>
-          <w:sz w:val="26"/>
-          <w:szCs w:val="26"/>
-        </w:rPr>
-        <w:t xml:space="preserve">La diferencia que más suele fallar: mayúsculas y minúsculas</w:t>
-      </w:r>
-    </w:p>
-    <w:p>
-      <w:pPr>
-        <w:spacing w:after="160" w:line="300"/>
-        <w:jc w:val="both"/>
-      </w:pPr>
-      <w:r>
-        <w:rPr>
-          <w:rFonts w:ascii="News Gothic MT" w:cs="News Gothic MT" w:eastAsia="News Gothic MT" w:hAnsi="News Gothic MT"/>
-          <w:b/>
-          <w:bCs/>
-          <w:color w:val="1A1A2E"/>
-          <w:sz w:val="21"/>
-          <w:szCs w:val="21"/>
-        </w:rPr>
-        <w:t xml:space="preserve">Windows no distingue mayúsculas de minúsculas</w:t>
-      </w:r>
-      <w:r>
-        <w:rPr>
-          <w:rFonts w:ascii="News Gothic MT" w:cs="News Gothic MT" w:eastAsia="News Gothic MT" w:hAnsi="News Gothic MT"/>
-          <w:b w:val="false"/>
-          <w:bCs w:val="false"/>
-          <w:i w:val="false"/>
-          <w:iCs w:val="false"/>
-          <w:color w:val="1A1A2E"/>
-          <w:sz w:val="21"/>
-          <w:szCs w:val="21"/>
-        </w:rPr>
-        <w:t xml:space="preserve"> en los nombres de archivo: </w:t>
-      </w:r>
-      <w:r>
-        <w:rPr>
-          <w:rFonts w:ascii="Courier New" w:cs="Courier New" w:eastAsia="Courier New" w:hAnsi="Courier New"/>
-          <w:b w:val="false"/>
-          <w:bCs w:val="false"/>
-          <w:color w:val="9B1B5C"/>
-          <w:sz w:val="20"/>
-          <w:szCs w:val="20"/>
-        </w:rPr>
-        <w:t xml:space="preserve">Documento.txt</w:t>
-      </w:r>
-      <w:r>
-        <w:rPr>
-          <w:rFonts w:ascii="News Gothic MT" w:cs="News Gothic MT" w:eastAsia="News Gothic MT" w:hAnsi="News Gothic MT"/>
-          <w:b w:val="false"/>
-          <w:bCs w:val="false"/>
-          <w:i w:val="false"/>
-          <w:iCs w:val="false"/>
-          <w:color w:val="1A1A2E"/>
-          <w:sz w:val="21"/>
-          <w:szCs w:val="21"/>
-        </w:rPr>
-        <w:t xml:space="preserve"> y </w:t>
-      </w:r>
-      <w:r>
-        <w:rPr>
-          <w:rFonts w:ascii="Courier New" w:cs="Courier New" w:eastAsia="Courier New" w:hAnsi="Courier New"/>
-          <w:b w:val="false"/>
-          <w:bCs w:val="false"/>
-          <w:color w:val="9B1B5C"/>
-          <w:sz w:val="20"/>
-          <w:szCs w:val="20"/>
-        </w:rPr>
-        <w:t xml:space="preserve">documento.txt</w:t>
-      </w:r>
-      <w:r>
-        <w:rPr>
-          <w:rFonts w:ascii="News Gothic MT" w:cs="News Gothic MT" w:eastAsia="News Gothic MT" w:hAnsi="News Gothic MT"/>
-          <w:b w:val="false"/>
-          <w:bCs w:val="false"/>
-          <w:i w:val="false"/>
-          <w:iCs w:val="false"/>
-          <w:color w:val="1A1A2E"/>
-          <w:sz w:val="21"/>
-          <w:szCs w:val="21"/>
-        </w:rPr>
-        <w:t xml:space="preserve"> son el mismo archivo. </w:t>
-      </w:r>
-      <w:r>
-        <w:rPr>
-          <w:rFonts w:ascii="News Gothic MT" w:cs="News Gothic MT" w:eastAsia="News Gothic MT" w:hAnsi="News Gothic MT"/>
-          <w:b/>
-          <w:bCs/>
-          <w:color w:val="1A1A2E"/>
-          <w:sz w:val="21"/>
-          <w:szCs w:val="21"/>
-        </w:rPr>
-        <w:t xml:space="preserve">Linux sí distingue</w:t>
-      </w:r>
-      <w:r>
-        <w:rPr>
-          <w:rFonts w:ascii="News Gothic MT" w:cs="News Gothic MT" w:eastAsia="News Gothic MT" w:hAnsi="News Gothic MT"/>
-          <w:b w:val="false"/>
-          <w:bCs w:val="false"/>
-          <w:i w:val="false"/>
-          <w:iCs w:val="false"/>
-          <w:color w:val="1A1A2E"/>
-          <w:sz w:val="21"/>
-          <w:szCs w:val="21"/>
-        </w:rPr>
-        <w:t xml:space="preserve">: esos mismos dos nombres serían dos archivos completamente distintos. Esta diferencia es la causa más habitual de que "un comando no funcione" cuando se empieza a trabajar con la terminal de Linux — conviene tenerla muy presente desde ya, antes de que te encuentres con ese problema en la práctica.</w:t>
-      </w:r>
-    </w:p>
-    <w:p>
-      <w:pPr>
-        <w:pStyle w:val="Heading2"/>
-        <w:spacing w:after="140" w:before="280"/>
-      </w:pPr>
-      <w:r>
-        <w:rPr>
-          <w:rFonts w:ascii="News Gothic MT" w:cs="News Gothic MT" w:eastAsia="News Gothic MT" w:hAnsi="News Gothic MT"/>
-          <w:b/>
-          <w:bCs/>
-          <w:color w:val="1F3864"/>
-          <w:sz w:val="26"/>
-          <w:szCs w:val="26"/>
-        </w:rPr>
-        <w:t xml:space="preserve">Atributos de archivos y directorios</w:t>
-      </w:r>
-    </w:p>
-    <w:p>
-      <w:pPr>
-        <w:spacing w:after="160" w:line="300"/>
-        <w:jc w:val="both"/>
-      </w:pPr>
-      <w:r>
-        <w:rPr>
-          <w:rFonts w:ascii="News Gothic MT" w:cs="News Gothic MT" w:eastAsia="News Gothic MT" w:hAnsi="News Gothic MT"/>
-          <w:b w:val="false"/>
-          <w:bCs w:val="false"/>
-          <w:i w:val="false"/>
-          <w:iCs w:val="false"/>
-          <w:color w:val="1A1A2E"/>
-          <w:sz w:val="21"/>
-          <w:szCs w:val="21"/>
-        </w:rPr>
-        <w:t xml:space="preserve">Tanto Windows como Linux permiten marcar archivos y carpetas con </w:t>
-      </w:r>
-      <w:r>
-        <w:rPr>
-          <w:rFonts w:ascii="News Gothic MT" w:cs="News Gothic MT" w:eastAsia="News Gothic MT" w:hAnsi="News Gothic MT"/>
-          <w:b/>
-          <w:bCs/>
-          <w:color w:val="1A1A2E"/>
-          <w:sz w:val="21"/>
-          <w:szCs w:val="21"/>
-        </w:rPr>
-        <w:t xml:space="preserve">atributos</w:t>
-      </w:r>
-      <w:r>
-        <w:rPr>
-          <w:rFonts w:ascii="News Gothic MT" w:cs="News Gothic MT" w:eastAsia="News Gothic MT" w:hAnsi="News Gothic MT"/>
-          <w:b w:val="false"/>
-          <w:bCs w:val="false"/>
-          <w:i w:val="false"/>
-          <w:iCs w:val="false"/>
-          <w:color w:val="1A1A2E"/>
-          <w:sz w:val="21"/>
-          <w:szCs w:val="21"/>
-        </w:rPr>
-        <w:t xml:space="preserve"> que indican propiedades adicionales:</w:t>
-      </w:r>
-    </w:p>
-    <w:p>
-      <w:pPr>
-        <w:pStyle w:val="ListParagraph"/>
-        <w:numPr>
-          <w:ilvl w:val="0"/>
-          <w:numId w:val="1"/>
-        </w:numPr>
-        <w:spacing w:after="100" w:line="300"/>
-      </w:pPr>
-      <w:r>
-        <w:rPr>
-          <w:rFonts w:ascii="News Gothic MT" w:cs="News Gothic MT" w:eastAsia="News Gothic MT" w:hAnsi="News Gothic MT"/>
-          <w:b/>
-          <w:bCs/>
-          <w:color w:val="1A1A2E"/>
-          <w:sz w:val="21"/>
-          <w:szCs w:val="21"/>
-        </w:rPr>
-        <w:t xml:space="preserve">En Windows</w:t>
-      </w:r>
-      <w:r>
-        <w:rPr>
-          <w:rFonts w:ascii="News Gothic MT" w:cs="News Gothic MT" w:eastAsia="News Gothic MT" w:hAnsi="News Gothic MT"/>
-          <w:b w:val="false"/>
-          <w:bCs w:val="false"/>
-          <w:i w:val="false"/>
-          <w:iCs w:val="false"/>
-          <w:color w:val="1A1A2E"/>
-          <w:sz w:val="21"/>
-          <w:szCs w:val="21"/>
-        </w:rPr>
-        <w:t xml:space="preserve">: solo lectura, oculto, sistema, archivo listo para archivar. Se consultan y modifican desde las propiedades del archivo en el Explorador.</w:t>
-      </w:r>
-    </w:p>
-    <w:p>
-      <w:pPr>
-        <w:pStyle w:val="ListParagraph"/>
-        <w:numPr>
-          <w:ilvl w:val="0"/>
-          <w:numId w:val="1"/>
-        </w:numPr>
-        <w:spacing w:after="100" w:line="300"/>
-      </w:pPr>
-      <w:r>
-        <w:rPr>
-          <w:rFonts w:ascii="News Gothic MT" w:cs="News Gothic MT" w:eastAsia="News Gothic MT" w:hAnsi="News Gothic MT"/>
-          <w:b/>
-          <w:bCs/>
-          <w:color w:val="1A1A2E"/>
-          <w:sz w:val="21"/>
-          <w:szCs w:val="21"/>
-        </w:rPr>
-        <w:t xml:space="preserve">En Linux</w:t>
-      </w:r>
-      <w:r>
-        <w:rPr>
-          <w:rFonts w:ascii="News Gothic MT" w:cs="News Gothic MT" w:eastAsia="News Gothic MT" w:hAnsi="News Gothic MT"/>
-          <w:b w:val="false"/>
-          <w:bCs w:val="false"/>
-          <w:i w:val="false"/>
-          <w:iCs w:val="false"/>
-          <w:color w:val="1A1A2E"/>
-          <w:sz w:val="21"/>
-          <w:szCs w:val="21"/>
-        </w:rPr>
-        <w:t xml:space="preserve">: los archivos ocultos se marcan poniendo un punto al principio del nombre (</w:t>
-      </w:r>
-      <w:r>
-        <w:rPr>
-          <w:rFonts w:ascii="Courier New" w:cs="Courier New" w:eastAsia="Courier New" w:hAnsi="Courier New"/>
-          <w:b w:val="false"/>
-          <w:bCs w:val="false"/>
-          <w:color w:val="9B1B5C"/>
-          <w:sz w:val="20"/>
-          <w:szCs w:val="20"/>
-        </w:rPr>
-        <w:t xml:space="preserve">.archivo</w:t>
-      </w:r>
-      <w:r>
-        <w:rPr>
-          <w:rFonts w:ascii="News Gothic MT" w:cs="News Gothic MT" w:eastAsia="News Gothic MT" w:hAnsi="News Gothic MT"/>
-          <w:b w:val="false"/>
-          <w:bCs w:val="false"/>
-          <w:i w:val="false"/>
-          <w:iCs w:val="false"/>
-          <w:color w:val="1A1A2E"/>
-          <w:sz w:val="21"/>
-          <w:szCs w:val="21"/>
-        </w:rPr>
-        <w:t xml:space="preserve">). Existen otros atributos más avanzados gestionables con la herramienta </w:t>
-      </w:r>
-      <w:r>
-        <w:rPr>
-          <w:rFonts w:ascii="Courier New" w:cs="Courier New" w:eastAsia="Courier New" w:hAnsi="Courier New"/>
-          <w:b w:val="false"/>
-          <w:bCs w:val="false"/>
-          <w:color w:val="9B1B5C"/>
-          <w:sz w:val="20"/>
-          <w:szCs w:val="20"/>
-        </w:rPr>
-        <w:t xml:space="preserve">chattr</w:t>
-      </w:r>
-      <w:r>
-        <w:rPr>
-          <w:rFonts w:ascii="News Gothic MT" w:cs="News Gothic MT" w:eastAsia="News Gothic MT" w:hAnsi="News Gothic MT"/>
-          <w:b w:val="false"/>
-          <w:bCs w:val="false"/>
-          <w:i w:val="false"/>
-          <w:iCs w:val="false"/>
-          <w:color w:val="1A1A2E"/>
-          <w:sz w:val="21"/>
-          <w:szCs w:val="21"/>
-        </w:rPr>
-        <w:t xml:space="preserve">, que verás con más detalle en unidades posteriores.</w:t>
-      </w:r>
-    </w:p>
-    <w:p>
-      <w:pPr>
-        <w:spacing w:after="160" w:line="300"/>
-        <w:jc w:val="both"/>
-      </w:pPr>
-      <w:r>
-        <w:rPr>
-          <w:rFonts w:ascii="News Gothic MT" w:cs="News Gothic MT" w:eastAsia="News Gothic MT" w:hAnsi="News Gothic MT"/>
-          <w:b w:val="false"/>
-          <w:bCs w:val="false"/>
-          <w:i w:val="false"/>
-          <w:iCs w:val="false"/>
-          <w:color w:val="1A1A2E"/>
-          <w:sz w:val="21"/>
-          <w:szCs w:val="21"/>
-        </w:rPr>
-        <w:t xml:space="preserve">Un archivo oculto </w:t>
-      </w:r>
-      <w:r>
-        <w:rPr>
-          <w:rFonts w:ascii="News Gothic MT" w:cs="News Gothic MT" w:eastAsia="News Gothic MT" w:hAnsi="News Gothic MT"/>
-          <w:b/>
-          <w:bCs/>
-          <w:color w:val="1A1A2E"/>
-          <w:sz w:val="21"/>
-          <w:szCs w:val="21"/>
-        </w:rPr>
-        <w:t xml:space="preserve">no está protegido</w:t>
-      </w:r>
-      <w:r>
-        <w:rPr>
-          <w:rFonts w:ascii="News Gothic MT" w:cs="News Gothic MT" w:eastAsia="News Gothic MT" w:hAnsi="News Gothic MT"/>
-          <w:b w:val="false"/>
-          <w:bCs w:val="false"/>
-          <w:i w:val="false"/>
-          <w:iCs w:val="false"/>
-          <w:color w:val="1A1A2E"/>
-          <w:sz w:val="21"/>
-          <w:szCs w:val="21"/>
-        </w:rPr>
-        <w:t xml:space="preserve"> de ningún modo especial: simplemente no se muestra por defecto. No confundas "oculto" con "seguro".</w:t>
-      </w:r>
+        <w:spacing w:after="160"/>
+      </w:pPr>
     </w:p>
     <w:tbl>
       <w:tblPr>
@@ -4793,6 +4094,1230 @@
                 <w:sz w:val="19"/>
                 <w:szCs w:val="19"/>
               </w:rPr>
+              <w:t xml:space="preserve">VAMOS A PRACTICAR: UN PROGRAMA, VARIOS PROCESOS</w:t>
+            </w:r>
+          </w:p>
+          <w:p>
+            <w:pPr>
+              <w:spacing w:after="140" w:line="300"/>
+              <w:jc w:val="both"/>
+            </w:pPr>
+            <w:r>
+              <w:rPr>
+                <w:rFonts w:ascii="News Gothic MT" w:cs="News Gothic MT" w:eastAsia="News Gothic MT" w:hAnsi="News Gothic MT"/>
+                <w:b w:val="false"/>
+                <w:bCs w:val="false"/>
+                <w:i w:val="false"/>
+                <w:iCs w:val="false"/>
+                <w:color w:val="1A1A2E"/>
+                <w:sz w:val="21"/>
+                <w:szCs w:val="21"/>
+              </w:rPr>
+              <w:t xml:space="preserve">Abre tu navegador habitual y crea tres pestañas nuevas, cada una en una página distinta. Después abre el Administrador de tareas de Windows (o ejecuta </w:t>
+            </w:r>
+            <w:r>
+              <w:rPr>
+                <w:rFonts w:ascii="Courier New" w:cs="Courier New" w:eastAsia="Courier New" w:hAnsi="Courier New"/>
+                <w:b w:val="false"/>
+                <w:bCs w:val="false"/>
+                <w:color w:val="9B1B5C"/>
+                <w:sz w:val="20"/>
+                <w:szCs w:val="20"/>
+              </w:rPr>
+              <w:t xml:space="preserve">ps aux | grep &lt;nombre-del-navegador&gt;</w:t>
+            </w:r>
+            <w:r>
+              <w:rPr>
+                <w:rFonts w:ascii="News Gothic MT" w:cs="News Gothic MT" w:eastAsia="News Gothic MT" w:hAnsi="News Gothic MT"/>
+                <w:b w:val="false"/>
+                <w:bCs w:val="false"/>
+                <w:i w:val="false"/>
+                <w:iCs w:val="false"/>
+                <w:color w:val="1A1A2E"/>
+                <w:sz w:val="21"/>
+                <w:szCs w:val="21"/>
+              </w:rPr>
+              <w:t xml:space="preserve"> en una terminal Linux) y cuenta cuántos procesos aparecen asociados a ese navegador.</w:t>
+            </w:r>
+          </w:p>
+          <w:p>
+            <w:pPr>
+              <w:spacing w:after="0" w:line="300"/>
+              <w:jc w:val="both"/>
+            </w:pPr>
+            <w:r>
+              <w:rPr>
+                <w:rFonts w:ascii="News Gothic MT" w:cs="News Gothic MT" w:eastAsia="News Gothic MT" w:hAnsi="News Gothic MT"/>
+                <w:b/>
+                <w:bCs/>
+                <w:i/>
+                <w:iCs/>
+                <w:color w:val="1F3864"/>
+                <w:sz w:val="21"/>
+                <w:szCs w:val="21"/>
+              </w:rPr>
+              <w:t xml:space="preserve">Reflexiona: </w:t>
+            </w:r>
+            <w:r>
+              <w:rPr>
+                <w:rFonts w:ascii="News Gothic MT" w:cs="News Gothic MT" w:eastAsia="News Gothic MT" w:hAnsi="News Gothic MT"/>
+                <w:b w:val="false"/>
+                <w:bCs w:val="false"/>
+                <w:i/>
+                <w:iCs/>
+                <w:color w:val="1A1A2E"/>
+                <w:sz w:val="21"/>
+                <w:szCs w:val="21"/>
+              </w:rPr>
+              <w:t xml:space="preserve">si el navegador es un único programa instalado en tu disco, ¿por qué aparecen varios procesos al ejecutarlo? ¿Qué le pasaría al resto de pestañas si uno solo de esos procesos se bloqueara?</w:t>
+            </w:r>
+          </w:p>
+        </w:tc>
+      </w:tr>
+    </w:tbl>
+    <w:p>
+      <w:pPr>
+        <w:spacing w:after="200"/>
+      </w:pPr>
+    </w:p>
+    <w:p>
+      <w:pPr>
+        <w:pStyle w:val="Heading1"/>
+        <w:pBdr>
+          <w:bottom w:val="single" w:color="CD0063" w:sz="6" w:space="4"/>
+        </w:pBdr>
+        <w:spacing w:after="200" w:before="400"/>
+      </w:pPr>
+      <w:r>
+        <w:rPr>
+          <w:rFonts w:ascii="News Gothic MT" w:cs="News Gothic MT" w:eastAsia="News Gothic MT" w:hAnsi="News Gothic MT"/>
+          <w:b/>
+          <w:bCs/>
+          <w:color w:val="1F3864"/>
+          <w:sz w:val="32"/>
+          <w:szCs w:val="32"/>
+        </w:rPr>
+        <w:t xml:space="preserve">4. Sistema de archivos: organización y atributos</w:t>
+      </w:r>
+    </w:p>
+    <w:p>
+      <w:pPr>
+        <w:pStyle w:val="Heading2"/>
+        <w:spacing w:after="140" w:before="280"/>
+      </w:pPr>
+      <w:r>
+        <w:rPr>
+          <w:rFonts w:ascii="News Gothic MT" w:cs="News Gothic MT" w:eastAsia="News Gothic MT" w:hAnsi="News Gothic MT"/>
+          <w:b/>
+          <w:bCs/>
+          <w:color w:val="1F3864"/>
+          <w:sz w:val="26"/>
+          <w:szCs w:val="26"/>
+        </w:rPr>
+        <w:t xml:space="preserve">¿Para qué sirve un sistema de archivos?</w:t>
+      </w:r>
+    </w:p>
+    <w:p>
+      <w:pPr>
+        <w:spacing w:after="160" w:line="300"/>
+        <w:jc w:val="both"/>
+      </w:pPr>
+      <w:r>
+        <w:rPr>
+          <w:rFonts w:ascii="News Gothic MT" w:cs="News Gothic MT" w:eastAsia="News Gothic MT" w:hAnsi="News Gothic MT"/>
+          <w:b w:val="false"/>
+          <w:bCs w:val="false"/>
+          <w:i w:val="false"/>
+          <w:iCs w:val="false"/>
+          <w:color w:val="1A1A2E"/>
+          <w:sz w:val="21"/>
+          <w:szCs w:val="21"/>
+        </w:rPr>
+        <w:t xml:space="preserve">Cuando guardas un archivo, no se coloca en un lugar aleatorio del disco: el </w:t>
+      </w:r>
+      <w:r>
+        <w:rPr>
+          <w:rFonts w:ascii="News Gothic MT" w:cs="News Gothic MT" w:eastAsia="News Gothic MT" w:hAnsi="News Gothic MT"/>
+          <w:b/>
+          <w:bCs/>
+          <w:color w:val="1A1A2E"/>
+          <w:sz w:val="21"/>
+          <w:szCs w:val="21"/>
+        </w:rPr>
+        <w:t xml:space="preserve">sistema de archivos</w:t>
+      </w:r>
+      <w:r>
+        <w:rPr>
+          <w:rFonts w:ascii="News Gothic MT" w:cs="News Gothic MT" w:eastAsia="News Gothic MT" w:hAnsi="News Gothic MT"/>
+          <w:b w:val="false"/>
+          <w:bCs w:val="false"/>
+          <w:i w:val="false"/>
+          <w:iCs w:val="false"/>
+          <w:color w:val="1A1A2E"/>
+          <w:sz w:val="21"/>
+          <w:szCs w:val="21"/>
+        </w:rPr>
+        <w:t xml:space="preserve"> es la estructura que organiza y localiza toda la información almacenada. Sin él, un disco sería simplemente un espacio de bytes sin ningún orden ni forma de encontrar nada.</w:t>
+      </w:r>
+    </w:p>
+    <w:p>
+      <w:pPr>
+        <w:pStyle w:val="Heading2"/>
+        <w:spacing w:after="140" w:before="280"/>
+      </w:pPr>
+      <w:r>
+        <w:rPr>
+          <w:rFonts w:ascii="News Gothic MT" w:cs="News Gothic MT" w:eastAsia="News Gothic MT" w:hAnsi="News Gothic MT"/>
+          <w:b/>
+          <w:bCs/>
+          <w:color w:val="1F3864"/>
+          <w:sz w:val="26"/>
+          <w:szCs w:val="26"/>
+        </w:rPr>
+        <w:t xml:space="preserve">La jerarquía de directorios en Windows</w:t>
+      </w:r>
+    </w:p>
+    <w:p>
+      <w:pPr>
+        <w:spacing w:after="160" w:line="300"/>
+        <w:jc w:val="both"/>
+      </w:pPr>
+      <w:r>
+        <w:rPr>
+          <w:rFonts w:ascii="News Gothic MT" w:cs="News Gothic MT" w:eastAsia="News Gothic MT" w:hAnsi="News Gothic MT"/>
+          <w:b w:val="false"/>
+          <w:bCs w:val="false"/>
+          <w:i w:val="false"/>
+          <w:iCs w:val="false"/>
+          <w:color w:val="1A1A2E"/>
+          <w:sz w:val="21"/>
+          <w:szCs w:val="21"/>
+        </w:rPr>
+        <w:t xml:space="preserve">Windows organiza los discos con </w:t>
+      </w:r>
+      <w:r>
+        <w:rPr>
+          <w:rFonts w:ascii="News Gothic MT" w:cs="News Gothic MT" w:eastAsia="News Gothic MT" w:hAnsi="News Gothic MT"/>
+          <w:b/>
+          <w:bCs/>
+          <w:color w:val="1A1A2E"/>
+          <w:sz w:val="21"/>
+          <w:szCs w:val="21"/>
+        </w:rPr>
+        <w:t xml:space="preserve">letras de unidad</w:t>
+      </w:r>
+      <w:r>
+        <w:rPr>
+          <w:rFonts w:ascii="News Gothic MT" w:cs="News Gothic MT" w:eastAsia="News Gothic MT" w:hAnsi="News Gothic MT"/>
+          <w:b w:val="false"/>
+          <w:bCs w:val="false"/>
+          <w:i w:val="false"/>
+          <w:iCs w:val="false"/>
+          <w:color w:val="1A1A2E"/>
+          <w:sz w:val="21"/>
+          <w:szCs w:val="21"/>
+        </w:rPr>
+        <w:t xml:space="preserve"> (</w:t>
+      </w:r>
+      <w:r>
+        <w:rPr>
+          <w:rFonts w:ascii="Courier New" w:cs="Courier New" w:eastAsia="Courier New" w:hAnsi="Courier New"/>
+          <w:b w:val="false"/>
+          <w:bCs w:val="false"/>
+          <w:color w:val="9B1B5C"/>
+          <w:sz w:val="20"/>
+          <w:szCs w:val="20"/>
+        </w:rPr>
+        <w:t xml:space="preserve">C:\</w:t>
+      </w:r>
+      <w:r>
+        <w:rPr>
+          <w:rFonts w:ascii="News Gothic MT" w:cs="News Gothic MT" w:eastAsia="News Gothic MT" w:hAnsi="News Gothic MT"/>
+          <w:b w:val="false"/>
+          <w:bCs w:val="false"/>
+          <w:i w:val="false"/>
+          <w:iCs w:val="false"/>
+          <w:color w:val="1A1A2E"/>
+          <w:sz w:val="21"/>
+          <w:szCs w:val="21"/>
+        </w:rPr>
+        <w:t xml:space="preserve">, </w:t>
+      </w:r>
+      <w:r>
+        <w:rPr>
+          <w:rFonts w:ascii="Courier New" w:cs="Courier New" w:eastAsia="Courier New" w:hAnsi="Courier New"/>
+          <w:b w:val="false"/>
+          <w:bCs w:val="false"/>
+          <w:color w:val="9B1B5C"/>
+          <w:sz w:val="20"/>
+          <w:szCs w:val="20"/>
+        </w:rPr>
+        <w:t xml:space="preserve">D:\</w:t>
+      </w:r>
+      <w:r>
+        <w:rPr>
+          <w:rFonts w:ascii="News Gothic MT" w:cs="News Gothic MT" w:eastAsia="News Gothic MT" w:hAnsi="News Gothic MT"/>
+          <w:b w:val="false"/>
+          <w:bCs w:val="false"/>
+          <w:i w:val="false"/>
+          <w:iCs w:val="false"/>
+          <w:color w:val="1A1A2E"/>
+          <w:sz w:val="21"/>
+          <w:szCs w:val="21"/>
+        </w:rPr>
+        <w:t xml:space="preserve">...), cada una con su propia estructura de carpetas. Dentro de la unidad principal encontrarás carpetas típicas como </w:t>
+      </w:r>
+      <w:r>
+        <w:rPr>
+          <w:rFonts w:ascii="Courier New" w:cs="Courier New" w:eastAsia="Courier New" w:hAnsi="Courier New"/>
+          <w:b w:val="false"/>
+          <w:bCs w:val="false"/>
+          <w:color w:val="9B1B5C"/>
+          <w:sz w:val="20"/>
+          <w:szCs w:val="20"/>
+        </w:rPr>
+        <w:t xml:space="preserve">Usuarios</w:t>
+      </w:r>
+      <w:r>
+        <w:rPr>
+          <w:rFonts w:ascii="News Gothic MT" w:cs="News Gothic MT" w:eastAsia="News Gothic MT" w:hAnsi="News Gothic MT"/>
+          <w:b w:val="false"/>
+          <w:bCs w:val="false"/>
+          <w:i w:val="false"/>
+          <w:iCs w:val="false"/>
+          <w:color w:val="1A1A2E"/>
+          <w:sz w:val="21"/>
+          <w:szCs w:val="21"/>
+        </w:rPr>
+        <w:t xml:space="preserve">, </w:t>
+      </w:r>
+      <w:r>
+        <w:rPr>
+          <w:rFonts w:ascii="Courier New" w:cs="Courier New" w:eastAsia="Courier New" w:hAnsi="Courier New"/>
+          <w:b w:val="false"/>
+          <w:bCs w:val="false"/>
+          <w:color w:val="9B1B5C"/>
+          <w:sz w:val="20"/>
+          <w:szCs w:val="20"/>
+        </w:rPr>
+        <w:t xml:space="preserve">Archivos de programa</w:t>
+      </w:r>
+      <w:r>
+        <w:rPr>
+          <w:rFonts w:ascii="News Gothic MT" w:cs="News Gothic MT" w:eastAsia="News Gothic MT" w:hAnsi="News Gothic MT"/>
+          <w:b w:val="false"/>
+          <w:bCs w:val="false"/>
+          <w:i w:val="false"/>
+          <w:iCs w:val="false"/>
+          <w:color w:val="1A1A2E"/>
+          <w:sz w:val="21"/>
+          <w:szCs w:val="21"/>
+        </w:rPr>
+        <w:t xml:space="preserve"> o </w:t>
+      </w:r>
+      <w:r>
+        <w:rPr>
+          <w:rFonts w:ascii="Courier New" w:cs="Courier New" w:eastAsia="Courier New" w:hAnsi="Courier New"/>
+          <w:b w:val="false"/>
+          <w:bCs w:val="false"/>
+          <w:color w:val="9B1B5C"/>
+          <w:sz w:val="20"/>
+          <w:szCs w:val="20"/>
+        </w:rPr>
+        <w:t xml:space="preserve">Windows</w:t>
+      </w:r>
+      <w:r>
+        <w:rPr>
+          <w:rFonts w:ascii="News Gothic MT" w:cs="News Gothic MT" w:eastAsia="News Gothic MT" w:hAnsi="News Gothic MT"/>
+          <w:b w:val="false"/>
+          <w:bCs w:val="false"/>
+          <w:i w:val="false"/>
+          <w:iCs w:val="false"/>
+          <w:color w:val="1A1A2E"/>
+          <w:sz w:val="21"/>
+          <w:szCs w:val="21"/>
+        </w:rPr>
+        <w:t xml:space="preserve">. Las rutas se escriben separando carpetas con la barra invertida </w:t>
+      </w:r>
+      <w:r>
+        <w:rPr>
+          <w:rFonts w:ascii="Courier New" w:cs="Courier New" w:eastAsia="Courier New" w:hAnsi="Courier New"/>
+          <w:b w:val="false"/>
+          <w:bCs w:val="false"/>
+          <w:color w:val="9B1B5C"/>
+          <w:sz w:val="20"/>
+          <w:szCs w:val="20"/>
+        </w:rPr>
+        <w:t xml:space="preserve">\</w:t>
+      </w:r>
+      <w:r>
+        <w:rPr>
+          <w:rFonts w:ascii="News Gothic MT" w:cs="News Gothic MT" w:eastAsia="News Gothic MT" w:hAnsi="News Gothic MT"/>
+          <w:b w:val="false"/>
+          <w:bCs w:val="false"/>
+          <w:i w:val="false"/>
+          <w:iCs w:val="false"/>
+          <w:color w:val="1A1A2E"/>
+          <w:sz w:val="21"/>
+          <w:szCs w:val="21"/>
+        </w:rPr>
+        <w:t xml:space="preserve">, y pueden ser:</w:t>
+      </w:r>
+    </w:p>
+    <w:p>
+      <w:pPr>
+        <w:pStyle w:val="ListParagraph"/>
+        <w:numPr>
+          <w:ilvl w:val="0"/>
+          <w:numId w:val="1"/>
+        </w:numPr>
+        <w:spacing w:after="100" w:line="300"/>
+      </w:pPr>
+      <w:r>
+        <w:rPr>
+          <w:rFonts w:ascii="News Gothic MT" w:cs="News Gothic MT" w:eastAsia="News Gothic MT" w:hAnsi="News Gothic MT"/>
+          <w:b/>
+          <w:bCs/>
+          <w:color w:val="1A1A2E"/>
+          <w:sz w:val="21"/>
+          <w:szCs w:val="21"/>
+        </w:rPr>
+        <w:t xml:space="preserve">Absolutas</w:t>
+      </w:r>
+      <w:r>
+        <w:rPr>
+          <w:rFonts w:ascii="News Gothic MT" w:cs="News Gothic MT" w:eastAsia="News Gothic MT" w:hAnsi="News Gothic MT"/>
+          <w:b w:val="false"/>
+          <w:bCs w:val="false"/>
+          <w:i w:val="false"/>
+          <w:iCs w:val="false"/>
+          <w:color w:val="1A1A2E"/>
+          <w:sz w:val="21"/>
+          <w:szCs w:val="21"/>
+        </w:rPr>
+        <w:t xml:space="preserve">: desde la raíz de la unidad, por ejemplo </w:t>
+      </w:r>
+      <w:r>
+        <w:rPr>
+          <w:rFonts w:ascii="Courier New" w:cs="Courier New" w:eastAsia="Courier New" w:hAnsi="Courier New"/>
+          <w:b w:val="false"/>
+          <w:bCs w:val="false"/>
+          <w:color w:val="9B1B5C"/>
+          <w:sz w:val="20"/>
+          <w:szCs w:val="20"/>
+        </w:rPr>
+        <w:t xml:space="preserve">C:\Usuarios\Alejandro\Documentos\informe.docx</w:t>
+      </w:r>
+      <w:r>
+        <w:rPr>
+          <w:rFonts w:ascii="News Gothic MT" w:cs="News Gothic MT" w:eastAsia="News Gothic MT" w:hAnsi="News Gothic MT"/>
+          <w:b w:val="false"/>
+          <w:bCs w:val="false"/>
+          <w:i w:val="false"/>
+          <w:iCs w:val="false"/>
+          <w:color w:val="1A1A2E"/>
+          <w:sz w:val="21"/>
+          <w:szCs w:val="21"/>
+        </w:rPr>
+        <w:t xml:space="preserve">.</w:t>
+      </w:r>
+    </w:p>
+    <w:p>
+      <w:pPr>
+        <w:pStyle w:val="ListParagraph"/>
+        <w:numPr>
+          <w:ilvl w:val="0"/>
+          <w:numId w:val="1"/>
+        </w:numPr>
+        <w:spacing w:after="100" w:line="300"/>
+      </w:pPr>
+      <w:r>
+        <w:rPr>
+          <w:rFonts w:ascii="News Gothic MT" w:cs="News Gothic MT" w:eastAsia="News Gothic MT" w:hAnsi="News Gothic MT"/>
+          <w:b/>
+          <w:bCs/>
+          <w:color w:val="1A1A2E"/>
+          <w:sz w:val="21"/>
+          <w:szCs w:val="21"/>
+        </w:rPr>
+        <w:t xml:space="preserve">Relativas</w:t>
+      </w:r>
+      <w:r>
+        <w:rPr>
+          <w:rFonts w:ascii="News Gothic MT" w:cs="News Gothic MT" w:eastAsia="News Gothic MT" w:hAnsi="News Gothic MT"/>
+          <w:b w:val="false"/>
+          <w:bCs w:val="false"/>
+          <w:i w:val="false"/>
+          <w:iCs w:val="false"/>
+          <w:color w:val="1A1A2E"/>
+          <w:sz w:val="21"/>
+          <w:szCs w:val="21"/>
+        </w:rPr>
+        <w:t xml:space="preserve">: desde la carpeta en la que ya estás, por ejemplo </w:t>
+      </w:r>
+      <w:r>
+        <w:rPr>
+          <w:rFonts w:ascii="Courier New" w:cs="Courier New" w:eastAsia="Courier New" w:hAnsi="Courier New"/>
+          <w:b w:val="false"/>
+          <w:bCs w:val="false"/>
+          <w:color w:val="9B1B5C"/>
+          <w:sz w:val="20"/>
+          <w:szCs w:val="20"/>
+        </w:rPr>
+        <w:t xml:space="preserve">Documentos\informe.docx</w:t>
+      </w:r>
+      <w:r>
+        <w:rPr>
+          <w:rFonts w:ascii="News Gothic MT" w:cs="News Gothic MT" w:eastAsia="News Gothic MT" w:hAnsi="News Gothic MT"/>
+          <w:b w:val="false"/>
+          <w:bCs w:val="false"/>
+          <w:i w:val="false"/>
+          <w:iCs w:val="false"/>
+          <w:color w:val="1A1A2E"/>
+          <w:sz w:val="21"/>
+          <w:szCs w:val="21"/>
+        </w:rPr>
+        <w:t xml:space="preserve"> si ya estás dentro de </w:t>
+      </w:r>
+      <w:r>
+        <w:rPr>
+          <w:rFonts w:ascii="Courier New" w:cs="Courier New" w:eastAsia="Courier New" w:hAnsi="Courier New"/>
+          <w:b w:val="false"/>
+          <w:bCs w:val="false"/>
+          <w:color w:val="9B1B5C"/>
+          <w:sz w:val="20"/>
+          <w:szCs w:val="20"/>
+        </w:rPr>
+        <w:t xml:space="preserve">C:\Usuarios\Alejandro</w:t>
+      </w:r>
+      <w:r>
+        <w:rPr>
+          <w:rFonts w:ascii="News Gothic MT" w:cs="News Gothic MT" w:eastAsia="News Gothic MT" w:hAnsi="News Gothic MT"/>
+          <w:b w:val="false"/>
+          <w:bCs w:val="false"/>
+          <w:i w:val="false"/>
+          <w:iCs w:val="false"/>
+          <w:color w:val="1A1A2E"/>
+          <w:sz w:val="21"/>
+          <w:szCs w:val="21"/>
+        </w:rPr>
+        <w:t xml:space="preserve">.</w:t>
+      </w:r>
+    </w:p>
+    <w:p>
+      <w:pPr>
+        <w:pStyle w:val="Heading2"/>
+        <w:spacing w:after="140" w:before="280"/>
+      </w:pPr>
+      <w:r>
+        <w:rPr>
+          <w:rFonts w:ascii="News Gothic MT" w:cs="News Gothic MT" w:eastAsia="News Gothic MT" w:hAnsi="News Gothic MT"/>
+          <w:b/>
+          <w:bCs/>
+          <w:color w:val="1F3864"/>
+          <w:sz w:val="26"/>
+          <w:szCs w:val="26"/>
+        </w:rPr>
+        <w:t xml:space="preserve">La jerarquía de directorios en Linux</w:t>
+      </w:r>
+    </w:p>
+    <w:p>
+      <w:pPr>
+        <w:spacing w:after="160" w:line="300"/>
+        <w:jc w:val="both"/>
+      </w:pPr>
+      <w:r>
+        <w:rPr>
+          <w:rFonts w:ascii="News Gothic MT" w:cs="News Gothic MT" w:eastAsia="News Gothic MT" w:hAnsi="News Gothic MT"/>
+          <w:b w:val="false"/>
+          <w:bCs w:val="false"/>
+          <w:i w:val="false"/>
+          <w:iCs w:val="false"/>
+          <w:color w:val="1A1A2E"/>
+          <w:sz w:val="21"/>
+          <w:szCs w:val="21"/>
+        </w:rPr>
+        <w:t xml:space="preserve">Linux no usa letras de unidad: existe una </w:t>
+      </w:r>
+      <w:r>
+        <w:rPr>
+          <w:rFonts w:ascii="News Gothic MT" w:cs="News Gothic MT" w:eastAsia="News Gothic MT" w:hAnsi="News Gothic MT"/>
+          <w:b/>
+          <w:bCs/>
+          <w:color w:val="1A1A2E"/>
+          <w:sz w:val="21"/>
+          <w:szCs w:val="21"/>
+        </w:rPr>
+        <w:t xml:space="preserve">única raíz</w:t>
+      </w:r>
+      <w:r>
+        <w:rPr>
+          <w:rFonts w:ascii="News Gothic MT" w:cs="News Gothic MT" w:eastAsia="News Gothic MT" w:hAnsi="News Gothic MT"/>
+          <w:b w:val="false"/>
+          <w:bCs w:val="false"/>
+          <w:i w:val="false"/>
+          <w:iCs w:val="false"/>
+          <w:color w:val="1A1A2E"/>
+          <w:sz w:val="21"/>
+          <w:szCs w:val="21"/>
+        </w:rPr>
+        <w:t xml:space="preserve"> (</w:t>
+      </w:r>
+      <w:r>
+        <w:rPr>
+          <w:rFonts w:ascii="Courier New" w:cs="Courier New" w:eastAsia="Courier New" w:hAnsi="Courier New"/>
+          <w:b w:val="false"/>
+          <w:bCs w:val="false"/>
+          <w:color w:val="9B1B5C"/>
+          <w:sz w:val="20"/>
+          <w:szCs w:val="20"/>
+        </w:rPr>
+        <w:t xml:space="preserve">/</w:t>
+      </w:r>
+      <w:r>
+        <w:rPr>
+          <w:rFonts w:ascii="News Gothic MT" w:cs="News Gothic MT" w:eastAsia="News Gothic MT" w:hAnsi="News Gothic MT"/>
+          <w:b w:val="false"/>
+          <w:bCs w:val="false"/>
+          <w:i w:val="false"/>
+          <w:iCs w:val="false"/>
+          <w:color w:val="1A1A2E"/>
+          <w:sz w:val="21"/>
+          <w:szCs w:val="21"/>
+        </w:rPr>
+        <w:t xml:space="preserve">), y cualquier disco o partición adicional se </w:t>
+      </w:r>
+      <w:r>
+        <w:rPr>
+          <w:rFonts w:ascii="News Gothic MT" w:cs="News Gothic MT" w:eastAsia="News Gothic MT" w:hAnsi="News Gothic MT"/>
+          <w:b/>
+          <w:bCs/>
+          <w:color w:val="1A1A2E"/>
+          <w:sz w:val="21"/>
+          <w:szCs w:val="21"/>
+        </w:rPr>
+        <w:t xml:space="preserve">monta</w:t>
+      </w:r>
+      <w:r>
+        <w:rPr>
+          <w:rFonts w:ascii="News Gothic MT" w:cs="News Gothic MT" w:eastAsia="News Gothic MT" w:hAnsi="News Gothic MT"/>
+          <w:b w:val="false"/>
+          <w:bCs w:val="false"/>
+          <w:i w:val="false"/>
+          <w:iCs w:val="false"/>
+          <w:color w:val="1A1A2E"/>
+          <w:sz w:val="21"/>
+          <w:szCs w:val="21"/>
+        </w:rPr>
+        <w:t xml:space="preserve"> dentro de ese árbol único, apareciendo como una carpeta más — no como una letra nueva. Algunos de los directorios principales son:</w:t>
+      </w:r>
+    </w:p>
+    <w:p>
+      <w:pPr>
+        <w:pStyle w:val="ListParagraph"/>
+        <w:numPr>
+          <w:ilvl w:val="0"/>
+          <w:numId w:val="1"/>
+        </w:numPr>
+        <w:spacing w:after="100" w:line="300"/>
+      </w:pPr>
+      <w:r>
+        <w:rPr>
+          <w:rFonts w:ascii="Courier New" w:cs="Courier New" w:eastAsia="Courier New" w:hAnsi="Courier New"/>
+          <w:b w:val="false"/>
+          <w:bCs w:val="false"/>
+          <w:color w:val="9B1B5C"/>
+          <w:sz w:val="20"/>
+          <w:szCs w:val="20"/>
+        </w:rPr>
+        <w:t xml:space="preserve">/home</w:t>
+      </w:r>
+      <w:r>
+        <w:rPr>
+          <w:rFonts w:ascii="News Gothic MT" w:cs="News Gothic MT" w:eastAsia="News Gothic MT" w:hAnsi="News Gothic MT"/>
+          <w:b w:val="false"/>
+          <w:bCs w:val="false"/>
+          <w:i w:val="false"/>
+          <w:iCs w:val="false"/>
+          <w:color w:val="1A1A2E"/>
+          <w:sz w:val="21"/>
+          <w:szCs w:val="21"/>
+        </w:rPr>
+        <w:t xml:space="preserve"> — carpetas personales de cada usuario.</w:t>
+      </w:r>
+    </w:p>
+    <w:p>
+      <w:pPr>
+        <w:pStyle w:val="ListParagraph"/>
+        <w:numPr>
+          <w:ilvl w:val="0"/>
+          <w:numId w:val="1"/>
+        </w:numPr>
+        <w:spacing w:after="100" w:line="300"/>
+      </w:pPr>
+      <w:r>
+        <w:rPr>
+          <w:rFonts w:ascii="Courier New" w:cs="Courier New" w:eastAsia="Courier New" w:hAnsi="Courier New"/>
+          <w:b w:val="false"/>
+          <w:bCs w:val="false"/>
+          <w:color w:val="9B1B5C"/>
+          <w:sz w:val="20"/>
+          <w:szCs w:val="20"/>
+        </w:rPr>
+        <w:t xml:space="preserve">/etc</w:t>
+      </w:r>
+      <w:r>
+        <w:rPr>
+          <w:rFonts w:ascii="News Gothic MT" w:cs="News Gothic MT" w:eastAsia="News Gothic MT" w:hAnsi="News Gothic MT"/>
+          <w:b w:val="false"/>
+          <w:bCs w:val="false"/>
+          <w:i w:val="false"/>
+          <w:iCs w:val="false"/>
+          <w:color w:val="1A1A2E"/>
+          <w:sz w:val="21"/>
+          <w:szCs w:val="21"/>
+        </w:rPr>
+        <w:t xml:space="preserve"> — archivos de configuración del sistema.</w:t>
+      </w:r>
+    </w:p>
+    <w:p>
+      <w:pPr>
+        <w:pStyle w:val="ListParagraph"/>
+        <w:numPr>
+          <w:ilvl w:val="0"/>
+          <w:numId w:val="1"/>
+        </w:numPr>
+        <w:spacing w:after="100" w:line="300"/>
+      </w:pPr>
+      <w:r>
+        <w:rPr>
+          <w:rFonts w:ascii="Courier New" w:cs="Courier New" w:eastAsia="Courier New" w:hAnsi="Courier New"/>
+          <w:b w:val="false"/>
+          <w:bCs w:val="false"/>
+          <w:color w:val="9B1B5C"/>
+          <w:sz w:val="20"/>
+          <w:szCs w:val="20"/>
+        </w:rPr>
+        <w:t xml:space="preserve">/var</w:t>
+      </w:r>
+      <w:r>
+        <w:rPr>
+          <w:rFonts w:ascii="News Gothic MT" w:cs="News Gothic MT" w:eastAsia="News Gothic MT" w:hAnsi="News Gothic MT"/>
+          <w:b w:val="false"/>
+          <w:bCs w:val="false"/>
+          <w:i w:val="false"/>
+          <w:iCs w:val="false"/>
+          <w:color w:val="1A1A2E"/>
+          <w:sz w:val="21"/>
+          <w:szCs w:val="21"/>
+        </w:rPr>
+        <w:t xml:space="preserve"> — datos que cambian con el tiempo (registros, colas de impresión...).</w:t>
+      </w:r>
+    </w:p>
+    <w:p>
+      <w:pPr>
+        <w:pStyle w:val="ListParagraph"/>
+        <w:numPr>
+          <w:ilvl w:val="0"/>
+          <w:numId w:val="1"/>
+        </w:numPr>
+        <w:spacing w:after="100" w:line="300"/>
+      </w:pPr>
+      <w:r>
+        <w:rPr>
+          <w:rFonts w:ascii="Courier New" w:cs="Courier New" w:eastAsia="Courier New" w:hAnsi="Courier New"/>
+          <w:b w:val="false"/>
+          <w:bCs w:val="false"/>
+          <w:color w:val="9B1B5C"/>
+          <w:sz w:val="20"/>
+          <w:szCs w:val="20"/>
+        </w:rPr>
+        <w:t xml:space="preserve">/bin</w:t>
+      </w:r>
+      <w:r>
+        <w:rPr>
+          <w:rFonts w:ascii="News Gothic MT" w:cs="News Gothic MT" w:eastAsia="News Gothic MT" w:hAnsi="News Gothic MT"/>
+          <w:b w:val="false"/>
+          <w:bCs w:val="false"/>
+          <w:i w:val="false"/>
+          <w:iCs w:val="false"/>
+          <w:color w:val="1A1A2E"/>
+          <w:sz w:val="21"/>
+          <w:szCs w:val="21"/>
+        </w:rPr>
+        <w:t xml:space="preserve"> y </w:t>
+      </w:r>
+      <w:r>
+        <w:rPr>
+          <w:rFonts w:ascii="Courier New" w:cs="Courier New" w:eastAsia="Courier New" w:hAnsi="Courier New"/>
+          <w:b w:val="false"/>
+          <w:bCs w:val="false"/>
+          <w:color w:val="9B1B5C"/>
+          <w:sz w:val="20"/>
+          <w:szCs w:val="20"/>
+        </w:rPr>
+        <w:t xml:space="preserve">/usr</w:t>
+      </w:r>
+      <w:r>
+        <w:rPr>
+          <w:rFonts w:ascii="News Gothic MT" w:cs="News Gothic MT" w:eastAsia="News Gothic MT" w:hAnsi="News Gothic MT"/>
+          <w:b w:val="false"/>
+          <w:bCs w:val="false"/>
+          <w:i w:val="false"/>
+          <w:iCs w:val="false"/>
+          <w:color w:val="1A1A2E"/>
+          <w:sz w:val="21"/>
+          <w:szCs w:val="21"/>
+        </w:rPr>
+        <w:t xml:space="preserve"> — programas del sistema.</w:t>
+      </w:r>
+    </w:p>
+    <w:p>
+      <w:pPr>
+        <w:spacing w:after="160" w:line="300"/>
+        <w:jc w:val="both"/>
+      </w:pPr>
+      <w:r>
+        <w:rPr>
+          <w:rFonts w:ascii="News Gothic MT" w:cs="News Gothic MT" w:eastAsia="News Gothic MT" w:hAnsi="News Gothic MT"/>
+          <w:b w:val="false"/>
+          <w:bCs w:val="false"/>
+          <w:i w:val="false"/>
+          <w:iCs w:val="false"/>
+          <w:color w:val="1A1A2E"/>
+          <w:sz w:val="21"/>
+          <w:szCs w:val="21"/>
+        </w:rPr>
+        <w:t xml:space="preserve">Las rutas en Linux se separan con la barra </w:t>
+      </w:r>
+      <w:r>
+        <w:rPr>
+          <w:rFonts w:ascii="Courier New" w:cs="Courier New" w:eastAsia="Courier New" w:hAnsi="Courier New"/>
+          <w:b w:val="false"/>
+          <w:bCs w:val="false"/>
+          <w:color w:val="9B1B5C"/>
+          <w:sz w:val="20"/>
+          <w:szCs w:val="20"/>
+        </w:rPr>
+        <w:t xml:space="preserve">/</w:t>
+      </w:r>
+      <w:r>
+        <w:rPr>
+          <w:rFonts w:ascii="News Gothic MT" w:cs="News Gothic MT" w:eastAsia="News Gothic MT" w:hAnsi="News Gothic MT"/>
+          <w:b w:val="false"/>
+          <w:bCs w:val="false"/>
+          <w:i w:val="false"/>
+          <w:iCs w:val="false"/>
+          <w:color w:val="1A1A2E"/>
+          <w:sz w:val="21"/>
+          <w:szCs w:val="21"/>
+        </w:rPr>
+        <w:t xml:space="preserve"> (no </w:t>
+      </w:r>
+      <w:r>
+        <w:rPr>
+          <w:rFonts w:ascii="Courier New" w:cs="Courier New" w:eastAsia="Courier New" w:hAnsi="Courier New"/>
+          <w:b w:val="false"/>
+          <w:bCs w:val="false"/>
+          <w:color w:val="9B1B5C"/>
+          <w:sz w:val="20"/>
+          <w:szCs w:val="20"/>
+        </w:rPr>
+        <w:t xml:space="preserve">\</w:t>
+      </w:r>
+      <w:r>
+        <w:rPr>
+          <w:rFonts w:ascii="News Gothic MT" w:cs="News Gothic MT" w:eastAsia="News Gothic MT" w:hAnsi="News Gothic MT"/>
+          <w:b w:val="false"/>
+          <w:bCs w:val="false"/>
+          <w:i w:val="false"/>
+          <w:iCs w:val="false"/>
+          <w:color w:val="1A1A2E"/>
+          <w:sz w:val="21"/>
+          <w:szCs w:val="21"/>
+        </w:rPr>
+        <w:t xml:space="preserve">), y también pueden ser absolutas o relativas, igual que en Windows.</w:t>
+      </w:r>
+    </w:p>
+    <w:p>
+      <w:pPr>
+        <w:pStyle w:val="Heading2"/>
+        <w:spacing w:after="140" w:before="280"/>
+      </w:pPr>
+      <w:r>
+        <w:rPr>
+          <w:rFonts w:ascii="News Gothic MT" w:cs="News Gothic MT" w:eastAsia="News Gothic MT" w:hAnsi="News Gothic MT"/>
+          <w:b/>
+          <w:bCs/>
+          <w:color w:val="1F3864"/>
+          <w:sz w:val="26"/>
+          <w:szCs w:val="26"/>
+        </w:rPr>
+        <w:t xml:space="preserve">La diferencia que más suele fallar: mayúsculas y minúsculas</w:t>
+      </w:r>
+    </w:p>
+    <w:p>
+      <w:pPr>
+        <w:spacing w:after="160" w:line="300"/>
+        <w:jc w:val="both"/>
+      </w:pPr>
+      <w:r>
+        <w:rPr>
+          <w:rFonts w:ascii="News Gothic MT" w:cs="News Gothic MT" w:eastAsia="News Gothic MT" w:hAnsi="News Gothic MT"/>
+          <w:b/>
+          <w:bCs/>
+          <w:color w:val="1A1A2E"/>
+          <w:sz w:val="21"/>
+          <w:szCs w:val="21"/>
+        </w:rPr>
+        <w:t xml:space="preserve">Windows no distingue mayúsculas de minúsculas</w:t>
+      </w:r>
+      <w:r>
+        <w:rPr>
+          <w:rFonts w:ascii="News Gothic MT" w:cs="News Gothic MT" w:eastAsia="News Gothic MT" w:hAnsi="News Gothic MT"/>
+          <w:b w:val="false"/>
+          <w:bCs w:val="false"/>
+          <w:i w:val="false"/>
+          <w:iCs w:val="false"/>
+          <w:color w:val="1A1A2E"/>
+          <w:sz w:val="21"/>
+          <w:szCs w:val="21"/>
+        </w:rPr>
+        <w:t xml:space="preserve"> en los nombres de archivo: </w:t>
+      </w:r>
+      <w:r>
+        <w:rPr>
+          <w:rFonts w:ascii="Courier New" w:cs="Courier New" w:eastAsia="Courier New" w:hAnsi="Courier New"/>
+          <w:b w:val="false"/>
+          <w:bCs w:val="false"/>
+          <w:color w:val="9B1B5C"/>
+          <w:sz w:val="20"/>
+          <w:szCs w:val="20"/>
+        </w:rPr>
+        <w:t xml:space="preserve">Documento.txt</w:t>
+      </w:r>
+      <w:r>
+        <w:rPr>
+          <w:rFonts w:ascii="News Gothic MT" w:cs="News Gothic MT" w:eastAsia="News Gothic MT" w:hAnsi="News Gothic MT"/>
+          <w:b w:val="false"/>
+          <w:bCs w:val="false"/>
+          <w:i w:val="false"/>
+          <w:iCs w:val="false"/>
+          <w:color w:val="1A1A2E"/>
+          <w:sz w:val="21"/>
+          <w:szCs w:val="21"/>
+        </w:rPr>
+        <w:t xml:space="preserve"> y </w:t>
+      </w:r>
+      <w:r>
+        <w:rPr>
+          <w:rFonts w:ascii="Courier New" w:cs="Courier New" w:eastAsia="Courier New" w:hAnsi="Courier New"/>
+          <w:b w:val="false"/>
+          <w:bCs w:val="false"/>
+          <w:color w:val="9B1B5C"/>
+          <w:sz w:val="20"/>
+          <w:szCs w:val="20"/>
+        </w:rPr>
+        <w:t xml:space="preserve">documento.txt</w:t>
+      </w:r>
+      <w:r>
+        <w:rPr>
+          <w:rFonts w:ascii="News Gothic MT" w:cs="News Gothic MT" w:eastAsia="News Gothic MT" w:hAnsi="News Gothic MT"/>
+          <w:b w:val="false"/>
+          <w:bCs w:val="false"/>
+          <w:i w:val="false"/>
+          <w:iCs w:val="false"/>
+          <w:color w:val="1A1A2E"/>
+          <w:sz w:val="21"/>
+          <w:szCs w:val="21"/>
+        </w:rPr>
+        <w:t xml:space="preserve"> son el mismo archivo. </w:t>
+      </w:r>
+      <w:r>
+        <w:rPr>
+          <w:rFonts w:ascii="News Gothic MT" w:cs="News Gothic MT" w:eastAsia="News Gothic MT" w:hAnsi="News Gothic MT"/>
+          <w:b/>
+          <w:bCs/>
+          <w:color w:val="1A1A2E"/>
+          <w:sz w:val="21"/>
+          <w:szCs w:val="21"/>
+        </w:rPr>
+        <w:t xml:space="preserve">Linux sí distingue</w:t>
+      </w:r>
+      <w:r>
+        <w:rPr>
+          <w:rFonts w:ascii="News Gothic MT" w:cs="News Gothic MT" w:eastAsia="News Gothic MT" w:hAnsi="News Gothic MT"/>
+          <w:b w:val="false"/>
+          <w:bCs w:val="false"/>
+          <w:i w:val="false"/>
+          <w:iCs w:val="false"/>
+          <w:color w:val="1A1A2E"/>
+          <w:sz w:val="21"/>
+          <w:szCs w:val="21"/>
+        </w:rPr>
+        <w:t xml:space="preserve">: esos mismos dos nombres serían dos archivos completamente distintos. Esta diferencia es la causa más habitual de que "un comando no funcione" cuando se empieza a trabajar con la terminal de Linux — conviene tenerla muy presente desde ya, antes de que te encuentres con ese problema en la práctica.</w:t>
+      </w:r>
+    </w:p>
+    <w:p>
+      <w:pPr>
+        <w:pStyle w:val="Heading2"/>
+        <w:spacing w:after="140" w:before="280"/>
+      </w:pPr>
+      <w:r>
+        <w:rPr>
+          <w:rFonts w:ascii="News Gothic MT" w:cs="News Gothic MT" w:eastAsia="News Gothic MT" w:hAnsi="News Gothic MT"/>
+          <w:b/>
+          <w:bCs/>
+          <w:color w:val="1F3864"/>
+          <w:sz w:val="26"/>
+          <w:szCs w:val="26"/>
+        </w:rPr>
+        <w:t xml:space="preserve">Atributos de archivos y directorios</w:t>
+      </w:r>
+    </w:p>
+    <w:p>
+      <w:pPr>
+        <w:spacing w:after="160" w:line="300"/>
+        <w:jc w:val="both"/>
+      </w:pPr>
+      <w:r>
+        <w:rPr>
+          <w:rFonts w:ascii="News Gothic MT" w:cs="News Gothic MT" w:eastAsia="News Gothic MT" w:hAnsi="News Gothic MT"/>
+          <w:b w:val="false"/>
+          <w:bCs w:val="false"/>
+          <w:i w:val="false"/>
+          <w:iCs w:val="false"/>
+          <w:color w:val="1A1A2E"/>
+          <w:sz w:val="21"/>
+          <w:szCs w:val="21"/>
+        </w:rPr>
+        <w:t xml:space="preserve">Tanto Windows como Linux permiten marcar archivos y carpetas con </w:t>
+      </w:r>
+      <w:r>
+        <w:rPr>
+          <w:rFonts w:ascii="News Gothic MT" w:cs="News Gothic MT" w:eastAsia="News Gothic MT" w:hAnsi="News Gothic MT"/>
+          <w:b/>
+          <w:bCs/>
+          <w:color w:val="1A1A2E"/>
+          <w:sz w:val="21"/>
+          <w:szCs w:val="21"/>
+        </w:rPr>
+        <w:t xml:space="preserve">atributos</w:t>
+      </w:r>
+      <w:r>
+        <w:rPr>
+          <w:rFonts w:ascii="News Gothic MT" w:cs="News Gothic MT" w:eastAsia="News Gothic MT" w:hAnsi="News Gothic MT"/>
+          <w:b w:val="false"/>
+          <w:bCs w:val="false"/>
+          <w:i w:val="false"/>
+          <w:iCs w:val="false"/>
+          <w:color w:val="1A1A2E"/>
+          <w:sz w:val="21"/>
+          <w:szCs w:val="21"/>
+        </w:rPr>
+        <w:t xml:space="preserve"> que indican propiedades adicionales:</w:t>
+      </w:r>
+    </w:p>
+    <w:p>
+      <w:pPr>
+        <w:pStyle w:val="ListParagraph"/>
+        <w:numPr>
+          <w:ilvl w:val="0"/>
+          <w:numId w:val="1"/>
+        </w:numPr>
+        <w:spacing w:after="100" w:line="300"/>
+      </w:pPr>
+      <w:r>
+        <w:rPr>
+          <w:rFonts w:ascii="News Gothic MT" w:cs="News Gothic MT" w:eastAsia="News Gothic MT" w:hAnsi="News Gothic MT"/>
+          <w:b/>
+          <w:bCs/>
+          <w:color w:val="1A1A2E"/>
+          <w:sz w:val="21"/>
+          <w:szCs w:val="21"/>
+        </w:rPr>
+        <w:t xml:space="preserve">En Windows</w:t>
+      </w:r>
+      <w:r>
+        <w:rPr>
+          <w:rFonts w:ascii="News Gothic MT" w:cs="News Gothic MT" w:eastAsia="News Gothic MT" w:hAnsi="News Gothic MT"/>
+          <w:b w:val="false"/>
+          <w:bCs w:val="false"/>
+          <w:i w:val="false"/>
+          <w:iCs w:val="false"/>
+          <w:color w:val="1A1A2E"/>
+          <w:sz w:val="21"/>
+          <w:szCs w:val="21"/>
+        </w:rPr>
+        <w:t xml:space="preserve">: solo lectura, oculto, sistema, archivo listo para archivar. Se consultan y modifican desde las propiedades del archivo en el Explorador.</w:t>
+      </w:r>
+    </w:p>
+    <w:p>
+      <w:pPr>
+        <w:pStyle w:val="ListParagraph"/>
+        <w:numPr>
+          <w:ilvl w:val="0"/>
+          <w:numId w:val="1"/>
+        </w:numPr>
+        <w:spacing w:after="100" w:line="300"/>
+      </w:pPr>
+      <w:r>
+        <w:rPr>
+          <w:rFonts w:ascii="News Gothic MT" w:cs="News Gothic MT" w:eastAsia="News Gothic MT" w:hAnsi="News Gothic MT"/>
+          <w:b/>
+          <w:bCs/>
+          <w:color w:val="1A1A2E"/>
+          <w:sz w:val="21"/>
+          <w:szCs w:val="21"/>
+        </w:rPr>
+        <w:t xml:space="preserve">En Linux</w:t>
+      </w:r>
+      <w:r>
+        <w:rPr>
+          <w:rFonts w:ascii="News Gothic MT" w:cs="News Gothic MT" w:eastAsia="News Gothic MT" w:hAnsi="News Gothic MT"/>
+          <w:b w:val="false"/>
+          <w:bCs w:val="false"/>
+          <w:i w:val="false"/>
+          <w:iCs w:val="false"/>
+          <w:color w:val="1A1A2E"/>
+          <w:sz w:val="21"/>
+          <w:szCs w:val="21"/>
+        </w:rPr>
+        <w:t xml:space="preserve">: los archivos ocultos se marcan poniendo un punto al principio del nombre (</w:t>
+      </w:r>
+      <w:r>
+        <w:rPr>
+          <w:rFonts w:ascii="Courier New" w:cs="Courier New" w:eastAsia="Courier New" w:hAnsi="Courier New"/>
+          <w:b w:val="false"/>
+          <w:bCs w:val="false"/>
+          <w:color w:val="9B1B5C"/>
+          <w:sz w:val="20"/>
+          <w:szCs w:val="20"/>
+        </w:rPr>
+        <w:t xml:space="preserve">.archivo</w:t>
+      </w:r>
+      <w:r>
+        <w:rPr>
+          <w:rFonts w:ascii="News Gothic MT" w:cs="News Gothic MT" w:eastAsia="News Gothic MT" w:hAnsi="News Gothic MT"/>
+          <w:b w:val="false"/>
+          <w:bCs w:val="false"/>
+          <w:i w:val="false"/>
+          <w:iCs w:val="false"/>
+          <w:color w:val="1A1A2E"/>
+          <w:sz w:val="21"/>
+          <w:szCs w:val="21"/>
+        </w:rPr>
+        <w:t xml:space="preserve">). Existen otros atributos más avanzados gestionables con la herramienta </w:t>
+      </w:r>
+      <w:r>
+        <w:rPr>
+          <w:rFonts w:ascii="Courier New" w:cs="Courier New" w:eastAsia="Courier New" w:hAnsi="Courier New"/>
+          <w:b w:val="false"/>
+          <w:bCs w:val="false"/>
+          <w:color w:val="9B1B5C"/>
+          <w:sz w:val="20"/>
+          <w:szCs w:val="20"/>
+        </w:rPr>
+        <w:t xml:space="preserve">chattr</w:t>
+      </w:r>
+      <w:r>
+        <w:rPr>
+          <w:rFonts w:ascii="News Gothic MT" w:cs="News Gothic MT" w:eastAsia="News Gothic MT" w:hAnsi="News Gothic MT"/>
+          <w:b w:val="false"/>
+          <w:bCs w:val="false"/>
+          <w:i w:val="false"/>
+          <w:iCs w:val="false"/>
+          <w:color w:val="1A1A2E"/>
+          <w:sz w:val="21"/>
+          <w:szCs w:val="21"/>
+        </w:rPr>
+        <w:t xml:space="preserve">, que verás con más detalle en unidades posteriores.</w:t>
+      </w:r>
+    </w:p>
+    <w:p>
+      <w:pPr>
+        <w:spacing w:after="160" w:line="300"/>
+        <w:jc w:val="both"/>
+      </w:pPr>
+      <w:r>
+        <w:rPr>
+          <w:rFonts w:ascii="News Gothic MT" w:cs="News Gothic MT" w:eastAsia="News Gothic MT" w:hAnsi="News Gothic MT"/>
+          <w:b w:val="false"/>
+          <w:bCs w:val="false"/>
+          <w:i w:val="false"/>
+          <w:iCs w:val="false"/>
+          <w:color w:val="1A1A2E"/>
+          <w:sz w:val="21"/>
+          <w:szCs w:val="21"/>
+        </w:rPr>
+        <w:t xml:space="preserve">Un archivo oculto </w:t>
+      </w:r>
+      <w:r>
+        <w:rPr>
+          <w:rFonts w:ascii="News Gothic MT" w:cs="News Gothic MT" w:eastAsia="News Gothic MT" w:hAnsi="News Gothic MT"/>
+          <w:b/>
+          <w:bCs/>
+          <w:color w:val="1A1A2E"/>
+          <w:sz w:val="21"/>
+          <w:szCs w:val="21"/>
+        </w:rPr>
+        <w:t xml:space="preserve">no está protegido</w:t>
+      </w:r>
+      <w:r>
+        <w:rPr>
+          <w:rFonts w:ascii="News Gothic MT" w:cs="News Gothic MT" w:eastAsia="News Gothic MT" w:hAnsi="News Gothic MT"/>
+          <w:b w:val="false"/>
+          <w:bCs w:val="false"/>
+          <w:i w:val="false"/>
+          <w:iCs w:val="false"/>
+          <w:color w:val="1A1A2E"/>
+          <w:sz w:val="21"/>
+          <w:szCs w:val="21"/>
+        </w:rPr>
+        <w:t xml:space="preserve"> de ningún modo especial: simplemente no se muestra por defecto. No confundas "oculto" con "seguro".</w:t>
+      </w:r>
+    </w:p>
+    <w:tbl>
+      <w:tblPr>
+        <w:tblW w:type="dxa" w:w="9638"/>
+        <w:tblBorders>
+          <w:top w:val="single" w:color="CD0063" w:sz="10"/>
+          <w:left w:val="single" w:color="CD0063" w:sz="10"/>
+          <w:bottom w:val="single" w:color="CD0063" w:sz="10"/>
+          <w:right w:val="single" w:color="CD0063" w:sz="10"/>
+          <w:insideH w:val="single" w:color="auto" w:sz="4"/>
+          <w:insideV w:val="single" w:color="auto" w:sz="4"/>
+        </w:tblBorders>
+      </w:tblPr>
+      <w:tblGrid>
+        <w:gridCol w:w="100"/>
+      </w:tblGrid>
+      <w:tr>
+        <w:tc>
+          <w:tcPr>
+            <w:tcW w:type="dxa" w:w="9638"/>
+            <w:shd w:fill="EEF1F8" w:color="auto" w:val="clear"/>
+            <w:tcMar>
+              <w:top w:type="dxa" w:w="200"/>
+              <w:left w:type="dxa" w:w="260"/>
+              <w:bottom w:type="dxa" w:w="200"/>
+              <w:right w:type="dxa" w:w="260"/>
+            </w:tcMar>
+          </w:tcPr>
+          <w:p>
+            <w:pPr>
+              <w:spacing w:after="140"/>
+            </w:pPr>
+            <w:r>
+              <w:rPr>
+                <w:rFonts w:ascii="News Gothic MT" w:cs="News Gothic MT" w:eastAsia="News Gothic MT" w:hAnsi="News Gothic MT"/>
+                <w:b/>
+                <w:bCs/>
+                <w:color w:val="CD0063"/>
+                <w:spacing w:val="20"/>
+                <w:sz w:val="19"/>
+                <w:szCs w:val="19"/>
+              </w:rPr>
               <w:t xml:space="preserve">PARA PRACTICAR</w:t>
             </w:r>
           </w:p>
@@ -5267,6 +5792,274 @@
                 <w:szCs w:val="21"/>
               </w:rPr>
               <w:t xml:space="preserve"> —, ¿cuántos archivos distintos son en Windows? ¿Y en Linux? Justifica tu respuesta con lo aprendido en este apartado.</w:t>
+            </w:r>
+          </w:p>
+        </w:tc>
+      </w:tr>
+    </w:tbl>
+    <w:p>
+      <w:pPr>
+        <w:spacing w:after="160"/>
+      </w:pPr>
+    </w:p>
+    <w:tbl>
+      <w:tblPr>
+        <w:tblW w:type="dxa" w:w="9638"/>
+        <w:tblBorders>
+          <w:top w:val="single" w:color="CD0063" w:sz="10"/>
+          <w:left w:val="single" w:color="CD0063" w:sz="10"/>
+          <w:bottom w:val="single" w:color="CD0063" w:sz="10"/>
+          <w:right w:val="single" w:color="CD0063" w:sz="10"/>
+          <w:insideH w:val="single" w:color="auto" w:sz="4"/>
+          <w:insideV w:val="single" w:color="auto" w:sz="4"/>
+        </w:tblBorders>
+      </w:tblPr>
+      <w:tblGrid>
+        <w:gridCol w:w="100"/>
+      </w:tblGrid>
+      <w:tr>
+        <w:tc>
+          <w:tcPr>
+            <w:tcW w:type="dxa" w:w="9638"/>
+            <w:shd w:fill="EEF1F8" w:color="auto" w:val="clear"/>
+            <w:tcMar>
+              <w:top w:type="dxa" w:w="200"/>
+              <w:left w:type="dxa" w:w="260"/>
+              <w:bottom w:type="dxa" w:w="200"/>
+              <w:right w:type="dxa" w:w="260"/>
+            </w:tcMar>
+          </w:tcPr>
+          <w:p>
+            <w:pPr>
+              <w:spacing w:after="140"/>
+            </w:pPr>
+            <w:r>
+              <w:rPr>
+                <w:rFonts w:ascii="News Gothic MT" w:cs="News Gothic MT" w:eastAsia="News Gothic MT" w:hAnsi="News Gothic MT"/>
+                <w:b/>
+                <w:bCs/>
+                <w:color w:val="CD0063"/>
+                <w:spacing w:val="20"/>
+                <w:sz w:val="19"/>
+                <w:szCs w:val="19"/>
+              </w:rPr>
+              <w:t xml:space="preserve">VAMOS A PRACTICAR: TRES COMPROBACIONES REALES</w:t>
+            </w:r>
+          </w:p>
+          <w:p>
+            <w:pPr>
+              <w:spacing w:after="140" w:line="300"/>
+              <w:jc w:val="both"/>
+            </w:pPr>
+            <w:r>
+              <w:rPr>
+                <w:rFonts w:ascii="News Gothic MT" w:cs="News Gothic MT" w:eastAsia="News Gothic MT" w:hAnsi="News Gothic MT"/>
+                <w:b/>
+                <w:bCs/>
+                <w:i w:val="false"/>
+                <w:iCs w:val="false"/>
+                <w:color w:val="1F3864"/>
+                <w:sz w:val="21"/>
+                <w:szCs w:val="21"/>
+              </w:rPr>
+              <w:t xml:space="preserve">1. Compruébalo en los dos sistemas: </w:t>
+            </w:r>
+            <w:r>
+              <w:rPr>
+                <w:rFonts w:ascii="News Gothic MT" w:cs="News Gothic MT" w:eastAsia="News Gothic MT" w:hAnsi="News Gothic MT"/>
+                <w:b w:val="false"/>
+                <w:bCs w:val="false"/>
+                <w:i w:val="false"/>
+                <w:iCs w:val="false"/>
+                <w:color w:val="1A1A2E"/>
+                <w:sz w:val="21"/>
+                <w:szCs w:val="21"/>
+              </w:rPr>
+              <w:t xml:space="preserve">los equipos del aula tienen Windows y Linux disponibles, así que puedes comprobar esto con datos reales en vez de solo razonarlo. En Windows, crea un archivo </w:t>
+            </w:r>
+            <w:r>
+              <w:rPr>
+                <w:rFonts w:ascii="Courier New" w:cs="Courier New" w:eastAsia="Courier New" w:hAnsi="Courier New"/>
+                <w:b w:val="false"/>
+                <w:bCs w:val="false"/>
+                <w:color w:val="9B1B5C"/>
+                <w:sz w:val="20"/>
+                <w:szCs w:val="20"/>
+              </w:rPr>
+              <w:t xml:space="preserve">prueba.txt</w:t>
+            </w:r>
+            <w:r>
+              <w:rPr>
+                <w:rFonts w:ascii="News Gothic MT" w:cs="News Gothic MT" w:eastAsia="News Gothic MT" w:hAnsi="News Gothic MT"/>
+                <w:b w:val="false"/>
+                <w:bCs w:val="false"/>
+                <w:i w:val="false"/>
+                <w:iCs w:val="false"/>
+                <w:color w:val="1A1A2E"/>
+                <w:sz w:val="21"/>
+                <w:szCs w:val="21"/>
+              </w:rPr>
+              <w:t xml:space="preserve"> en una carpeta cualquiera, y en esa misma carpeta intenta crear otro llamado </w:t>
+            </w:r>
+            <w:r>
+              <w:rPr>
+                <w:rFonts w:ascii="Courier New" w:cs="Courier New" w:eastAsia="Courier New" w:hAnsi="Courier New"/>
+                <w:b w:val="false"/>
+                <w:bCs w:val="false"/>
+                <w:color w:val="9B1B5C"/>
+                <w:sz w:val="20"/>
+                <w:szCs w:val="20"/>
+              </w:rPr>
+              <w:t xml:space="preserve">Prueba.txt</w:t>
+            </w:r>
+            <w:r>
+              <w:rPr>
+                <w:rFonts w:ascii="News Gothic MT" w:cs="News Gothic MT" w:eastAsia="News Gothic MT" w:hAnsi="News Gothic MT"/>
+                <w:b w:val="false"/>
+                <w:bCs w:val="false"/>
+                <w:i w:val="false"/>
+                <w:iCs w:val="false"/>
+                <w:color w:val="1A1A2E"/>
+                <w:sz w:val="21"/>
+                <w:szCs w:val="21"/>
+              </w:rPr>
+              <w:t xml:space="preserve">. ¿Qué pasa? Arranca el mismo equipo en Linux y repite exactamente el mismo experimento. ¿Cuántos archivos distintos tienes ahora? Comprueba también en Windows si puedes tener un </w:t>
+            </w:r>
+            <w:r>
+              <w:rPr>
+                <w:rFonts w:ascii="Courier New" w:cs="Courier New" w:eastAsia="Courier New" w:hAnsi="Courier New"/>
+                <w:b w:val="false"/>
+                <w:bCs w:val="false"/>
+                <w:color w:val="9B1B5C"/>
+                <w:sz w:val="20"/>
+                <w:szCs w:val="20"/>
+              </w:rPr>
+              <w:t xml:space="preserve">PRUEBA.txt</w:t>
+            </w:r>
+            <w:r>
+              <w:rPr>
+                <w:rFonts w:ascii="News Gothic MT" w:cs="News Gothic MT" w:eastAsia="News Gothic MT" w:hAnsi="News Gothic MT"/>
+                <w:b w:val="false"/>
+                <w:bCs w:val="false"/>
+                <w:i w:val="false"/>
+                <w:iCs w:val="false"/>
+                <w:color w:val="1A1A2E"/>
+                <w:sz w:val="21"/>
+                <w:szCs w:val="21"/>
+              </w:rPr>
+              <w:t xml:space="preserve"> "encima" del que ya tenías, y anota qué mensaje muestra el sistema.</w:t>
+            </w:r>
+          </w:p>
+          <w:p>
+            <w:pPr>
+              <w:spacing w:after="140" w:line="300"/>
+              <w:jc w:val="both"/>
+            </w:pPr>
+            <w:r>
+              <w:rPr>
+                <w:rFonts w:ascii="News Gothic MT" w:cs="News Gothic MT" w:eastAsia="News Gothic MT" w:hAnsi="News Gothic MT"/>
+                <w:b/>
+                <w:bCs/>
+                <w:i w:val="false"/>
+                <w:iCs w:val="false"/>
+                <w:color w:val="1F3864"/>
+                <w:sz w:val="21"/>
+                <w:szCs w:val="21"/>
+              </w:rPr>
+              <w:t xml:space="preserve">2. Tu propia ruta real: </w:t>
+            </w:r>
+            <w:r>
+              <w:rPr>
+                <w:rFonts w:ascii="News Gothic MT" w:cs="News Gothic MT" w:eastAsia="News Gothic MT" w:hAnsi="News Gothic MT"/>
+                <w:b w:val="false"/>
+                <w:bCs w:val="false"/>
+                <w:i w:val="false"/>
+                <w:iCs w:val="false"/>
+                <w:color w:val="1A1A2E"/>
+                <w:sz w:val="21"/>
+                <w:szCs w:val="21"/>
+              </w:rPr>
+              <w:t xml:space="preserve">abre el explorador de archivos de tu equipo Windows y navega hasta tu carpeta personal de Documentos. Copia la ruta completa desde la barra de direcciones. Escríbela como ruta absoluta y, después, como ruta relativa partiendo de tu carpeta de usuario (</w:t>
+            </w:r>
+            <w:r>
+              <w:rPr>
+                <w:rFonts w:ascii="Courier New" w:cs="Courier New" w:eastAsia="Courier New" w:hAnsi="Courier New"/>
+                <w:b w:val="false"/>
+                <w:bCs w:val="false"/>
+                <w:color w:val="9B1B5C"/>
+                <w:sz w:val="20"/>
+                <w:szCs w:val="20"/>
+              </w:rPr>
+              <w:t xml:space="preserve">C:\Usuarios\&lt;tu usuario&gt;</w:t>
+            </w:r>
+            <w:r>
+              <w:rPr>
+                <w:rFonts w:ascii="News Gothic MT" w:cs="News Gothic MT" w:eastAsia="News Gothic MT" w:hAnsi="News Gothic MT"/>
+                <w:b w:val="false"/>
+                <w:bCs w:val="false"/>
+                <w:i w:val="false"/>
+                <w:iCs w:val="false"/>
+                <w:color w:val="1A1A2E"/>
+                <w:sz w:val="21"/>
+                <w:szCs w:val="21"/>
+              </w:rPr>
+              <w:t xml:space="preserve">). Como cada alumno tiene un nombre de usuario distinto, tu ruta será distinta a la de cualquier compañero.</w:t>
+            </w:r>
+          </w:p>
+          <w:p>
+            <w:pPr>
+              <w:spacing w:after="0" w:line="300"/>
+              <w:jc w:val="both"/>
+            </w:pPr>
+            <w:r>
+              <w:rPr>
+                <w:rFonts w:ascii="News Gothic MT" w:cs="News Gothic MT" w:eastAsia="News Gothic MT" w:hAnsi="News Gothic MT"/>
+                <w:b/>
+                <w:bCs/>
+                <w:i w:val="false"/>
+                <w:iCs w:val="false"/>
+                <w:color w:val="1F3864"/>
+                <w:sz w:val="21"/>
+                <w:szCs w:val="21"/>
+              </w:rPr>
+              <w:t xml:space="preserve">3. Oculta un archivo de verdad: </w:t>
+            </w:r>
+            <w:r>
+              <w:rPr>
+                <w:rFonts w:ascii="News Gothic MT" w:cs="News Gothic MT" w:eastAsia="News Gothic MT" w:hAnsi="News Gothic MT"/>
+                <w:b w:val="false"/>
+                <w:bCs w:val="false"/>
+                <w:i w:val="false"/>
+                <w:iCs w:val="false"/>
+                <w:color w:val="1A1A2E"/>
+                <w:sz w:val="21"/>
+                <w:szCs w:val="21"/>
+              </w:rPr>
+              <w:t xml:space="preserve">crea un archivo de prueba y márcalo como oculto: en Windows, clic derecho → Propiedades → "Oculto"; en Linux, renómbralo añadiendo un punto delante (</w:t>
+            </w:r>
+            <w:r>
+              <w:rPr>
+                <w:rFonts w:ascii="Courier New" w:cs="Courier New" w:eastAsia="Courier New" w:hAnsi="Courier New"/>
+                <w:b w:val="false"/>
+                <w:bCs w:val="false"/>
+                <w:color w:val="9B1B5C"/>
+                <w:sz w:val="20"/>
+                <w:szCs w:val="20"/>
+              </w:rPr>
+              <w:t xml:space="preserve">.prueba.txt</w:t>
+            </w:r>
+            <w:r>
+              <w:rPr>
+                <w:rFonts w:ascii="News Gothic MT" w:cs="News Gothic MT" w:eastAsia="News Gothic MT" w:hAnsi="News Gothic MT"/>
+                <w:b w:val="false"/>
+                <w:bCs w:val="false"/>
+                <w:i w:val="false"/>
+                <w:iCs w:val="false"/>
+                <w:color w:val="1A1A2E"/>
+                <w:sz w:val="21"/>
+                <w:szCs w:val="21"/>
+              </w:rPr>
+              <w:t xml:space="preserve">). Comprueba que desaparece del explorador con la vista de "elementos ocultos" desactivada, y que vuelve a verse al activarla. ¿Has protegido realmente el contenido de ese archivo con esto?</w:t>
             </w:r>
           </w:p>
         </w:tc>
@@ -15806,6 +16599,125 @@
     </w:p>
     <w:p>
       <w:pPr>
+        <w:spacing w:after="80"/>
+      </w:pPr>
+    </w:p>
+    <w:tbl>
+      <w:tblPr>
+        <w:tblW w:type="dxa" w:w="9638"/>
+        <w:tblBorders>
+          <w:top w:val="single" w:color="CD0063" w:sz="10"/>
+          <w:left w:val="single" w:color="CD0063" w:sz="10"/>
+          <w:bottom w:val="single" w:color="CD0063" w:sz="10"/>
+          <w:right w:val="single" w:color="CD0063" w:sz="10"/>
+          <w:insideH w:val="single" w:color="auto" w:sz="4"/>
+          <w:insideV w:val="single" w:color="auto" w:sz="4"/>
+        </w:tblBorders>
+      </w:tblPr>
+      <w:tblGrid>
+        <w:gridCol w:w="100"/>
+      </w:tblGrid>
+      <w:tr>
+        <w:tc>
+          <w:tcPr>
+            <w:tcW w:type="dxa" w:w="9638"/>
+            <w:shd w:fill="EEF1F8" w:color="auto" w:val="clear"/>
+            <w:tcMar>
+              <w:top w:type="dxa" w:w="200"/>
+              <w:left w:type="dxa" w:w="260"/>
+              <w:bottom w:type="dxa" w:w="200"/>
+              <w:right w:type="dxa" w:w="260"/>
+            </w:tcMar>
+          </w:tcPr>
+          <w:p>
+            <w:pPr>
+              <w:spacing w:after="140"/>
+            </w:pPr>
+            <w:r>
+              <w:rPr>
+                <w:rFonts w:ascii="News Gothic MT" w:cs="News Gothic MT" w:eastAsia="News Gothic MT" w:hAnsi="News Gothic MT"/>
+                <w:b/>
+                <w:bCs/>
+                <w:color w:val="CD0063"/>
+                <w:spacing w:val="20"/>
+                <w:sz w:val="19"/>
+                <w:szCs w:val="19"/>
+              </w:rPr>
+              <w:t xml:space="preserve">VAMOS A PRACTICAR: COMPRUÉBALO CON TU PROPIO DISCO</w:t>
+            </w:r>
+          </w:p>
+          <w:p>
+            <w:pPr>
+              <w:spacing w:after="140" w:line="300"/>
+              <w:jc w:val="both"/>
+            </w:pPr>
+            <w:r>
+              <w:rPr>
+                <w:rFonts w:ascii="News Gothic MT" w:cs="News Gothic MT" w:eastAsia="News Gothic MT" w:hAnsi="News Gothic MT"/>
+                <w:b w:val="false"/>
+                <w:bCs w:val="false"/>
+                <w:i w:val="false"/>
+                <w:iCs w:val="false"/>
+                <w:color w:val="1A1A2E"/>
+                <w:sz w:val="21"/>
+                <w:szCs w:val="21"/>
+              </w:rPr>
+              <w:t xml:space="preserve">En Windows, abre el Explorador de archivos, haz clic derecho sobre la unidad </w:t>
+            </w:r>
+            <w:r>
+              <w:rPr>
+                <w:rFonts w:ascii="Courier New" w:cs="Courier New" w:eastAsia="Courier New" w:hAnsi="Courier New"/>
+                <w:b w:val="false"/>
+                <w:bCs w:val="false"/>
+                <w:color w:val="9B1B5C"/>
+                <w:sz w:val="20"/>
+                <w:szCs w:val="20"/>
+              </w:rPr>
+              <w:t xml:space="preserve">C:</w:t>
+            </w:r>
+            <w:r>
+              <w:rPr>
+                <w:rFonts w:ascii="News Gothic MT" w:cs="News Gothic MT" w:eastAsia="News Gothic MT" w:hAnsi="News Gothic MT"/>
+                <w:b w:val="false"/>
+                <w:bCs w:val="false"/>
+                <w:i w:val="false"/>
+                <w:iCs w:val="false"/>
+                <w:color w:val="1A1A2E"/>
+                <w:sz w:val="21"/>
+                <w:szCs w:val="21"/>
+              </w:rPr>
+              <w:t xml:space="preserve"> y entra en Propiedades. Anota la capacidad total que muestra el sistema (en GB). Después, busca la capacidad anunciada por el fabricante para ese mismo disco (en la caja, la factura o las especificaciones técnicas del equipo). ¿Coinciden exactamente los dos números? Si no, calcula a qué se debe la diferencia usando lo aprendido en este apartado.</w:t>
+            </w:r>
+          </w:p>
+          <w:p>
+            <w:pPr>
+              <w:spacing w:after="0" w:line="300"/>
+              <w:jc w:val="both"/>
+            </w:pPr>
+            <w:r>
+              <w:rPr>
+                <w:rFonts w:ascii="News Gothic MT" w:cs="News Gothic MT" w:eastAsia="News Gothic MT" w:hAnsi="News Gothic MT"/>
+                <w:b w:val="false"/>
+                <w:bCs w:val="false"/>
+                <w:i w:val="false"/>
+                <w:iCs w:val="false"/>
+                <w:color w:val="1A1A2E"/>
+                <w:sz w:val="21"/>
+                <w:szCs w:val="21"/>
+              </w:rPr>
+              <w:t xml:space="preserve">Si no tienes a mano el dato del fabricante, comprueba al menos que el número que Windows llama "GB" es en realidad GiB: en la misma ventana de Propiedades suele mostrarse también la capacidad exacta en bytes; divide ese valor entre 1024³ y comprueba que el resultado coincide con el "GB" que muestra el sistema.</w:t>
+            </w:r>
+          </w:p>
+        </w:tc>
+      </w:tr>
+    </w:tbl>
+    <w:p>
+      <w:pPr>
+        <w:spacing w:after="160"/>
+      </w:pPr>
+    </w:p>
+    <w:p>
+      <w:pPr>
         <w:pStyle w:val="Heading2"/>
         <w:spacing w:after="140" w:before="280"/>
       </w:pPr>
@@ -18683,6 +19595,125 @@
         </w:rPr>
         <w:t xml:space="preserve"> (apartado 4): no es una propiedad de "Windows" o "Linux" en abstracto, es una propiedad del propio sistema de archivos.</w:t>
       </w:r>
+    </w:p>
+    <w:p>
+      <w:pPr>
+        <w:spacing w:after="80"/>
+      </w:pPr>
+    </w:p>
+    <w:tbl>
+      <w:tblPr>
+        <w:tblW w:type="dxa" w:w="9638"/>
+        <w:tblBorders>
+          <w:top w:val="single" w:color="CD0063" w:sz="10"/>
+          <w:left w:val="single" w:color="CD0063" w:sz="10"/>
+          <w:bottom w:val="single" w:color="CD0063" w:sz="10"/>
+          <w:right w:val="single" w:color="CD0063" w:sz="10"/>
+          <w:insideH w:val="single" w:color="auto" w:sz="4"/>
+          <w:insideV w:val="single" w:color="auto" w:sz="4"/>
+        </w:tblBorders>
+      </w:tblPr>
+      <w:tblGrid>
+        <w:gridCol w:w="100"/>
+      </w:tblGrid>
+      <w:tr>
+        <w:tc>
+          <w:tcPr>
+            <w:tcW w:type="dxa" w:w="9638"/>
+            <w:shd w:fill="EEF1F8" w:color="auto" w:val="clear"/>
+            <w:tcMar>
+              <w:top w:type="dxa" w:w="200"/>
+              <w:left w:type="dxa" w:w="260"/>
+              <w:bottom w:type="dxa" w:w="200"/>
+              <w:right w:type="dxa" w:w="260"/>
+            </w:tcMar>
+          </w:tcPr>
+          <w:p>
+            <w:pPr>
+              <w:spacing w:after="140"/>
+            </w:pPr>
+            <w:r>
+              <w:rPr>
+                <w:rFonts w:ascii="News Gothic MT" w:cs="News Gothic MT" w:eastAsia="News Gothic MT" w:hAnsi="News Gothic MT"/>
+                <w:b/>
+                <w:bCs/>
+                <w:color w:val="CD0063"/>
+                <w:spacing w:val="20"/>
+                <w:sz w:val="19"/>
+                <w:szCs w:val="19"/>
+              </w:rPr>
+              <w:t xml:space="preserve">VAMOS A PRACTICAR: COMPRUEBA EL SISTEMA DE ARCHIVOS DE UN PENDRIVE REAL</w:t>
+            </w:r>
+          </w:p>
+          <w:p>
+            <w:pPr>
+              <w:spacing w:after="140" w:line="300"/>
+              <w:jc w:val="both"/>
+            </w:pPr>
+            <w:r>
+              <w:rPr>
+                <w:rFonts w:ascii="News Gothic MT" w:cs="News Gothic MT" w:eastAsia="News Gothic MT" w:hAnsi="News Gothic MT"/>
+                <w:b w:val="false"/>
+                <w:bCs w:val="false"/>
+                <w:i w:val="false"/>
+                <w:iCs w:val="false"/>
+                <w:color w:val="1A1A2E"/>
+                <w:sz w:val="21"/>
+                <w:szCs w:val="21"/>
+              </w:rPr>
+              <w:t xml:space="preserve">Conecta a tu equipo una memoria USB o disco externo que ya tengas (o pide uno prestado). En Windows, clic derecho sobre la unidad → Propiedades, y localiza el campo "Sistema de archivos". En Linux, el mismo dato aparece con el comando </w:t>
+            </w:r>
+            <w:r>
+              <w:rPr>
+                <w:rFonts w:ascii="Courier New" w:cs="Courier New" w:eastAsia="Courier New" w:hAnsi="Courier New"/>
+                <w:b w:val="false"/>
+                <w:bCs w:val="false"/>
+                <w:color w:val="9B1B5C"/>
+                <w:sz w:val="20"/>
+                <w:szCs w:val="20"/>
+              </w:rPr>
+              <w:t xml:space="preserve">lsblk -f</w:t>
+            </w:r>
+            <w:r>
+              <w:rPr>
+                <w:rFonts w:ascii="News Gothic MT" w:cs="News Gothic MT" w:eastAsia="News Gothic MT" w:hAnsi="News Gothic MT"/>
+                <w:b w:val="false"/>
+                <w:bCs w:val="false"/>
+                <w:i w:val="false"/>
+                <w:iCs w:val="false"/>
+                <w:color w:val="1A1A2E"/>
+                <w:sz w:val="21"/>
+                <w:szCs w:val="21"/>
+              </w:rPr>
+              <w:t xml:space="preserve"> en una terminal, o en las propiedades del dispositivo desde el gestor de archivos gráfico.</w:t>
+            </w:r>
+          </w:p>
+          <w:p>
+            <w:pPr>
+              <w:spacing w:after="0" w:line="300"/>
+              <w:jc w:val="both"/>
+            </w:pPr>
+            <w:r>
+              <w:rPr>
+                <w:rFonts w:ascii="News Gothic MT" w:cs="News Gothic MT" w:eastAsia="News Gothic MT" w:hAnsi="News Gothic MT"/>
+                <w:b w:val="false"/>
+                <w:bCs w:val="false"/>
+                <w:i w:val="false"/>
+                <w:iCs w:val="false"/>
+                <w:color w:val="1A1A2E"/>
+                <w:sz w:val="21"/>
+                <w:szCs w:val="21"/>
+              </w:rPr>
+              <w:t xml:space="preserve">Anota qué sistema de archivos tiene formateado y compáralo con la tabla de este apartado: ¿tiene sentido ese sistema de archivos para el uso que le das habitualmente a ese dispositivo? Si te sorprende el resultado, piensa si ese pendrive se ha usado alguna vez en un dispositivo distinto a un ordenador (una cámara, una televisión, una videoconsola...), y si eso explica la elección.</w:t>
+            </w:r>
+          </w:p>
+        </w:tc>
+      </w:tr>
+    </w:tbl>
+    <w:p>
+      <w:pPr>
+        <w:spacing w:after="160"/>
+      </w:pPr>
     </w:p>
     <w:tbl>
       <w:tblPr>

--- a/UD01-fundamentos-so/UD01_apuntes.docx
+++ b/UD01-fundamentos-so/UD01_apuntes.docx
@@ -2531,7 +2531,7 @@
           <w:sz w:val="26"/>
           <w:szCs w:val="26"/>
         </w:rPr>
-        <w:t xml:space="preserve">Tipos de núcleo</w:t>
+        <w:t xml:space="preserve">Modo usuario y modo núcleo: quién puede tocar el hardware</w:t>
       </w:r>
     </w:p>
     <w:p>
@@ -2550,7 +2550,74 @@
           <w:sz w:val="21"/>
           <w:szCs w:val="21"/>
         </w:rPr>
-        <w:t xml:space="preserve">No todos los núcleos se diseñan de la misma forma. Existen tres modelos:</w:t>
+        <w:t xml:space="preserve">En tu ordenador se están ejecutando ahora mismo decenas de programas a la vez, y todos comparten la misma CPU, la misma memoria RAM y los mismos dispositivos. Imagina qué pasaría si cualquiera de ellos pudiera hacer lo que quisiera: un programa con un fallo podría escribir encima de la memoria de otro programa (o del propio sistema operativo), un programa malicioso podría leer directamente el disco saltándose los permisos de los archivos, y un bucle mal programado podría quedarse con la CPU para siempre sin dejar funcionar a nadie más.</w:t>
+      </w:r>
+    </w:p>
+    <w:p>
+      <w:pPr>
+        <w:spacing w:after="160" w:line="300"/>
+        <w:jc w:val="both"/>
+      </w:pPr>
+      <w:r>
+        <w:rPr>
+          <w:rFonts w:ascii="News Gothic MT" w:cs="News Gothic MT" w:eastAsia="News Gothic MT" w:hAnsi="News Gothic MT"/>
+          <w:b w:val="false"/>
+          <w:bCs w:val="false"/>
+          <w:i w:val="false"/>
+          <w:iCs w:val="false"/>
+          <w:color w:val="1A1A2E"/>
+          <w:sz w:val="21"/>
+          <w:szCs w:val="21"/>
+        </w:rPr>
+        <w:t xml:space="preserve">El sistema operativo no puede evitarlo solo con software: cuando un programa está ejecutándose, sus instrucciones van directamente a la CPU, sin pedir permiso a nadie. Por eso la protección la pone </w:t>
+      </w:r>
+      <w:r>
+        <w:rPr>
+          <w:rFonts w:ascii="News Gothic MT" w:cs="News Gothic MT" w:eastAsia="News Gothic MT" w:hAnsi="News Gothic MT"/>
+          <w:b/>
+          <w:bCs/>
+          <w:color w:val="1A1A2E"/>
+          <w:sz w:val="21"/>
+          <w:szCs w:val="21"/>
+        </w:rPr>
+        <w:t xml:space="preserve">el propio hardware</w:t>
+      </w:r>
+      <w:r>
+        <w:rPr>
+          <w:rFonts w:ascii="News Gothic MT" w:cs="News Gothic MT" w:eastAsia="News Gothic MT" w:hAnsi="News Gothic MT"/>
+          <w:b w:val="false"/>
+          <w:bCs w:val="false"/>
+          <w:i w:val="false"/>
+          <w:iCs w:val="false"/>
+          <w:color w:val="1A1A2E"/>
+          <w:sz w:val="21"/>
+          <w:szCs w:val="21"/>
+        </w:rPr>
+        <w:t xml:space="preserve">. Todos los procesadores actuales pueden trabajar en, al menos, dos </w:t>
+      </w:r>
+      <w:r>
+        <w:rPr>
+          <w:rFonts w:ascii="News Gothic MT" w:cs="News Gothic MT" w:eastAsia="News Gothic MT" w:hAnsi="News Gothic MT"/>
+          <w:b/>
+          <w:bCs/>
+          <w:color w:val="1A1A2E"/>
+          <w:sz w:val="21"/>
+          <w:szCs w:val="21"/>
+        </w:rPr>
+        <w:t xml:space="preserve">modos de ejecución</w:t>
+      </w:r>
+      <w:r>
+        <w:rPr>
+          <w:rFonts w:ascii="News Gothic MT" w:cs="News Gothic MT" w:eastAsia="News Gothic MT" w:hAnsi="News Gothic MT"/>
+          <w:b w:val="false"/>
+          <w:bCs w:val="false"/>
+          <w:i w:val="false"/>
+          <w:iCs w:val="false"/>
+          <w:color w:val="1A1A2E"/>
+          <w:sz w:val="21"/>
+          <w:szCs w:val="21"/>
+        </w:rPr>
+        <w:t xml:space="preserve">, y en cada momento saben en cuál están:</w:t>
       </w:r>
     </w:p>
     <w:p>
@@ -2571,20 +2638,44 @@
           <w:sz w:val="21"/>
           <w:szCs w:val="21"/>
         </w:rPr>
-        <w:t xml:space="preserve">Monolítico</w:t>
-      </w:r>
-      <w:r>
-        <w:rPr>
-          <w:rFonts w:ascii="News Gothic MT" w:cs="News Gothic MT" w:eastAsia="News Gothic MT" w:hAnsi="News Gothic MT"/>
-          <w:b w:val="false"/>
-          <w:bCs w:val="false"/>
-          <w:i w:val="false"/>
-          <w:iCs w:val="false"/>
-          <w:color w:val="1A1A2E"/>
-          <w:sz w:val="21"/>
-          <w:szCs w:val="21"/>
-        </w:rPr>
-        <w:t xml:space="preserve">: todos los servicios básicos (procesos, memoria, drivers...) se ejecutan juntos, en el mismo espacio privilegiado. Es rápido, pero un fallo en cualquier parte puede afectar a todo el núcleo. Es el caso de </w:t>
+        <w:t xml:space="preserve">Modo núcleo</w:t>
+      </w:r>
+      <w:r>
+        <w:rPr>
+          <w:rFonts w:ascii="News Gothic MT" w:cs="News Gothic MT" w:eastAsia="News Gothic MT" w:hAnsi="News Gothic MT"/>
+          <w:b w:val="false"/>
+          <w:bCs w:val="false"/>
+          <w:i w:val="false"/>
+          <w:iCs w:val="false"/>
+          <w:color w:val="1A1A2E"/>
+          <w:sz w:val="21"/>
+          <w:szCs w:val="21"/>
+        </w:rPr>
+        <w:t xml:space="preserve"> (</w:t>
+      </w:r>
+      <w:r>
+        <w:rPr>
+          <w:rFonts w:ascii="News Gothic MT" w:cs="News Gothic MT" w:eastAsia="News Gothic MT" w:hAnsi="News Gothic MT"/>
+          <w:i/>
+          <w:iCs/>
+          <w:color w:val="1A1A2E"/>
+          <w:sz w:val="21"/>
+          <w:szCs w:val="21"/>
+        </w:rPr>
+        <w:t xml:space="preserve">kernel mode</w:t>
+      </w:r>
+      <w:r>
+        <w:rPr>
+          <w:rFonts w:ascii="News Gothic MT" w:cs="News Gothic MT" w:eastAsia="News Gothic MT" w:hAnsi="News Gothic MT"/>
+          <w:b w:val="false"/>
+          <w:bCs w:val="false"/>
+          <w:i w:val="false"/>
+          <w:iCs w:val="false"/>
+          <w:color w:val="1A1A2E"/>
+          <w:sz w:val="21"/>
+          <w:szCs w:val="21"/>
+        </w:rPr>
+        <w:t xml:space="preserve">, también llamado </w:t>
       </w:r>
       <w:r>
         <w:rPr>
@@ -2595,20 +2686,68 @@
           <w:sz w:val="21"/>
           <w:szCs w:val="21"/>
         </w:rPr>
-        <w:t xml:space="preserve">Linux</w:t>
-      </w:r>
-      <w:r>
-        <w:rPr>
-          <w:rFonts w:ascii="News Gothic MT" w:cs="News Gothic MT" w:eastAsia="News Gothic MT" w:hAnsi="News Gothic MT"/>
-          <w:b w:val="false"/>
-          <w:bCs w:val="false"/>
-          <w:i w:val="false"/>
-          <w:iCs w:val="false"/>
-          <w:color w:val="1A1A2E"/>
-          <w:sz w:val="21"/>
-          <w:szCs w:val="21"/>
-        </w:rPr>
-        <w:t xml:space="preserve"> (aunque es modular: puede cargar y descargar partes de su funcionalidad en caliente, mediante módulos).</w:t>
+        <w:t xml:space="preserve">modo privilegiado</w:t>
+      </w:r>
+      <w:r>
+        <w:rPr>
+          <w:rFonts w:ascii="News Gothic MT" w:cs="News Gothic MT" w:eastAsia="News Gothic MT" w:hAnsi="News Gothic MT"/>
+          <w:b w:val="false"/>
+          <w:bCs w:val="false"/>
+          <w:i w:val="false"/>
+          <w:iCs w:val="false"/>
+          <w:color w:val="1A1A2E"/>
+          <w:sz w:val="21"/>
+          <w:szCs w:val="21"/>
+        </w:rPr>
+        <w:t xml:space="preserve"> o modo supervisor): se puede ejecutar cualquier instrucción del procesador y acceder a toda la memoria y a todos los dispositivos. En este modo trabaja el </w:t>
+      </w:r>
+      <w:r>
+        <w:rPr>
+          <w:rFonts w:ascii="News Gothic MT" w:cs="News Gothic MT" w:eastAsia="News Gothic MT" w:hAnsi="News Gothic MT"/>
+          <w:b/>
+          <w:bCs/>
+          <w:color w:val="1A1A2E"/>
+          <w:sz w:val="21"/>
+          <w:szCs w:val="21"/>
+        </w:rPr>
+        <w:t xml:space="preserve">núcleo</w:t>
+      </w:r>
+      <w:r>
+        <w:rPr>
+          <w:rFonts w:ascii="News Gothic MT" w:cs="News Gothic MT" w:eastAsia="News Gothic MT" w:hAnsi="News Gothic MT"/>
+          <w:b w:val="false"/>
+          <w:bCs w:val="false"/>
+          <w:i w:val="false"/>
+          <w:iCs w:val="false"/>
+          <w:color w:val="1A1A2E"/>
+          <w:sz w:val="21"/>
+          <w:szCs w:val="21"/>
+        </w:rPr>
+        <w:t xml:space="preserve"> del sistema operativo y, en Windows y Linux, también los </w:t>
+      </w:r>
+      <w:r>
+        <w:rPr>
+          <w:rFonts w:ascii="News Gothic MT" w:cs="News Gothic MT" w:eastAsia="News Gothic MT" w:hAnsi="News Gothic MT"/>
+          <w:b/>
+          <w:bCs/>
+          <w:color w:val="1A1A2E"/>
+          <w:sz w:val="21"/>
+          <w:szCs w:val="21"/>
+        </w:rPr>
+        <w:t xml:space="preserve">controladores</w:t>
+      </w:r>
+      <w:r>
+        <w:rPr>
+          <w:rFonts w:ascii="News Gothic MT" w:cs="News Gothic MT" w:eastAsia="News Gothic MT" w:hAnsi="News Gothic MT"/>
+          <w:b w:val="false"/>
+          <w:bCs w:val="false"/>
+          <w:i w:val="false"/>
+          <w:iCs w:val="false"/>
+          <w:color w:val="1A1A2E"/>
+          <w:sz w:val="21"/>
+          <w:szCs w:val="21"/>
+        </w:rPr>
+        <w:t xml:space="preserve">.</w:t>
       </w:r>
     </w:p>
     <w:p>
@@ -2629,20 +2768,2008 @@
           <w:sz w:val="21"/>
           <w:szCs w:val="21"/>
         </w:rPr>
-        <w:t xml:space="preserve">Microkernel</w:t>
-      </w:r>
-      <w:r>
-        <w:rPr>
-          <w:rFonts w:ascii="News Gothic MT" w:cs="News Gothic MT" w:eastAsia="News Gothic MT" w:hAnsi="News Gothic MT"/>
-          <w:b w:val="false"/>
-          <w:bCs w:val="false"/>
-          <w:i w:val="false"/>
-          <w:iCs w:val="false"/>
-          <w:color w:val="1A1A2E"/>
-          <w:sz w:val="21"/>
-          <w:szCs w:val="21"/>
-        </w:rPr>
-        <w:t xml:space="preserve">: el núcleo se reduce al mínimo imprescindible, y el resto de servicios se ejecutan como procesos independientes y aislados entre sí. Es más robusto ante fallos, a cambio de más coste de rendimiento por la comunicación constante entre piezas separadas.</w:t>
+        <w:t xml:space="preserve">Modo usuario</w:t>
+      </w:r>
+      <w:r>
+        <w:rPr>
+          <w:rFonts w:ascii="News Gothic MT" w:cs="News Gothic MT" w:eastAsia="News Gothic MT" w:hAnsi="News Gothic MT"/>
+          <w:b w:val="false"/>
+          <w:bCs w:val="false"/>
+          <w:i w:val="false"/>
+          <w:iCs w:val="false"/>
+          <w:color w:val="1A1A2E"/>
+          <w:sz w:val="21"/>
+          <w:szCs w:val="21"/>
+        </w:rPr>
+        <w:t xml:space="preserve"> (</w:t>
+      </w:r>
+      <w:r>
+        <w:rPr>
+          <w:rFonts w:ascii="News Gothic MT" w:cs="News Gothic MT" w:eastAsia="News Gothic MT" w:hAnsi="News Gothic MT"/>
+          <w:i/>
+          <w:iCs/>
+          <w:color w:val="1A1A2E"/>
+          <w:sz w:val="21"/>
+          <w:szCs w:val="21"/>
+        </w:rPr>
+        <w:t xml:space="preserve">user mode</w:t>
+      </w:r>
+      <w:r>
+        <w:rPr>
+          <w:rFonts w:ascii="News Gothic MT" w:cs="News Gothic MT" w:eastAsia="News Gothic MT" w:hAnsi="News Gothic MT"/>
+          <w:b w:val="false"/>
+          <w:bCs w:val="false"/>
+          <w:i w:val="false"/>
+          <w:iCs w:val="false"/>
+          <w:color w:val="1A1A2E"/>
+          <w:sz w:val="21"/>
+          <w:szCs w:val="21"/>
+        </w:rPr>
+        <w:t xml:space="preserve">): solo se permiten las instrucciones "normales" (cálculos, comparaciones, leer y escribir en la memoria propia...). Las instrucciones delicadas —acceder directamente a un dispositivo, cambiar la configuración de la memoria, desactivar interrupciones— están prohibidas. En este modo se ejecutan </w:t>
+      </w:r>
+      <w:r>
+        <w:rPr>
+          <w:rFonts w:ascii="News Gothic MT" w:cs="News Gothic MT" w:eastAsia="News Gothic MT" w:hAnsi="News Gothic MT"/>
+          <w:b/>
+          <w:bCs/>
+          <w:color w:val="1A1A2E"/>
+          <w:sz w:val="21"/>
+          <w:szCs w:val="21"/>
+        </w:rPr>
+        <w:t xml:space="preserve">las aplicaciones</w:t>
+      </w:r>
+      <w:r>
+        <w:rPr>
+          <w:rFonts w:ascii="News Gothic MT" w:cs="News Gothic MT" w:eastAsia="News Gothic MT" w:hAnsi="News Gothic MT"/>
+          <w:b w:val="false"/>
+          <w:bCs w:val="false"/>
+          <w:i w:val="false"/>
+          <w:iCs w:val="false"/>
+          <w:color w:val="1A1A2E"/>
+          <w:sz w:val="21"/>
+          <w:szCs w:val="21"/>
+        </w:rPr>
+        <w:t xml:space="preserve">: el navegador, el procesador de textos, un juego, la propia terminal...</w:t>
+      </w:r>
+    </w:p>
+    <w:tbl>
+      <w:tblPr>
+        <w:tblW w:type="dxa" w:w="9638"/>
+        <w:tblBorders>
+          <w:top w:val="single" w:color="D8DEEA" w:sz="4"/>
+          <w:left w:val="single" w:color="D8DEEA" w:sz="4"/>
+          <w:bottom w:val="single" w:color="D8DEEA" w:sz="4"/>
+          <w:right w:val="single" w:color="D8DEEA" w:sz="4"/>
+          <w:insideH w:val="single" w:color="D8DEEA" w:sz="4"/>
+          <w:insideV w:val="single" w:color="D8DEEA" w:sz="4"/>
+        </w:tblBorders>
+      </w:tblPr>
+      <w:tblGrid>
+        <w:gridCol w:w="2500"/>
+        <w:gridCol w:w="3569"/>
+        <w:gridCol w:w="3569"/>
+      </w:tblGrid>
+      <w:tr>
+        <w:trPr>
+          <w:tblHeader/>
+        </w:trPr>
+        <w:tc>
+          <w:tcPr>
+            <w:tcW w:type="dxa" w:w="2500"/>
+            <w:shd w:fill="1F3864" w:color="auto" w:val="clear"/>
+            <w:tcMar>
+              <w:top w:type="dxa" w:w="80"/>
+              <w:left w:type="dxa" w:w="120"/>
+              <w:bottom w:type="dxa" w:w="80"/>
+              <w:right w:type="dxa" w:w="120"/>
+            </w:tcMar>
+            <w:vAlign w:val="center"/>
+          </w:tcPr>
+          <w:p>
+            <w:r>
+              <w:rPr>
+                <w:rFonts w:ascii="News Gothic MT" w:cs="News Gothic MT" w:eastAsia="News Gothic MT" w:hAnsi="News Gothic MT"/>
+                <w:b/>
+                <w:bCs/>
+                <w:color w:val="FFFFFF"/>
+                <w:sz w:val="19"/>
+                <w:szCs w:val="19"/>
+              </w:rPr>
+              <w:t xml:space="preserve"/>
+            </w:r>
+          </w:p>
+        </w:tc>
+        <w:tc>
+          <w:tcPr>
+            <w:tcW w:type="dxa" w:w="3569"/>
+            <w:shd w:fill="1F3864" w:color="auto" w:val="clear"/>
+            <w:tcMar>
+              <w:top w:type="dxa" w:w="80"/>
+              <w:left w:type="dxa" w:w="120"/>
+              <w:bottom w:type="dxa" w:w="80"/>
+              <w:right w:type="dxa" w:w="120"/>
+            </w:tcMar>
+            <w:vAlign w:val="center"/>
+          </w:tcPr>
+          <w:p>
+            <w:r>
+              <w:rPr>
+                <w:rFonts w:ascii="News Gothic MT" w:cs="News Gothic MT" w:eastAsia="News Gothic MT" w:hAnsi="News Gothic MT"/>
+                <w:b/>
+                <w:bCs/>
+                <w:color w:val="FFFFFF"/>
+                <w:sz w:val="19"/>
+                <w:szCs w:val="19"/>
+              </w:rPr>
+              <w:t xml:space="preserve">Modo núcleo</w:t>
+            </w:r>
+          </w:p>
+        </w:tc>
+        <w:tc>
+          <w:tcPr>
+            <w:tcW w:type="dxa" w:w="3569"/>
+            <w:shd w:fill="1F3864" w:color="auto" w:val="clear"/>
+            <w:tcMar>
+              <w:top w:type="dxa" w:w="80"/>
+              <w:left w:type="dxa" w:w="120"/>
+              <w:bottom w:type="dxa" w:w="80"/>
+              <w:right w:type="dxa" w:w="120"/>
+            </w:tcMar>
+            <w:vAlign w:val="center"/>
+          </w:tcPr>
+          <w:p>
+            <w:r>
+              <w:rPr>
+                <w:rFonts w:ascii="News Gothic MT" w:cs="News Gothic MT" w:eastAsia="News Gothic MT" w:hAnsi="News Gothic MT"/>
+                <w:b/>
+                <w:bCs/>
+                <w:color w:val="FFFFFF"/>
+                <w:sz w:val="19"/>
+                <w:szCs w:val="19"/>
+              </w:rPr>
+              <w:t xml:space="preserve">Modo usuario</w:t>
+            </w:r>
+          </w:p>
+        </w:tc>
+      </w:tr>
+      <w:tr>
+        <w:tc>
+          <w:tcPr>
+            <w:tcW w:type="dxa" w:w="2500"/>
+            <w:shd w:fill="FFFFFF" w:color="auto" w:val="clear"/>
+            <w:tcMar>
+              <w:top w:type="dxa" w:w="70"/>
+              <w:left w:type="dxa" w:w="120"/>
+              <w:bottom w:type="dxa" w:w="70"/>
+              <w:right w:type="dxa" w:w="120"/>
+            </w:tcMar>
+            <w:vAlign w:val="center"/>
+          </w:tcPr>
+          <w:p>
+            <w:r>
+              <w:rPr>
+                <w:rFonts w:ascii="News Gothic MT" w:cs="News Gothic MT" w:eastAsia="News Gothic MT" w:hAnsi="News Gothic MT"/>
+                <w:b w:val="false"/>
+                <w:bCs w:val="false"/>
+                <w:i w:val="false"/>
+                <w:iCs w:val="false"/>
+                <w:color w:val="1A1A2E"/>
+                <w:sz w:val="19"/>
+                <w:szCs w:val="19"/>
+              </w:rPr>
+              <w:t xml:space="preserve">¿Quién se ejecuta así?</w:t>
+            </w:r>
+          </w:p>
+        </w:tc>
+        <w:tc>
+          <w:tcPr>
+            <w:tcW w:type="dxa" w:w="3569"/>
+            <w:shd w:fill="FFFFFF" w:color="auto" w:val="clear"/>
+            <w:tcMar>
+              <w:top w:type="dxa" w:w="70"/>
+              <w:left w:type="dxa" w:w="120"/>
+              <w:bottom w:type="dxa" w:w="70"/>
+              <w:right w:type="dxa" w:w="120"/>
+            </w:tcMar>
+            <w:vAlign w:val="center"/>
+          </w:tcPr>
+          <w:p>
+            <w:r>
+              <w:rPr>
+                <w:rFonts w:ascii="News Gothic MT" w:cs="News Gothic MT" w:eastAsia="News Gothic MT" w:hAnsi="News Gothic MT"/>
+                <w:b w:val="false"/>
+                <w:bCs w:val="false"/>
+                <w:i w:val="false"/>
+                <w:iCs w:val="false"/>
+                <w:color w:val="1A1A2E"/>
+                <w:sz w:val="19"/>
+                <w:szCs w:val="19"/>
+              </w:rPr>
+              <w:t xml:space="preserve">Núcleo del SO y controladores</w:t>
+            </w:r>
+          </w:p>
+        </w:tc>
+        <w:tc>
+          <w:tcPr>
+            <w:tcW w:type="dxa" w:w="3569"/>
+            <w:shd w:fill="FFFFFF" w:color="auto" w:val="clear"/>
+            <w:tcMar>
+              <w:top w:type="dxa" w:w="70"/>
+              <w:left w:type="dxa" w:w="120"/>
+              <w:bottom w:type="dxa" w:w="70"/>
+              <w:right w:type="dxa" w:w="120"/>
+            </w:tcMar>
+            <w:vAlign w:val="center"/>
+          </w:tcPr>
+          <w:p>
+            <w:r>
+              <w:rPr>
+                <w:rFonts w:ascii="News Gothic MT" w:cs="News Gothic MT" w:eastAsia="News Gothic MT" w:hAnsi="News Gothic MT"/>
+                <w:b w:val="false"/>
+                <w:bCs w:val="false"/>
+                <w:i w:val="false"/>
+                <w:iCs w:val="false"/>
+                <w:color w:val="1A1A2E"/>
+                <w:sz w:val="19"/>
+                <w:szCs w:val="19"/>
+              </w:rPr>
+              <w:t xml:space="preserve">Aplicaciones y la mayoría de servicios</w:t>
+            </w:r>
+          </w:p>
+        </w:tc>
+      </w:tr>
+      <w:tr>
+        <w:tc>
+          <w:tcPr>
+            <w:tcW w:type="dxa" w:w="2500"/>
+            <w:shd w:fill="EEF1F8" w:color="auto" w:val="clear"/>
+            <w:tcMar>
+              <w:top w:type="dxa" w:w="70"/>
+              <w:left w:type="dxa" w:w="120"/>
+              <w:bottom w:type="dxa" w:w="70"/>
+              <w:right w:type="dxa" w:w="120"/>
+            </w:tcMar>
+            <w:vAlign w:val="center"/>
+          </w:tcPr>
+          <w:p>
+            <w:r>
+              <w:rPr>
+                <w:rFonts w:ascii="News Gothic MT" w:cs="News Gothic MT" w:eastAsia="News Gothic MT" w:hAnsi="News Gothic MT"/>
+                <w:b w:val="false"/>
+                <w:bCs w:val="false"/>
+                <w:i w:val="false"/>
+                <w:iCs w:val="false"/>
+                <w:color w:val="1A1A2E"/>
+                <w:sz w:val="19"/>
+                <w:szCs w:val="19"/>
+              </w:rPr>
+              <w:t xml:space="preserve">¿Qué puede hacer?</w:t>
+            </w:r>
+          </w:p>
+        </w:tc>
+        <w:tc>
+          <w:tcPr>
+            <w:tcW w:type="dxa" w:w="3569"/>
+            <w:shd w:fill="EEF1F8" w:color="auto" w:val="clear"/>
+            <w:tcMar>
+              <w:top w:type="dxa" w:w="70"/>
+              <w:left w:type="dxa" w:w="120"/>
+              <w:bottom w:type="dxa" w:w="70"/>
+              <w:right w:type="dxa" w:w="120"/>
+            </w:tcMar>
+            <w:vAlign w:val="center"/>
+          </w:tcPr>
+          <w:p>
+            <w:r>
+              <w:rPr>
+                <w:rFonts w:ascii="News Gothic MT" w:cs="News Gothic MT" w:eastAsia="News Gothic MT" w:hAnsi="News Gothic MT"/>
+                <w:b w:val="false"/>
+                <w:bCs w:val="false"/>
+                <w:i w:val="false"/>
+                <w:iCs w:val="false"/>
+                <w:color w:val="1A1A2E"/>
+                <w:sz w:val="19"/>
+                <w:szCs w:val="19"/>
+              </w:rPr>
+              <w:t xml:space="preserve">Todo: cualquier instrucción, toda la memoria, todos los dispositivos</w:t>
+            </w:r>
+          </w:p>
+        </w:tc>
+        <w:tc>
+          <w:tcPr>
+            <w:tcW w:type="dxa" w:w="3569"/>
+            <w:shd w:fill="EEF1F8" w:color="auto" w:val="clear"/>
+            <w:tcMar>
+              <w:top w:type="dxa" w:w="70"/>
+              <w:left w:type="dxa" w:w="120"/>
+              <w:bottom w:type="dxa" w:w="70"/>
+              <w:right w:type="dxa" w:w="120"/>
+            </w:tcMar>
+            <w:vAlign w:val="center"/>
+          </w:tcPr>
+          <w:p>
+            <w:r>
+              <w:rPr>
+                <w:rFonts w:ascii="News Gothic MT" w:cs="News Gothic MT" w:eastAsia="News Gothic MT" w:hAnsi="News Gothic MT"/>
+                <w:b w:val="false"/>
+                <w:bCs w:val="false"/>
+                <w:i w:val="false"/>
+                <w:iCs w:val="false"/>
+                <w:color w:val="1A1A2E"/>
+                <w:sz w:val="19"/>
+                <w:szCs w:val="19"/>
+              </w:rPr>
+              <w:t xml:space="preserve">Solo instrucciones normales y solo en su propia memoria</w:t>
+            </w:r>
+          </w:p>
+        </w:tc>
+      </w:tr>
+      <w:tr>
+        <w:tc>
+          <w:tcPr>
+            <w:tcW w:type="dxa" w:w="2500"/>
+            <w:shd w:fill="FFFFFF" w:color="auto" w:val="clear"/>
+            <w:tcMar>
+              <w:top w:type="dxa" w:w="70"/>
+              <w:left w:type="dxa" w:w="120"/>
+              <w:bottom w:type="dxa" w:w="70"/>
+              <w:right w:type="dxa" w:w="120"/>
+            </w:tcMar>
+            <w:vAlign w:val="center"/>
+          </w:tcPr>
+          <w:p>
+            <w:r>
+              <w:rPr>
+                <w:rFonts w:ascii="News Gothic MT" w:cs="News Gothic MT" w:eastAsia="News Gothic MT" w:hAnsi="News Gothic MT"/>
+                <w:b w:val="false"/>
+                <w:bCs w:val="false"/>
+                <w:i w:val="false"/>
+                <w:iCs w:val="false"/>
+                <w:color w:val="1A1A2E"/>
+                <w:sz w:val="19"/>
+                <w:szCs w:val="19"/>
+              </w:rPr>
+              <w:t xml:space="preserve">¿Qué pasa si intenta algo prohibido?</w:t>
+            </w:r>
+          </w:p>
+        </w:tc>
+        <w:tc>
+          <w:tcPr>
+            <w:tcW w:type="dxa" w:w="3569"/>
+            <w:shd w:fill="FFFFFF" w:color="auto" w:val="clear"/>
+            <w:tcMar>
+              <w:top w:type="dxa" w:w="70"/>
+              <w:left w:type="dxa" w:w="120"/>
+              <w:bottom w:type="dxa" w:w="70"/>
+              <w:right w:type="dxa" w:w="120"/>
+            </w:tcMar>
+            <w:vAlign w:val="center"/>
+          </w:tcPr>
+          <w:p>
+            <w:r>
+              <w:rPr>
+                <w:rFonts w:ascii="News Gothic MT" w:cs="News Gothic MT" w:eastAsia="News Gothic MT" w:hAnsi="News Gothic MT"/>
+                <w:b w:val="false"/>
+                <w:bCs w:val="false"/>
+                <w:i w:val="false"/>
+                <w:iCs w:val="false"/>
+                <w:color w:val="1A1A2E"/>
+                <w:sz w:val="19"/>
+                <w:szCs w:val="19"/>
+              </w:rPr>
+              <w:t xml:space="preserve">— (no hay nada prohibido)</w:t>
+            </w:r>
+          </w:p>
+        </w:tc>
+        <w:tc>
+          <w:tcPr>
+            <w:tcW w:type="dxa" w:w="3569"/>
+            <w:shd w:fill="FFFFFF" w:color="auto" w:val="clear"/>
+            <w:tcMar>
+              <w:top w:type="dxa" w:w="70"/>
+              <w:left w:type="dxa" w:w="120"/>
+              <w:bottom w:type="dxa" w:w="70"/>
+              <w:right w:type="dxa" w:w="120"/>
+            </w:tcMar>
+            <w:vAlign w:val="center"/>
+          </w:tcPr>
+          <w:p>
+            <w:r>
+              <w:rPr>
+                <w:rFonts w:ascii="News Gothic MT" w:cs="News Gothic MT" w:eastAsia="News Gothic MT" w:hAnsi="News Gothic MT"/>
+                <w:b w:val="false"/>
+                <w:bCs w:val="false"/>
+                <w:i w:val="false"/>
+                <w:iCs w:val="false"/>
+                <w:color w:val="1A1A2E"/>
+                <w:sz w:val="19"/>
+                <w:szCs w:val="19"/>
+              </w:rPr>
+              <w:t xml:space="preserve">La CPU lo bloquea y avisa al núcleo, que normalmente cierra ese programa</w:t>
+            </w:r>
+          </w:p>
+        </w:tc>
+      </w:tr>
+      <w:tr>
+        <w:tc>
+          <w:tcPr>
+            <w:tcW w:type="dxa" w:w="2500"/>
+            <w:shd w:fill="EEF1F8" w:color="auto" w:val="clear"/>
+            <w:tcMar>
+              <w:top w:type="dxa" w:w="70"/>
+              <w:left w:type="dxa" w:w="120"/>
+              <w:bottom w:type="dxa" w:w="70"/>
+              <w:right w:type="dxa" w:w="120"/>
+            </w:tcMar>
+            <w:vAlign w:val="center"/>
+          </w:tcPr>
+          <w:p>
+            <w:r>
+              <w:rPr>
+                <w:rFonts w:ascii="News Gothic MT" w:cs="News Gothic MT" w:eastAsia="News Gothic MT" w:hAnsi="News Gothic MT"/>
+                <w:b w:val="false"/>
+                <w:bCs w:val="false"/>
+                <w:i w:val="false"/>
+                <w:iCs w:val="false"/>
+                <w:color w:val="1A1A2E"/>
+                <w:sz w:val="19"/>
+                <w:szCs w:val="19"/>
+              </w:rPr>
+              <w:t xml:space="preserve">¿Qué pasa si tiene un fallo grave?</w:t>
+            </w:r>
+          </w:p>
+        </w:tc>
+        <w:tc>
+          <w:tcPr>
+            <w:tcW w:type="dxa" w:w="3569"/>
+            <w:shd w:fill="EEF1F8" w:color="auto" w:val="clear"/>
+            <w:tcMar>
+              <w:top w:type="dxa" w:w="70"/>
+              <w:left w:type="dxa" w:w="120"/>
+              <w:bottom w:type="dxa" w:w="70"/>
+              <w:right w:type="dxa" w:w="120"/>
+            </w:tcMar>
+            <w:vAlign w:val="center"/>
+          </w:tcPr>
+          <w:p>
+            <w:r>
+              <w:rPr>
+                <w:rFonts w:ascii="News Gothic MT" w:cs="News Gothic MT" w:eastAsia="News Gothic MT" w:hAnsi="News Gothic MT"/>
+                <w:b w:val="false"/>
+                <w:bCs w:val="false"/>
+                <w:i w:val="false"/>
+                <w:iCs w:val="false"/>
+                <w:color w:val="1A1A2E"/>
+                <w:sz w:val="19"/>
+                <w:szCs w:val="19"/>
+              </w:rPr>
+              <w:t xml:space="preserve">Cae todo el sistema: </w:t>
+            </w:r>
+            <w:r>
+              <w:rPr>
+                <w:rFonts w:ascii="News Gothic MT" w:cs="News Gothic MT" w:eastAsia="News Gothic MT" w:hAnsi="News Gothic MT"/>
+                <w:b/>
+                <w:bCs/>
+                <w:color w:val="1A1A2E"/>
+                <w:sz w:val="19"/>
+                <w:szCs w:val="19"/>
+              </w:rPr>
+              <w:t xml:space="preserve">pantallazo azul</w:t>
+            </w:r>
+            <w:r>
+              <w:rPr>
+                <w:rFonts w:ascii="News Gothic MT" w:cs="News Gothic MT" w:eastAsia="News Gothic MT" w:hAnsi="News Gothic MT"/>
+                <w:b w:val="false"/>
+                <w:bCs w:val="false"/>
+                <w:i w:val="false"/>
+                <w:iCs w:val="false"/>
+                <w:color w:val="1A1A2E"/>
+                <w:sz w:val="19"/>
+                <w:szCs w:val="19"/>
+              </w:rPr>
+              <w:t xml:space="preserve"> en Windows, </w:t>
+            </w:r>
+            <w:r>
+              <w:rPr>
+                <w:rFonts w:ascii="News Gothic MT" w:cs="News Gothic MT" w:eastAsia="News Gothic MT" w:hAnsi="News Gothic MT"/>
+                <w:b/>
+                <w:bCs/>
+                <w:i/>
+                <w:iCs/>
+                <w:color w:val="1A1A2E"/>
+                <w:sz w:val="19"/>
+                <w:szCs w:val="19"/>
+              </w:rPr>
+              <w:t xml:space="preserve">kernel panic</w:t>
+            </w:r>
+            <w:r>
+              <w:rPr>
+                <w:rFonts w:ascii="News Gothic MT" w:cs="News Gothic MT" w:eastAsia="News Gothic MT" w:hAnsi="News Gothic MT"/>
+                <w:b w:val="false"/>
+                <w:bCs w:val="false"/>
+                <w:i w:val="false"/>
+                <w:iCs w:val="false"/>
+                <w:color w:val="1A1A2E"/>
+                <w:sz w:val="19"/>
+                <w:szCs w:val="19"/>
+              </w:rPr>
+              <w:t xml:space="preserve"> en Linux</w:t>
+            </w:r>
+          </w:p>
+        </w:tc>
+        <w:tc>
+          <w:tcPr>
+            <w:tcW w:type="dxa" w:w="3569"/>
+            <w:shd w:fill="EEF1F8" w:color="auto" w:val="clear"/>
+            <w:tcMar>
+              <w:top w:type="dxa" w:w="70"/>
+              <w:left w:type="dxa" w:w="120"/>
+              <w:bottom w:type="dxa" w:w="70"/>
+              <w:right w:type="dxa" w:w="120"/>
+            </w:tcMar>
+            <w:vAlign w:val="center"/>
+          </w:tcPr>
+          <w:p>
+            <w:r>
+              <w:rPr>
+                <w:rFonts w:ascii="News Gothic MT" w:cs="News Gothic MT" w:eastAsia="News Gothic MT" w:hAnsi="News Gothic MT"/>
+                <w:b w:val="false"/>
+                <w:bCs w:val="false"/>
+                <w:i w:val="false"/>
+                <w:iCs w:val="false"/>
+                <w:color w:val="1A1A2E"/>
+                <w:sz w:val="19"/>
+                <w:szCs w:val="19"/>
+              </w:rPr>
+              <w:t xml:space="preserve">Se cierra solo ese programa ("la aplicación ha dejado de funcionar"); el resto sigue</w:t>
+            </w:r>
+          </w:p>
+        </w:tc>
+      </w:tr>
+    </w:tbl>
+    <w:p>
+      <w:pPr>
+        <w:spacing w:after="160"/>
+      </w:pPr>
+    </w:p>
+    <w:p>
+      <w:pPr>
+        <w:spacing w:after="160" w:line="300"/>
+        <w:jc w:val="both"/>
+      </w:pPr>
+      <w:r>
+        <w:rPr>
+          <w:rFonts w:ascii="News Gothic MT" w:cs="News Gothic MT" w:eastAsia="News Gothic MT" w:hAnsi="News Gothic MT"/>
+          <w:b w:val="false"/>
+          <w:bCs w:val="false"/>
+          <w:i w:val="false"/>
+          <w:iCs w:val="false"/>
+          <w:color w:val="1A1A2E"/>
+          <w:sz w:val="21"/>
+          <w:szCs w:val="21"/>
+        </w:rPr>
+        <w:t xml:space="preserve">Esta última fila es la que más vas a notar en la práctica: cuando se cierra de golpe una aplicación, el ordenador sigue funcionando; cuando falla un controlador, suele caer el sistema entero. La diferencia está en el modo en que se ejecutaba cada uno.</w:t>
+      </w:r>
+    </w:p>
+    <w:tbl>
+      <w:tblPr>
+        <w:tblW w:type="dxa" w:w="9638"/>
+        <w:tblBorders>
+          <w:top w:val="single" w:color="CD0063" w:sz="10"/>
+          <w:left w:val="single" w:color="CD0063" w:sz="10"/>
+          <w:bottom w:val="single" w:color="CD0063" w:sz="10"/>
+          <w:right w:val="single" w:color="CD0063" w:sz="10"/>
+          <w:insideH w:val="single" w:color="auto" w:sz="4"/>
+          <w:insideV w:val="single" w:color="auto" w:sz="4"/>
+        </w:tblBorders>
+      </w:tblPr>
+      <w:tblGrid>
+        <w:gridCol w:w="100"/>
+      </w:tblGrid>
+      <w:tr>
+        <w:tc>
+          <w:tcPr>
+            <w:tcW w:type="dxa" w:w="9638"/>
+            <w:shd w:fill="EEF1F8" w:color="auto" w:val="clear"/>
+            <w:tcMar>
+              <w:top w:type="dxa" w:w="200"/>
+              <w:left w:type="dxa" w:w="260"/>
+              <w:bottom w:type="dxa" w:w="200"/>
+              <w:right w:type="dxa" w:w="260"/>
+            </w:tcMar>
+          </w:tcPr>
+          <w:p>
+            <w:pPr>
+              <w:spacing w:after="140"/>
+            </w:pPr>
+            <w:r>
+              <w:rPr>
+                <w:rFonts w:ascii="News Gothic MT" w:cs="News Gothic MT" w:eastAsia="News Gothic MT" w:hAnsi="News Gothic MT"/>
+                <w:b/>
+                <w:bCs/>
+                <w:color w:val="CD0063"/>
+                <w:spacing w:val="20"/>
+                <w:sz w:val="19"/>
+                <w:szCs w:val="19"/>
+              </w:rPr>
+              <w:t xml:space="preserve">DETALLE TÉCNICO</w:t>
+            </w:r>
+          </w:p>
+          <w:p>
+            <w:pPr>
+              <w:spacing w:after="0" w:line="300"/>
+              <w:jc w:val="both"/>
+            </w:pPr>
+            <w:r>
+              <w:rPr>
+                <w:rFonts w:ascii="News Gothic MT" w:cs="News Gothic MT" w:eastAsia="News Gothic MT" w:hAnsi="News Gothic MT"/>
+                <w:b w:val="false"/>
+                <w:bCs w:val="false"/>
+                <w:i w:val="false"/>
+                <w:iCs w:val="false"/>
+                <w:color w:val="1A1A2E"/>
+                <w:sz w:val="21"/>
+                <w:szCs w:val="21"/>
+              </w:rPr>
+              <w:t xml:space="preserve">en los procesadores Intel/AMD (arquitectura x86) existen en realidad cuatro niveles de privilegio, llamados </w:t>
+            </w:r>
+            <w:r>
+              <w:rPr>
+                <w:rFonts w:ascii="News Gothic MT" w:cs="News Gothic MT" w:eastAsia="News Gothic MT" w:hAnsi="News Gothic MT"/>
+                <w:b/>
+                <w:bCs/>
+                <w:color w:val="1A1A2E"/>
+                <w:sz w:val="21"/>
+                <w:szCs w:val="21"/>
+              </w:rPr>
+              <w:t xml:space="preserve">anillos</w:t>
+            </w:r>
+            <w:r>
+              <w:rPr>
+                <w:rFonts w:ascii="News Gothic MT" w:cs="News Gothic MT" w:eastAsia="News Gothic MT" w:hAnsi="News Gothic MT"/>
+                <w:b w:val="false"/>
+                <w:bCs w:val="false"/>
+                <w:i w:val="false"/>
+                <w:iCs w:val="false"/>
+                <w:color w:val="1A1A2E"/>
+                <w:sz w:val="21"/>
+                <w:szCs w:val="21"/>
+              </w:rPr>
+              <w:t xml:space="preserve"> (</w:t>
+            </w:r>
+            <w:r>
+              <w:rPr>
+                <w:rFonts w:ascii="News Gothic MT" w:cs="News Gothic MT" w:eastAsia="News Gothic MT" w:hAnsi="News Gothic MT"/>
+                <w:i/>
+                <w:iCs/>
+                <w:color w:val="1A1A2E"/>
+                <w:sz w:val="21"/>
+                <w:szCs w:val="21"/>
+              </w:rPr>
+              <w:t xml:space="preserve">rings</w:t>
+            </w:r>
+            <w:r>
+              <w:rPr>
+                <w:rFonts w:ascii="News Gothic MT" w:cs="News Gothic MT" w:eastAsia="News Gothic MT" w:hAnsi="News Gothic MT"/>
+                <w:b w:val="false"/>
+                <w:bCs w:val="false"/>
+                <w:i w:val="false"/>
+                <w:iCs w:val="false"/>
+                <w:color w:val="1A1A2E"/>
+                <w:sz w:val="21"/>
+                <w:szCs w:val="21"/>
+              </w:rPr>
+              <w:t xml:space="preserve">) y numerados del 0 al 3. Windows y Linux solo usan dos: el </w:t>
+            </w:r>
+            <w:r>
+              <w:rPr>
+                <w:rFonts w:ascii="News Gothic MT" w:cs="News Gothic MT" w:eastAsia="News Gothic MT" w:hAnsi="News Gothic MT"/>
+                <w:b/>
+                <w:bCs/>
+                <w:color w:val="1A1A2E"/>
+                <w:sz w:val="21"/>
+                <w:szCs w:val="21"/>
+              </w:rPr>
+              <w:t xml:space="preserve">anillo 0</w:t>
+            </w:r>
+            <w:r>
+              <w:rPr>
+                <w:rFonts w:ascii="News Gothic MT" w:cs="News Gothic MT" w:eastAsia="News Gothic MT" w:hAnsi="News Gothic MT"/>
+                <w:b w:val="false"/>
+                <w:bCs w:val="false"/>
+                <w:i w:val="false"/>
+                <w:iCs w:val="false"/>
+                <w:color w:val="1A1A2E"/>
+                <w:sz w:val="21"/>
+                <w:szCs w:val="21"/>
+              </w:rPr>
+              <w:t xml:space="preserve"> para el modo núcleo y el </w:t>
+            </w:r>
+            <w:r>
+              <w:rPr>
+                <w:rFonts w:ascii="News Gothic MT" w:cs="News Gothic MT" w:eastAsia="News Gothic MT" w:hAnsi="News Gothic MT"/>
+                <w:b/>
+                <w:bCs/>
+                <w:color w:val="1A1A2E"/>
+                <w:sz w:val="21"/>
+                <w:szCs w:val="21"/>
+              </w:rPr>
+              <w:t xml:space="preserve">anillo 3</w:t>
+            </w:r>
+            <w:r>
+              <w:rPr>
+                <w:rFonts w:ascii="News Gothic MT" w:cs="News Gothic MT" w:eastAsia="News Gothic MT" w:hAnsi="News Gothic MT"/>
+                <w:b w:val="false"/>
+                <w:bCs w:val="false"/>
+                <w:i w:val="false"/>
+                <w:iCs w:val="false"/>
+                <w:color w:val="1A1A2E"/>
+                <w:sz w:val="21"/>
+                <w:szCs w:val="21"/>
+              </w:rPr>
+              <w:t xml:space="preserve"> para el modo usuario. Por eso es habitual oír "esto se ejecuta en </w:t>
+            </w:r>
+            <w:r>
+              <w:rPr>
+                <w:rFonts w:ascii="News Gothic MT" w:cs="News Gothic MT" w:eastAsia="News Gothic MT" w:hAnsi="News Gothic MT"/>
+                <w:i/>
+                <w:iCs/>
+                <w:color w:val="1A1A2E"/>
+                <w:sz w:val="21"/>
+                <w:szCs w:val="21"/>
+              </w:rPr>
+              <w:t xml:space="preserve">ring 0</w:t>
+            </w:r>
+            <w:r>
+              <w:rPr>
+                <w:rFonts w:ascii="News Gothic MT" w:cs="News Gothic MT" w:eastAsia="News Gothic MT" w:hAnsi="News Gothic MT"/>
+                <w:b w:val="false"/>
+                <w:bCs w:val="false"/>
+                <w:i w:val="false"/>
+                <w:iCs w:val="false"/>
+                <w:color w:val="1A1A2E"/>
+                <w:sz w:val="21"/>
+                <w:szCs w:val="21"/>
+              </w:rPr>
+              <w:t xml:space="preserve">" como sinónimo de "se ejecuta en modo núcleo".</w:t>
+            </w:r>
+          </w:p>
+        </w:tc>
+      </w:tr>
+    </w:tbl>
+    <w:p>
+      <w:pPr>
+        <w:spacing w:after="160"/>
+      </w:pPr>
+    </w:p>
+    <w:p>
+      <w:pPr>
+        <w:pStyle w:val="Heading3"/>
+        <w:spacing w:after="120" w:before="220"/>
+      </w:pPr>
+      <w:r>
+        <w:rPr>
+          <w:rFonts w:ascii="News Gothic MT" w:cs="News Gothic MT" w:eastAsia="News Gothic MT" w:hAnsi="News Gothic MT"/>
+          <w:b/>
+          <w:bCs/>
+          <w:color w:val="3E5D93"/>
+          <w:sz w:val="23"/>
+          <w:szCs w:val="23"/>
+        </w:rPr>
+        <w:t xml:space="preserve">Las llamadas al sistema: pedir las cosas por ventanilla</w:t>
+      </w:r>
+    </w:p>
+    <w:p>
+      <w:pPr>
+        <w:spacing w:after="160" w:line="300"/>
+        <w:jc w:val="both"/>
+      </w:pPr>
+      <w:r>
+        <w:rPr>
+          <w:rFonts w:ascii="News Gothic MT" w:cs="News Gothic MT" w:eastAsia="News Gothic MT" w:hAnsi="News Gothic MT"/>
+          <w:b w:val="false"/>
+          <w:bCs w:val="false"/>
+          <w:i w:val="false"/>
+          <w:iCs w:val="false"/>
+          <w:color w:val="1A1A2E"/>
+          <w:sz w:val="21"/>
+          <w:szCs w:val="21"/>
+        </w:rPr>
+        <w:t xml:space="preserve">Si una aplicación no puede tocar el disco, ¿cómo guarda un documento? </w:t>
+      </w:r>
+      <w:r>
+        <w:rPr>
+          <w:rFonts w:ascii="News Gothic MT" w:cs="News Gothic MT" w:eastAsia="News Gothic MT" w:hAnsi="News Gothic MT"/>
+          <w:b/>
+          <w:bCs/>
+          <w:color w:val="1A1A2E"/>
+          <w:sz w:val="21"/>
+          <w:szCs w:val="21"/>
+        </w:rPr>
+        <w:t xml:space="preserve">Se lo pide al núcleo.</w:t>
+      </w:r>
+      <w:r>
+        <w:rPr>
+          <w:rFonts w:ascii="News Gothic MT" w:cs="News Gothic MT" w:eastAsia="News Gothic MT" w:hAnsi="News Gothic MT"/>
+          <w:b w:val="false"/>
+          <w:bCs w:val="false"/>
+          <w:i w:val="false"/>
+          <w:iCs w:val="false"/>
+          <w:color w:val="1A1A2E"/>
+          <w:sz w:val="21"/>
+          <w:szCs w:val="21"/>
+        </w:rPr>
+        <w:t xml:space="preserve"> Para eso existen las </w:t>
+      </w:r>
+      <w:r>
+        <w:rPr>
+          <w:rFonts w:ascii="News Gothic MT" w:cs="News Gothic MT" w:eastAsia="News Gothic MT" w:hAnsi="News Gothic MT"/>
+          <w:b/>
+          <w:bCs/>
+          <w:color w:val="1A1A2E"/>
+          <w:sz w:val="21"/>
+          <w:szCs w:val="21"/>
+        </w:rPr>
+        <w:t xml:space="preserve">llamadas al sistema</w:t>
+      </w:r>
+      <w:r>
+        <w:rPr>
+          <w:rFonts w:ascii="News Gothic MT" w:cs="News Gothic MT" w:eastAsia="News Gothic MT" w:hAnsi="News Gothic MT"/>
+          <w:b w:val="false"/>
+          <w:bCs w:val="false"/>
+          <w:i w:val="false"/>
+          <w:iCs w:val="false"/>
+          <w:color w:val="1A1A2E"/>
+          <w:sz w:val="21"/>
+          <w:szCs w:val="21"/>
+        </w:rPr>
+        <w:t xml:space="preserve"> (</w:t>
+      </w:r>
+      <w:r>
+        <w:rPr>
+          <w:rFonts w:ascii="News Gothic MT" w:cs="News Gothic MT" w:eastAsia="News Gothic MT" w:hAnsi="News Gothic MT"/>
+          <w:i/>
+          <w:iCs/>
+          <w:color w:val="1A1A2E"/>
+          <w:sz w:val="21"/>
+          <w:szCs w:val="21"/>
+        </w:rPr>
+        <w:t xml:space="preserve">system calls</w:t>
+      </w:r>
+      <w:r>
+        <w:rPr>
+          <w:rFonts w:ascii="News Gothic MT" w:cs="News Gothic MT" w:eastAsia="News Gothic MT" w:hAnsi="News Gothic MT"/>
+          <w:b w:val="false"/>
+          <w:bCs w:val="false"/>
+          <w:i w:val="false"/>
+          <w:iCs w:val="false"/>
+          <w:color w:val="1A1A2E"/>
+          <w:sz w:val="21"/>
+          <w:szCs w:val="21"/>
+        </w:rPr>
+        <w:t xml:space="preserve">): una forma controlada de que un programa en modo usuario solicite un servicio al sistema operativo (abrir un archivo, escribir en él, enviar datos por la red, crear un proceso...).</w:t>
+      </w:r>
+    </w:p>
+    <w:p>
+      <w:pPr>
+        <w:spacing w:after="160" w:line="300"/>
+        <w:jc w:val="both"/>
+      </w:pPr>
+      <w:r>
+        <w:rPr>
+          <w:rFonts w:ascii="News Gothic MT" w:cs="News Gothic MT" w:eastAsia="News Gothic MT" w:hAnsi="News Gothic MT"/>
+          <w:b w:val="false"/>
+          <w:bCs w:val="false"/>
+          <w:i w:val="false"/>
+          <w:iCs w:val="false"/>
+          <w:color w:val="1A1A2E"/>
+          <w:sz w:val="21"/>
+          <w:szCs w:val="21"/>
+        </w:rPr>
+        <w:t xml:space="preserve">Funciona como la ventanilla de un banco: el cliente no puede entrar en la cámara acorazada a coger su dinero, sino que lo pide en la ventanilla; el empleado comprueba que la petición es correcta (que la cuenta es suya, que tiene saldo) y es él quien entra a buscarlo. De la misma forma, cuando un programa hace una llamada al sistema:</w:t>
+      </w:r>
+    </w:p>
+    <w:p>
+      <w:pPr>
+        <w:pStyle w:val="ListParagraph"/>
+        <w:numPr>
+          <w:ilvl w:val="0"/>
+          <w:numId w:val="2"/>
+        </w:numPr>
+        <w:spacing w:after="100" w:line="300"/>
+      </w:pPr>
+      <w:r>
+        <w:rPr>
+          <w:rFonts w:ascii="News Gothic MT" w:cs="News Gothic MT" w:eastAsia="News Gothic MT" w:hAnsi="News Gothic MT"/>
+          <w:b w:val="false"/>
+          <w:bCs w:val="false"/>
+          <w:i w:val="false"/>
+          <w:iCs w:val="false"/>
+          <w:color w:val="1A1A2E"/>
+          <w:sz w:val="21"/>
+          <w:szCs w:val="21"/>
+        </w:rPr>
+        <w:t xml:space="preserve">El procesador </w:t>
+      </w:r>
+      <w:r>
+        <w:rPr>
+          <w:rFonts w:ascii="News Gothic MT" w:cs="News Gothic MT" w:eastAsia="News Gothic MT" w:hAnsi="News Gothic MT"/>
+          <w:b/>
+          <w:bCs/>
+          <w:color w:val="1A1A2E"/>
+          <w:sz w:val="21"/>
+          <w:szCs w:val="21"/>
+        </w:rPr>
+        <w:t xml:space="preserve">cambia a modo núcleo</w:t>
+      </w:r>
+      <w:r>
+        <w:rPr>
+          <w:rFonts w:ascii="News Gothic MT" w:cs="News Gothic MT" w:eastAsia="News Gothic MT" w:hAnsi="News Gothic MT"/>
+          <w:b w:val="false"/>
+          <w:bCs w:val="false"/>
+          <w:i w:val="false"/>
+          <w:iCs w:val="false"/>
+          <w:color w:val="1A1A2E"/>
+          <w:sz w:val="21"/>
+          <w:szCs w:val="21"/>
+        </w:rPr>
+        <w:t xml:space="preserve"> y salta a un punto de entrada fijo del núcleo. El programa no puede elegir a qué parte del núcleo salta: solo "llama a la ventanilla".</w:t>
+      </w:r>
+    </w:p>
+    <w:p>
+      <w:pPr>
+        <w:pStyle w:val="ListParagraph"/>
+        <w:numPr>
+          <w:ilvl w:val="0"/>
+          <w:numId w:val="2"/>
+        </w:numPr>
+        <w:spacing w:after="100" w:line="300"/>
+      </w:pPr>
+      <w:r>
+        <w:rPr>
+          <w:rFonts w:ascii="News Gothic MT" w:cs="News Gothic MT" w:eastAsia="News Gothic MT" w:hAnsi="News Gothic MT"/>
+          <w:b w:val="false"/>
+          <w:bCs w:val="false"/>
+          <w:i w:val="false"/>
+          <w:iCs w:val="false"/>
+          <w:color w:val="1A1A2E"/>
+          <w:sz w:val="21"/>
+          <w:szCs w:val="21"/>
+        </w:rPr>
+        <w:t xml:space="preserve">El núcleo </w:t>
+      </w:r>
+      <w:r>
+        <w:rPr>
+          <w:rFonts w:ascii="News Gothic MT" w:cs="News Gothic MT" w:eastAsia="News Gothic MT" w:hAnsi="News Gothic MT"/>
+          <w:b/>
+          <w:bCs/>
+          <w:color w:val="1A1A2E"/>
+          <w:sz w:val="21"/>
+          <w:szCs w:val="21"/>
+        </w:rPr>
+        <w:t xml:space="preserve">comprueba</w:t>
+      </w:r>
+      <w:r>
+        <w:rPr>
+          <w:rFonts w:ascii="News Gothic MT" w:cs="News Gothic MT" w:eastAsia="News Gothic MT" w:hAnsi="News Gothic MT"/>
+          <w:b w:val="false"/>
+          <w:bCs w:val="false"/>
+          <w:i w:val="false"/>
+          <w:iCs w:val="false"/>
+          <w:color w:val="1A1A2E"/>
+          <w:sz w:val="21"/>
+          <w:szCs w:val="21"/>
+        </w:rPr>
+        <w:t xml:space="preserve"> la petición: que el archivo existe, que ese usuario tiene permiso para escribir en él, que los datos pertenecen al propio programa...</w:t>
+      </w:r>
+    </w:p>
+    <w:p>
+      <w:pPr>
+        <w:pStyle w:val="ListParagraph"/>
+        <w:numPr>
+          <w:ilvl w:val="0"/>
+          <w:numId w:val="2"/>
+        </w:numPr>
+        <w:spacing w:after="100" w:line="300"/>
+      </w:pPr>
+      <w:r>
+        <w:rPr>
+          <w:rFonts w:ascii="News Gothic MT" w:cs="News Gothic MT" w:eastAsia="News Gothic MT" w:hAnsi="News Gothic MT"/>
+          <w:b w:val="false"/>
+          <w:bCs w:val="false"/>
+          <w:i w:val="false"/>
+          <w:iCs w:val="false"/>
+          <w:color w:val="1A1A2E"/>
+          <w:sz w:val="21"/>
+          <w:szCs w:val="21"/>
+        </w:rPr>
+        <w:t xml:space="preserve">Si todo es correcto, el núcleo hace el trabajo (por ejemplo, ordena al controlador del disco que escriba los datos).</w:t>
+      </w:r>
+    </w:p>
+    <w:p>
+      <w:pPr>
+        <w:pStyle w:val="ListParagraph"/>
+        <w:numPr>
+          <w:ilvl w:val="0"/>
+          <w:numId w:val="2"/>
+        </w:numPr>
+        <w:spacing w:after="100" w:line="300"/>
+      </w:pPr>
+      <w:r>
+        <w:rPr>
+          <w:rFonts w:ascii="News Gothic MT" w:cs="News Gothic MT" w:eastAsia="News Gothic MT" w:hAnsi="News Gothic MT"/>
+          <w:b w:val="false"/>
+          <w:bCs w:val="false"/>
+          <w:i w:val="false"/>
+          <w:iCs w:val="false"/>
+          <w:color w:val="1A1A2E"/>
+          <w:sz w:val="21"/>
+          <w:szCs w:val="21"/>
+        </w:rPr>
+        <w:t xml:space="preserve">El procesador </w:t>
+      </w:r>
+      <w:r>
+        <w:rPr>
+          <w:rFonts w:ascii="News Gothic MT" w:cs="News Gothic MT" w:eastAsia="News Gothic MT" w:hAnsi="News Gothic MT"/>
+          <w:b/>
+          <w:bCs/>
+          <w:color w:val="1A1A2E"/>
+          <w:sz w:val="21"/>
+          <w:szCs w:val="21"/>
+        </w:rPr>
+        <w:t xml:space="preserve">vuelve a modo usuario</w:t>
+      </w:r>
+      <w:r>
+        <w:rPr>
+          <w:rFonts w:ascii="News Gothic MT" w:cs="News Gothic MT" w:eastAsia="News Gothic MT" w:hAnsi="News Gothic MT"/>
+          <w:b w:val="false"/>
+          <w:bCs w:val="false"/>
+          <w:i w:val="false"/>
+          <w:iCs w:val="false"/>
+          <w:color w:val="1A1A2E"/>
+          <w:sz w:val="21"/>
+          <w:szCs w:val="21"/>
+        </w:rPr>
+        <w:t xml:space="preserve"> y el programa recibe el resultado.</w:t>
+      </w:r>
+    </w:p>
+    <w:p>
+      <w:pPr>
+        <w:spacing w:after="160" w:line="300"/>
+        <w:jc w:val="both"/>
+      </w:pPr>
+      <w:r>
+        <w:rPr>
+          <w:rFonts w:ascii="News Gothic MT" w:cs="News Gothic MT" w:eastAsia="News Gothic MT" w:hAnsi="News Gothic MT"/>
+          <w:b w:val="false"/>
+          <w:bCs w:val="false"/>
+          <w:i w:val="false"/>
+          <w:iCs w:val="false"/>
+          <w:color w:val="1A1A2E"/>
+          <w:sz w:val="21"/>
+          <w:szCs w:val="21"/>
+        </w:rPr>
+        <w:t xml:space="preserve">Los programadores no suelen hacer estas llamadas directamente, sino a través de bibliotecas del sistema (en Windows, la API de Windows; en Linux, la biblioteca estándar de C, </w:t>
+      </w:r>
+      <w:r>
+        <w:rPr>
+          <w:rFonts w:ascii="News Gothic MT" w:cs="News Gothic MT" w:eastAsia="News Gothic MT" w:hAnsi="News Gothic MT"/>
+          <w:i/>
+          <w:iCs/>
+          <w:color w:val="1A1A2E"/>
+          <w:sz w:val="21"/>
+          <w:szCs w:val="21"/>
+        </w:rPr>
+        <w:t xml:space="preserve">glibc</w:t>
+      </w:r>
+      <w:r>
+        <w:rPr>
+          <w:rFonts w:ascii="News Gothic MT" w:cs="News Gothic MT" w:eastAsia="News Gothic MT" w:hAnsi="News Gothic MT"/>
+          <w:b w:val="false"/>
+          <w:bCs w:val="false"/>
+          <w:i w:val="false"/>
+          <w:iCs w:val="false"/>
+          <w:color w:val="1A1A2E"/>
+          <w:sz w:val="21"/>
+          <w:szCs w:val="21"/>
+        </w:rPr>
+        <w:t xml:space="preserve">), pero por debajo siempre acaban en una llamada al sistema.</w:t>
+      </w:r>
+    </w:p>
+    <w:p>
+      <w:pPr>
+        <w:spacing w:after="160" w:line="300"/>
+        <w:jc w:val="both"/>
+      </w:pPr>
+      <w:r>
+        <w:rPr>
+          <w:rFonts w:ascii="News Gothic MT" w:cs="News Gothic MT" w:eastAsia="News Gothic MT" w:hAnsi="News Gothic MT"/>
+          <w:b w:val="false"/>
+          <w:bCs w:val="false"/>
+          <w:i w:val="false"/>
+          <w:iCs w:val="false"/>
+          <w:color w:val="1A1A2E"/>
+          <w:sz w:val="21"/>
+          <w:szCs w:val="21"/>
+        </w:rPr>
+        <w:t xml:space="preserve">Además de las llamadas al sistema, el procesador pasa a modo núcleo en otros dos casos: cuando un programa provoca un </w:t>
+      </w:r>
+      <w:r>
+        <w:rPr>
+          <w:rFonts w:ascii="News Gothic MT" w:cs="News Gothic MT" w:eastAsia="News Gothic MT" w:hAnsi="News Gothic MT"/>
+          <w:b/>
+          <w:bCs/>
+          <w:color w:val="1A1A2E"/>
+          <w:sz w:val="21"/>
+          <w:szCs w:val="21"/>
+        </w:rPr>
+        <w:t xml:space="preserve">error</w:t>
+      </w:r>
+      <w:r>
+        <w:rPr>
+          <w:rFonts w:ascii="News Gothic MT" w:cs="News Gothic MT" w:eastAsia="News Gothic MT" w:hAnsi="News Gothic MT"/>
+          <w:b w:val="false"/>
+          <w:bCs w:val="false"/>
+          <w:i w:val="false"/>
+          <w:iCs w:val="false"/>
+          <w:color w:val="1A1A2E"/>
+          <w:sz w:val="21"/>
+          <w:szCs w:val="21"/>
+        </w:rPr>
+        <w:t xml:space="preserve"> (dividir entre cero, acceder a memoria que no es suya, necesitar una página que no está en la RAM, como viste en la paginación por demanda) y cuando llega una </w:t>
+      </w:r>
+      <w:r>
+        <w:rPr>
+          <w:rFonts w:ascii="News Gothic MT" w:cs="News Gothic MT" w:eastAsia="News Gothic MT" w:hAnsi="News Gothic MT"/>
+          <w:b/>
+          <w:bCs/>
+          <w:color w:val="1A1A2E"/>
+          <w:sz w:val="21"/>
+          <w:szCs w:val="21"/>
+        </w:rPr>
+        <w:t xml:space="preserve">interrupción</w:t>
+      </w:r>
+      <w:r>
+        <w:rPr>
+          <w:rFonts w:ascii="News Gothic MT" w:cs="News Gothic MT" w:eastAsia="News Gothic MT" w:hAnsi="News Gothic MT"/>
+          <w:b w:val="false"/>
+          <w:bCs w:val="false"/>
+          <w:i w:val="false"/>
+          <w:iCs w:val="false"/>
+          <w:color w:val="1A1A2E"/>
+          <w:sz w:val="21"/>
+          <w:szCs w:val="21"/>
+        </w:rPr>
+        <w:t xml:space="preserve"> del hardware (se pulsa una tecla, llega un paquete de red o salta el temporizador del sistema). Gracias a ese temporizador, el núcleo recupera el control cada pocos milisegundos, y por eso ningún programa puede quedarse con la CPU para siempre, aunque tenga un bucle infinito.</w:t>
+      </w:r>
+    </w:p>
+    <w:p>
+      <w:pPr>
+        <w:spacing w:after="160" w:line="300"/>
+        <w:jc w:val="both"/>
+      </w:pPr>
+      <w:r>
+        <w:rPr>
+          <w:rFonts w:ascii="News Gothic MT" w:cs="News Gothic MT" w:eastAsia="News Gothic MT" w:hAnsi="News Gothic MT"/>
+          <w:b w:val="false"/>
+          <w:bCs w:val="false"/>
+          <w:i w:val="false"/>
+          <w:iCs w:val="false"/>
+          <w:color w:val="1A1A2E"/>
+          <w:sz w:val="21"/>
+          <w:szCs w:val="21"/>
+        </w:rPr>
+        <w:t xml:space="preserve">Fíjate en el reparto de tareas que hay detrás de todo esto: </w:t>
+      </w:r>
+      <w:r>
+        <w:rPr>
+          <w:rFonts w:ascii="News Gothic MT" w:cs="News Gothic MT" w:eastAsia="News Gothic MT" w:hAnsi="News Gothic MT"/>
+          <w:b/>
+          <w:bCs/>
+          <w:color w:val="1A1A2E"/>
+          <w:sz w:val="21"/>
+          <w:szCs w:val="21"/>
+        </w:rPr>
+        <w:t xml:space="preserve">el sistema operativo decide, pero necesita la ayuda del procesador para hacer cumplir sus decisiones</w:t>
+      </w:r>
+      <w:r>
+        <w:rPr>
+          <w:rFonts w:ascii="News Gothic MT" w:cs="News Gothic MT" w:eastAsia="News Gothic MT" w:hAnsi="News Gothic MT"/>
+          <w:b w:val="false"/>
+          <w:bCs w:val="false"/>
+          <w:i w:val="false"/>
+          <w:iCs w:val="false"/>
+          <w:color w:val="1A1A2E"/>
+          <w:sz w:val="21"/>
+          <w:szCs w:val="21"/>
+        </w:rPr>
+        <w:t xml:space="preserve">. Es el sistema operativo quien decide qué proceso se ejecuta, cuánta memoria recibe cada uno o qué hacer cuando un programa comete un error; pero es el procesador quien, con el temporizador, le devuelve el control; quien, con la protección de memoria, impide que un proceso invada a otro; y quien, con el modo núcleo, impide que los programas se salten las reglas. De hecho, la CPU ni siquiera sabe qué es un "proceso": eso es una idea del sistema operativo, que es quien lleva la cuenta de cada uno.</w:t>
+      </w:r>
+    </w:p>
+    <w:p>
+      <w:pPr>
+        <w:spacing w:after="160" w:line="300"/>
+        <w:jc w:val="both"/>
+      </w:pPr>
+      <w:r>
+        <w:rPr>
+          <w:rFonts w:ascii="News Gothic MT" w:cs="News Gothic MT" w:eastAsia="News Gothic MT" w:hAnsi="News Gothic MT"/>
+          <w:b w:val="false"/>
+          <w:bCs w:val="false"/>
+          <w:i w:val="false"/>
+          <w:iCs w:val="false"/>
+          <w:color w:val="1A1A2E"/>
+          <w:sz w:val="21"/>
+          <w:szCs w:val="21"/>
+        </w:rPr>
+        <w:t xml:space="preserve">Cambiar de modo </w:t>
+      </w:r>
+      <w:r>
+        <w:rPr>
+          <w:rFonts w:ascii="News Gothic MT" w:cs="News Gothic MT" w:eastAsia="News Gothic MT" w:hAnsi="News Gothic MT"/>
+          <w:b/>
+          <w:bCs/>
+          <w:color w:val="1A1A2E"/>
+          <w:sz w:val="21"/>
+          <w:szCs w:val="21"/>
+        </w:rPr>
+        <w:t xml:space="preserve">no es gratis</w:t>
+      </w:r>
+      <w:r>
+        <w:rPr>
+          <w:rFonts w:ascii="News Gothic MT" w:cs="News Gothic MT" w:eastAsia="News Gothic MT" w:hAnsi="News Gothic MT"/>
+          <w:b w:val="false"/>
+          <w:bCs w:val="false"/>
+          <w:i w:val="false"/>
+          <w:iCs w:val="false"/>
+          <w:color w:val="1A1A2E"/>
+          <w:sz w:val="21"/>
+          <w:szCs w:val="21"/>
+        </w:rPr>
+        <w:t xml:space="preserve">: el procesador tiene que guardar su estado, saltar al núcleo y volver, y cada cambio consume un pequeño tiempo. Un programa que hace millones de llamadas al sistema lo nota. Este coste es precisamente la clave para entender los distintos tipos de núcleo del apartado siguiente.</w:t>
+      </w:r>
+    </w:p>
+    <w:tbl>
+      <w:tblPr>
+        <w:tblW w:type="dxa" w:w="9638"/>
+        <w:tblBorders>
+          <w:top w:val="single" w:color="CD0063" w:sz="10"/>
+          <w:left w:val="single" w:color="CD0063" w:sz="10"/>
+          <w:bottom w:val="single" w:color="CD0063" w:sz="10"/>
+          <w:right w:val="single" w:color="CD0063" w:sz="10"/>
+          <w:insideH w:val="single" w:color="auto" w:sz="4"/>
+          <w:insideV w:val="single" w:color="auto" w:sz="4"/>
+        </w:tblBorders>
+      </w:tblPr>
+      <w:tblGrid>
+        <w:gridCol w:w="100"/>
+      </w:tblGrid>
+      <w:tr>
+        <w:tc>
+          <w:tcPr>
+            <w:tcW w:type="dxa" w:w="9638"/>
+            <w:shd w:fill="EEF1F8" w:color="auto" w:val="clear"/>
+            <w:tcMar>
+              <w:top w:type="dxa" w:w="200"/>
+              <w:left w:type="dxa" w:w="260"/>
+              <w:bottom w:type="dxa" w:w="200"/>
+              <w:right w:type="dxa" w:w="260"/>
+            </w:tcMar>
+          </w:tcPr>
+          <w:p>
+            <w:pPr>
+              <w:spacing w:after="140"/>
+            </w:pPr>
+            <w:r>
+              <w:rPr>
+                <w:rFonts w:ascii="News Gothic MT" w:cs="News Gothic MT" w:eastAsia="News Gothic MT" w:hAnsi="News Gothic MT"/>
+                <w:b/>
+                <w:bCs/>
+                <w:color w:val="CD0063"/>
+                <w:spacing w:val="20"/>
+                <w:sz w:val="19"/>
+                <w:szCs w:val="19"/>
+              </w:rPr>
+              <w:t xml:space="preserve">CUIDADO: SER ADMINISTRADOR NO ES EJECUTARSE EN MODO NÚCLEO</w:t>
+            </w:r>
+          </w:p>
+          <w:p>
+            <w:pPr>
+              <w:spacing w:after="0" w:line="300"/>
+              <w:jc w:val="both"/>
+            </w:pPr>
+            <w:r>
+              <w:rPr>
+                <w:rFonts w:ascii="News Gothic MT" w:cs="News Gothic MT" w:eastAsia="News Gothic MT" w:hAnsi="News Gothic MT"/>
+                <w:b w:val="false"/>
+                <w:bCs w:val="false"/>
+                <w:i w:val="false"/>
+                <w:iCs w:val="false"/>
+                <w:color w:val="1A1A2E"/>
+                <w:sz w:val="21"/>
+                <w:szCs w:val="21"/>
+              </w:rPr>
+              <w:t xml:space="preserve">Cuando ejecutas un programa como administrador en Windows, o un comando con </w:t>
+            </w:r>
+            <w:r>
+              <w:rPr>
+                <w:rFonts w:ascii="Courier New" w:cs="Courier New" w:eastAsia="Courier New" w:hAnsi="Courier New"/>
+                <w:b w:val="false"/>
+                <w:bCs w:val="false"/>
+                <w:color w:val="9B1B5C"/>
+                <w:sz w:val="20"/>
+                <w:szCs w:val="20"/>
+              </w:rPr>
+              <w:t xml:space="preserve">sudo</w:t>
+            </w:r>
+            <w:r>
+              <w:rPr>
+                <w:rFonts w:ascii="News Gothic MT" w:cs="News Gothic MT" w:eastAsia="News Gothic MT" w:hAnsi="News Gothic MT"/>
+                <w:b w:val="false"/>
+                <w:bCs w:val="false"/>
+                <w:i w:val="false"/>
+                <w:iCs w:val="false"/>
+                <w:color w:val="1A1A2E"/>
+                <w:sz w:val="21"/>
+                <w:szCs w:val="21"/>
+              </w:rPr>
+              <w:t xml:space="preserve"> en Linux, ese programa sigue ejecutándose en </w:t>
+            </w:r>
+            <w:r>
+              <w:rPr>
+                <w:rFonts w:ascii="News Gothic MT" w:cs="News Gothic MT" w:eastAsia="News Gothic MT" w:hAnsi="News Gothic MT"/>
+                <w:b/>
+                <w:bCs/>
+                <w:color w:val="1A1A2E"/>
+                <w:sz w:val="21"/>
+                <w:szCs w:val="21"/>
+              </w:rPr>
+              <w:t xml:space="preserve">modo usuario</w:t>
+            </w:r>
+            <w:r>
+              <w:rPr>
+                <w:rFonts w:ascii="News Gothic MT" w:cs="News Gothic MT" w:eastAsia="News Gothic MT" w:hAnsi="News Gothic MT"/>
+                <w:b w:val="false"/>
+                <w:bCs w:val="false"/>
+                <w:i w:val="false"/>
+                <w:iCs w:val="false"/>
+                <w:color w:val="1A1A2E"/>
+                <w:sz w:val="21"/>
+                <w:szCs w:val="21"/>
+              </w:rPr>
+              <w:t xml:space="preserve">. Ser administrador (o </w:t>
+            </w:r>
+            <w:r>
+              <w:rPr>
+                <w:rFonts w:ascii="Courier New" w:cs="Courier New" w:eastAsia="Courier New" w:hAnsi="Courier New"/>
+                <w:b w:val="false"/>
+                <w:bCs w:val="false"/>
+                <w:color w:val="9B1B5C"/>
+                <w:sz w:val="20"/>
+                <w:szCs w:val="20"/>
+              </w:rPr>
+              <w:t xml:space="preserve">root</w:t>
+            </w:r>
+            <w:r>
+              <w:rPr>
+                <w:rFonts w:ascii="News Gothic MT" w:cs="News Gothic MT" w:eastAsia="News Gothic MT" w:hAnsi="News Gothic MT"/>
+                <w:b w:val="false"/>
+                <w:bCs w:val="false"/>
+                <w:i w:val="false"/>
+                <w:iCs w:val="false"/>
+                <w:color w:val="1A1A2E"/>
+                <w:sz w:val="21"/>
+                <w:szCs w:val="21"/>
+              </w:rPr>
+              <w:t xml:space="preserve">) es un permiso </w:t>
+            </w:r>
+            <w:r>
+              <w:rPr>
+                <w:rFonts w:ascii="News Gothic MT" w:cs="News Gothic MT" w:eastAsia="News Gothic MT" w:hAnsi="News Gothic MT"/>
+                <w:b/>
+                <w:bCs/>
+                <w:color w:val="1A1A2E"/>
+                <w:sz w:val="21"/>
+                <w:szCs w:val="21"/>
+              </w:rPr>
+              <w:t xml:space="preserve">del sistema operativo</w:t>
+            </w:r>
+            <w:r>
+              <w:rPr>
+                <w:rFonts w:ascii="News Gothic MT" w:cs="News Gothic MT" w:eastAsia="News Gothic MT" w:hAnsi="News Gothic MT"/>
+                <w:b w:val="false"/>
+                <w:bCs w:val="false"/>
+                <w:i w:val="false"/>
+                <w:iCs w:val="false"/>
+                <w:color w:val="1A1A2E"/>
+                <w:sz w:val="21"/>
+                <w:szCs w:val="21"/>
+              </w:rPr>
+              <w:t xml:space="preserve">: el núcleo acepta más peticiones de ese programa. El modo núcleo es un estado </w:t>
+            </w:r>
+            <w:r>
+              <w:rPr>
+                <w:rFonts w:ascii="News Gothic MT" w:cs="News Gothic MT" w:eastAsia="News Gothic MT" w:hAnsi="News Gothic MT"/>
+                <w:b/>
+                <w:bCs/>
+                <w:color w:val="1A1A2E"/>
+                <w:sz w:val="21"/>
+                <w:szCs w:val="21"/>
+              </w:rPr>
+              <w:t xml:space="preserve">del procesador</w:t>
+            </w:r>
+            <w:r>
+              <w:rPr>
+                <w:rFonts w:ascii="News Gothic MT" w:cs="News Gothic MT" w:eastAsia="News Gothic MT" w:hAnsi="News Gothic MT"/>
+                <w:b w:val="false"/>
+                <w:bCs w:val="false"/>
+                <w:i w:val="false"/>
+                <w:iCs w:val="false"/>
+                <w:color w:val="1A1A2E"/>
+                <w:sz w:val="21"/>
+                <w:szCs w:val="21"/>
+              </w:rPr>
+              <w:t xml:space="preserve">. La relación entre ambos es que el administrador puede </w:t>
+            </w:r>
+            <w:r>
+              <w:rPr>
+                <w:rFonts w:ascii="News Gothic MT" w:cs="News Gothic MT" w:eastAsia="News Gothic MT" w:hAnsi="News Gothic MT"/>
+                <w:b/>
+                <w:bCs/>
+                <w:color w:val="1A1A2E"/>
+                <w:sz w:val="21"/>
+                <w:szCs w:val="21"/>
+              </w:rPr>
+              <w:t xml:space="preserve">instalar código que se ejecutará en modo núcleo</w:t>
+            </w:r>
+            <w:r>
+              <w:rPr>
+                <w:rFonts w:ascii="News Gothic MT" w:cs="News Gothic MT" w:eastAsia="News Gothic MT" w:hAnsi="News Gothic MT"/>
+                <w:b w:val="false"/>
+                <w:bCs w:val="false"/>
+                <w:i w:val="false"/>
+                <w:iCs w:val="false"/>
+                <w:color w:val="1A1A2E"/>
+                <w:sz w:val="21"/>
+                <w:szCs w:val="21"/>
+              </w:rPr>
+              <w:t xml:space="preserve">, como un controlador — por eso instalar drivers exige privilegios de administrador, y por eso hay que tener mucho cuidado con qué drivers se instalan.</w:t>
+            </w:r>
+          </w:p>
+        </w:tc>
+      </w:tr>
+    </w:tbl>
+    <w:p>
+      <w:pPr>
+        <w:spacing w:after="160"/>
+      </w:pPr>
+    </w:p>
+    <w:tbl>
+      <w:tblPr>
+        <w:tblW w:type="dxa" w:w="9638"/>
+        <w:tblBorders>
+          <w:top w:val="single" w:color="CD0063" w:sz="10"/>
+          <w:left w:val="single" w:color="CD0063" w:sz="10"/>
+          <w:bottom w:val="single" w:color="CD0063" w:sz="10"/>
+          <w:right w:val="single" w:color="CD0063" w:sz="10"/>
+          <w:insideH w:val="single" w:color="auto" w:sz="4"/>
+          <w:insideV w:val="single" w:color="auto" w:sz="4"/>
+        </w:tblBorders>
+      </w:tblPr>
+      <w:tblGrid>
+        <w:gridCol w:w="100"/>
+      </w:tblGrid>
+      <w:tr>
+        <w:tc>
+          <w:tcPr>
+            <w:tcW w:type="dxa" w:w="9638"/>
+            <w:shd w:fill="EEF1F8" w:color="auto" w:val="clear"/>
+            <w:tcMar>
+              <w:top w:type="dxa" w:w="200"/>
+              <w:left w:type="dxa" w:w="260"/>
+              <w:bottom w:type="dxa" w:w="200"/>
+              <w:right w:type="dxa" w:w="260"/>
+            </w:tcMar>
+          </w:tcPr>
+          <w:p>
+            <w:pPr>
+              <w:spacing w:after="140"/>
+            </w:pPr>
+            <w:r>
+              <w:rPr>
+                <w:rFonts w:ascii="News Gothic MT" w:cs="News Gothic MT" w:eastAsia="News Gothic MT" w:hAnsi="News Gothic MT"/>
+                <w:b/>
+                <w:bCs/>
+                <w:color w:val="CD0063"/>
+                <w:spacing w:val="20"/>
+                <w:sz w:val="19"/>
+                <w:szCs w:val="19"/>
+              </w:rPr>
+              <w:t xml:space="preserve">VAMOS A PRACTICAR: ¿CUÁNTO TRABAJA EL NÚCLEO EN TU EQUIPO?</w:t>
+            </w:r>
+          </w:p>
+          <w:p>
+            <w:pPr>
+              <w:spacing w:after="140" w:line="300"/>
+              <w:jc w:val="both"/>
+            </w:pPr>
+            <w:r>
+              <w:rPr>
+                <w:rFonts w:ascii="News Gothic MT" w:cs="News Gothic MT" w:eastAsia="News Gothic MT" w:hAnsi="News Gothic MT"/>
+                <w:b/>
+                <w:bCs/>
+                <w:i w:val="false"/>
+                <w:iCs w:val="false"/>
+                <w:color w:val="1F3864"/>
+                <w:sz w:val="21"/>
+                <w:szCs w:val="21"/>
+              </w:rPr>
+              <w:t xml:space="preserve">Paso 1: </w:t>
+            </w:r>
+            <w:r>
+              <w:rPr>
+                <w:rFonts w:ascii="News Gothic MT" w:cs="News Gothic MT" w:eastAsia="News Gothic MT" w:hAnsi="News Gothic MT"/>
+                <w:b w:val="false"/>
+                <w:bCs w:val="false"/>
+                <w:i w:val="false"/>
+                <w:iCs w:val="false"/>
+                <w:color w:val="1A1A2E"/>
+                <w:sz w:val="21"/>
+                <w:szCs w:val="21"/>
+              </w:rPr>
+              <w:t xml:space="preserve">en Windows, abre el Administrador de tareas (</w:t>
+            </w:r>
+            <w:r>
+              <w:rPr>
+                <w:rFonts w:ascii="Courier New" w:cs="Courier New" w:eastAsia="Courier New" w:hAnsi="Courier New"/>
+                <w:b w:val="false"/>
+                <w:bCs w:val="false"/>
+                <w:color w:val="9B1B5C"/>
+                <w:sz w:val="20"/>
+                <w:szCs w:val="20"/>
+              </w:rPr>
+              <w:t xml:space="preserve">Ctrl+Shift+Esc</w:t>
+            </w:r>
+            <w:r>
+              <w:rPr>
+                <w:rFonts w:ascii="News Gothic MT" w:cs="News Gothic MT" w:eastAsia="News Gothic MT" w:hAnsi="News Gothic MT"/>
+                <w:b w:val="false"/>
+                <w:bCs w:val="false"/>
+                <w:i w:val="false"/>
+                <w:iCs w:val="false"/>
+                <w:color w:val="1A1A2E"/>
+                <w:sz w:val="21"/>
+                <w:szCs w:val="21"/>
+              </w:rPr>
+              <w:t xml:space="preserve">) → pestaña </w:t>
+            </w:r>
+            <w:r>
+              <w:rPr>
+                <w:rFonts w:ascii="News Gothic MT" w:cs="News Gothic MT" w:eastAsia="News Gothic MT" w:hAnsi="News Gothic MT"/>
+                <w:b/>
+                <w:bCs/>
+                <w:color w:val="1A1A2E"/>
+                <w:sz w:val="21"/>
+                <w:szCs w:val="21"/>
+              </w:rPr>
+              <w:t xml:space="preserve">Rendimiento</w:t>
+            </w:r>
+            <w:r>
+              <w:rPr>
+                <w:rFonts w:ascii="News Gothic MT" w:cs="News Gothic MT" w:eastAsia="News Gothic MT" w:hAnsi="News Gothic MT"/>
+                <w:b w:val="false"/>
+                <w:bCs w:val="false"/>
+                <w:i w:val="false"/>
+                <w:iCs w:val="false"/>
+                <w:color w:val="1A1A2E"/>
+                <w:sz w:val="21"/>
+                <w:szCs w:val="21"/>
+              </w:rPr>
+              <w:t xml:space="preserve"> → </w:t>
+            </w:r>
+            <w:r>
+              <w:rPr>
+                <w:rFonts w:ascii="News Gothic MT" w:cs="News Gothic MT" w:eastAsia="News Gothic MT" w:hAnsi="News Gothic MT"/>
+                <w:b/>
+                <w:bCs/>
+                <w:color w:val="1A1A2E"/>
+                <w:sz w:val="21"/>
+                <w:szCs w:val="21"/>
+              </w:rPr>
+              <w:t xml:space="preserve">CPU</w:t>
+            </w:r>
+            <w:r>
+              <w:rPr>
+                <w:rFonts w:ascii="News Gothic MT" w:cs="News Gothic MT" w:eastAsia="News Gothic MT" w:hAnsi="News Gothic MT"/>
+                <w:b w:val="false"/>
+                <w:bCs w:val="false"/>
+                <w:i w:val="false"/>
+                <w:iCs w:val="false"/>
+                <w:color w:val="1A1A2E"/>
+                <w:sz w:val="21"/>
+                <w:szCs w:val="21"/>
+              </w:rPr>
+              <w:t xml:space="preserve">. Haz clic derecho sobre la gráfica y activa </w:t>
+            </w:r>
+            <w:r>
+              <w:rPr>
+                <w:rFonts w:ascii="News Gothic MT" w:cs="News Gothic MT" w:eastAsia="News Gothic MT" w:hAnsi="News Gothic MT"/>
+                <w:b/>
+                <w:bCs/>
+                <w:color w:val="1A1A2E"/>
+                <w:sz w:val="21"/>
+                <w:szCs w:val="21"/>
+              </w:rPr>
+              <w:t xml:space="preserve">"Mostrar tiempos de kernel"</w:t>
+            </w:r>
+            <w:r>
+              <w:rPr>
+                <w:rFonts w:ascii="News Gothic MT" w:cs="News Gothic MT" w:eastAsia="News Gothic MT" w:hAnsi="News Gothic MT"/>
+                <w:b w:val="false"/>
+                <w:bCs w:val="false"/>
+                <w:i w:val="false"/>
+                <w:iCs w:val="false"/>
+                <w:color w:val="1A1A2E"/>
+                <w:sz w:val="21"/>
+                <w:szCs w:val="21"/>
+              </w:rPr>
+              <w:t xml:space="preserve">. Aparece una segunda zona, más oscura: es el tiempo que la CPU pasa en </w:t>
+            </w:r>
+            <w:r>
+              <w:rPr>
+                <w:rFonts w:ascii="News Gothic MT" w:cs="News Gothic MT" w:eastAsia="News Gothic MT" w:hAnsi="News Gothic MT"/>
+                <w:b/>
+                <w:bCs/>
+                <w:color w:val="1A1A2E"/>
+                <w:sz w:val="21"/>
+                <w:szCs w:val="21"/>
+              </w:rPr>
+              <w:t xml:space="preserve">modo núcleo</w:t>
+            </w:r>
+            <w:r>
+              <w:rPr>
+                <w:rFonts w:ascii="News Gothic MT" w:cs="News Gothic MT" w:eastAsia="News Gothic MT" w:hAnsi="News Gothic MT"/>
+                <w:b w:val="false"/>
+                <w:bCs w:val="false"/>
+                <w:i w:val="false"/>
+                <w:iCs w:val="false"/>
+                <w:color w:val="1A1A2E"/>
+                <w:sz w:val="21"/>
+                <w:szCs w:val="21"/>
+              </w:rPr>
+              <w:t xml:space="preserve">; el resto es tiempo en modo usuario.</w:t>
+            </w:r>
+          </w:p>
+          <w:p>
+            <w:pPr>
+              <w:spacing w:after="140" w:line="300"/>
+              <w:jc w:val="both"/>
+            </w:pPr>
+            <w:r>
+              <w:rPr>
+                <w:rFonts w:ascii="News Gothic MT" w:cs="News Gothic MT" w:eastAsia="News Gothic MT" w:hAnsi="News Gothic MT"/>
+                <w:b/>
+                <w:bCs/>
+                <w:i w:val="false"/>
+                <w:iCs w:val="false"/>
+                <w:color w:val="1F3864"/>
+                <w:sz w:val="21"/>
+                <w:szCs w:val="21"/>
+              </w:rPr>
+              <w:t xml:space="preserve">Paso 2: </w:t>
+            </w:r>
+            <w:r>
+              <w:rPr>
+                <w:rFonts w:ascii="News Gothic MT" w:cs="News Gothic MT" w:eastAsia="News Gothic MT" w:hAnsi="News Gothic MT"/>
+                <w:b w:val="false"/>
+                <w:bCs w:val="false"/>
+                <w:i w:val="false"/>
+                <w:iCs w:val="false"/>
+                <w:color w:val="1A1A2E"/>
+                <w:sz w:val="21"/>
+                <w:szCs w:val="21"/>
+              </w:rPr>
+              <w:t xml:space="preserve">con la gráfica a la vista, haz dos cosas distintas y observa qué zona sube en cada caso: primero, copia una carpeta grande de un sitio a otro (o descarga un archivo grande); después, reproduce un vídeo o abre una página web pesada.</w:t>
+            </w:r>
+          </w:p>
+          <w:p>
+            <w:pPr>
+              <w:spacing w:after="140" w:line="300"/>
+              <w:jc w:val="both"/>
+            </w:pPr>
+            <w:r>
+              <w:rPr>
+                <w:rFonts w:ascii="News Gothic MT" w:cs="News Gothic MT" w:eastAsia="News Gothic MT" w:hAnsi="News Gothic MT"/>
+                <w:b/>
+                <w:bCs/>
+                <w:i w:val="false"/>
+                <w:iCs w:val="false"/>
+                <w:color w:val="1F3864"/>
+                <w:sz w:val="21"/>
+                <w:szCs w:val="21"/>
+              </w:rPr>
+              <w:t xml:space="preserve">Paso 3 (opcional, en Linux): </w:t>
+            </w:r>
+            <w:r>
+              <w:rPr>
+                <w:rFonts w:ascii="News Gothic MT" w:cs="News Gothic MT" w:eastAsia="News Gothic MT" w:hAnsi="News Gothic MT"/>
+                <w:b w:val="false"/>
+                <w:bCs w:val="false"/>
+                <w:i w:val="false"/>
+                <w:iCs w:val="false"/>
+                <w:color w:val="1A1A2E"/>
+                <w:sz w:val="21"/>
+                <w:szCs w:val="21"/>
+              </w:rPr>
+              <w:t xml:space="preserve">en una terminal, ejecuta </w:t>
+            </w:r>
+            <w:r>
+              <w:rPr>
+                <w:rFonts w:ascii="Courier New" w:cs="Courier New" w:eastAsia="Courier New" w:hAnsi="Courier New"/>
+                <w:b w:val="false"/>
+                <w:bCs w:val="false"/>
+                <w:color w:val="9B1B5C"/>
+                <w:sz w:val="20"/>
+                <w:szCs w:val="20"/>
+              </w:rPr>
+              <w:t xml:space="preserve">top</w:t>
+            </w:r>
+            <w:r>
+              <w:rPr>
+                <w:rFonts w:ascii="News Gothic MT" w:cs="News Gothic MT" w:eastAsia="News Gothic MT" w:hAnsi="News Gothic MT"/>
+                <w:b w:val="false"/>
+                <w:bCs w:val="false"/>
+                <w:i w:val="false"/>
+                <w:iCs w:val="false"/>
+                <w:color w:val="1A1A2E"/>
+                <w:sz w:val="21"/>
+                <w:szCs w:val="21"/>
+              </w:rPr>
+              <w:t xml:space="preserve"> y fíjate en la línea </w:t>
+            </w:r>
+            <w:r>
+              <w:rPr>
+                <w:rFonts w:ascii="Courier New" w:cs="Courier New" w:eastAsia="Courier New" w:hAnsi="Courier New"/>
+                <w:b w:val="false"/>
+                <w:bCs w:val="false"/>
+                <w:color w:val="9B1B5C"/>
+                <w:sz w:val="20"/>
+                <w:szCs w:val="20"/>
+              </w:rPr>
+              <w:t xml:space="preserve">%Cpu(s)</w:t>
+            </w:r>
+            <w:r>
+              <w:rPr>
+                <w:rFonts w:ascii="News Gothic MT" w:cs="News Gothic MT" w:eastAsia="News Gothic MT" w:hAnsi="News Gothic MT"/>
+                <w:b w:val="false"/>
+                <w:bCs w:val="false"/>
+                <w:i w:val="false"/>
+                <w:iCs w:val="false"/>
+                <w:color w:val="1A1A2E"/>
+                <w:sz w:val="21"/>
+                <w:szCs w:val="21"/>
+              </w:rPr>
+              <w:t xml:space="preserve">: el valor </w:t>
+            </w:r>
+            <w:r>
+              <w:rPr>
+                <w:rFonts w:ascii="Courier New" w:cs="Courier New" w:eastAsia="Courier New" w:hAnsi="Courier New"/>
+                <w:b w:val="false"/>
+                <w:bCs w:val="false"/>
+                <w:color w:val="9B1B5C"/>
+                <w:sz w:val="20"/>
+                <w:szCs w:val="20"/>
+              </w:rPr>
+              <w:t xml:space="preserve">us</w:t>
+            </w:r>
+            <w:r>
+              <w:rPr>
+                <w:rFonts w:ascii="News Gothic MT" w:cs="News Gothic MT" w:eastAsia="News Gothic MT" w:hAnsi="News Gothic MT"/>
+                <w:b w:val="false"/>
+                <w:bCs w:val="false"/>
+                <w:i w:val="false"/>
+                <w:iCs w:val="false"/>
+                <w:color w:val="1A1A2E"/>
+                <w:sz w:val="21"/>
+                <w:szCs w:val="21"/>
+              </w:rPr>
+              <w:t xml:space="preserve"> (</w:t>
+            </w:r>
+            <w:r>
+              <w:rPr>
+                <w:rFonts w:ascii="News Gothic MT" w:cs="News Gothic MT" w:eastAsia="News Gothic MT" w:hAnsi="News Gothic MT"/>
+                <w:i/>
+                <w:iCs/>
+                <w:color w:val="1A1A2E"/>
+                <w:sz w:val="21"/>
+                <w:szCs w:val="21"/>
+              </w:rPr>
+              <w:t xml:space="preserve">user</w:t>
+            </w:r>
+            <w:r>
+              <w:rPr>
+                <w:rFonts w:ascii="News Gothic MT" w:cs="News Gothic MT" w:eastAsia="News Gothic MT" w:hAnsi="News Gothic MT"/>
+                <w:b w:val="false"/>
+                <w:bCs w:val="false"/>
+                <w:i w:val="false"/>
+                <w:iCs w:val="false"/>
+                <w:color w:val="1A1A2E"/>
+                <w:sz w:val="21"/>
+                <w:szCs w:val="21"/>
+              </w:rPr>
+              <w:t xml:space="preserve">) es el tiempo en modo usuario y </w:t>
+            </w:r>
+            <w:r>
+              <w:rPr>
+                <w:rFonts w:ascii="Courier New" w:cs="Courier New" w:eastAsia="Courier New" w:hAnsi="Courier New"/>
+                <w:b w:val="false"/>
+                <w:bCs w:val="false"/>
+                <w:color w:val="9B1B5C"/>
+                <w:sz w:val="20"/>
+                <w:szCs w:val="20"/>
+              </w:rPr>
+              <w:t xml:space="preserve">sy</w:t>
+            </w:r>
+            <w:r>
+              <w:rPr>
+                <w:rFonts w:ascii="News Gothic MT" w:cs="News Gothic MT" w:eastAsia="News Gothic MT" w:hAnsi="News Gothic MT"/>
+                <w:b w:val="false"/>
+                <w:bCs w:val="false"/>
+                <w:i w:val="false"/>
+                <w:iCs w:val="false"/>
+                <w:color w:val="1A1A2E"/>
+                <w:sz w:val="21"/>
+                <w:szCs w:val="21"/>
+              </w:rPr>
+              <w:t xml:space="preserve"> (</w:t>
+            </w:r>
+            <w:r>
+              <w:rPr>
+                <w:rFonts w:ascii="News Gothic MT" w:cs="News Gothic MT" w:eastAsia="News Gothic MT" w:hAnsi="News Gothic MT"/>
+                <w:i/>
+                <w:iCs/>
+                <w:color w:val="1A1A2E"/>
+                <w:sz w:val="21"/>
+                <w:szCs w:val="21"/>
+              </w:rPr>
+              <w:t xml:space="preserve">system</w:t>
+            </w:r>
+            <w:r>
+              <w:rPr>
+                <w:rFonts w:ascii="News Gothic MT" w:cs="News Gothic MT" w:eastAsia="News Gothic MT" w:hAnsi="News Gothic MT"/>
+                <w:b w:val="false"/>
+                <w:bCs w:val="false"/>
+                <w:i w:val="false"/>
+                <w:iCs w:val="false"/>
+                <w:color w:val="1A1A2E"/>
+                <w:sz w:val="21"/>
+                <w:szCs w:val="21"/>
+              </w:rPr>
+              <w:t xml:space="preserve">) el tiempo en modo núcleo. Pulsa </w:t>
+            </w:r>
+            <w:r>
+              <w:rPr>
+                <w:rFonts w:ascii="Courier New" w:cs="Courier New" w:eastAsia="Courier New" w:hAnsi="Courier New"/>
+                <w:b w:val="false"/>
+                <w:bCs w:val="false"/>
+                <w:color w:val="9B1B5C"/>
+                <w:sz w:val="20"/>
+                <w:szCs w:val="20"/>
+              </w:rPr>
+              <w:t xml:space="preserve">q</w:t>
+            </w:r>
+            <w:r>
+              <w:rPr>
+                <w:rFonts w:ascii="News Gothic MT" w:cs="News Gothic MT" w:eastAsia="News Gothic MT" w:hAnsi="News Gothic MT"/>
+                <w:b w:val="false"/>
+                <w:bCs w:val="false"/>
+                <w:i w:val="false"/>
+                <w:iCs w:val="false"/>
+                <w:color w:val="1A1A2E"/>
+                <w:sz w:val="21"/>
+                <w:szCs w:val="21"/>
+              </w:rPr>
+              <w:t xml:space="preserve"> para salir.</w:t>
+            </w:r>
+          </w:p>
+          <w:p>
+            <w:pPr>
+              <w:spacing w:after="0" w:line="300"/>
+              <w:jc w:val="both"/>
+            </w:pPr>
+            <w:r>
+              <w:rPr>
+                <w:rFonts w:ascii="News Gothic MT" w:cs="News Gothic MT" w:eastAsia="News Gothic MT" w:hAnsi="News Gothic MT"/>
+                <w:b/>
+                <w:bCs/>
+                <w:i/>
+                <w:iCs/>
+                <w:color w:val="1F3864"/>
+                <w:sz w:val="21"/>
+                <w:szCs w:val="21"/>
+              </w:rPr>
+              <w:t xml:space="preserve">Reflexiona: </w:t>
+            </w:r>
+            <w:r>
+              <w:rPr>
+                <w:rFonts w:ascii="News Gothic MT" w:cs="News Gothic MT" w:eastAsia="News Gothic MT" w:hAnsi="News Gothic MT"/>
+                <w:b w:val="false"/>
+                <w:bCs w:val="false"/>
+                <w:i/>
+                <w:iCs/>
+                <w:color w:val="1A1A2E"/>
+                <w:sz w:val="21"/>
+                <w:szCs w:val="21"/>
+              </w:rPr>
+              <w:t xml:space="preserve">¿en cuál de las dos tareas del paso 2 ha subido más el tiempo de kernel? ¿Por qué crees que copiar archivos obliga a trabajar más al núcleo? (Pista: ¿quién es el único que puede hablar con el disco?)</w:t>
+            </w:r>
+          </w:p>
+        </w:tc>
+      </w:tr>
+    </w:tbl>
+    <w:p>
+      <w:pPr>
+        <w:spacing w:after="160"/>
+      </w:pPr>
+    </w:p>
+    <w:p>
+      <w:pPr>
+        <w:pStyle w:val="Heading2"/>
+        <w:spacing w:after="140" w:before="280"/>
+      </w:pPr>
+      <w:r>
+        <w:rPr>
+          <w:rFonts w:ascii="News Gothic MT" w:cs="News Gothic MT" w:eastAsia="News Gothic MT" w:hAnsi="News Gothic MT"/>
+          <w:b/>
+          <w:bCs/>
+          <w:color w:val="1F3864"/>
+          <w:sz w:val="26"/>
+          <w:szCs w:val="26"/>
+        </w:rPr>
+        <w:t xml:space="preserve">Tipos de núcleo</w:t>
+      </w:r>
+    </w:p>
+    <w:p>
+      <w:pPr>
+        <w:spacing w:after="160" w:line="300"/>
+        <w:jc w:val="both"/>
+      </w:pPr>
+      <w:r>
+        <w:rPr>
+          <w:rFonts w:ascii="News Gothic MT" w:cs="News Gothic MT" w:eastAsia="News Gothic MT" w:hAnsi="News Gothic MT"/>
+          <w:b w:val="false"/>
+          <w:bCs w:val="false"/>
+          <w:i w:val="false"/>
+          <w:iCs w:val="false"/>
+          <w:color w:val="1A1A2E"/>
+          <w:sz w:val="21"/>
+          <w:szCs w:val="21"/>
+        </w:rPr>
+        <w:t xml:space="preserve">Con los dos modos de ejecución claros, ya se puede entender en qué se diferencian los tipos de núcleo. La pregunta clave es: </w:t>
+      </w:r>
+      <w:r>
+        <w:rPr>
+          <w:rFonts w:ascii="News Gothic MT" w:cs="News Gothic MT" w:eastAsia="News Gothic MT" w:hAnsi="News Gothic MT"/>
+          <w:b/>
+          <w:bCs/>
+          <w:color w:val="1A1A2E"/>
+          <w:sz w:val="21"/>
+          <w:szCs w:val="21"/>
+        </w:rPr>
+        <w:t xml:space="preserve">¿qué partes del sistema operativo se ejecutan en modo núcleo, y cuáles en modo usuario?</w:t>
+      </w:r>
+      <w:r>
+        <w:rPr>
+          <w:rFonts w:ascii="News Gothic MT" w:cs="News Gothic MT" w:eastAsia="News Gothic MT" w:hAnsi="News Gothic MT"/>
+          <w:b w:val="false"/>
+          <w:bCs w:val="false"/>
+          <w:i w:val="false"/>
+          <w:iCs w:val="false"/>
+          <w:color w:val="1A1A2E"/>
+          <w:sz w:val="21"/>
+          <w:szCs w:val="21"/>
+        </w:rPr>
+        <w:t xml:space="preserve"> Existen tres modelos:</w:t>
       </w:r>
     </w:p>
     <w:p>
@@ -2663,20 +4790,20 @@
           <w:sz w:val="21"/>
           <w:szCs w:val="21"/>
         </w:rPr>
-        <w:t xml:space="preserve">Híbrido</w:t>
-      </w:r>
-      <w:r>
-        <w:rPr>
-          <w:rFonts w:ascii="News Gothic MT" w:cs="News Gothic MT" w:eastAsia="News Gothic MT" w:hAnsi="News Gothic MT"/>
-          <w:b w:val="false"/>
-          <w:bCs w:val="false"/>
-          <w:i w:val="false"/>
-          <w:iCs w:val="false"/>
-          <w:color w:val="1A1A2E"/>
-          <w:sz w:val="21"/>
-          <w:szCs w:val="21"/>
-        </w:rPr>
-        <w:t xml:space="preserve">: combina ideas de ambos modelos, buscando un equilibrio. Es el caso de </w:t>
+        <w:t xml:space="preserve">Monolítico</w:t>
+      </w:r>
+      <w:r>
+        <w:rPr>
+          <w:rFonts w:ascii="News Gothic MT" w:cs="News Gothic MT" w:eastAsia="News Gothic MT" w:hAnsi="News Gothic MT"/>
+          <w:b w:val="false"/>
+          <w:bCs w:val="false"/>
+          <w:i w:val="false"/>
+          <w:iCs w:val="false"/>
+          <w:color w:val="1A1A2E"/>
+          <w:sz w:val="21"/>
+          <w:szCs w:val="21"/>
+        </w:rPr>
+        <w:t xml:space="preserve">: todos los servicios básicos (gestión de procesos, memoria, sistemas de archivos, red, controladores...) se ejecutan juntos en </w:t>
       </w:r>
       <w:r>
         <w:rPr>
@@ -2687,20 +4814,20 @@
           <w:sz w:val="21"/>
           <w:szCs w:val="21"/>
         </w:rPr>
-        <w:t xml:space="preserve">Windows NT</w:t>
-      </w:r>
-      <w:r>
-        <w:rPr>
-          <w:rFonts w:ascii="News Gothic MT" w:cs="News Gothic MT" w:eastAsia="News Gothic MT" w:hAnsi="News Gothic MT"/>
-          <w:b w:val="false"/>
-          <w:bCs w:val="false"/>
-          <w:i w:val="false"/>
-          <w:iCs w:val="false"/>
-          <w:color w:val="1A1A2E"/>
-          <w:sz w:val="21"/>
-          <w:szCs w:val="21"/>
-        </w:rPr>
-        <w:t xml:space="preserve"> (la base de todos los Windows modernos) y también de </w:t>
+        <w:t xml:space="preserve">modo núcleo</w:t>
+      </w:r>
+      <w:r>
+        <w:rPr>
+          <w:rFonts w:ascii="News Gothic MT" w:cs="News Gothic MT" w:eastAsia="News Gothic MT" w:hAnsi="News Gothic MT"/>
+          <w:b w:val="false"/>
+          <w:bCs w:val="false"/>
+          <w:i w:val="false"/>
+          <w:iCs w:val="false"/>
+          <w:color w:val="1A1A2E"/>
+          <w:sz w:val="21"/>
+          <w:szCs w:val="21"/>
+        </w:rPr>
+        <w:t xml:space="preserve">. Como todo está "en el mismo sitio", las distintas partes se comunican directamente entre sí, sin cambios de modo, y eso lo hace </w:t>
       </w:r>
       <w:r>
         <w:rPr>
@@ -2711,24 +4838,1083 @@
           <w:sz w:val="21"/>
           <w:szCs w:val="21"/>
         </w:rPr>
-        <w:t xml:space="preserve">macOS/iOS</w:t>
-      </w:r>
-      <w:r>
-        <w:rPr>
-          <w:rFonts w:ascii="News Gothic MT" w:cs="News Gothic MT" w:eastAsia="News Gothic MT" w:hAnsi="News Gothic MT"/>
-          <w:b w:val="false"/>
-          <w:bCs w:val="false"/>
-          <w:i w:val="false"/>
-          <w:iCs w:val="false"/>
-          <w:color w:val="1A1A2E"/>
-          <w:sz w:val="21"/>
-          <w:szCs w:val="21"/>
-        </w:rPr>
-        <w:t xml:space="preserve"> (que usa un núcleo llamado XNU).</w:t>
+        <w:t xml:space="preserve">muy rápido</w:t>
+      </w:r>
+      <w:r>
+        <w:rPr>
+          <w:rFonts w:ascii="News Gothic MT" w:cs="News Gothic MT" w:eastAsia="News Gothic MT" w:hAnsi="News Gothic MT"/>
+          <w:b w:val="false"/>
+          <w:bCs w:val="false"/>
+          <w:i w:val="false"/>
+          <w:iCs w:val="false"/>
+          <w:color w:val="1A1A2E"/>
+          <w:sz w:val="21"/>
+          <w:szCs w:val="21"/>
+        </w:rPr>
+        <w:t xml:space="preserve">. El inconveniente es que un fallo en cualquier parte —por ejemplo, en un controlador— puede tumbar el sistema entero. Es el caso de </w:t>
+      </w:r>
+      <w:r>
+        <w:rPr>
+          <w:rFonts w:ascii="News Gothic MT" w:cs="News Gothic MT" w:eastAsia="News Gothic MT" w:hAnsi="News Gothic MT"/>
+          <w:b/>
+          <w:bCs/>
+          <w:color w:val="1A1A2E"/>
+          <w:sz w:val="21"/>
+          <w:szCs w:val="21"/>
+        </w:rPr>
+        <w:t xml:space="preserve">Linux</w:t>
+      </w:r>
+      <w:r>
+        <w:rPr>
+          <w:rFonts w:ascii="News Gothic MT" w:cs="News Gothic MT" w:eastAsia="News Gothic MT" w:hAnsi="News Gothic MT"/>
+          <w:b w:val="false"/>
+          <w:bCs w:val="false"/>
+          <w:i w:val="false"/>
+          <w:iCs w:val="false"/>
+          <w:color w:val="1A1A2E"/>
+          <w:sz w:val="21"/>
+          <w:szCs w:val="21"/>
+        </w:rPr>
+        <w:t xml:space="preserve">. Linux es además </w:t>
+      </w:r>
+      <w:r>
+        <w:rPr>
+          <w:rFonts w:ascii="News Gothic MT" w:cs="News Gothic MT" w:eastAsia="News Gothic MT" w:hAnsi="News Gothic MT"/>
+          <w:b/>
+          <w:bCs/>
+          <w:color w:val="1A1A2E"/>
+          <w:sz w:val="21"/>
+          <w:szCs w:val="21"/>
+        </w:rPr>
+        <w:t xml:space="preserve">modular</w:t>
+      </w:r>
+      <w:r>
+        <w:rPr>
+          <w:rFonts w:ascii="News Gothic MT" w:cs="News Gothic MT" w:eastAsia="News Gothic MT" w:hAnsi="News Gothic MT"/>
+          <w:b w:val="false"/>
+          <w:bCs w:val="false"/>
+          <w:i w:val="false"/>
+          <w:iCs w:val="false"/>
+          <w:color w:val="1A1A2E"/>
+          <w:sz w:val="21"/>
+          <w:szCs w:val="21"/>
+        </w:rPr>
+        <w:t xml:space="preserve">: puede cargar y descargar partes de su funcionalidad en caliente mediante </w:t>
+      </w:r>
+      <w:r>
+        <w:rPr>
+          <w:rFonts w:ascii="News Gothic MT" w:cs="News Gothic MT" w:eastAsia="News Gothic MT" w:hAnsi="News Gothic MT"/>
+          <w:b/>
+          <w:bCs/>
+          <w:color w:val="1A1A2E"/>
+          <w:sz w:val="21"/>
+          <w:szCs w:val="21"/>
+        </w:rPr>
+        <w:t xml:space="preserve">módulos</w:t>
+      </w:r>
+      <w:r>
+        <w:rPr>
+          <w:rFonts w:ascii="News Gothic MT" w:cs="News Gothic MT" w:eastAsia="News Gothic MT" w:hAnsi="News Gothic MT"/>
+          <w:b w:val="false"/>
+          <w:bCs w:val="false"/>
+          <w:i w:val="false"/>
+          <w:iCs w:val="false"/>
+          <w:color w:val="1A1A2E"/>
+          <w:sz w:val="21"/>
+          <w:szCs w:val="21"/>
+        </w:rPr>
+        <w:t xml:space="preserve"> (normalmente controladores). Pero ojo: un módulo, una vez cargado, se ejecuta </w:t>
+      </w:r>
+      <w:r>
+        <w:rPr>
+          <w:rFonts w:ascii="News Gothic MT" w:cs="News Gothic MT" w:eastAsia="News Gothic MT" w:hAnsi="News Gothic MT"/>
+          <w:b/>
+          <w:bCs/>
+          <w:color w:val="1A1A2E"/>
+          <w:sz w:val="21"/>
+          <w:szCs w:val="21"/>
+        </w:rPr>
+        <w:t xml:space="preserve">dentro del núcleo, en modo núcleo</w:t>
+      </w:r>
+      <w:r>
+        <w:rPr>
+          <w:rFonts w:ascii="News Gothic MT" w:cs="News Gothic MT" w:eastAsia="News Gothic MT" w:hAnsi="News Gothic MT"/>
+          <w:b w:val="false"/>
+          <w:bCs w:val="false"/>
+          <w:i w:val="false"/>
+          <w:iCs w:val="false"/>
+          <w:color w:val="1A1A2E"/>
+          <w:sz w:val="21"/>
+          <w:szCs w:val="21"/>
+        </w:rPr>
+        <w:t xml:space="preserve">; "modular" no significa "aislado".</w:t>
       </w:r>
     </w:p>
     <w:p>
       <w:pPr>
+        <w:pStyle w:val="ListParagraph"/>
+        <w:numPr>
+          <w:ilvl w:val="0"/>
+          <w:numId w:val="1"/>
+        </w:numPr>
+        <w:spacing w:after="100" w:line="300"/>
+      </w:pPr>
+      <w:r>
+        <w:rPr>
+          <w:rFonts w:ascii="News Gothic MT" w:cs="News Gothic MT" w:eastAsia="News Gothic MT" w:hAnsi="News Gothic MT"/>
+          <w:b/>
+          <w:bCs/>
+          <w:color w:val="1A1A2E"/>
+          <w:sz w:val="21"/>
+          <w:szCs w:val="21"/>
+        </w:rPr>
+        <w:t xml:space="preserve">Microkernel</w:t>
+      </w:r>
+      <w:r>
+        <w:rPr>
+          <w:rFonts w:ascii="News Gothic MT" w:cs="News Gothic MT" w:eastAsia="News Gothic MT" w:hAnsi="News Gothic MT"/>
+          <w:b w:val="false"/>
+          <w:bCs w:val="false"/>
+          <w:i w:val="false"/>
+          <w:iCs w:val="false"/>
+          <w:color w:val="1A1A2E"/>
+          <w:sz w:val="21"/>
+          <w:szCs w:val="21"/>
+        </w:rPr>
+        <w:t xml:space="preserve">: en modo núcleo se deja solo lo mínimo imprescindible (comunicación entre procesos, reparto básico de la CPU y de la memoria). El resto de servicios —controladores, sistemas de archivos, red— se ejecutan como </w:t>
+      </w:r>
+      <w:r>
+        <w:rPr>
+          <w:rFonts w:ascii="News Gothic MT" w:cs="News Gothic MT" w:eastAsia="News Gothic MT" w:hAnsi="News Gothic MT"/>
+          <w:b/>
+          <w:bCs/>
+          <w:color w:val="1A1A2E"/>
+          <w:sz w:val="21"/>
+          <w:szCs w:val="21"/>
+        </w:rPr>
+        <w:t xml:space="preserve">procesos independientes en modo usuario</w:t>
+      </w:r>
+      <w:r>
+        <w:rPr>
+          <w:rFonts w:ascii="News Gothic MT" w:cs="News Gothic MT" w:eastAsia="News Gothic MT" w:hAnsi="News Gothic MT"/>
+          <w:b w:val="false"/>
+          <w:bCs w:val="false"/>
+          <w:i w:val="false"/>
+          <w:iCs w:val="false"/>
+          <w:color w:val="1A1A2E"/>
+          <w:sz w:val="21"/>
+          <w:szCs w:val="21"/>
+        </w:rPr>
+        <w:t xml:space="preserve">. Si un controlador falla, se cierra solo ese proceso y se puede volver a arrancar sin que caiga el sistema: es </w:t>
+      </w:r>
+      <w:r>
+        <w:rPr>
+          <w:rFonts w:ascii="News Gothic MT" w:cs="News Gothic MT" w:eastAsia="News Gothic MT" w:hAnsi="News Gothic MT"/>
+          <w:b/>
+          <w:bCs/>
+          <w:color w:val="1A1A2E"/>
+          <w:sz w:val="21"/>
+          <w:szCs w:val="21"/>
+        </w:rPr>
+        <w:t xml:space="preserve">más robusto</w:t>
+      </w:r>
+      <w:r>
+        <w:rPr>
+          <w:rFonts w:ascii="News Gothic MT" w:cs="News Gothic MT" w:eastAsia="News Gothic MT" w:hAnsi="News Gothic MT"/>
+          <w:b w:val="false"/>
+          <w:bCs w:val="false"/>
+          <w:i w:val="false"/>
+          <w:iCs w:val="false"/>
+          <w:color w:val="1A1A2E"/>
+          <w:sz w:val="21"/>
+          <w:szCs w:val="21"/>
+        </w:rPr>
+        <w:t xml:space="preserve">. A cambio, cualquier operación exige muchos mensajes entre procesos y muchos cambios de modo, y eso lo hace </w:t>
+      </w:r>
+      <w:r>
+        <w:rPr>
+          <w:rFonts w:ascii="News Gothic MT" w:cs="News Gothic MT" w:eastAsia="News Gothic MT" w:hAnsi="News Gothic MT"/>
+          <w:b/>
+          <w:bCs/>
+          <w:color w:val="1A1A2E"/>
+          <w:sz w:val="21"/>
+          <w:szCs w:val="21"/>
+        </w:rPr>
+        <w:t xml:space="preserve">más lento</w:t>
+      </w:r>
+      <w:r>
+        <w:rPr>
+          <w:rFonts w:ascii="News Gothic MT" w:cs="News Gothic MT" w:eastAsia="News Gothic MT" w:hAnsi="News Gothic MT"/>
+          <w:b w:val="false"/>
+          <w:bCs w:val="false"/>
+          <w:i w:val="false"/>
+          <w:iCs w:val="false"/>
+          <w:color w:val="1A1A2E"/>
+          <w:sz w:val="21"/>
+          <w:szCs w:val="21"/>
+        </w:rPr>
+        <w:t xml:space="preserve">. Se usa donde la fiabilidad importa más que el último punto de rendimiento: por ejemplo, </w:t>
+      </w:r>
+      <w:r>
+        <w:rPr>
+          <w:rFonts w:ascii="News Gothic MT" w:cs="News Gothic MT" w:eastAsia="News Gothic MT" w:hAnsi="News Gothic MT"/>
+          <w:b/>
+          <w:bCs/>
+          <w:color w:val="1A1A2E"/>
+          <w:sz w:val="21"/>
+          <w:szCs w:val="21"/>
+        </w:rPr>
+        <w:t xml:space="preserve">QNX</w:t>
+      </w:r>
+      <w:r>
+        <w:rPr>
+          <w:rFonts w:ascii="News Gothic MT" w:cs="News Gothic MT" w:eastAsia="News Gothic MT" w:hAnsi="News Gothic MT"/>
+          <w:b w:val="false"/>
+          <w:bCs w:val="false"/>
+          <w:i w:val="false"/>
+          <w:iCs w:val="false"/>
+          <w:color w:val="1A1A2E"/>
+          <w:sz w:val="21"/>
+          <w:szCs w:val="21"/>
+        </w:rPr>
+        <w:t xml:space="preserve">, muy presente en los sistemas de los coches, o </w:t>
+      </w:r>
+      <w:r>
+        <w:rPr>
+          <w:rFonts w:ascii="News Gothic MT" w:cs="News Gothic MT" w:eastAsia="News Gothic MT" w:hAnsi="News Gothic MT"/>
+          <w:b/>
+          <w:bCs/>
+          <w:color w:val="1A1A2E"/>
+          <w:sz w:val="21"/>
+          <w:szCs w:val="21"/>
+        </w:rPr>
+        <w:t xml:space="preserve">MINIX</w:t>
+      </w:r>
+      <w:r>
+        <w:rPr>
+          <w:rFonts w:ascii="News Gothic MT" w:cs="News Gothic MT" w:eastAsia="News Gothic MT" w:hAnsi="News Gothic MT"/>
+          <w:b w:val="false"/>
+          <w:bCs w:val="false"/>
+          <w:i w:val="false"/>
+          <w:iCs w:val="false"/>
+          <w:color w:val="1A1A2E"/>
+          <w:sz w:val="21"/>
+          <w:szCs w:val="21"/>
+        </w:rPr>
+        <w:t xml:space="preserve">.</w:t>
+      </w:r>
+    </w:p>
+    <w:p>
+      <w:pPr>
+        <w:pStyle w:val="ListParagraph"/>
+        <w:numPr>
+          <w:ilvl w:val="0"/>
+          <w:numId w:val="1"/>
+        </w:numPr>
+        <w:spacing w:after="100" w:line="300"/>
+      </w:pPr>
+      <w:r>
+        <w:rPr>
+          <w:rFonts w:ascii="News Gothic MT" w:cs="News Gothic MT" w:eastAsia="News Gothic MT" w:hAnsi="News Gothic MT"/>
+          <w:b/>
+          <w:bCs/>
+          <w:color w:val="1A1A2E"/>
+          <w:sz w:val="21"/>
+          <w:szCs w:val="21"/>
+        </w:rPr>
+        <w:t xml:space="preserve">Híbrido</w:t>
+      </w:r>
+      <w:r>
+        <w:rPr>
+          <w:rFonts w:ascii="News Gothic MT" w:cs="News Gothic MT" w:eastAsia="News Gothic MT" w:hAnsi="News Gothic MT"/>
+          <w:b w:val="false"/>
+          <w:bCs w:val="false"/>
+          <w:i w:val="false"/>
+          <w:iCs w:val="false"/>
+          <w:color w:val="1A1A2E"/>
+          <w:sz w:val="21"/>
+          <w:szCs w:val="21"/>
+        </w:rPr>
+        <w:t xml:space="preserve">: el diseño está organizado como un microkernel (en piezas separadas y bien definidas), pero, </w:t>
+      </w:r>
+      <w:r>
+        <w:rPr>
+          <w:rFonts w:ascii="News Gothic MT" w:cs="News Gothic MT" w:eastAsia="News Gothic MT" w:hAnsi="News Gothic MT"/>
+          <w:b/>
+          <w:bCs/>
+          <w:color w:val="1A1A2E"/>
+          <w:sz w:val="21"/>
+          <w:szCs w:val="21"/>
+        </w:rPr>
+        <w:t xml:space="preserve">por rendimiento</w:t>
+      </w:r>
+      <w:r>
+        <w:rPr>
+          <w:rFonts w:ascii="News Gothic MT" w:cs="News Gothic MT" w:eastAsia="News Gothic MT" w:hAnsi="News Gothic MT"/>
+          <w:b w:val="false"/>
+          <w:bCs w:val="false"/>
+          <w:i w:val="false"/>
+          <w:iCs w:val="false"/>
+          <w:color w:val="1A1A2E"/>
+          <w:sz w:val="21"/>
+          <w:szCs w:val="21"/>
+        </w:rPr>
+        <w:t xml:space="preserve">, la mayoría de esas piezas se ejecutan en modo núcleo, como en un monolítico. Es el caso de </w:t>
+      </w:r>
+      <w:r>
+        <w:rPr>
+          <w:rFonts w:ascii="News Gothic MT" w:cs="News Gothic MT" w:eastAsia="News Gothic MT" w:hAnsi="News Gothic MT"/>
+          <w:b/>
+          <w:bCs/>
+          <w:color w:val="1A1A2E"/>
+          <w:sz w:val="21"/>
+          <w:szCs w:val="21"/>
+        </w:rPr>
+        <w:t xml:space="preserve">Windows NT</w:t>
+      </w:r>
+      <w:r>
+        <w:rPr>
+          <w:rFonts w:ascii="News Gothic MT" w:cs="News Gothic MT" w:eastAsia="News Gothic MT" w:hAnsi="News Gothic MT"/>
+          <w:b w:val="false"/>
+          <w:bCs w:val="false"/>
+          <w:i w:val="false"/>
+          <w:iCs w:val="false"/>
+          <w:color w:val="1A1A2E"/>
+          <w:sz w:val="21"/>
+          <w:szCs w:val="21"/>
+        </w:rPr>
+        <w:t xml:space="preserve"> (la base de todos los Windows modernos), donde los controladores y hasta parte del sistema gráfico se ejecutan en modo núcleo, y también de </w:t>
+      </w:r>
+      <w:r>
+        <w:rPr>
+          <w:rFonts w:ascii="News Gothic MT" w:cs="News Gothic MT" w:eastAsia="News Gothic MT" w:hAnsi="News Gothic MT"/>
+          <w:b/>
+          <w:bCs/>
+          <w:color w:val="1A1A2E"/>
+          <w:sz w:val="21"/>
+          <w:szCs w:val="21"/>
+        </w:rPr>
+        <w:t xml:space="preserve">macOS/iOS</w:t>
+      </w:r>
+      <w:r>
+        <w:rPr>
+          <w:rFonts w:ascii="News Gothic MT" w:cs="News Gothic MT" w:eastAsia="News Gothic MT" w:hAnsi="News Gothic MT"/>
+          <w:b w:val="false"/>
+          <w:bCs w:val="false"/>
+          <w:i w:val="false"/>
+          <w:iCs w:val="false"/>
+          <w:color w:val="1A1A2E"/>
+          <w:sz w:val="21"/>
+          <w:szCs w:val="21"/>
+        </w:rPr>
+        <w:t xml:space="preserve"> (con su núcleo XNU). En la práctica, en cuanto a qué se ejecuta en cada modo, un núcleo híbrido se parece bastante más a un monolítico que a un microkernel.</w:t>
+      </w:r>
+    </w:p>
+    <w:tbl>
+      <w:tblPr>
+        <w:tblW w:type="dxa" w:w="9638"/>
+        <w:tblBorders>
+          <w:top w:val="single" w:color="D8DEEA" w:sz="4"/>
+          <w:left w:val="single" w:color="D8DEEA" w:sz="4"/>
+          <w:bottom w:val="single" w:color="D8DEEA" w:sz="4"/>
+          <w:right w:val="single" w:color="D8DEEA" w:sz="4"/>
+          <w:insideH w:val="single" w:color="D8DEEA" w:sz="4"/>
+          <w:insideV w:val="single" w:color="D8DEEA" w:sz="4"/>
+        </w:tblBorders>
+      </w:tblPr>
+      <w:tblGrid>
+        <w:gridCol w:w="2500"/>
+        <w:gridCol w:w="2380"/>
+        <w:gridCol w:w="2380"/>
+        <w:gridCol w:w="2378"/>
+      </w:tblGrid>
+      <w:tr>
+        <w:trPr>
+          <w:tblHeader/>
+        </w:trPr>
+        <w:tc>
+          <w:tcPr>
+            <w:tcW w:type="dxa" w:w="2500"/>
+            <w:shd w:fill="1F3864" w:color="auto" w:val="clear"/>
+            <w:tcMar>
+              <w:top w:type="dxa" w:w="80"/>
+              <w:left w:type="dxa" w:w="120"/>
+              <w:bottom w:type="dxa" w:w="80"/>
+              <w:right w:type="dxa" w:w="120"/>
+            </w:tcMar>
+            <w:vAlign w:val="center"/>
+          </w:tcPr>
+          <w:p>
+            <w:r>
+              <w:rPr>
+                <w:rFonts w:ascii="News Gothic MT" w:cs="News Gothic MT" w:eastAsia="News Gothic MT" w:hAnsi="News Gothic MT"/>
+                <w:b/>
+                <w:bCs/>
+                <w:color w:val="FFFFFF"/>
+                <w:sz w:val="19"/>
+                <w:szCs w:val="19"/>
+              </w:rPr>
+              <w:t xml:space="preserve"/>
+            </w:r>
+          </w:p>
+        </w:tc>
+        <w:tc>
+          <w:tcPr>
+            <w:tcW w:type="dxa" w:w="2380"/>
+            <w:shd w:fill="1F3864" w:color="auto" w:val="clear"/>
+            <w:tcMar>
+              <w:top w:type="dxa" w:w="80"/>
+              <w:left w:type="dxa" w:w="120"/>
+              <w:bottom w:type="dxa" w:w="80"/>
+              <w:right w:type="dxa" w:w="120"/>
+            </w:tcMar>
+            <w:vAlign w:val="center"/>
+          </w:tcPr>
+          <w:p>
+            <w:r>
+              <w:rPr>
+                <w:rFonts w:ascii="News Gothic MT" w:cs="News Gothic MT" w:eastAsia="News Gothic MT" w:hAnsi="News Gothic MT"/>
+                <w:b/>
+                <w:bCs/>
+                <w:color w:val="FFFFFF"/>
+                <w:sz w:val="19"/>
+                <w:szCs w:val="19"/>
+              </w:rPr>
+              <w:t xml:space="preserve">Monolítico</w:t>
+            </w:r>
+          </w:p>
+        </w:tc>
+        <w:tc>
+          <w:tcPr>
+            <w:tcW w:type="dxa" w:w="2380"/>
+            <w:shd w:fill="1F3864" w:color="auto" w:val="clear"/>
+            <w:tcMar>
+              <w:top w:type="dxa" w:w="80"/>
+              <w:left w:type="dxa" w:w="120"/>
+              <w:bottom w:type="dxa" w:w="80"/>
+              <w:right w:type="dxa" w:w="120"/>
+            </w:tcMar>
+            <w:vAlign w:val="center"/>
+          </w:tcPr>
+          <w:p>
+            <w:r>
+              <w:rPr>
+                <w:rFonts w:ascii="News Gothic MT" w:cs="News Gothic MT" w:eastAsia="News Gothic MT" w:hAnsi="News Gothic MT"/>
+                <w:b/>
+                <w:bCs/>
+                <w:color w:val="FFFFFF"/>
+                <w:sz w:val="19"/>
+                <w:szCs w:val="19"/>
+              </w:rPr>
+              <w:t xml:space="preserve">Microkernel</w:t>
+            </w:r>
+          </w:p>
+        </w:tc>
+        <w:tc>
+          <w:tcPr>
+            <w:tcW w:type="dxa" w:w="2378"/>
+            <w:shd w:fill="1F3864" w:color="auto" w:val="clear"/>
+            <w:tcMar>
+              <w:top w:type="dxa" w:w="80"/>
+              <w:left w:type="dxa" w:w="120"/>
+              <w:bottom w:type="dxa" w:w="80"/>
+              <w:right w:type="dxa" w:w="120"/>
+            </w:tcMar>
+            <w:vAlign w:val="center"/>
+          </w:tcPr>
+          <w:p>
+            <w:r>
+              <w:rPr>
+                <w:rFonts w:ascii="News Gothic MT" w:cs="News Gothic MT" w:eastAsia="News Gothic MT" w:hAnsi="News Gothic MT"/>
+                <w:b/>
+                <w:bCs/>
+                <w:color w:val="FFFFFF"/>
+                <w:sz w:val="19"/>
+                <w:szCs w:val="19"/>
+              </w:rPr>
+              <w:t xml:space="preserve">Híbrido</w:t>
+            </w:r>
+          </w:p>
+        </w:tc>
+      </w:tr>
+      <w:tr>
+        <w:tc>
+          <w:tcPr>
+            <w:tcW w:type="dxa" w:w="2500"/>
+            <w:shd w:fill="FFFFFF" w:color="auto" w:val="clear"/>
+            <w:tcMar>
+              <w:top w:type="dxa" w:w="70"/>
+              <w:left w:type="dxa" w:w="120"/>
+              <w:bottom w:type="dxa" w:w="70"/>
+              <w:right w:type="dxa" w:w="120"/>
+            </w:tcMar>
+            <w:vAlign w:val="center"/>
+          </w:tcPr>
+          <w:p>
+            <w:r>
+              <w:rPr>
+                <w:rFonts w:ascii="News Gothic MT" w:cs="News Gothic MT" w:eastAsia="News Gothic MT" w:hAnsi="News Gothic MT"/>
+                <w:b w:val="false"/>
+                <w:bCs w:val="false"/>
+                <w:i w:val="false"/>
+                <w:iCs w:val="false"/>
+                <w:color w:val="1A1A2E"/>
+                <w:sz w:val="19"/>
+                <w:szCs w:val="19"/>
+              </w:rPr>
+              <w:t xml:space="preserve">Qué hay en modo núcleo</w:t>
+            </w:r>
+          </w:p>
+        </w:tc>
+        <w:tc>
+          <w:tcPr>
+            <w:tcW w:type="dxa" w:w="2380"/>
+            <w:shd w:fill="FFFFFF" w:color="auto" w:val="clear"/>
+            <w:tcMar>
+              <w:top w:type="dxa" w:w="70"/>
+              <w:left w:type="dxa" w:w="120"/>
+              <w:bottom w:type="dxa" w:w="70"/>
+              <w:right w:type="dxa" w:w="120"/>
+            </w:tcMar>
+            <w:vAlign w:val="center"/>
+          </w:tcPr>
+          <w:p>
+            <w:r>
+              <w:rPr>
+                <w:rFonts w:ascii="News Gothic MT" w:cs="News Gothic MT" w:eastAsia="News Gothic MT" w:hAnsi="News Gothic MT"/>
+                <w:b w:val="false"/>
+                <w:bCs w:val="false"/>
+                <w:i w:val="false"/>
+                <w:iCs w:val="false"/>
+                <w:color w:val="1A1A2E"/>
+                <w:sz w:val="19"/>
+                <w:szCs w:val="19"/>
+              </w:rPr>
+              <w:t xml:space="preserve">Todo</w:t>
+            </w:r>
+          </w:p>
+        </w:tc>
+        <w:tc>
+          <w:tcPr>
+            <w:tcW w:type="dxa" w:w="2380"/>
+            <w:shd w:fill="FFFFFF" w:color="auto" w:val="clear"/>
+            <w:tcMar>
+              <w:top w:type="dxa" w:w="70"/>
+              <w:left w:type="dxa" w:w="120"/>
+              <w:bottom w:type="dxa" w:w="70"/>
+              <w:right w:type="dxa" w:w="120"/>
+            </w:tcMar>
+            <w:vAlign w:val="center"/>
+          </w:tcPr>
+          <w:p>
+            <w:r>
+              <w:rPr>
+                <w:rFonts w:ascii="News Gothic MT" w:cs="News Gothic MT" w:eastAsia="News Gothic MT" w:hAnsi="News Gothic MT"/>
+                <w:b w:val="false"/>
+                <w:bCs w:val="false"/>
+                <w:i w:val="false"/>
+                <w:iCs w:val="false"/>
+                <w:color w:val="1A1A2E"/>
+                <w:sz w:val="19"/>
+                <w:szCs w:val="19"/>
+              </w:rPr>
+              <w:t xml:space="preserve">Solo lo mínimo</w:t>
+            </w:r>
+          </w:p>
+        </w:tc>
+        <w:tc>
+          <w:tcPr>
+            <w:tcW w:type="dxa" w:w="2378"/>
+            <w:shd w:fill="FFFFFF" w:color="auto" w:val="clear"/>
+            <w:tcMar>
+              <w:top w:type="dxa" w:w="70"/>
+              <w:left w:type="dxa" w:w="120"/>
+              <w:bottom w:type="dxa" w:w="70"/>
+              <w:right w:type="dxa" w:w="120"/>
+            </w:tcMar>
+            <w:vAlign w:val="center"/>
+          </w:tcPr>
+          <w:p>
+            <w:r>
+              <w:rPr>
+                <w:rFonts w:ascii="News Gothic MT" w:cs="News Gothic MT" w:eastAsia="News Gothic MT" w:hAnsi="News Gothic MT"/>
+                <w:b w:val="false"/>
+                <w:bCs w:val="false"/>
+                <w:i w:val="false"/>
+                <w:iCs w:val="false"/>
+                <w:color w:val="1A1A2E"/>
+                <w:sz w:val="19"/>
+                <w:szCs w:val="19"/>
+              </w:rPr>
+              <w:t xml:space="preserve">Casi todo</w:t>
+            </w:r>
+          </w:p>
+        </w:tc>
+      </w:tr>
+      <w:tr>
+        <w:tc>
+          <w:tcPr>
+            <w:tcW w:type="dxa" w:w="2500"/>
+            <w:shd w:fill="EEF1F8" w:color="auto" w:val="clear"/>
+            <w:tcMar>
+              <w:top w:type="dxa" w:w="70"/>
+              <w:left w:type="dxa" w:w="120"/>
+              <w:bottom w:type="dxa" w:w="70"/>
+              <w:right w:type="dxa" w:w="120"/>
+            </w:tcMar>
+            <w:vAlign w:val="center"/>
+          </w:tcPr>
+          <w:p>
+            <w:r>
+              <w:rPr>
+                <w:rFonts w:ascii="News Gothic MT" w:cs="News Gothic MT" w:eastAsia="News Gothic MT" w:hAnsi="News Gothic MT"/>
+                <w:b w:val="false"/>
+                <w:bCs w:val="false"/>
+                <w:i w:val="false"/>
+                <w:iCs w:val="false"/>
+                <w:color w:val="1A1A2E"/>
+                <w:sz w:val="19"/>
+                <w:szCs w:val="19"/>
+              </w:rPr>
+              <w:t xml:space="preserve">Controladores</w:t>
+            </w:r>
+          </w:p>
+        </w:tc>
+        <w:tc>
+          <w:tcPr>
+            <w:tcW w:type="dxa" w:w="2380"/>
+            <w:shd w:fill="EEF1F8" w:color="auto" w:val="clear"/>
+            <w:tcMar>
+              <w:top w:type="dxa" w:w="70"/>
+              <w:left w:type="dxa" w:w="120"/>
+              <w:bottom w:type="dxa" w:w="70"/>
+              <w:right w:type="dxa" w:w="120"/>
+            </w:tcMar>
+            <w:vAlign w:val="center"/>
+          </w:tcPr>
+          <w:p>
+            <w:r>
+              <w:rPr>
+                <w:rFonts w:ascii="News Gothic MT" w:cs="News Gothic MT" w:eastAsia="News Gothic MT" w:hAnsi="News Gothic MT"/>
+                <w:b w:val="false"/>
+                <w:bCs w:val="false"/>
+                <w:i w:val="false"/>
+                <w:iCs w:val="false"/>
+                <w:color w:val="1A1A2E"/>
+                <w:sz w:val="19"/>
+                <w:szCs w:val="19"/>
+              </w:rPr>
+              <w:t xml:space="preserve">Modo núcleo</w:t>
+            </w:r>
+          </w:p>
+        </w:tc>
+        <w:tc>
+          <w:tcPr>
+            <w:tcW w:type="dxa" w:w="2380"/>
+            <w:shd w:fill="EEF1F8" w:color="auto" w:val="clear"/>
+            <w:tcMar>
+              <w:top w:type="dxa" w:w="70"/>
+              <w:left w:type="dxa" w:w="120"/>
+              <w:bottom w:type="dxa" w:w="70"/>
+              <w:right w:type="dxa" w:w="120"/>
+            </w:tcMar>
+            <w:vAlign w:val="center"/>
+          </w:tcPr>
+          <w:p>
+            <w:r>
+              <w:rPr>
+                <w:rFonts w:ascii="News Gothic MT" w:cs="News Gothic MT" w:eastAsia="News Gothic MT" w:hAnsi="News Gothic MT"/>
+                <w:b w:val="false"/>
+                <w:bCs w:val="false"/>
+                <w:i w:val="false"/>
+                <w:iCs w:val="false"/>
+                <w:color w:val="1A1A2E"/>
+                <w:sz w:val="19"/>
+                <w:szCs w:val="19"/>
+              </w:rPr>
+              <w:t xml:space="preserve">Modo usuario</w:t>
+            </w:r>
+          </w:p>
+        </w:tc>
+        <w:tc>
+          <w:tcPr>
+            <w:tcW w:type="dxa" w:w="2378"/>
+            <w:shd w:fill="EEF1F8" w:color="auto" w:val="clear"/>
+            <w:tcMar>
+              <w:top w:type="dxa" w:w="70"/>
+              <w:left w:type="dxa" w:w="120"/>
+              <w:bottom w:type="dxa" w:w="70"/>
+              <w:right w:type="dxa" w:w="120"/>
+            </w:tcMar>
+            <w:vAlign w:val="center"/>
+          </w:tcPr>
+          <w:p>
+            <w:r>
+              <w:rPr>
+                <w:rFonts w:ascii="News Gothic MT" w:cs="News Gothic MT" w:eastAsia="News Gothic MT" w:hAnsi="News Gothic MT"/>
+                <w:b w:val="false"/>
+                <w:bCs w:val="false"/>
+                <w:i w:val="false"/>
+                <w:iCs w:val="false"/>
+                <w:color w:val="1A1A2E"/>
+                <w:sz w:val="19"/>
+                <w:szCs w:val="19"/>
+              </w:rPr>
+              <w:t xml:space="preserve">Modo núcleo (mayoritariamente)</w:t>
+            </w:r>
+          </w:p>
+        </w:tc>
+      </w:tr>
+      <w:tr>
+        <w:tc>
+          <w:tcPr>
+            <w:tcW w:type="dxa" w:w="2500"/>
+            <w:shd w:fill="FFFFFF" w:color="auto" w:val="clear"/>
+            <w:tcMar>
+              <w:top w:type="dxa" w:w="70"/>
+              <w:left w:type="dxa" w:w="120"/>
+              <w:bottom w:type="dxa" w:w="70"/>
+              <w:right w:type="dxa" w:w="120"/>
+            </w:tcMar>
+            <w:vAlign w:val="center"/>
+          </w:tcPr>
+          <w:p>
+            <w:r>
+              <w:rPr>
+                <w:rFonts w:ascii="News Gothic MT" w:cs="News Gothic MT" w:eastAsia="News Gothic MT" w:hAnsi="News Gothic MT"/>
+                <w:b w:val="false"/>
+                <w:bCs w:val="false"/>
+                <w:i w:val="false"/>
+                <w:iCs w:val="false"/>
+                <w:color w:val="1A1A2E"/>
+                <w:sz w:val="19"/>
+                <w:szCs w:val="19"/>
+              </w:rPr>
+              <w:t xml:space="preserve">Rendimiento</w:t>
+            </w:r>
+          </w:p>
+        </w:tc>
+        <w:tc>
+          <w:tcPr>
+            <w:tcW w:type="dxa" w:w="2380"/>
+            <w:shd w:fill="FFFFFF" w:color="auto" w:val="clear"/>
+            <w:tcMar>
+              <w:top w:type="dxa" w:w="70"/>
+              <w:left w:type="dxa" w:w="120"/>
+              <w:bottom w:type="dxa" w:w="70"/>
+              <w:right w:type="dxa" w:w="120"/>
+            </w:tcMar>
+            <w:vAlign w:val="center"/>
+          </w:tcPr>
+          <w:p>
+            <w:r>
+              <w:rPr>
+                <w:rFonts w:ascii="News Gothic MT" w:cs="News Gothic MT" w:eastAsia="News Gothic MT" w:hAnsi="News Gothic MT"/>
+                <w:b w:val="false"/>
+                <w:bCs w:val="false"/>
+                <w:i w:val="false"/>
+                <w:iCs w:val="false"/>
+                <w:color w:val="1A1A2E"/>
+                <w:sz w:val="19"/>
+                <w:szCs w:val="19"/>
+              </w:rPr>
+              <w:t xml:space="preserve">Alto</w:t>
+            </w:r>
+          </w:p>
+        </w:tc>
+        <w:tc>
+          <w:tcPr>
+            <w:tcW w:type="dxa" w:w="2380"/>
+            <w:shd w:fill="FFFFFF" w:color="auto" w:val="clear"/>
+            <w:tcMar>
+              <w:top w:type="dxa" w:w="70"/>
+              <w:left w:type="dxa" w:w="120"/>
+              <w:bottom w:type="dxa" w:w="70"/>
+              <w:right w:type="dxa" w:w="120"/>
+            </w:tcMar>
+            <w:vAlign w:val="center"/>
+          </w:tcPr>
+          <w:p>
+            <w:r>
+              <w:rPr>
+                <w:rFonts w:ascii="News Gothic MT" w:cs="News Gothic MT" w:eastAsia="News Gothic MT" w:hAnsi="News Gothic MT"/>
+                <w:b w:val="false"/>
+                <w:bCs w:val="false"/>
+                <w:i w:val="false"/>
+                <w:iCs w:val="false"/>
+                <w:color w:val="1A1A2E"/>
+                <w:sz w:val="19"/>
+                <w:szCs w:val="19"/>
+              </w:rPr>
+              <w:t xml:space="preserve">Menor</w:t>
+            </w:r>
+          </w:p>
+        </w:tc>
+        <w:tc>
+          <w:tcPr>
+            <w:tcW w:type="dxa" w:w="2378"/>
+            <w:shd w:fill="FFFFFF" w:color="auto" w:val="clear"/>
+            <w:tcMar>
+              <w:top w:type="dxa" w:w="70"/>
+              <w:left w:type="dxa" w:w="120"/>
+              <w:bottom w:type="dxa" w:w="70"/>
+              <w:right w:type="dxa" w:w="120"/>
+            </w:tcMar>
+            <w:vAlign w:val="center"/>
+          </w:tcPr>
+          <w:p>
+            <w:r>
+              <w:rPr>
+                <w:rFonts w:ascii="News Gothic MT" w:cs="News Gothic MT" w:eastAsia="News Gothic MT" w:hAnsi="News Gothic MT"/>
+                <w:b w:val="false"/>
+                <w:bCs w:val="false"/>
+                <w:i w:val="false"/>
+                <w:iCs w:val="false"/>
+                <w:color w:val="1A1A2E"/>
+                <w:sz w:val="19"/>
+                <w:szCs w:val="19"/>
+              </w:rPr>
+              <w:t xml:space="preserve">Alto</w:t>
+            </w:r>
+          </w:p>
+        </w:tc>
+      </w:tr>
+      <w:tr>
+        <w:tc>
+          <w:tcPr>
+            <w:tcW w:type="dxa" w:w="2500"/>
+            <w:shd w:fill="EEF1F8" w:color="auto" w:val="clear"/>
+            <w:tcMar>
+              <w:top w:type="dxa" w:w="70"/>
+              <w:left w:type="dxa" w:w="120"/>
+              <w:bottom w:type="dxa" w:w="70"/>
+              <w:right w:type="dxa" w:w="120"/>
+            </w:tcMar>
+            <w:vAlign w:val="center"/>
+          </w:tcPr>
+          <w:p>
+            <w:r>
+              <w:rPr>
+                <w:rFonts w:ascii="News Gothic MT" w:cs="News Gothic MT" w:eastAsia="News Gothic MT" w:hAnsi="News Gothic MT"/>
+                <w:b w:val="false"/>
+                <w:bCs w:val="false"/>
+                <w:i w:val="false"/>
+                <w:iCs w:val="false"/>
+                <w:color w:val="1A1A2E"/>
+                <w:sz w:val="19"/>
+                <w:szCs w:val="19"/>
+              </w:rPr>
+              <w:t xml:space="preserve">Si falla un controlador</w:t>
+            </w:r>
+          </w:p>
+        </w:tc>
+        <w:tc>
+          <w:tcPr>
+            <w:tcW w:type="dxa" w:w="2380"/>
+            <w:shd w:fill="EEF1F8" w:color="auto" w:val="clear"/>
+            <w:tcMar>
+              <w:top w:type="dxa" w:w="70"/>
+              <w:left w:type="dxa" w:w="120"/>
+              <w:bottom w:type="dxa" w:w="70"/>
+              <w:right w:type="dxa" w:w="120"/>
+            </w:tcMar>
+            <w:vAlign w:val="center"/>
+          </w:tcPr>
+          <w:p>
+            <w:r>
+              <w:rPr>
+                <w:rFonts w:ascii="News Gothic MT" w:cs="News Gothic MT" w:eastAsia="News Gothic MT" w:hAnsi="News Gothic MT"/>
+                <w:b w:val="false"/>
+                <w:bCs w:val="false"/>
+                <w:i w:val="false"/>
+                <w:iCs w:val="false"/>
+                <w:color w:val="1A1A2E"/>
+                <w:sz w:val="19"/>
+                <w:szCs w:val="19"/>
+              </w:rPr>
+              <w:t xml:space="preserve">Puede caer todo el sistema</w:t>
+            </w:r>
+          </w:p>
+        </w:tc>
+        <w:tc>
+          <w:tcPr>
+            <w:tcW w:type="dxa" w:w="2380"/>
+            <w:shd w:fill="EEF1F8" w:color="auto" w:val="clear"/>
+            <w:tcMar>
+              <w:top w:type="dxa" w:w="70"/>
+              <w:left w:type="dxa" w:w="120"/>
+              <w:bottom w:type="dxa" w:w="70"/>
+              <w:right w:type="dxa" w:w="120"/>
+            </w:tcMar>
+            <w:vAlign w:val="center"/>
+          </w:tcPr>
+          <w:p>
+            <w:r>
+              <w:rPr>
+                <w:rFonts w:ascii="News Gothic MT" w:cs="News Gothic MT" w:eastAsia="News Gothic MT" w:hAnsi="News Gothic MT"/>
+                <w:b w:val="false"/>
+                <w:bCs w:val="false"/>
+                <w:i w:val="false"/>
+                <w:iCs w:val="false"/>
+                <w:color w:val="1A1A2E"/>
+                <w:sz w:val="19"/>
+                <w:szCs w:val="19"/>
+              </w:rPr>
+              <w:t xml:space="preserve">Se reinicia ese proceso</w:t>
+            </w:r>
+          </w:p>
+        </w:tc>
+        <w:tc>
+          <w:tcPr>
+            <w:tcW w:type="dxa" w:w="2378"/>
+            <w:shd w:fill="EEF1F8" w:color="auto" w:val="clear"/>
+            <w:tcMar>
+              <w:top w:type="dxa" w:w="70"/>
+              <w:left w:type="dxa" w:w="120"/>
+              <w:bottom w:type="dxa" w:w="70"/>
+              <w:right w:type="dxa" w:w="120"/>
+            </w:tcMar>
+            <w:vAlign w:val="center"/>
+          </w:tcPr>
+          <w:p>
+            <w:r>
+              <w:rPr>
+                <w:rFonts w:ascii="News Gothic MT" w:cs="News Gothic MT" w:eastAsia="News Gothic MT" w:hAnsi="News Gothic MT"/>
+                <w:b w:val="false"/>
+                <w:bCs w:val="false"/>
+                <w:i w:val="false"/>
+                <w:iCs w:val="false"/>
+                <w:color w:val="1A1A2E"/>
+                <w:sz w:val="19"/>
+                <w:szCs w:val="19"/>
+              </w:rPr>
+              <w:t xml:space="preserve">Puede caer todo el sistema</w:t>
+            </w:r>
+          </w:p>
+        </w:tc>
+      </w:tr>
+      <w:tr>
+        <w:tc>
+          <w:tcPr>
+            <w:tcW w:type="dxa" w:w="2500"/>
+            <w:shd w:fill="FFFFFF" w:color="auto" w:val="clear"/>
+            <w:tcMar>
+              <w:top w:type="dxa" w:w="70"/>
+              <w:left w:type="dxa" w:w="120"/>
+              <w:bottom w:type="dxa" w:w="70"/>
+              <w:right w:type="dxa" w:w="120"/>
+            </w:tcMar>
+            <w:vAlign w:val="center"/>
+          </w:tcPr>
+          <w:p>
+            <w:r>
+              <w:rPr>
+                <w:rFonts w:ascii="News Gothic MT" w:cs="News Gothic MT" w:eastAsia="News Gothic MT" w:hAnsi="News Gothic MT"/>
+                <w:b w:val="false"/>
+                <w:bCs w:val="false"/>
+                <w:i w:val="false"/>
+                <w:iCs w:val="false"/>
+                <w:color w:val="1A1A2E"/>
+                <w:sz w:val="19"/>
+                <w:szCs w:val="19"/>
+              </w:rPr>
+              <w:t xml:space="preserve">Ejemplos</w:t>
+            </w:r>
+          </w:p>
+        </w:tc>
+        <w:tc>
+          <w:tcPr>
+            <w:tcW w:type="dxa" w:w="2380"/>
+            <w:shd w:fill="FFFFFF" w:color="auto" w:val="clear"/>
+            <w:tcMar>
+              <w:top w:type="dxa" w:w="70"/>
+              <w:left w:type="dxa" w:w="120"/>
+              <w:bottom w:type="dxa" w:w="70"/>
+              <w:right w:type="dxa" w:w="120"/>
+            </w:tcMar>
+            <w:vAlign w:val="center"/>
+          </w:tcPr>
+          <w:p>
+            <w:r>
+              <w:rPr>
+                <w:rFonts w:ascii="News Gothic MT" w:cs="News Gothic MT" w:eastAsia="News Gothic MT" w:hAnsi="News Gothic MT"/>
+                <w:b w:val="false"/>
+                <w:bCs w:val="false"/>
+                <w:i w:val="false"/>
+                <w:iCs w:val="false"/>
+                <w:color w:val="1A1A2E"/>
+                <w:sz w:val="19"/>
+                <w:szCs w:val="19"/>
+              </w:rPr>
+              <w:t xml:space="preserve">Linux</w:t>
+            </w:r>
+          </w:p>
+        </w:tc>
+        <w:tc>
+          <w:tcPr>
+            <w:tcW w:type="dxa" w:w="2380"/>
+            <w:shd w:fill="FFFFFF" w:color="auto" w:val="clear"/>
+            <w:tcMar>
+              <w:top w:type="dxa" w:w="70"/>
+              <w:left w:type="dxa" w:w="120"/>
+              <w:bottom w:type="dxa" w:w="70"/>
+              <w:right w:type="dxa" w:w="120"/>
+            </w:tcMar>
+            <w:vAlign w:val="center"/>
+          </w:tcPr>
+          <w:p>
+            <w:r>
+              <w:rPr>
+                <w:rFonts w:ascii="News Gothic MT" w:cs="News Gothic MT" w:eastAsia="News Gothic MT" w:hAnsi="News Gothic MT"/>
+                <w:b w:val="false"/>
+                <w:bCs w:val="false"/>
+                <w:i w:val="false"/>
+                <w:iCs w:val="false"/>
+                <w:color w:val="1A1A2E"/>
+                <w:sz w:val="19"/>
+                <w:szCs w:val="19"/>
+              </w:rPr>
+              <w:t xml:space="preserve">QNX, MINIX</w:t>
+            </w:r>
+          </w:p>
+        </w:tc>
+        <w:tc>
+          <w:tcPr>
+            <w:tcW w:type="dxa" w:w="2378"/>
+            <w:shd w:fill="FFFFFF" w:color="auto" w:val="clear"/>
+            <w:tcMar>
+              <w:top w:type="dxa" w:w="70"/>
+              <w:left w:type="dxa" w:w="120"/>
+              <w:bottom w:type="dxa" w:w="70"/>
+              <w:right w:type="dxa" w:w="120"/>
+            </w:tcMar>
+            <w:vAlign w:val="center"/>
+          </w:tcPr>
+          <w:p>
+            <w:r>
+              <w:rPr>
+                <w:rFonts w:ascii="News Gothic MT" w:cs="News Gothic MT" w:eastAsia="News Gothic MT" w:hAnsi="News Gothic MT"/>
+                <w:b w:val="false"/>
+                <w:bCs w:val="false"/>
+                <w:i w:val="false"/>
+                <w:iCs w:val="false"/>
+                <w:color w:val="1A1A2E"/>
+                <w:sz w:val="19"/>
+                <w:szCs w:val="19"/>
+              </w:rPr>
+              <w:t xml:space="preserve">Windows NT, macOS (XNU)</w:t>
+            </w:r>
+          </w:p>
+        </w:tc>
+      </w:tr>
+    </w:tbl>
+    <w:p>
+      <w:pPr>
+        <w:spacing w:after="160"/>
+      </w:pPr>
+    </w:p>
+    <w:p>
+      <w:pPr>
         <w:spacing w:after="160" w:line="300"/>
         <w:jc w:val="both"/>
       </w:pPr>
@@ -2745,6 +5931,125 @@
         </w:rPr>
         <w:t xml:space="preserve">No existe una jerarquía de calidad entre estos tres modelos: son decisiones de diseño distintas, cada una con sus ventajas e inconvenientes. Que Linux use un núcleo monolítico no lo hace "anticuado" frente a un microkernel, ni un núcleo híbrido es automáticamente "lo mejor de ambos mundos" sin matices.</w:t>
       </w:r>
+    </w:p>
+    <w:tbl>
+      <w:tblPr>
+        <w:tblW w:type="dxa" w:w="9638"/>
+        <w:tblBorders>
+          <w:top w:val="single" w:color="CD0063" w:sz="10"/>
+          <w:left w:val="single" w:color="CD0063" w:sz="10"/>
+          <w:bottom w:val="single" w:color="CD0063" w:sz="10"/>
+          <w:right w:val="single" w:color="CD0063" w:sz="10"/>
+          <w:insideH w:val="single" w:color="auto" w:sz="4"/>
+          <w:insideV w:val="single" w:color="auto" w:sz="4"/>
+        </w:tblBorders>
+      </w:tblPr>
+      <w:tblGrid>
+        <w:gridCol w:w="100"/>
+      </w:tblGrid>
+      <w:tr>
+        <w:tc>
+          <w:tcPr>
+            <w:tcW w:type="dxa" w:w="9638"/>
+            <w:shd w:fill="EEF1F8" w:color="auto" w:val="clear"/>
+            <w:tcMar>
+              <w:top w:type="dxa" w:w="200"/>
+              <w:left w:type="dxa" w:w="260"/>
+              <w:bottom w:type="dxa" w:w="200"/>
+              <w:right w:type="dxa" w:w="260"/>
+            </w:tcMar>
+          </w:tcPr>
+          <w:p>
+            <w:pPr>
+              <w:spacing w:after="140"/>
+            </w:pPr>
+            <w:r>
+              <w:rPr>
+                <w:rFonts w:ascii="News Gothic MT" w:cs="News Gothic MT" w:eastAsia="News Gothic MT" w:hAnsi="News Gothic MT"/>
+                <w:b/>
+                <w:bCs/>
+                <w:color w:val="CD0063"/>
+                <w:spacing w:val="20"/>
+                <w:sz w:val="19"/>
+                <w:szCs w:val="19"/>
+              </w:rPr>
+              <w:t xml:space="preserve">ACTUALIDAD</w:t>
+            </w:r>
+          </w:p>
+          <w:p>
+            <w:pPr>
+              <w:spacing w:after="0" w:line="300"/>
+              <w:jc w:val="both"/>
+            </w:pPr>
+            <w:r>
+              <w:rPr>
+                <w:rFonts w:ascii="News Gothic MT" w:cs="News Gothic MT" w:eastAsia="News Gothic MT" w:hAnsi="News Gothic MT"/>
+                <w:b w:val="false"/>
+                <w:bCs w:val="false"/>
+                <w:i w:val="false"/>
+                <w:iCs w:val="false"/>
+                <w:color w:val="1A1A2E"/>
+                <w:sz w:val="21"/>
+                <w:szCs w:val="21"/>
+              </w:rPr>
+              <w:t xml:space="preserve">en julio de 2024, una actualización defectuosa de un programa de seguridad llamado CrowdStrike Falcon provocó pantallazos azules en unos 8,5 millones de ordenadores con Windows en todo el mundo, parando aeropuertos, bancos y hospitales. El motivo de que el fallo fuera tan grave es que ese programa incluía un </w:t>
+            </w:r>
+            <w:r>
+              <w:rPr>
+                <w:rFonts w:ascii="News Gothic MT" w:cs="News Gothic MT" w:eastAsia="News Gothic MT" w:hAnsi="News Gothic MT"/>
+                <w:b/>
+                <w:bCs/>
+                <w:color w:val="1A1A2E"/>
+                <w:sz w:val="21"/>
+                <w:szCs w:val="21"/>
+              </w:rPr>
+              <w:t xml:space="preserve">controlador que se ejecutaba en modo núcleo</w:t>
+            </w:r>
+            <w:r>
+              <w:rPr>
+                <w:rFonts w:ascii="News Gothic MT" w:cs="News Gothic MT" w:eastAsia="News Gothic MT" w:hAnsi="News Gothic MT"/>
+                <w:b w:val="false"/>
+                <w:bCs w:val="false"/>
+                <w:i w:val="false"/>
+                <w:iCs w:val="false"/>
+                <w:color w:val="1A1A2E"/>
+                <w:sz w:val="21"/>
+                <w:szCs w:val="21"/>
+              </w:rPr>
+              <w:t xml:space="preserve">: el mismo error en un programa en modo usuario solo habría cerrado ese programa. Desde entonces, Microsoft trabaja para que los antivirus y programas de seguridad puedan funcionar </w:t>
+            </w:r>
+            <w:r>
+              <w:rPr>
+                <w:rFonts w:ascii="News Gothic MT" w:cs="News Gothic MT" w:eastAsia="News Gothic MT" w:hAnsi="News Gothic MT"/>
+                <w:b/>
+                <w:bCs/>
+                <w:color w:val="1A1A2E"/>
+                <w:sz w:val="21"/>
+                <w:szCs w:val="21"/>
+              </w:rPr>
+              <w:t xml:space="preserve">fuera</w:t>
+            </w:r>
+            <w:r>
+              <w:rPr>
+                <w:rFonts w:ascii="News Gothic MT" w:cs="News Gothic MT" w:eastAsia="News Gothic MT" w:hAnsi="News Gothic MT"/>
+                <w:b w:val="false"/>
+                <w:bCs w:val="false"/>
+                <w:i w:val="false"/>
+                <w:iCs w:val="false"/>
+                <w:color w:val="1A1A2E"/>
+                <w:sz w:val="21"/>
+                <w:szCs w:val="21"/>
+              </w:rPr>
+              <w:t xml:space="preserve"> del modo núcleo.</w:t>
+            </w:r>
+          </w:p>
+        </w:tc>
+      </w:tr>
+    </w:tbl>
+    <w:p>
+      <w:pPr>
+        <w:spacing w:after="160"/>
+      </w:pPr>
     </w:p>
     <w:p>
       <w:pPr>
@@ -4740,20 +8045,20 @@
           <w:sz w:val="20"/>
           <w:szCs w:val="20"/>
         </w:rPr>
-        <w:t xml:space="preserve">Usuarios</w:t>
-      </w:r>
-      <w:r>
-        <w:rPr>
-          <w:rFonts w:ascii="News Gothic MT" w:cs="News Gothic MT" w:eastAsia="News Gothic MT" w:hAnsi="News Gothic MT"/>
-          <w:b w:val="false"/>
-          <w:bCs w:val="false"/>
-          <w:i w:val="false"/>
-          <w:iCs w:val="false"/>
-          <w:color w:val="1A1A2E"/>
-          <w:sz w:val="21"/>
-          <w:szCs w:val="21"/>
-        </w:rPr>
-        <w:t xml:space="preserve">, </w:t>
+        <w:t xml:space="preserve">Users</w:t>
+      </w:r>
+      <w:r>
+        <w:rPr>
+          <w:rFonts w:ascii="News Gothic MT" w:cs="News Gothic MT" w:eastAsia="News Gothic MT" w:hAnsi="News Gothic MT"/>
+          <w:b w:val="false"/>
+          <w:bCs w:val="false"/>
+          <w:i w:val="false"/>
+          <w:iCs w:val="false"/>
+          <w:color w:val="1A1A2E"/>
+          <w:sz w:val="21"/>
+          <w:szCs w:val="21"/>
+        </w:rPr>
+        <w:t xml:space="preserve"> (usuarios), </w:t>
       </w:r>
       <w:r>
         <w:rPr>
@@ -4764,20 +8069,20 @@
           <w:sz w:val="20"/>
           <w:szCs w:val="20"/>
         </w:rPr>
-        <w:t xml:space="preserve">Archivos de programa</w:t>
-      </w:r>
-      <w:r>
-        <w:rPr>
-          <w:rFonts w:ascii="News Gothic MT" w:cs="News Gothic MT" w:eastAsia="News Gothic MT" w:hAnsi="News Gothic MT"/>
-          <w:b w:val="false"/>
-          <w:bCs w:val="false"/>
-          <w:i w:val="false"/>
-          <w:iCs w:val="false"/>
-          <w:color w:val="1A1A2E"/>
-          <w:sz w:val="21"/>
-          <w:szCs w:val="21"/>
-        </w:rPr>
-        <w:t xml:space="preserve"> o </w:t>
+        <w:t xml:space="preserve">Program Files</w:t>
+      </w:r>
+      <w:r>
+        <w:rPr>
+          <w:rFonts w:ascii="News Gothic MT" w:cs="News Gothic MT" w:eastAsia="News Gothic MT" w:hAnsi="News Gothic MT"/>
+          <w:b w:val="false"/>
+          <w:bCs w:val="false"/>
+          <w:i w:val="false"/>
+          <w:iCs w:val="false"/>
+          <w:color w:val="1A1A2E"/>
+          <w:sz w:val="21"/>
+          <w:szCs w:val="21"/>
+        </w:rPr>
+        <w:t xml:space="preserve"> (programas instalados) o </w:t>
       </w:r>
       <w:r>
         <w:rPr>
@@ -4870,7 +8175,7 @@
           <w:sz w:val="20"/>
           <w:szCs w:val="20"/>
         </w:rPr>
-        <w:t xml:space="preserve">C:\Usuarios\Alejandro\Documentos\informe.docx</w:t>
+        <w:t xml:space="preserve">C:\Users\Alejandro\Documents\informe.docx</w:t>
       </w:r>
       <w:r>
         <w:rPr>
@@ -4928,7 +8233,7 @@
           <w:sz w:val="20"/>
           <w:szCs w:val="20"/>
         </w:rPr>
-        <w:t xml:space="preserve">Documentos\informe.docx</w:t>
+        <w:t xml:space="preserve">Documents\informe.docx</w:t>
       </w:r>
       <w:r>
         <w:rPr>
@@ -4952,7 +8257,7 @@
           <w:sz w:val="20"/>
           <w:szCs w:val="20"/>
         </w:rPr>
-        <w:t xml:space="preserve">C:\Usuarios\Alejandro</w:t>
+        <w:t xml:space="preserve">C:\Users\Alejandro</w:t>
       </w:r>
       <w:r>
         <w:rPr>
@@ -4966,679 +8271,6 @@
           <w:szCs w:val="21"/>
         </w:rPr>
         <w:t xml:space="preserve">.</w:t>
-      </w:r>
-    </w:p>
-    <w:p>
-      <w:pPr>
-        <w:pStyle w:val="Heading2"/>
-        <w:spacing w:after="140" w:before="280"/>
-      </w:pPr>
-      <w:r>
-        <w:rPr>
-          <w:rFonts w:ascii="News Gothic MT" w:cs="News Gothic MT" w:eastAsia="News Gothic MT" w:hAnsi="News Gothic MT"/>
-          <w:b/>
-          <w:bCs/>
-          <w:color w:val="1F3864"/>
-          <w:sz w:val="26"/>
-          <w:szCs w:val="26"/>
-        </w:rPr>
-        <w:t xml:space="preserve">La jerarquía de directorios en Linux</w:t>
-      </w:r>
-    </w:p>
-    <w:p>
-      <w:pPr>
-        <w:spacing w:after="160" w:line="300"/>
-        <w:jc w:val="both"/>
-      </w:pPr>
-      <w:r>
-        <w:rPr>
-          <w:rFonts w:ascii="News Gothic MT" w:cs="News Gothic MT" w:eastAsia="News Gothic MT" w:hAnsi="News Gothic MT"/>
-          <w:b w:val="false"/>
-          <w:bCs w:val="false"/>
-          <w:i w:val="false"/>
-          <w:iCs w:val="false"/>
-          <w:color w:val="1A1A2E"/>
-          <w:sz w:val="21"/>
-          <w:szCs w:val="21"/>
-        </w:rPr>
-        <w:t xml:space="preserve">Linux no usa letras de unidad: existe una </w:t>
-      </w:r>
-      <w:r>
-        <w:rPr>
-          <w:rFonts w:ascii="News Gothic MT" w:cs="News Gothic MT" w:eastAsia="News Gothic MT" w:hAnsi="News Gothic MT"/>
-          <w:b/>
-          <w:bCs/>
-          <w:color w:val="1A1A2E"/>
-          <w:sz w:val="21"/>
-          <w:szCs w:val="21"/>
-        </w:rPr>
-        <w:t xml:space="preserve">única raíz</w:t>
-      </w:r>
-      <w:r>
-        <w:rPr>
-          <w:rFonts w:ascii="News Gothic MT" w:cs="News Gothic MT" w:eastAsia="News Gothic MT" w:hAnsi="News Gothic MT"/>
-          <w:b w:val="false"/>
-          <w:bCs w:val="false"/>
-          <w:i w:val="false"/>
-          <w:iCs w:val="false"/>
-          <w:color w:val="1A1A2E"/>
-          <w:sz w:val="21"/>
-          <w:szCs w:val="21"/>
-        </w:rPr>
-        <w:t xml:space="preserve"> (</w:t>
-      </w:r>
-      <w:r>
-        <w:rPr>
-          <w:rFonts w:ascii="Courier New" w:cs="Courier New" w:eastAsia="Courier New" w:hAnsi="Courier New"/>
-          <w:b w:val="false"/>
-          <w:bCs w:val="false"/>
-          <w:color w:val="9B1B5C"/>
-          <w:sz w:val="20"/>
-          <w:szCs w:val="20"/>
-        </w:rPr>
-        <w:t xml:space="preserve">/</w:t>
-      </w:r>
-      <w:r>
-        <w:rPr>
-          <w:rFonts w:ascii="News Gothic MT" w:cs="News Gothic MT" w:eastAsia="News Gothic MT" w:hAnsi="News Gothic MT"/>
-          <w:b w:val="false"/>
-          <w:bCs w:val="false"/>
-          <w:i w:val="false"/>
-          <w:iCs w:val="false"/>
-          <w:color w:val="1A1A2E"/>
-          <w:sz w:val="21"/>
-          <w:szCs w:val="21"/>
-        </w:rPr>
-        <w:t xml:space="preserve">), y cualquier disco o partición adicional se </w:t>
-      </w:r>
-      <w:r>
-        <w:rPr>
-          <w:rFonts w:ascii="News Gothic MT" w:cs="News Gothic MT" w:eastAsia="News Gothic MT" w:hAnsi="News Gothic MT"/>
-          <w:b/>
-          <w:bCs/>
-          <w:color w:val="1A1A2E"/>
-          <w:sz w:val="21"/>
-          <w:szCs w:val="21"/>
-        </w:rPr>
-        <w:t xml:space="preserve">monta</w:t>
-      </w:r>
-      <w:r>
-        <w:rPr>
-          <w:rFonts w:ascii="News Gothic MT" w:cs="News Gothic MT" w:eastAsia="News Gothic MT" w:hAnsi="News Gothic MT"/>
-          <w:b w:val="false"/>
-          <w:bCs w:val="false"/>
-          <w:i w:val="false"/>
-          <w:iCs w:val="false"/>
-          <w:color w:val="1A1A2E"/>
-          <w:sz w:val="21"/>
-          <w:szCs w:val="21"/>
-        </w:rPr>
-        <w:t xml:space="preserve"> dentro de ese árbol único, apareciendo como una carpeta más — no como una letra nueva. Algunos de los directorios principales son:</w:t>
-      </w:r>
-    </w:p>
-    <w:p>
-      <w:pPr>
-        <w:pStyle w:val="ListParagraph"/>
-        <w:numPr>
-          <w:ilvl w:val="0"/>
-          <w:numId w:val="1"/>
-        </w:numPr>
-        <w:spacing w:after="100" w:line="300"/>
-      </w:pPr>
-      <w:r>
-        <w:rPr>
-          <w:rFonts w:ascii="Courier New" w:cs="Courier New" w:eastAsia="Courier New" w:hAnsi="Courier New"/>
-          <w:b w:val="false"/>
-          <w:bCs w:val="false"/>
-          <w:color w:val="9B1B5C"/>
-          <w:sz w:val="20"/>
-          <w:szCs w:val="20"/>
-        </w:rPr>
-        <w:t xml:space="preserve">/home</w:t>
-      </w:r>
-      <w:r>
-        <w:rPr>
-          <w:rFonts w:ascii="News Gothic MT" w:cs="News Gothic MT" w:eastAsia="News Gothic MT" w:hAnsi="News Gothic MT"/>
-          <w:b w:val="false"/>
-          <w:bCs w:val="false"/>
-          <w:i w:val="false"/>
-          <w:iCs w:val="false"/>
-          <w:color w:val="1A1A2E"/>
-          <w:sz w:val="21"/>
-          <w:szCs w:val="21"/>
-        </w:rPr>
-        <w:t xml:space="preserve"> — carpetas personales de cada usuario.</w:t>
-      </w:r>
-    </w:p>
-    <w:p>
-      <w:pPr>
-        <w:pStyle w:val="ListParagraph"/>
-        <w:numPr>
-          <w:ilvl w:val="0"/>
-          <w:numId w:val="1"/>
-        </w:numPr>
-        <w:spacing w:after="100" w:line="300"/>
-      </w:pPr>
-      <w:r>
-        <w:rPr>
-          <w:rFonts w:ascii="Courier New" w:cs="Courier New" w:eastAsia="Courier New" w:hAnsi="Courier New"/>
-          <w:b w:val="false"/>
-          <w:bCs w:val="false"/>
-          <w:color w:val="9B1B5C"/>
-          <w:sz w:val="20"/>
-          <w:szCs w:val="20"/>
-        </w:rPr>
-        <w:t xml:space="preserve">/etc</w:t>
-      </w:r>
-      <w:r>
-        <w:rPr>
-          <w:rFonts w:ascii="News Gothic MT" w:cs="News Gothic MT" w:eastAsia="News Gothic MT" w:hAnsi="News Gothic MT"/>
-          <w:b w:val="false"/>
-          <w:bCs w:val="false"/>
-          <w:i w:val="false"/>
-          <w:iCs w:val="false"/>
-          <w:color w:val="1A1A2E"/>
-          <w:sz w:val="21"/>
-          <w:szCs w:val="21"/>
-        </w:rPr>
-        <w:t xml:space="preserve"> — archivos de configuración del sistema.</w:t>
-      </w:r>
-    </w:p>
-    <w:p>
-      <w:pPr>
-        <w:pStyle w:val="ListParagraph"/>
-        <w:numPr>
-          <w:ilvl w:val="0"/>
-          <w:numId w:val="1"/>
-        </w:numPr>
-        <w:spacing w:after="100" w:line="300"/>
-      </w:pPr>
-      <w:r>
-        <w:rPr>
-          <w:rFonts w:ascii="Courier New" w:cs="Courier New" w:eastAsia="Courier New" w:hAnsi="Courier New"/>
-          <w:b w:val="false"/>
-          <w:bCs w:val="false"/>
-          <w:color w:val="9B1B5C"/>
-          <w:sz w:val="20"/>
-          <w:szCs w:val="20"/>
-        </w:rPr>
-        <w:t xml:space="preserve">/var</w:t>
-      </w:r>
-      <w:r>
-        <w:rPr>
-          <w:rFonts w:ascii="News Gothic MT" w:cs="News Gothic MT" w:eastAsia="News Gothic MT" w:hAnsi="News Gothic MT"/>
-          <w:b w:val="false"/>
-          <w:bCs w:val="false"/>
-          <w:i w:val="false"/>
-          <w:iCs w:val="false"/>
-          <w:color w:val="1A1A2E"/>
-          <w:sz w:val="21"/>
-          <w:szCs w:val="21"/>
-        </w:rPr>
-        <w:t xml:space="preserve"> — datos que cambian con el tiempo (registros, colas de impresión...).</w:t>
-      </w:r>
-    </w:p>
-    <w:p>
-      <w:pPr>
-        <w:pStyle w:val="ListParagraph"/>
-        <w:numPr>
-          <w:ilvl w:val="0"/>
-          <w:numId w:val="1"/>
-        </w:numPr>
-        <w:spacing w:after="100" w:line="300"/>
-      </w:pPr>
-      <w:r>
-        <w:rPr>
-          <w:rFonts w:ascii="Courier New" w:cs="Courier New" w:eastAsia="Courier New" w:hAnsi="Courier New"/>
-          <w:b w:val="false"/>
-          <w:bCs w:val="false"/>
-          <w:color w:val="9B1B5C"/>
-          <w:sz w:val="20"/>
-          <w:szCs w:val="20"/>
-        </w:rPr>
-        <w:t xml:space="preserve">/bin</w:t>
-      </w:r>
-      <w:r>
-        <w:rPr>
-          <w:rFonts w:ascii="News Gothic MT" w:cs="News Gothic MT" w:eastAsia="News Gothic MT" w:hAnsi="News Gothic MT"/>
-          <w:b w:val="false"/>
-          <w:bCs w:val="false"/>
-          <w:i w:val="false"/>
-          <w:iCs w:val="false"/>
-          <w:color w:val="1A1A2E"/>
-          <w:sz w:val="21"/>
-          <w:szCs w:val="21"/>
-        </w:rPr>
-        <w:t xml:space="preserve"> y </w:t>
-      </w:r>
-      <w:r>
-        <w:rPr>
-          <w:rFonts w:ascii="Courier New" w:cs="Courier New" w:eastAsia="Courier New" w:hAnsi="Courier New"/>
-          <w:b w:val="false"/>
-          <w:bCs w:val="false"/>
-          <w:color w:val="9B1B5C"/>
-          <w:sz w:val="20"/>
-          <w:szCs w:val="20"/>
-        </w:rPr>
-        <w:t xml:space="preserve">/usr</w:t>
-      </w:r>
-      <w:r>
-        <w:rPr>
-          <w:rFonts w:ascii="News Gothic MT" w:cs="News Gothic MT" w:eastAsia="News Gothic MT" w:hAnsi="News Gothic MT"/>
-          <w:b w:val="false"/>
-          <w:bCs w:val="false"/>
-          <w:i w:val="false"/>
-          <w:iCs w:val="false"/>
-          <w:color w:val="1A1A2E"/>
-          <w:sz w:val="21"/>
-          <w:szCs w:val="21"/>
-        </w:rPr>
-        <w:t xml:space="preserve"> — programas del sistema.</w:t>
-      </w:r>
-    </w:p>
-    <w:p>
-      <w:pPr>
-        <w:spacing w:after="160" w:line="300"/>
-        <w:jc w:val="both"/>
-      </w:pPr>
-      <w:r>
-        <w:rPr>
-          <w:rFonts w:ascii="News Gothic MT" w:cs="News Gothic MT" w:eastAsia="News Gothic MT" w:hAnsi="News Gothic MT"/>
-          <w:b w:val="false"/>
-          <w:bCs w:val="false"/>
-          <w:i w:val="false"/>
-          <w:iCs w:val="false"/>
-          <w:color w:val="1A1A2E"/>
-          <w:sz w:val="21"/>
-          <w:szCs w:val="21"/>
-        </w:rPr>
-        <w:t xml:space="preserve">Las rutas en Linux se separan con la barra </w:t>
-      </w:r>
-      <w:r>
-        <w:rPr>
-          <w:rFonts w:ascii="Courier New" w:cs="Courier New" w:eastAsia="Courier New" w:hAnsi="Courier New"/>
-          <w:b w:val="false"/>
-          <w:bCs w:val="false"/>
-          <w:color w:val="9B1B5C"/>
-          <w:sz w:val="20"/>
-          <w:szCs w:val="20"/>
-        </w:rPr>
-        <w:t xml:space="preserve">/</w:t>
-      </w:r>
-      <w:r>
-        <w:rPr>
-          <w:rFonts w:ascii="News Gothic MT" w:cs="News Gothic MT" w:eastAsia="News Gothic MT" w:hAnsi="News Gothic MT"/>
-          <w:b w:val="false"/>
-          <w:bCs w:val="false"/>
-          <w:i w:val="false"/>
-          <w:iCs w:val="false"/>
-          <w:color w:val="1A1A2E"/>
-          <w:sz w:val="21"/>
-          <w:szCs w:val="21"/>
-        </w:rPr>
-        <w:t xml:space="preserve"> (no </w:t>
-      </w:r>
-      <w:r>
-        <w:rPr>
-          <w:rFonts w:ascii="Courier New" w:cs="Courier New" w:eastAsia="Courier New" w:hAnsi="Courier New"/>
-          <w:b w:val="false"/>
-          <w:bCs w:val="false"/>
-          <w:color w:val="9B1B5C"/>
-          <w:sz w:val="20"/>
-          <w:szCs w:val="20"/>
-        </w:rPr>
-        <w:t xml:space="preserve">\</w:t>
-      </w:r>
-      <w:r>
-        <w:rPr>
-          <w:rFonts w:ascii="News Gothic MT" w:cs="News Gothic MT" w:eastAsia="News Gothic MT" w:hAnsi="News Gothic MT"/>
-          <w:b w:val="false"/>
-          <w:bCs w:val="false"/>
-          <w:i w:val="false"/>
-          <w:iCs w:val="false"/>
-          <w:color w:val="1A1A2E"/>
-          <w:sz w:val="21"/>
-          <w:szCs w:val="21"/>
-        </w:rPr>
-        <w:t xml:space="preserve">), y también pueden ser absolutas o relativas, igual que en Windows.</w:t>
-      </w:r>
-    </w:p>
-    <w:p>
-      <w:pPr>
-        <w:pStyle w:val="Heading2"/>
-        <w:spacing w:after="140" w:before="280"/>
-      </w:pPr>
-      <w:r>
-        <w:rPr>
-          <w:rFonts w:ascii="News Gothic MT" w:cs="News Gothic MT" w:eastAsia="News Gothic MT" w:hAnsi="News Gothic MT"/>
-          <w:b/>
-          <w:bCs/>
-          <w:color w:val="1F3864"/>
-          <w:sz w:val="26"/>
-          <w:szCs w:val="26"/>
-        </w:rPr>
-        <w:t xml:space="preserve">La diferencia que más suele fallar: mayúsculas y minúsculas</w:t>
-      </w:r>
-    </w:p>
-    <w:p>
-      <w:pPr>
-        <w:spacing w:after="160" w:line="300"/>
-        <w:jc w:val="both"/>
-      </w:pPr>
-      <w:r>
-        <w:rPr>
-          <w:rFonts w:ascii="News Gothic MT" w:cs="News Gothic MT" w:eastAsia="News Gothic MT" w:hAnsi="News Gothic MT"/>
-          <w:b/>
-          <w:bCs/>
-          <w:color w:val="1A1A2E"/>
-          <w:sz w:val="21"/>
-          <w:szCs w:val="21"/>
-        </w:rPr>
-        <w:t xml:space="preserve">Windows no distingue mayúsculas de minúsculas</w:t>
-      </w:r>
-      <w:r>
-        <w:rPr>
-          <w:rFonts w:ascii="News Gothic MT" w:cs="News Gothic MT" w:eastAsia="News Gothic MT" w:hAnsi="News Gothic MT"/>
-          <w:b w:val="false"/>
-          <w:bCs w:val="false"/>
-          <w:i w:val="false"/>
-          <w:iCs w:val="false"/>
-          <w:color w:val="1A1A2E"/>
-          <w:sz w:val="21"/>
-          <w:szCs w:val="21"/>
-        </w:rPr>
-        <w:t xml:space="preserve"> en los nombres de archivo: </w:t>
-      </w:r>
-      <w:r>
-        <w:rPr>
-          <w:rFonts w:ascii="Courier New" w:cs="Courier New" w:eastAsia="Courier New" w:hAnsi="Courier New"/>
-          <w:b w:val="false"/>
-          <w:bCs w:val="false"/>
-          <w:color w:val="9B1B5C"/>
-          <w:sz w:val="20"/>
-          <w:szCs w:val="20"/>
-        </w:rPr>
-        <w:t xml:space="preserve">Documento.txt</w:t>
-      </w:r>
-      <w:r>
-        <w:rPr>
-          <w:rFonts w:ascii="News Gothic MT" w:cs="News Gothic MT" w:eastAsia="News Gothic MT" w:hAnsi="News Gothic MT"/>
-          <w:b w:val="false"/>
-          <w:bCs w:val="false"/>
-          <w:i w:val="false"/>
-          <w:iCs w:val="false"/>
-          <w:color w:val="1A1A2E"/>
-          <w:sz w:val="21"/>
-          <w:szCs w:val="21"/>
-        </w:rPr>
-        <w:t xml:space="preserve"> y </w:t>
-      </w:r>
-      <w:r>
-        <w:rPr>
-          <w:rFonts w:ascii="Courier New" w:cs="Courier New" w:eastAsia="Courier New" w:hAnsi="Courier New"/>
-          <w:b w:val="false"/>
-          <w:bCs w:val="false"/>
-          <w:color w:val="9B1B5C"/>
-          <w:sz w:val="20"/>
-          <w:szCs w:val="20"/>
-        </w:rPr>
-        <w:t xml:space="preserve">documento.txt</w:t>
-      </w:r>
-      <w:r>
-        <w:rPr>
-          <w:rFonts w:ascii="News Gothic MT" w:cs="News Gothic MT" w:eastAsia="News Gothic MT" w:hAnsi="News Gothic MT"/>
-          <w:b w:val="false"/>
-          <w:bCs w:val="false"/>
-          <w:i w:val="false"/>
-          <w:iCs w:val="false"/>
-          <w:color w:val="1A1A2E"/>
-          <w:sz w:val="21"/>
-          <w:szCs w:val="21"/>
-        </w:rPr>
-        <w:t xml:space="preserve"> son el mismo archivo. </w:t>
-      </w:r>
-      <w:r>
-        <w:rPr>
-          <w:rFonts w:ascii="News Gothic MT" w:cs="News Gothic MT" w:eastAsia="News Gothic MT" w:hAnsi="News Gothic MT"/>
-          <w:b/>
-          <w:bCs/>
-          <w:color w:val="1A1A2E"/>
-          <w:sz w:val="21"/>
-          <w:szCs w:val="21"/>
-        </w:rPr>
-        <w:t xml:space="preserve">Linux sí distingue</w:t>
-      </w:r>
-      <w:r>
-        <w:rPr>
-          <w:rFonts w:ascii="News Gothic MT" w:cs="News Gothic MT" w:eastAsia="News Gothic MT" w:hAnsi="News Gothic MT"/>
-          <w:b w:val="false"/>
-          <w:bCs w:val="false"/>
-          <w:i w:val="false"/>
-          <w:iCs w:val="false"/>
-          <w:color w:val="1A1A2E"/>
-          <w:sz w:val="21"/>
-          <w:szCs w:val="21"/>
-        </w:rPr>
-        <w:t xml:space="preserve">: esos mismos dos nombres serían dos archivos completamente distintos. Esta diferencia es la causa más habitual de que "un comando no funcione" cuando se empieza a trabajar con la terminal de Linux — conviene tenerla muy presente desde ya, antes de que te encuentres con ese problema en la práctica.</w:t>
-      </w:r>
-    </w:p>
-    <w:p>
-      <w:pPr>
-        <w:pStyle w:val="Heading2"/>
-        <w:spacing w:after="140" w:before="280"/>
-      </w:pPr>
-      <w:r>
-        <w:rPr>
-          <w:rFonts w:ascii="News Gothic MT" w:cs="News Gothic MT" w:eastAsia="News Gothic MT" w:hAnsi="News Gothic MT"/>
-          <w:b/>
-          <w:bCs/>
-          <w:color w:val="1F3864"/>
-          <w:sz w:val="26"/>
-          <w:szCs w:val="26"/>
-        </w:rPr>
-        <w:t xml:space="preserve">Atributos de archivos y directorios</w:t>
-      </w:r>
-    </w:p>
-    <w:p>
-      <w:pPr>
-        <w:spacing w:after="160" w:line="300"/>
-        <w:jc w:val="both"/>
-      </w:pPr>
-      <w:r>
-        <w:rPr>
-          <w:rFonts w:ascii="News Gothic MT" w:cs="News Gothic MT" w:eastAsia="News Gothic MT" w:hAnsi="News Gothic MT"/>
-          <w:b w:val="false"/>
-          <w:bCs w:val="false"/>
-          <w:i w:val="false"/>
-          <w:iCs w:val="false"/>
-          <w:color w:val="1A1A2E"/>
-          <w:sz w:val="21"/>
-          <w:szCs w:val="21"/>
-        </w:rPr>
-        <w:t xml:space="preserve">Tanto Windows como Linux permiten marcar archivos y carpetas con </w:t>
-      </w:r>
-      <w:r>
-        <w:rPr>
-          <w:rFonts w:ascii="News Gothic MT" w:cs="News Gothic MT" w:eastAsia="News Gothic MT" w:hAnsi="News Gothic MT"/>
-          <w:b/>
-          <w:bCs/>
-          <w:color w:val="1A1A2E"/>
-          <w:sz w:val="21"/>
-          <w:szCs w:val="21"/>
-        </w:rPr>
-        <w:t xml:space="preserve">atributos</w:t>
-      </w:r>
-      <w:r>
-        <w:rPr>
-          <w:rFonts w:ascii="News Gothic MT" w:cs="News Gothic MT" w:eastAsia="News Gothic MT" w:hAnsi="News Gothic MT"/>
-          <w:b w:val="false"/>
-          <w:bCs w:val="false"/>
-          <w:i w:val="false"/>
-          <w:iCs w:val="false"/>
-          <w:color w:val="1A1A2E"/>
-          <w:sz w:val="21"/>
-          <w:szCs w:val="21"/>
-        </w:rPr>
-        <w:t xml:space="preserve"> que indican propiedades adicionales:</w:t>
-      </w:r>
-    </w:p>
-    <w:p>
-      <w:pPr>
-        <w:pStyle w:val="ListParagraph"/>
-        <w:numPr>
-          <w:ilvl w:val="0"/>
-          <w:numId w:val="1"/>
-        </w:numPr>
-        <w:spacing w:after="100" w:line="300"/>
-      </w:pPr>
-      <w:r>
-        <w:rPr>
-          <w:rFonts w:ascii="News Gothic MT" w:cs="News Gothic MT" w:eastAsia="News Gothic MT" w:hAnsi="News Gothic MT"/>
-          <w:b/>
-          <w:bCs/>
-          <w:color w:val="1A1A2E"/>
-          <w:sz w:val="21"/>
-          <w:szCs w:val="21"/>
-        </w:rPr>
-        <w:t xml:space="preserve">En Windows</w:t>
-      </w:r>
-      <w:r>
-        <w:rPr>
-          <w:rFonts w:ascii="News Gothic MT" w:cs="News Gothic MT" w:eastAsia="News Gothic MT" w:hAnsi="News Gothic MT"/>
-          <w:b w:val="false"/>
-          <w:bCs w:val="false"/>
-          <w:i w:val="false"/>
-          <w:iCs w:val="false"/>
-          <w:color w:val="1A1A2E"/>
-          <w:sz w:val="21"/>
-          <w:szCs w:val="21"/>
-        </w:rPr>
-        <w:t xml:space="preserve">: solo lectura, oculto, sistema, archivo listo para archivar. Se consultan y modifican desde las propiedades del archivo en el Explorador.</w:t>
-      </w:r>
-    </w:p>
-    <w:p>
-      <w:pPr>
-        <w:pStyle w:val="ListParagraph"/>
-        <w:numPr>
-          <w:ilvl w:val="0"/>
-          <w:numId w:val="1"/>
-        </w:numPr>
-        <w:spacing w:after="100" w:line="300"/>
-      </w:pPr>
-      <w:r>
-        <w:rPr>
-          <w:rFonts w:ascii="News Gothic MT" w:cs="News Gothic MT" w:eastAsia="News Gothic MT" w:hAnsi="News Gothic MT"/>
-          <w:b/>
-          <w:bCs/>
-          <w:color w:val="1A1A2E"/>
-          <w:sz w:val="21"/>
-          <w:szCs w:val="21"/>
-        </w:rPr>
-        <w:t xml:space="preserve">En Linux</w:t>
-      </w:r>
-      <w:r>
-        <w:rPr>
-          <w:rFonts w:ascii="News Gothic MT" w:cs="News Gothic MT" w:eastAsia="News Gothic MT" w:hAnsi="News Gothic MT"/>
-          <w:b w:val="false"/>
-          <w:bCs w:val="false"/>
-          <w:i w:val="false"/>
-          <w:iCs w:val="false"/>
-          <w:color w:val="1A1A2E"/>
-          <w:sz w:val="21"/>
-          <w:szCs w:val="21"/>
-        </w:rPr>
-        <w:t xml:space="preserve">: los archivos ocultos se marcan poniendo un punto al principio del nombre (</w:t>
-      </w:r>
-      <w:r>
-        <w:rPr>
-          <w:rFonts w:ascii="Courier New" w:cs="Courier New" w:eastAsia="Courier New" w:hAnsi="Courier New"/>
-          <w:b w:val="false"/>
-          <w:bCs w:val="false"/>
-          <w:color w:val="9B1B5C"/>
-          <w:sz w:val="20"/>
-          <w:szCs w:val="20"/>
-        </w:rPr>
-        <w:t xml:space="preserve">.archivo</w:t>
-      </w:r>
-      <w:r>
-        <w:rPr>
-          <w:rFonts w:ascii="News Gothic MT" w:cs="News Gothic MT" w:eastAsia="News Gothic MT" w:hAnsi="News Gothic MT"/>
-          <w:b w:val="false"/>
-          <w:bCs w:val="false"/>
-          <w:i w:val="false"/>
-          <w:iCs w:val="false"/>
-          <w:color w:val="1A1A2E"/>
-          <w:sz w:val="21"/>
-          <w:szCs w:val="21"/>
-        </w:rPr>
-        <w:t xml:space="preserve">). Existen otros atributos más avanzados gestionables con la herramienta </w:t>
-      </w:r>
-      <w:r>
-        <w:rPr>
-          <w:rFonts w:ascii="Courier New" w:cs="Courier New" w:eastAsia="Courier New" w:hAnsi="Courier New"/>
-          <w:b w:val="false"/>
-          <w:bCs w:val="false"/>
-          <w:color w:val="9B1B5C"/>
-          <w:sz w:val="20"/>
-          <w:szCs w:val="20"/>
-        </w:rPr>
-        <w:t xml:space="preserve">chattr</w:t>
-      </w:r>
-      <w:r>
-        <w:rPr>
-          <w:rFonts w:ascii="News Gothic MT" w:cs="News Gothic MT" w:eastAsia="News Gothic MT" w:hAnsi="News Gothic MT"/>
-          <w:b w:val="false"/>
-          <w:bCs w:val="false"/>
-          <w:i w:val="false"/>
-          <w:iCs w:val="false"/>
-          <w:color w:val="1A1A2E"/>
-          <w:sz w:val="21"/>
-          <w:szCs w:val="21"/>
-        </w:rPr>
-        <w:t xml:space="preserve">, que verás con más detalle en unidades posteriores.</w:t>
-      </w:r>
-    </w:p>
-    <w:p>
-      <w:pPr>
-        <w:spacing w:after="160" w:line="300"/>
-        <w:jc w:val="both"/>
-      </w:pPr>
-      <w:r>
-        <w:rPr>
-          <w:rFonts w:ascii="News Gothic MT" w:cs="News Gothic MT" w:eastAsia="News Gothic MT" w:hAnsi="News Gothic MT"/>
-          <w:b w:val="false"/>
-          <w:bCs w:val="false"/>
-          <w:i w:val="false"/>
-          <w:iCs w:val="false"/>
-          <w:color w:val="1A1A2E"/>
-          <w:sz w:val="21"/>
-          <w:szCs w:val="21"/>
-        </w:rPr>
-        <w:t xml:space="preserve">Un archivo oculto </w:t>
-      </w:r>
-      <w:r>
-        <w:rPr>
-          <w:rFonts w:ascii="News Gothic MT" w:cs="News Gothic MT" w:eastAsia="News Gothic MT" w:hAnsi="News Gothic MT"/>
-          <w:b/>
-          <w:bCs/>
-          <w:color w:val="1A1A2E"/>
-          <w:sz w:val="21"/>
-          <w:szCs w:val="21"/>
-        </w:rPr>
-        <w:t xml:space="preserve">no está protegido</w:t>
-      </w:r>
-      <w:r>
-        <w:rPr>
-          <w:rFonts w:ascii="News Gothic MT" w:cs="News Gothic MT" w:eastAsia="News Gothic MT" w:hAnsi="News Gothic MT"/>
-          <w:b w:val="false"/>
-          <w:bCs w:val="false"/>
-          <w:i w:val="false"/>
-          <w:iCs w:val="false"/>
-          <w:color w:val="1A1A2E"/>
-          <w:sz w:val="21"/>
-          <w:szCs w:val="21"/>
-        </w:rPr>
-        <w:t xml:space="preserve"> de ningún modo especial: simplemente no se muestra por defecto. No confundas "oculto" con "seguro".</w:t>
       </w:r>
     </w:p>
     <w:tbl>
@@ -5682,6 +8314,918 @@
                 <w:sz w:val="19"/>
                 <w:szCs w:val="19"/>
               </w:rPr>
+              <w:t xml:space="preserve">OJO: EL EXPLORADOR "TRADUCE" ALGUNOS NOMBRES</w:t>
+            </w:r>
+          </w:p>
+          <w:p>
+            <w:pPr>
+              <w:spacing w:after="0" w:line="300"/>
+              <w:jc w:val="both"/>
+            </w:pPr>
+            <w:r>
+              <w:rPr>
+                <w:rFonts w:ascii="News Gothic MT" w:cs="News Gothic MT" w:eastAsia="News Gothic MT" w:hAnsi="News Gothic MT"/>
+                <w:b w:val="false"/>
+                <w:bCs w:val="false"/>
+                <w:i w:val="false"/>
+                <w:iCs w:val="false"/>
+                <w:color w:val="1A1A2E"/>
+                <w:sz w:val="21"/>
+                <w:szCs w:val="21"/>
+              </w:rPr>
+              <w:t xml:space="preserve">en un Windows en español, el Explorador muestra carpetas como </w:t>
+            </w:r>
+            <w:r>
+              <w:rPr>
+                <w:rFonts w:ascii="Courier New" w:cs="Courier New" w:eastAsia="Courier New" w:hAnsi="Courier New"/>
+                <w:b w:val="false"/>
+                <w:bCs w:val="false"/>
+                <w:color w:val="9B1B5C"/>
+                <w:sz w:val="20"/>
+                <w:szCs w:val="20"/>
+              </w:rPr>
+              <w:t xml:space="preserve">Usuarios</w:t>
+            </w:r>
+            <w:r>
+              <w:rPr>
+                <w:rFonts w:ascii="News Gothic MT" w:cs="News Gothic MT" w:eastAsia="News Gothic MT" w:hAnsi="News Gothic MT"/>
+                <w:b w:val="false"/>
+                <w:bCs w:val="false"/>
+                <w:i w:val="false"/>
+                <w:iCs w:val="false"/>
+                <w:color w:val="1A1A2E"/>
+                <w:sz w:val="21"/>
+                <w:szCs w:val="21"/>
+              </w:rPr>
+              <w:t xml:space="preserve">, </w:t>
+            </w:r>
+            <w:r>
+              <w:rPr>
+                <w:rFonts w:ascii="Courier New" w:cs="Courier New" w:eastAsia="Courier New" w:hAnsi="Courier New"/>
+                <w:b w:val="false"/>
+                <w:bCs w:val="false"/>
+                <w:color w:val="9B1B5C"/>
+                <w:sz w:val="20"/>
+                <w:szCs w:val="20"/>
+              </w:rPr>
+              <w:t xml:space="preserve">Documentos</w:t>
+            </w:r>
+            <w:r>
+              <w:rPr>
+                <w:rFonts w:ascii="News Gothic MT" w:cs="News Gothic MT" w:eastAsia="News Gothic MT" w:hAnsi="News Gothic MT"/>
+                <w:b w:val="false"/>
+                <w:bCs w:val="false"/>
+                <w:i w:val="false"/>
+                <w:iCs w:val="false"/>
+                <w:color w:val="1A1A2E"/>
+                <w:sz w:val="21"/>
+                <w:szCs w:val="21"/>
+              </w:rPr>
+              <w:t xml:space="preserve"> o </w:t>
+            </w:r>
+            <w:r>
+              <w:rPr>
+                <w:rFonts w:ascii="Courier New" w:cs="Courier New" w:eastAsia="Courier New" w:hAnsi="Courier New"/>
+                <w:b w:val="false"/>
+                <w:bCs w:val="false"/>
+                <w:color w:val="9B1B5C"/>
+                <w:sz w:val="20"/>
+                <w:szCs w:val="20"/>
+              </w:rPr>
+              <w:t xml:space="preserve">Archivos de programa</w:t>
+            </w:r>
+            <w:r>
+              <w:rPr>
+                <w:rFonts w:ascii="News Gothic MT" w:cs="News Gothic MT" w:eastAsia="News Gothic MT" w:hAnsi="News Gothic MT"/>
+                <w:b w:val="false"/>
+                <w:bCs w:val="false"/>
+                <w:i w:val="false"/>
+                <w:iCs w:val="false"/>
+                <w:color w:val="1A1A2E"/>
+                <w:sz w:val="21"/>
+                <w:szCs w:val="21"/>
+              </w:rPr>
+              <w:t xml:space="preserve">, pero en el disco esas carpetas se llaman en realidad </w:t>
+            </w:r>
+            <w:r>
+              <w:rPr>
+                <w:rFonts w:ascii="Courier New" w:cs="Courier New" w:eastAsia="Courier New" w:hAnsi="Courier New"/>
+                <w:b w:val="false"/>
+                <w:bCs w:val="false"/>
+                <w:color w:val="9B1B5C"/>
+                <w:sz w:val="20"/>
+                <w:szCs w:val="20"/>
+              </w:rPr>
+              <w:t xml:space="preserve">Users</w:t>
+            </w:r>
+            <w:r>
+              <w:rPr>
+                <w:rFonts w:ascii="News Gothic MT" w:cs="News Gothic MT" w:eastAsia="News Gothic MT" w:hAnsi="News Gothic MT"/>
+                <w:b w:val="false"/>
+                <w:bCs w:val="false"/>
+                <w:i w:val="false"/>
+                <w:iCs w:val="false"/>
+                <w:color w:val="1A1A2E"/>
+                <w:sz w:val="21"/>
+                <w:szCs w:val="21"/>
+              </w:rPr>
+              <w:t xml:space="preserve">, </w:t>
+            </w:r>
+            <w:r>
+              <w:rPr>
+                <w:rFonts w:ascii="Courier New" w:cs="Courier New" w:eastAsia="Courier New" w:hAnsi="Courier New"/>
+                <w:b w:val="false"/>
+                <w:bCs w:val="false"/>
+                <w:color w:val="9B1B5C"/>
+                <w:sz w:val="20"/>
+                <w:szCs w:val="20"/>
+              </w:rPr>
+              <w:t xml:space="preserve">Documents</w:t>
+            </w:r>
+            <w:r>
+              <w:rPr>
+                <w:rFonts w:ascii="News Gothic MT" w:cs="News Gothic MT" w:eastAsia="News Gothic MT" w:hAnsi="News Gothic MT"/>
+                <w:b w:val="false"/>
+                <w:bCs w:val="false"/>
+                <w:i w:val="false"/>
+                <w:iCs w:val="false"/>
+                <w:color w:val="1A1A2E"/>
+                <w:sz w:val="21"/>
+                <w:szCs w:val="21"/>
+              </w:rPr>
+              <w:t xml:space="preserve"> y </w:t>
+            </w:r>
+            <w:r>
+              <w:rPr>
+                <w:rFonts w:ascii="Courier New" w:cs="Courier New" w:eastAsia="Courier New" w:hAnsi="Courier New"/>
+                <w:b w:val="false"/>
+                <w:bCs w:val="false"/>
+                <w:color w:val="9B1B5C"/>
+                <w:sz w:val="20"/>
+                <w:szCs w:val="20"/>
+              </w:rPr>
+              <w:t xml:space="preserve">Program Files</w:t>
+            </w:r>
+            <w:r>
+              <w:rPr>
+                <w:rFonts w:ascii="News Gothic MT" w:cs="News Gothic MT" w:eastAsia="News Gothic MT" w:hAnsi="News Gothic MT"/>
+                <w:b w:val="false"/>
+                <w:bCs w:val="false"/>
+                <w:i w:val="false"/>
+                <w:iCs w:val="false"/>
+                <w:color w:val="1A1A2E"/>
+                <w:sz w:val="21"/>
+                <w:szCs w:val="21"/>
+              </w:rPr>
+              <w:t xml:space="preserve">. El nombre en español es solo una etiqueta para mostrar. Lo notarás en cuanto hagas clic en la barra de direcciones para ver la ruta como texto, o cuando trabajes en una terminal: la ruta real es </w:t>
+            </w:r>
+            <w:r>
+              <w:rPr>
+                <w:rFonts w:ascii="Courier New" w:cs="Courier New" w:eastAsia="Courier New" w:hAnsi="Courier New"/>
+                <w:b w:val="false"/>
+                <w:bCs w:val="false"/>
+                <w:color w:val="9B1B5C"/>
+                <w:sz w:val="20"/>
+                <w:szCs w:val="20"/>
+              </w:rPr>
+              <w:t xml:space="preserve">C:\Users\...</w:t>
+            </w:r>
+            <w:r>
+              <w:rPr>
+                <w:rFonts w:ascii="News Gothic MT" w:cs="News Gothic MT" w:eastAsia="News Gothic MT" w:hAnsi="News Gothic MT"/>
+                <w:b w:val="false"/>
+                <w:bCs w:val="false"/>
+                <w:i w:val="false"/>
+                <w:iCs w:val="false"/>
+                <w:color w:val="1A1A2E"/>
+                <w:sz w:val="21"/>
+                <w:szCs w:val="21"/>
+              </w:rPr>
+              <w:t xml:space="preserve">, y es la que tienes que escribir.</w:t>
+            </w:r>
+          </w:p>
+        </w:tc>
+      </w:tr>
+    </w:tbl>
+    <w:p>
+      <w:pPr>
+        <w:spacing w:after="120"/>
+      </w:pPr>
+    </w:p>
+    <w:p>
+      <w:pPr>
+        <w:pStyle w:val="Heading2"/>
+        <w:spacing w:after="140" w:before="280"/>
+      </w:pPr>
+      <w:r>
+        <w:rPr>
+          <w:rFonts w:ascii="News Gothic MT" w:cs="News Gothic MT" w:eastAsia="News Gothic MT" w:hAnsi="News Gothic MT"/>
+          <w:b/>
+          <w:bCs/>
+          <w:color w:val="1F3864"/>
+          <w:sz w:val="26"/>
+          <w:szCs w:val="26"/>
+        </w:rPr>
+        <w:t xml:space="preserve">La jerarquía de directorios en Linux</w:t>
+      </w:r>
+    </w:p>
+    <w:p>
+      <w:pPr>
+        <w:spacing w:after="160" w:line="300"/>
+        <w:jc w:val="both"/>
+      </w:pPr>
+      <w:r>
+        <w:rPr>
+          <w:rFonts w:ascii="News Gothic MT" w:cs="News Gothic MT" w:eastAsia="News Gothic MT" w:hAnsi="News Gothic MT"/>
+          <w:b w:val="false"/>
+          <w:bCs w:val="false"/>
+          <w:i w:val="false"/>
+          <w:iCs w:val="false"/>
+          <w:color w:val="1A1A2E"/>
+          <w:sz w:val="21"/>
+          <w:szCs w:val="21"/>
+        </w:rPr>
+        <w:t xml:space="preserve">Linux no usa letras de unidad: existe una </w:t>
+      </w:r>
+      <w:r>
+        <w:rPr>
+          <w:rFonts w:ascii="News Gothic MT" w:cs="News Gothic MT" w:eastAsia="News Gothic MT" w:hAnsi="News Gothic MT"/>
+          <w:b/>
+          <w:bCs/>
+          <w:color w:val="1A1A2E"/>
+          <w:sz w:val="21"/>
+          <w:szCs w:val="21"/>
+        </w:rPr>
+        <w:t xml:space="preserve">única raíz</w:t>
+      </w:r>
+      <w:r>
+        <w:rPr>
+          <w:rFonts w:ascii="News Gothic MT" w:cs="News Gothic MT" w:eastAsia="News Gothic MT" w:hAnsi="News Gothic MT"/>
+          <w:b w:val="false"/>
+          <w:bCs w:val="false"/>
+          <w:i w:val="false"/>
+          <w:iCs w:val="false"/>
+          <w:color w:val="1A1A2E"/>
+          <w:sz w:val="21"/>
+          <w:szCs w:val="21"/>
+        </w:rPr>
+        <w:t xml:space="preserve"> (</w:t>
+      </w:r>
+      <w:r>
+        <w:rPr>
+          <w:rFonts w:ascii="Courier New" w:cs="Courier New" w:eastAsia="Courier New" w:hAnsi="Courier New"/>
+          <w:b w:val="false"/>
+          <w:bCs w:val="false"/>
+          <w:color w:val="9B1B5C"/>
+          <w:sz w:val="20"/>
+          <w:szCs w:val="20"/>
+        </w:rPr>
+        <w:t xml:space="preserve">/</w:t>
+      </w:r>
+      <w:r>
+        <w:rPr>
+          <w:rFonts w:ascii="News Gothic MT" w:cs="News Gothic MT" w:eastAsia="News Gothic MT" w:hAnsi="News Gothic MT"/>
+          <w:b w:val="false"/>
+          <w:bCs w:val="false"/>
+          <w:i w:val="false"/>
+          <w:iCs w:val="false"/>
+          <w:color w:val="1A1A2E"/>
+          <w:sz w:val="21"/>
+          <w:szCs w:val="21"/>
+        </w:rPr>
+        <w:t xml:space="preserve">), y cualquier disco o partición adicional se </w:t>
+      </w:r>
+      <w:r>
+        <w:rPr>
+          <w:rFonts w:ascii="News Gothic MT" w:cs="News Gothic MT" w:eastAsia="News Gothic MT" w:hAnsi="News Gothic MT"/>
+          <w:b/>
+          <w:bCs/>
+          <w:color w:val="1A1A2E"/>
+          <w:sz w:val="21"/>
+          <w:szCs w:val="21"/>
+        </w:rPr>
+        <w:t xml:space="preserve">monta</w:t>
+      </w:r>
+      <w:r>
+        <w:rPr>
+          <w:rFonts w:ascii="News Gothic MT" w:cs="News Gothic MT" w:eastAsia="News Gothic MT" w:hAnsi="News Gothic MT"/>
+          <w:b w:val="false"/>
+          <w:bCs w:val="false"/>
+          <w:i w:val="false"/>
+          <w:iCs w:val="false"/>
+          <w:color w:val="1A1A2E"/>
+          <w:sz w:val="21"/>
+          <w:szCs w:val="21"/>
+        </w:rPr>
+        <w:t xml:space="preserve"> dentro de ese árbol único, apareciendo como una carpeta más — no como una letra nueva. Algunos de los directorios principales son:</w:t>
+      </w:r>
+    </w:p>
+    <w:p>
+      <w:pPr>
+        <w:pStyle w:val="ListParagraph"/>
+        <w:numPr>
+          <w:ilvl w:val="0"/>
+          <w:numId w:val="1"/>
+        </w:numPr>
+        <w:spacing w:after="100" w:line="300"/>
+      </w:pPr>
+      <w:r>
+        <w:rPr>
+          <w:rFonts w:ascii="Courier New" w:cs="Courier New" w:eastAsia="Courier New" w:hAnsi="Courier New"/>
+          <w:b w:val="false"/>
+          <w:bCs w:val="false"/>
+          <w:color w:val="9B1B5C"/>
+          <w:sz w:val="20"/>
+          <w:szCs w:val="20"/>
+        </w:rPr>
+        <w:t xml:space="preserve">/home</w:t>
+      </w:r>
+      <w:r>
+        <w:rPr>
+          <w:rFonts w:ascii="News Gothic MT" w:cs="News Gothic MT" w:eastAsia="News Gothic MT" w:hAnsi="News Gothic MT"/>
+          <w:b w:val="false"/>
+          <w:bCs w:val="false"/>
+          <w:i w:val="false"/>
+          <w:iCs w:val="false"/>
+          <w:color w:val="1A1A2E"/>
+          <w:sz w:val="21"/>
+          <w:szCs w:val="21"/>
+        </w:rPr>
+        <w:t xml:space="preserve"> — carpetas personales de cada usuario.</w:t>
+      </w:r>
+    </w:p>
+    <w:p>
+      <w:pPr>
+        <w:pStyle w:val="ListParagraph"/>
+        <w:numPr>
+          <w:ilvl w:val="0"/>
+          <w:numId w:val="1"/>
+        </w:numPr>
+        <w:spacing w:after="100" w:line="300"/>
+      </w:pPr>
+      <w:r>
+        <w:rPr>
+          <w:rFonts w:ascii="Courier New" w:cs="Courier New" w:eastAsia="Courier New" w:hAnsi="Courier New"/>
+          <w:b w:val="false"/>
+          <w:bCs w:val="false"/>
+          <w:color w:val="9B1B5C"/>
+          <w:sz w:val="20"/>
+          <w:szCs w:val="20"/>
+        </w:rPr>
+        <w:t xml:space="preserve">/etc</w:t>
+      </w:r>
+      <w:r>
+        <w:rPr>
+          <w:rFonts w:ascii="News Gothic MT" w:cs="News Gothic MT" w:eastAsia="News Gothic MT" w:hAnsi="News Gothic MT"/>
+          <w:b w:val="false"/>
+          <w:bCs w:val="false"/>
+          <w:i w:val="false"/>
+          <w:iCs w:val="false"/>
+          <w:color w:val="1A1A2E"/>
+          <w:sz w:val="21"/>
+          <w:szCs w:val="21"/>
+        </w:rPr>
+        <w:t xml:space="preserve"> — archivos de configuración del sistema.</w:t>
+      </w:r>
+    </w:p>
+    <w:p>
+      <w:pPr>
+        <w:pStyle w:val="ListParagraph"/>
+        <w:numPr>
+          <w:ilvl w:val="0"/>
+          <w:numId w:val="1"/>
+        </w:numPr>
+        <w:spacing w:after="100" w:line="300"/>
+      </w:pPr>
+      <w:r>
+        <w:rPr>
+          <w:rFonts w:ascii="Courier New" w:cs="Courier New" w:eastAsia="Courier New" w:hAnsi="Courier New"/>
+          <w:b w:val="false"/>
+          <w:bCs w:val="false"/>
+          <w:color w:val="9B1B5C"/>
+          <w:sz w:val="20"/>
+          <w:szCs w:val="20"/>
+        </w:rPr>
+        <w:t xml:space="preserve">/var</w:t>
+      </w:r>
+      <w:r>
+        <w:rPr>
+          <w:rFonts w:ascii="News Gothic MT" w:cs="News Gothic MT" w:eastAsia="News Gothic MT" w:hAnsi="News Gothic MT"/>
+          <w:b w:val="false"/>
+          <w:bCs w:val="false"/>
+          <w:i w:val="false"/>
+          <w:iCs w:val="false"/>
+          <w:color w:val="1A1A2E"/>
+          <w:sz w:val="21"/>
+          <w:szCs w:val="21"/>
+        </w:rPr>
+        <w:t xml:space="preserve"> — datos que cambian con el tiempo (registros, colas de impresión...).</w:t>
+      </w:r>
+    </w:p>
+    <w:p>
+      <w:pPr>
+        <w:pStyle w:val="ListParagraph"/>
+        <w:numPr>
+          <w:ilvl w:val="0"/>
+          <w:numId w:val="1"/>
+        </w:numPr>
+        <w:spacing w:after="100" w:line="300"/>
+      </w:pPr>
+      <w:r>
+        <w:rPr>
+          <w:rFonts w:ascii="Courier New" w:cs="Courier New" w:eastAsia="Courier New" w:hAnsi="Courier New"/>
+          <w:b w:val="false"/>
+          <w:bCs w:val="false"/>
+          <w:color w:val="9B1B5C"/>
+          <w:sz w:val="20"/>
+          <w:szCs w:val="20"/>
+        </w:rPr>
+        <w:t xml:space="preserve">/bin</w:t>
+      </w:r>
+      <w:r>
+        <w:rPr>
+          <w:rFonts w:ascii="News Gothic MT" w:cs="News Gothic MT" w:eastAsia="News Gothic MT" w:hAnsi="News Gothic MT"/>
+          <w:b w:val="false"/>
+          <w:bCs w:val="false"/>
+          <w:i w:val="false"/>
+          <w:iCs w:val="false"/>
+          <w:color w:val="1A1A2E"/>
+          <w:sz w:val="21"/>
+          <w:szCs w:val="21"/>
+        </w:rPr>
+        <w:t xml:space="preserve"> y </w:t>
+      </w:r>
+      <w:r>
+        <w:rPr>
+          <w:rFonts w:ascii="Courier New" w:cs="Courier New" w:eastAsia="Courier New" w:hAnsi="Courier New"/>
+          <w:b w:val="false"/>
+          <w:bCs w:val="false"/>
+          <w:color w:val="9B1B5C"/>
+          <w:sz w:val="20"/>
+          <w:szCs w:val="20"/>
+        </w:rPr>
+        <w:t xml:space="preserve">/usr</w:t>
+      </w:r>
+      <w:r>
+        <w:rPr>
+          <w:rFonts w:ascii="News Gothic MT" w:cs="News Gothic MT" w:eastAsia="News Gothic MT" w:hAnsi="News Gothic MT"/>
+          <w:b w:val="false"/>
+          <w:bCs w:val="false"/>
+          <w:i w:val="false"/>
+          <w:iCs w:val="false"/>
+          <w:color w:val="1A1A2E"/>
+          <w:sz w:val="21"/>
+          <w:szCs w:val="21"/>
+        </w:rPr>
+        <w:t xml:space="preserve"> — programas del sistema.</w:t>
+      </w:r>
+    </w:p>
+    <w:p>
+      <w:pPr>
+        <w:spacing w:after="160" w:line="300"/>
+        <w:jc w:val="both"/>
+      </w:pPr>
+      <w:r>
+        <w:rPr>
+          <w:rFonts w:ascii="News Gothic MT" w:cs="News Gothic MT" w:eastAsia="News Gothic MT" w:hAnsi="News Gothic MT"/>
+          <w:b w:val="false"/>
+          <w:bCs w:val="false"/>
+          <w:i w:val="false"/>
+          <w:iCs w:val="false"/>
+          <w:color w:val="1A1A2E"/>
+          <w:sz w:val="21"/>
+          <w:szCs w:val="21"/>
+        </w:rPr>
+        <w:t xml:space="preserve">Las rutas en Linux se separan con la barra </w:t>
+      </w:r>
+      <w:r>
+        <w:rPr>
+          <w:rFonts w:ascii="Courier New" w:cs="Courier New" w:eastAsia="Courier New" w:hAnsi="Courier New"/>
+          <w:b w:val="false"/>
+          <w:bCs w:val="false"/>
+          <w:color w:val="9B1B5C"/>
+          <w:sz w:val="20"/>
+          <w:szCs w:val="20"/>
+        </w:rPr>
+        <w:t xml:space="preserve">/</w:t>
+      </w:r>
+      <w:r>
+        <w:rPr>
+          <w:rFonts w:ascii="News Gothic MT" w:cs="News Gothic MT" w:eastAsia="News Gothic MT" w:hAnsi="News Gothic MT"/>
+          <w:b w:val="false"/>
+          <w:bCs w:val="false"/>
+          <w:i w:val="false"/>
+          <w:iCs w:val="false"/>
+          <w:color w:val="1A1A2E"/>
+          <w:sz w:val="21"/>
+          <w:szCs w:val="21"/>
+        </w:rPr>
+        <w:t xml:space="preserve"> (no </w:t>
+      </w:r>
+      <w:r>
+        <w:rPr>
+          <w:rFonts w:ascii="Courier New" w:cs="Courier New" w:eastAsia="Courier New" w:hAnsi="Courier New"/>
+          <w:b w:val="false"/>
+          <w:bCs w:val="false"/>
+          <w:color w:val="9B1B5C"/>
+          <w:sz w:val="20"/>
+          <w:szCs w:val="20"/>
+        </w:rPr>
+        <w:t xml:space="preserve">\</w:t>
+      </w:r>
+      <w:r>
+        <w:rPr>
+          <w:rFonts w:ascii="News Gothic MT" w:cs="News Gothic MT" w:eastAsia="News Gothic MT" w:hAnsi="News Gothic MT"/>
+          <w:b w:val="false"/>
+          <w:bCs w:val="false"/>
+          <w:i w:val="false"/>
+          <w:iCs w:val="false"/>
+          <w:color w:val="1A1A2E"/>
+          <w:sz w:val="21"/>
+          <w:szCs w:val="21"/>
+        </w:rPr>
+        <w:t xml:space="preserve">), y también pueden ser absolutas o relativas, igual que en Windows.</w:t>
+      </w:r>
+    </w:p>
+    <w:p>
+      <w:pPr>
+        <w:pStyle w:val="Heading2"/>
+        <w:spacing w:after="140" w:before="280"/>
+      </w:pPr>
+      <w:r>
+        <w:rPr>
+          <w:rFonts w:ascii="News Gothic MT" w:cs="News Gothic MT" w:eastAsia="News Gothic MT" w:hAnsi="News Gothic MT"/>
+          <w:b/>
+          <w:bCs/>
+          <w:color w:val="1F3864"/>
+          <w:sz w:val="26"/>
+          <w:szCs w:val="26"/>
+        </w:rPr>
+        <w:t xml:space="preserve">La diferencia que más suele fallar: mayúsculas y minúsculas</w:t>
+      </w:r>
+    </w:p>
+    <w:p>
+      <w:pPr>
+        <w:spacing w:after="160" w:line="300"/>
+        <w:jc w:val="both"/>
+      </w:pPr>
+      <w:r>
+        <w:rPr>
+          <w:rFonts w:ascii="News Gothic MT" w:cs="News Gothic MT" w:eastAsia="News Gothic MT" w:hAnsi="News Gothic MT"/>
+          <w:b/>
+          <w:bCs/>
+          <w:color w:val="1A1A2E"/>
+          <w:sz w:val="21"/>
+          <w:szCs w:val="21"/>
+        </w:rPr>
+        <w:t xml:space="preserve">Windows no distingue mayúsculas de minúsculas</w:t>
+      </w:r>
+      <w:r>
+        <w:rPr>
+          <w:rFonts w:ascii="News Gothic MT" w:cs="News Gothic MT" w:eastAsia="News Gothic MT" w:hAnsi="News Gothic MT"/>
+          <w:b w:val="false"/>
+          <w:bCs w:val="false"/>
+          <w:i w:val="false"/>
+          <w:iCs w:val="false"/>
+          <w:color w:val="1A1A2E"/>
+          <w:sz w:val="21"/>
+          <w:szCs w:val="21"/>
+        </w:rPr>
+        <w:t xml:space="preserve"> en los nombres de archivo: </w:t>
+      </w:r>
+      <w:r>
+        <w:rPr>
+          <w:rFonts w:ascii="Courier New" w:cs="Courier New" w:eastAsia="Courier New" w:hAnsi="Courier New"/>
+          <w:b w:val="false"/>
+          <w:bCs w:val="false"/>
+          <w:color w:val="9B1B5C"/>
+          <w:sz w:val="20"/>
+          <w:szCs w:val="20"/>
+        </w:rPr>
+        <w:t xml:space="preserve">Documento.txt</w:t>
+      </w:r>
+      <w:r>
+        <w:rPr>
+          <w:rFonts w:ascii="News Gothic MT" w:cs="News Gothic MT" w:eastAsia="News Gothic MT" w:hAnsi="News Gothic MT"/>
+          <w:b w:val="false"/>
+          <w:bCs w:val="false"/>
+          <w:i w:val="false"/>
+          <w:iCs w:val="false"/>
+          <w:color w:val="1A1A2E"/>
+          <w:sz w:val="21"/>
+          <w:szCs w:val="21"/>
+        </w:rPr>
+        <w:t xml:space="preserve"> y </w:t>
+      </w:r>
+      <w:r>
+        <w:rPr>
+          <w:rFonts w:ascii="Courier New" w:cs="Courier New" w:eastAsia="Courier New" w:hAnsi="Courier New"/>
+          <w:b w:val="false"/>
+          <w:bCs w:val="false"/>
+          <w:color w:val="9B1B5C"/>
+          <w:sz w:val="20"/>
+          <w:szCs w:val="20"/>
+        </w:rPr>
+        <w:t xml:space="preserve">documento.txt</w:t>
+      </w:r>
+      <w:r>
+        <w:rPr>
+          <w:rFonts w:ascii="News Gothic MT" w:cs="News Gothic MT" w:eastAsia="News Gothic MT" w:hAnsi="News Gothic MT"/>
+          <w:b w:val="false"/>
+          <w:bCs w:val="false"/>
+          <w:i w:val="false"/>
+          <w:iCs w:val="false"/>
+          <w:color w:val="1A1A2E"/>
+          <w:sz w:val="21"/>
+          <w:szCs w:val="21"/>
+        </w:rPr>
+        <w:t xml:space="preserve"> son el mismo archivo. </w:t>
+      </w:r>
+      <w:r>
+        <w:rPr>
+          <w:rFonts w:ascii="News Gothic MT" w:cs="News Gothic MT" w:eastAsia="News Gothic MT" w:hAnsi="News Gothic MT"/>
+          <w:b/>
+          <w:bCs/>
+          <w:color w:val="1A1A2E"/>
+          <w:sz w:val="21"/>
+          <w:szCs w:val="21"/>
+        </w:rPr>
+        <w:t xml:space="preserve">Linux sí distingue</w:t>
+      </w:r>
+      <w:r>
+        <w:rPr>
+          <w:rFonts w:ascii="News Gothic MT" w:cs="News Gothic MT" w:eastAsia="News Gothic MT" w:hAnsi="News Gothic MT"/>
+          <w:b w:val="false"/>
+          <w:bCs w:val="false"/>
+          <w:i w:val="false"/>
+          <w:iCs w:val="false"/>
+          <w:color w:val="1A1A2E"/>
+          <w:sz w:val="21"/>
+          <w:szCs w:val="21"/>
+        </w:rPr>
+        <w:t xml:space="preserve">: esos mismos dos nombres serían dos archivos completamente distintos. Esta diferencia es la causa más habitual de que "un comando no funcione" cuando se empieza a trabajar con la terminal de Linux — conviene tenerla muy presente desde ya, antes de que te encuentres con ese problema en la práctica.</w:t>
+      </w:r>
+    </w:p>
+    <w:p>
+      <w:pPr>
+        <w:pStyle w:val="Heading2"/>
+        <w:spacing w:after="140" w:before="280"/>
+      </w:pPr>
+      <w:r>
+        <w:rPr>
+          <w:rFonts w:ascii="News Gothic MT" w:cs="News Gothic MT" w:eastAsia="News Gothic MT" w:hAnsi="News Gothic MT"/>
+          <w:b/>
+          <w:bCs/>
+          <w:color w:val="1F3864"/>
+          <w:sz w:val="26"/>
+          <w:szCs w:val="26"/>
+        </w:rPr>
+        <w:t xml:space="preserve">Atributos de archivos y directorios</w:t>
+      </w:r>
+    </w:p>
+    <w:p>
+      <w:pPr>
+        <w:spacing w:after="160" w:line="300"/>
+        <w:jc w:val="both"/>
+      </w:pPr>
+      <w:r>
+        <w:rPr>
+          <w:rFonts w:ascii="News Gothic MT" w:cs="News Gothic MT" w:eastAsia="News Gothic MT" w:hAnsi="News Gothic MT"/>
+          <w:b w:val="false"/>
+          <w:bCs w:val="false"/>
+          <w:i w:val="false"/>
+          <w:iCs w:val="false"/>
+          <w:color w:val="1A1A2E"/>
+          <w:sz w:val="21"/>
+          <w:szCs w:val="21"/>
+        </w:rPr>
+        <w:t xml:space="preserve">Tanto Windows como Linux permiten marcar archivos y carpetas con </w:t>
+      </w:r>
+      <w:r>
+        <w:rPr>
+          <w:rFonts w:ascii="News Gothic MT" w:cs="News Gothic MT" w:eastAsia="News Gothic MT" w:hAnsi="News Gothic MT"/>
+          <w:b/>
+          <w:bCs/>
+          <w:color w:val="1A1A2E"/>
+          <w:sz w:val="21"/>
+          <w:szCs w:val="21"/>
+        </w:rPr>
+        <w:t xml:space="preserve">atributos</w:t>
+      </w:r>
+      <w:r>
+        <w:rPr>
+          <w:rFonts w:ascii="News Gothic MT" w:cs="News Gothic MT" w:eastAsia="News Gothic MT" w:hAnsi="News Gothic MT"/>
+          <w:b w:val="false"/>
+          <w:bCs w:val="false"/>
+          <w:i w:val="false"/>
+          <w:iCs w:val="false"/>
+          <w:color w:val="1A1A2E"/>
+          <w:sz w:val="21"/>
+          <w:szCs w:val="21"/>
+        </w:rPr>
+        <w:t xml:space="preserve"> que indican propiedades adicionales:</w:t>
+      </w:r>
+    </w:p>
+    <w:p>
+      <w:pPr>
+        <w:pStyle w:val="ListParagraph"/>
+        <w:numPr>
+          <w:ilvl w:val="0"/>
+          <w:numId w:val="1"/>
+        </w:numPr>
+        <w:spacing w:after="100" w:line="300"/>
+      </w:pPr>
+      <w:r>
+        <w:rPr>
+          <w:rFonts w:ascii="News Gothic MT" w:cs="News Gothic MT" w:eastAsia="News Gothic MT" w:hAnsi="News Gothic MT"/>
+          <w:b/>
+          <w:bCs/>
+          <w:color w:val="1A1A2E"/>
+          <w:sz w:val="21"/>
+          <w:szCs w:val="21"/>
+        </w:rPr>
+        <w:t xml:space="preserve">En Windows</w:t>
+      </w:r>
+      <w:r>
+        <w:rPr>
+          <w:rFonts w:ascii="News Gothic MT" w:cs="News Gothic MT" w:eastAsia="News Gothic MT" w:hAnsi="News Gothic MT"/>
+          <w:b w:val="false"/>
+          <w:bCs w:val="false"/>
+          <w:i w:val="false"/>
+          <w:iCs w:val="false"/>
+          <w:color w:val="1A1A2E"/>
+          <w:sz w:val="21"/>
+          <w:szCs w:val="21"/>
+        </w:rPr>
+        <w:t xml:space="preserve">: solo lectura, oculto, sistema, archivo listo para archivar. Se consultan y modifican desde las propiedades del archivo en el Explorador.</w:t>
+      </w:r>
+    </w:p>
+    <w:p>
+      <w:pPr>
+        <w:pStyle w:val="ListParagraph"/>
+        <w:numPr>
+          <w:ilvl w:val="0"/>
+          <w:numId w:val="1"/>
+        </w:numPr>
+        <w:spacing w:after="100" w:line="300"/>
+      </w:pPr>
+      <w:r>
+        <w:rPr>
+          <w:rFonts w:ascii="News Gothic MT" w:cs="News Gothic MT" w:eastAsia="News Gothic MT" w:hAnsi="News Gothic MT"/>
+          <w:b/>
+          <w:bCs/>
+          <w:color w:val="1A1A2E"/>
+          <w:sz w:val="21"/>
+          <w:szCs w:val="21"/>
+        </w:rPr>
+        <w:t xml:space="preserve">En Linux</w:t>
+      </w:r>
+      <w:r>
+        <w:rPr>
+          <w:rFonts w:ascii="News Gothic MT" w:cs="News Gothic MT" w:eastAsia="News Gothic MT" w:hAnsi="News Gothic MT"/>
+          <w:b w:val="false"/>
+          <w:bCs w:val="false"/>
+          <w:i w:val="false"/>
+          <w:iCs w:val="false"/>
+          <w:color w:val="1A1A2E"/>
+          <w:sz w:val="21"/>
+          <w:szCs w:val="21"/>
+        </w:rPr>
+        <w:t xml:space="preserve">: los archivos ocultos se marcan poniendo un punto al principio del nombre (</w:t>
+      </w:r>
+      <w:r>
+        <w:rPr>
+          <w:rFonts w:ascii="Courier New" w:cs="Courier New" w:eastAsia="Courier New" w:hAnsi="Courier New"/>
+          <w:b w:val="false"/>
+          <w:bCs w:val="false"/>
+          <w:color w:val="9B1B5C"/>
+          <w:sz w:val="20"/>
+          <w:szCs w:val="20"/>
+        </w:rPr>
+        <w:t xml:space="preserve">.archivo</w:t>
+      </w:r>
+      <w:r>
+        <w:rPr>
+          <w:rFonts w:ascii="News Gothic MT" w:cs="News Gothic MT" w:eastAsia="News Gothic MT" w:hAnsi="News Gothic MT"/>
+          <w:b w:val="false"/>
+          <w:bCs w:val="false"/>
+          <w:i w:val="false"/>
+          <w:iCs w:val="false"/>
+          <w:color w:val="1A1A2E"/>
+          <w:sz w:val="21"/>
+          <w:szCs w:val="21"/>
+        </w:rPr>
+        <w:t xml:space="preserve">). Existen otros atributos más avanzados gestionables con la herramienta </w:t>
+      </w:r>
+      <w:r>
+        <w:rPr>
+          <w:rFonts w:ascii="Courier New" w:cs="Courier New" w:eastAsia="Courier New" w:hAnsi="Courier New"/>
+          <w:b w:val="false"/>
+          <w:bCs w:val="false"/>
+          <w:color w:val="9B1B5C"/>
+          <w:sz w:val="20"/>
+          <w:szCs w:val="20"/>
+        </w:rPr>
+        <w:t xml:space="preserve">chattr</w:t>
+      </w:r>
+      <w:r>
+        <w:rPr>
+          <w:rFonts w:ascii="News Gothic MT" w:cs="News Gothic MT" w:eastAsia="News Gothic MT" w:hAnsi="News Gothic MT"/>
+          <w:b w:val="false"/>
+          <w:bCs w:val="false"/>
+          <w:i w:val="false"/>
+          <w:iCs w:val="false"/>
+          <w:color w:val="1A1A2E"/>
+          <w:sz w:val="21"/>
+          <w:szCs w:val="21"/>
+        </w:rPr>
+        <w:t xml:space="preserve">, que verás con más detalle en unidades posteriores.</w:t>
+      </w:r>
+    </w:p>
+    <w:p>
+      <w:pPr>
+        <w:spacing w:after="160" w:line="300"/>
+        <w:jc w:val="both"/>
+      </w:pPr>
+      <w:r>
+        <w:rPr>
+          <w:rFonts w:ascii="News Gothic MT" w:cs="News Gothic MT" w:eastAsia="News Gothic MT" w:hAnsi="News Gothic MT"/>
+          <w:b w:val="false"/>
+          <w:bCs w:val="false"/>
+          <w:i w:val="false"/>
+          <w:iCs w:val="false"/>
+          <w:color w:val="1A1A2E"/>
+          <w:sz w:val="21"/>
+          <w:szCs w:val="21"/>
+        </w:rPr>
+        <w:t xml:space="preserve">Un archivo oculto </w:t>
+      </w:r>
+      <w:r>
+        <w:rPr>
+          <w:rFonts w:ascii="News Gothic MT" w:cs="News Gothic MT" w:eastAsia="News Gothic MT" w:hAnsi="News Gothic MT"/>
+          <w:b/>
+          <w:bCs/>
+          <w:color w:val="1A1A2E"/>
+          <w:sz w:val="21"/>
+          <w:szCs w:val="21"/>
+        </w:rPr>
+        <w:t xml:space="preserve">no está protegido</w:t>
+      </w:r>
+      <w:r>
+        <w:rPr>
+          <w:rFonts w:ascii="News Gothic MT" w:cs="News Gothic MT" w:eastAsia="News Gothic MT" w:hAnsi="News Gothic MT"/>
+          <w:b w:val="false"/>
+          <w:bCs w:val="false"/>
+          <w:i w:val="false"/>
+          <w:iCs w:val="false"/>
+          <w:color w:val="1A1A2E"/>
+          <w:sz w:val="21"/>
+          <w:szCs w:val="21"/>
+        </w:rPr>
+        <w:t xml:space="preserve"> de ningún modo especial: simplemente no se muestra por defecto. No confundas "oculto" con "seguro".</w:t>
+      </w:r>
+    </w:p>
+    <w:tbl>
+      <w:tblPr>
+        <w:tblW w:type="dxa" w:w="9638"/>
+        <w:tblBorders>
+          <w:top w:val="single" w:color="CD0063" w:sz="10"/>
+          <w:left w:val="single" w:color="CD0063" w:sz="10"/>
+          <w:bottom w:val="single" w:color="CD0063" w:sz="10"/>
+          <w:right w:val="single" w:color="CD0063" w:sz="10"/>
+          <w:insideH w:val="single" w:color="auto" w:sz="4"/>
+          <w:insideV w:val="single" w:color="auto" w:sz="4"/>
+        </w:tblBorders>
+      </w:tblPr>
+      <w:tblGrid>
+        <w:gridCol w:w="100"/>
+      </w:tblGrid>
+      <w:tr>
+        <w:tc>
+          <w:tcPr>
+            <w:tcW w:type="dxa" w:w="9638"/>
+            <w:shd w:fill="EEF1F8" w:color="auto" w:val="clear"/>
+            <w:tcMar>
+              <w:top w:type="dxa" w:w="200"/>
+              <w:left w:type="dxa" w:w="260"/>
+              <w:bottom w:type="dxa" w:w="200"/>
+              <w:right w:type="dxa" w:w="260"/>
+            </w:tcMar>
+          </w:tcPr>
+          <w:p>
+            <w:pPr>
+              <w:spacing w:after="140"/>
+            </w:pPr>
+            <w:r>
+              <w:rPr>
+                <w:rFonts w:ascii="News Gothic MT" w:cs="News Gothic MT" w:eastAsia="News Gothic MT" w:hAnsi="News Gothic MT"/>
+                <w:b/>
+                <w:bCs/>
+                <w:color w:val="CD0063"/>
+                <w:spacing w:val="20"/>
+                <w:sz w:val="19"/>
+                <w:szCs w:val="19"/>
+              </w:rPr>
               <w:t xml:space="preserve">PARA PRACTICAR</w:t>
             </w:r>
           </w:p>
@@ -6354,7 +9898,7 @@
                 <w:sz w:val="20"/>
                 <w:szCs w:val="20"/>
               </w:rPr>
-              <w:t xml:space="preserve">C:\Usuarios\&lt;tu usuario&gt;</w:t>
+              <w:t xml:space="preserve">C:\Users\&lt;tu usuario&gt;</w:t>
             </w:r>
             <w:r>
               <w:rPr>
@@ -12328,7 +15872,7 @@
         <w:pStyle w:val="ListParagraph"/>
         <w:numPr>
           <w:ilvl w:val="0"/>
-          <w:numId w:val="2"/>
+          <w:numId w:val="3"/>
         </w:numPr>
         <w:spacing w:after="100" w:line="300"/>
       </w:pPr>
@@ -12375,7 +15919,7 @@
         <w:pStyle w:val="ListParagraph"/>
         <w:numPr>
           <w:ilvl w:val="0"/>
-          <w:numId w:val="2"/>
+          <w:numId w:val="3"/>
         </w:numPr>
         <w:spacing w:after="100" w:line="300"/>
       </w:pPr>
@@ -12422,7 +15966,7 @@
         <w:pStyle w:val="ListParagraph"/>
         <w:numPr>
           <w:ilvl w:val="0"/>
-          <w:numId w:val="2"/>
+          <w:numId w:val="3"/>
         </w:numPr>
         <w:spacing w:after="100" w:line="300"/>
       </w:pPr>
@@ -12469,7 +16013,7 @@
         <w:pStyle w:val="ListParagraph"/>
         <w:numPr>
           <w:ilvl w:val="0"/>
-          <w:numId w:val="2"/>
+          <w:numId w:val="3"/>
         </w:numPr>
         <w:spacing w:after="100" w:line="300"/>
       </w:pPr>
@@ -12540,7 +16084,7 @@
         <w:pStyle w:val="ListParagraph"/>
         <w:numPr>
           <w:ilvl w:val="0"/>
-          <w:numId w:val="2"/>
+          <w:numId w:val="3"/>
         </w:numPr>
         <w:spacing w:after="100" w:line="300"/>
       </w:pPr>
@@ -20290,7 +23834,7 @@
         <w:pStyle w:val="ListParagraph"/>
         <w:numPr>
           <w:ilvl w:val="0"/>
-          <w:numId w:val="3"/>
+          <w:numId w:val="4"/>
         </w:numPr>
         <w:spacing w:after="100" w:line="300"/>
       </w:pPr>
@@ -20313,7 +23857,7 @@
         <w:pStyle w:val="ListParagraph"/>
         <w:numPr>
           <w:ilvl w:val="0"/>
-          <w:numId w:val="3"/>
+          <w:numId w:val="4"/>
         </w:numPr>
         <w:spacing w:after="100" w:line="300"/>
       </w:pPr>
@@ -20336,7 +23880,7 @@
         <w:pStyle w:val="ListParagraph"/>
         <w:numPr>
           <w:ilvl w:val="0"/>
-          <w:numId w:val="3"/>
+          <w:numId w:val="4"/>
         </w:numPr>
         <w:spacing w:after="100" w:line="300"/>
       </w:pPr>
@@ -20491,7 +24035,54 @@
           <w:sz w:val="21"/>
           <w:szCs w:val="21"/>
         </w:rPr>
-        <w:t xml:space="preserve">Los núcleos pueden ser monolíticos (Linux), híbridos (Windows, macOS) o microkernel — son diseños distintos, no una jerarquía de calidad.</w:t>
+        <w:t xml:space="preserve">La CPU trabaja en modo núcleo (todo permitido: núcleo y controladores) o en modo usuario (aplicaciones, con acceso restringido). Las aplicaciones piden los servicios al núcleo mediante llamadas al sistema. Ser administrador o </w:t>
+      </w:r>
+      <w:r>
+        <w:rPr>
+          <w:rFonts w:ascii="Courier New" w:cs="Courier New" w:eastAsia="Courier New" w:hAnsi="Courier New"/>
+          <w:b w:val="false"/>
+          <w:bCs w:val="false"/>
+          <w:color w:val="9B1B5C"/>
+          <w:sz w:val="20"/>
+          <w:szCs w:val="20"/>
+        </w:rPr>
+        <w:t xml:space="preserve">root</w:t>
+      </w:r>
+      <w:r>
+        <w:rPr>
+          <w:rFonts w:ascii="News Gothic MT" w:cs="News Gothic MT" w:eastAsia="News Gothic MT" w:hAnsi="News Gothic MT"/>
+          <w:b w:val="false"/>
+          <w:bCs w:val="false"/>
+          <w:i w:val="false"/>
+          <w:iCs w:val="false"/>
+          <w:color w:val="1A1A2E"/>
+          <w:sz w:val="21"/>
+          <w:szCs w:val="21"/>
+        </w:rPr>
+        <w:t xml:space="preserve"> no significa ejecutarse en modo núcleo.</w:t>
+      </w:r>
+    </w:p>
+    <w:p>
+      <w:pPr>
+        <w:pStyle w:val="ListParagraph"/>
+        <w:numPr>
+          <w:ilvl w:val="0"/>
+          <w:numId w:val="1"/>
+        </w:numPr>
+        <w:spacing w:after="100" w:line="300"/>
+      </w:pPr>
+      <w:r>
+        <w:rPr>
+          <w:rFonts w:ascii="News Gothic MT" w:cs="News Gothic MT" w:eastAsia="News Gothic MT" w:hAnsi="News Gothic MT"/>
+          <w:b w:val="false"/>
+          <w:bCs w:val="false"/>
+          <w:i w:val="false"/>
+          <w:iCs w:val="false"/>
+          <w:color w:val="1A1A2E"/>
+          <w:sz w:val="21"/>
+          <w:szCs w:val="21"/>
+        </w:rPr>
+        <w:t xml:space="preserve">Los núcleos pueden ser monolíticos (Linux: todo en modo núcleo), microkernel (solo lo mínimo en modo núcleo) o híbridos (Windows, macOS: diseño por piezas, pero casi todo en modo núcleo) — son diseños distintos, no una jerarquía de calidad.</w:t>
       </w:r>
     </w:p>
     <w:p>
@@ -21967,6 +25558,18 @@
       </w:pPr>
     </w:lvl>
   </w:abstractNum>
+  <w:abstractNum w:abstractNumId="4" w15:restartNumberingAfterBreak="0">
+    <w:multiLevelType w:val="hybridMultilevel"/>
+    <w:lvl w:ilvl="0" w15:tentative="1">
+      <w:start w:val="1"/>
+      <w:numFmt w:val="decimal"/>
+      <w:lvlText w:val="%1."/>
+      <w:lvlJc w:val="start"/>
+      <w:pPr>
+        <w:ind w:left="420" w:hanging="260"/>
+      </w:pPr>
+    </w:lvl>
+  </w:abstractNum>
   <w:num w:numId="1">
     <w:abstractNumId w:val="1"/>
     <w:lvlOverride w:ilvl="0">
@@ -21981,6 +25584,12 @@
   </w:num>
   <w:num w:numId="3">
     <w:abstractNumId w:val="3"/>
+    <w:lvlOverride w:ilvl="0">
+      <w:startOverride w:val="1"/>
+    </w:lvlOverride>
+  </w:num>
+  <w:num w:numId="4">
+    <w:abstractNumId w:val="4"/>
     <w:lvlOverride w:ilvl="0">
       <w:startOverride w:val="1"/>
     </w:lvlOverride>

--- a/UD01-fundamentos-so/UD01_apuntes.docx
+++ b/UD01-fundamentos-so/UD01_apuntes.docx
@@ -8861,6 +8861,901 @@
           <w:sz w:val="26"/>
           <w:szCs w:val="26"/>
         </w:rPr>
+        <w:t xml:space="preserve">Subir de nivel en una ruta relativa: . y ..</w:t>
+      </w:r>
+    </w:p>
+    <w:p>
+      <w:pPr>
+        <w:spacing w:after="160" w:line="300"/>
+        <w:jc w:val="both"/>
+      </w:pPr>
+      <w:r>
+        <w:rPr>
+          <w:rFonts w:ascii="News Gothic MT" w:cs="News Gothic MT" w:eastAsia="News Gothic MT" w:hAnsi="News Gothic MT"/>
+          <w:b w:val="false"/>
+          <w:bCs w:val="false"/>
+          <w:i w:val="false"/>
+          <w:iCs w:val="false"/>
+          <w:color w:val="1A1A2E"/>
+          <w:sz w:val="21"/>
+          <w:szCs w:val="21"/>
+        </w:rPr>
+        <w:t xml:space="preserve">Hasta ahora, las rutas relativas que has visto siempre "bajaban" desde la carpeta en la que estás hacia una carpeta que está dentro de ella. Pero a menudo el archivo que buscas no está por debajo de ti, sino en una carpeta "hermana" o más arriba en el árbol. Para eso, todo directorio contiene dos nombres especiales, que existen tanto en Linux como en Windows:</w:t>
+      </w:r>
+    </w:p>
+    <w:p>
+      <w:pPr>
+        <w:pStyle w:val="ListParagraph"/>
+        <w:numPr>
+          <w:ilvl w:val="0"/>
+          <w:numId w:val="1"/>
+        </w:numPr>
+        <w:spacing w:after="100" w:line="300"/>
+      </w:pPr>
+      <w:r>
+        <w:rPr>
+          <w:rFonts w:ascii="Courier New" w:cs="Courier New" w:eastAsia="Courier New" w:hAnsi="Courier New"/>
+          <w:b w:val="false"/>
+          <w:bCs w:val="false"/>
+          <w:color w:val="9B1B5C"/>
+          <w:sz w:val="20"/>
+          <w:szCs w:val="20"/>
+        </w:rPr>
+        <w:t xml:space="preserve">.</w:t>
+      </w:r>
+      <w:r>
+        <w:rPr>
+          <w:rFonts w:ascii="News Gothic MT" w:cs="News Gothic MT" w:eastAsia="News Gothic MT" w:hAnsi="News Gothic MT"/>
+          <w:b w:val="false"/>
+          <w:bCs w:val="false"/>
+          <w:i w:val="false"/>
+          <w:iCs w:val="false"/>
+          <w:color w:val="1A1A2E"/>
+          <w:sz w:val="21"/>
+          <w:szCs w:val="21"/>
+        </w:rPr>
+        <w:t xml:space="preserve"> (un punto): el propio directorio en el que estás.</w:t>
+      </w:r>
+    </w:p>
+    <w:p>
+      <w:pPr>
+        <w:pStyle w:val="ListParagraph"/>
+        <w:numPr>
+          <w:ilvl w:val="0"/>
+          <w:numId w:val="1"/>
+        </w:numPr>
+        <w:spacing w:after="100" w:line="300"/>
+      </w:pPr>
+      <w:r>
+        <w:rPr>
+          <w:rFonts w:ascii="Courier New" w:cs="Courier New" w:eastAsia="Courier New" w:hAnsi="Courier New"/>
+          <w:b w:val="false"/>
+          <w:bCs w:val="false"/>
+          <w:color w:val="9B1B5C"/>
+          <w:sz w:val="20"/>
+          <w:szCs w:val="20"/>
+        </w:rPr>
+        <w:t xml:space="preserve">..</w:t>
+      </w:r>
+      <w:r>
+        <w:rPr>
+          <w:rFonts w:ascii="News Gothic MT" w:cs="News Gothic MT" w:eastAsia="News Gothic MT" w:hAnsi="News Gothic MT"/>
+          <w:b w:val="false"/>
+          <w:bCs w:val="false"/>
+          <w:i w:val="false"/>
+          <w:iCs w:val="false"/>
+          <w:color w:val="1A1A2E"/>
+          <w:sz w:val="21"/>
+          <w:szCs w:val="21"/>
+        </w:rPr>
+        <w:t xml:space="preserve"> (dos puntos): el </w:t>
+      </w:r>
+      <w:r>
+        <w:rPr>
+          <w:rFonts w:ascii="News Gothic MT" w:cs="News Gothic MT" w:eastAsia="News Gothic MT" w:hAnsi="News Gothic MT"/>
+          <w:b/>
+          <w:bCs/>
+          <w:color w:val="1A1A2E"/>
+          <w:sz w:val="21"/>
+          <w:szCs w:val="21"/>
+        </w:rPr>
+        <w:t xml:space="preserve">directorio padre</w:t>
+      </w:r>
+      <w:r>
+        <w:rPr>
+          <w:rFonts w:ascii="News Gothic MT" w:cs="News Gothic MT" w:eastAsia="News Gothic MT" w:hAnsi="News Gothic MT"/>
+          <w:b w:val="false"/>
+          <w:bCs w:val="false"/>
+          <w:i w:val="false"/>
+          <w:iCs w:val="false"/>
+          <w:color w:val="1A1A2E"/>
+          <w:sz w:val="21"/>
+          <w:szCs w:val="21"/>
+        </w:rPr>
+        <w:t xml:space="preserve">, es decir, el que contiene al directorio en el que estás. Usarlo en una ruta equivale a "subir un nivel".</w:t>
+      </w:r>
+    </w:p>
+    <w:p>
+      <w:pPr>
+        <w:spacing w:after="160" w:line="300"/>
+        <w:jc w:val="both"/>
+      </w:pPr>
+      <w:r>
+        <w:rPr>
+          <w:rFonts w:ascii="News Gothic MT" w:cs="News Gothic MT" w:eastAsia="News Gothic MT" w:hAnsi="News Gothic MT"/>
+          <w:b w:val="false"/>
+          <w:bCs w:val="false"/>
+          <w:i w:val="false"/>
+          <w:iCs w:val="false"/>
+          <w:color w:val="1A1A2E"/>
+          <w:sz w:val="21"/>
+          <w:szCs w:val="21"/>
+        </w:rPr>
+        <w:t xml:space="preserve">Fíjate en este árbol:</w:t>
+      </w:r>
+    </w:p>
+    <w:tbl>
+      <w:tblPr>
+        <w:tblW w:type="dxa" w:w="9638"/>
+        <w:tblBorders>
+          <w:top w:val="single" w:color="D8DEEA" w:sz="4"/>
+          <w:left w:val="single" w:color="D8DEEA" w:sz="4"/>
+          <w:bottom w:val="single" w:color="D8DEEA" w:sz="4"/>
+          <w:right w:val="single" w:color="D8DEEA" w:sz="4"/>
+          <w:insideH w:val="single" w:color="auto" w:sz="4"/>
+          <w:insideV w:val="single" w:color="auto" w:sz="4"/>
+        </w:tblBorders>
+      </w:tblPr>
+      <w:tblGrid>
+        <w:gridCol w:w="100"/>
+      </w:tblGrid>
+      <w:tr>
+        <w:tc>
+          <w:tcPr>
+            <w:tcW w:type="dxa" w:w="9638"/>
+            <w:shd w:fill="F3F3F3" w:color="auto" w:val="clear"/>
+            <w:tcMar>
+              <w:top w:type="dxa" w:w="140"/>
+              <w:left w:type="dxa" w:w="200"/>
+              <w:bottom w:type="dxa" w:w="140"/>
+              <w:right w:type="dxa" w:w="200"/>
+            </w:tcMar>
+          </w:tcPr>
+          <w:p>
+            <w:pPr>
+              <w:spacing w:after="0" w:line="260"/>
+            </w:pPr>
+            <w:r>
+              <w:rPr>
+                <w:rFonts w:ascii="Courier New" w:cs="Courier New" w:eastAsia="Courier New" w:hAnsi="Courier New"/>
+                <w:color w:val="1A1A2E"/>
+                <w:sz w:val="19"/>
+                <w:szCs w:val="19"/>
+              </w:rPr>
+              <w:t xml:space="preserve">/</w:t>
+            </w:r>
+          </w:p>
+          <w:p>
+            <w:pPr>
+              <w:spacing w:after="0" w:line="260"/>
+            </w:pPr>
+            <w:r>
+              <w:rPr>
+                <w:rFonts w:ascii="Courier New" w:cs="Courier New" w:eastAsia="Courier New" w:hAnsi="Courier New"/>
+                <w:color w:val="1A1A2E"/>
+                <w:sz w:val="19"/>
+                <w:szCs w:val="19"/>
+              </w:rPr>
+              <w:t xml:space="preserve">└── home/</w:t>
+            </w:r>
+          </w:p>
+          <w:p>
+            <w:pPr>
+              <w:spacing w:after="0" w:line="260"/>
+            </w:pPr>
+            <w:r>
+              <w:rPr>
+                <w:rFonts w:ascii="Courier New" w:cs="Courier New" w:eastAsia="Courier New" w:hAnsi="Courier New"/>
+                <w:color w:val="1A1A2E"/>
+                <w:sz w:val="19"/>
+                <w:szCs w:val="19"/>
+              </w:rPr>
+              <w:t xml:space="preserve">    └── alumno/</w:t>
+            </w:r>
+          </w:p>
+          <w:p>
+            <w:pPr>
+              <w:spacing w:after="0" w:line="260"/>
+            </w:pPr>
+            <w:r>
+              <w:rPr>
+                <w:rFonts w:ascii="Courier New" w:cs="Courier New" w:eastAsia="Courier New" w:hAnsi="Courier New"/>
+                <w:color w:val="1A1A2E"/>
+                <w:sz w:val="19"/>
+                <w:szCs w:val="19"/>
+              </w:rPr>
+              <w:t xml:space="preserve">        ├── documentos/</w:t>
+            </w:r>
+          </w:p>
+          <w:p>
+            <w:pPr>
+              <w:spacing w:after="0" w:line="260"/>
+            </w:pPr>
+            <w:r>
+              <w:rPr>
+                <w:rFonts w:ascii="Courier New" w:cs="Courier New" w:eastAsia="Courier New" w:hAnsi="Courier New"/>
+                <w:color w:val="1A1A2E"/>
+                <w:sz w:val="19"/>
+                <w:szCs w:val="19"/>
+              </w:rPr>
+              <w:t xml:space="preserve">        │   └── informe.txt</w:t>
+            </w:r>
+          </w:p>
+          <w:p>
+            <w:pPr>
+              <w:spacing w:after="0" w:line="260"/>
+            </w:pPr>
+            <w:r>
+              <w:rPr>
+                <w:rFonts w:ascii="Courier New" w:cs="Courier New" w:eastAsia="Courier New" w:hAnsi="Courier New"/>
+                <w:color w:val="1A1A2E"/>
+                <w:sz w:val="19"/>
+                <w:szCs w:val="19"/>
+              </w:rPr>
+              <w:t xml:space="preserve">        └── practicas/</w:t>
+            </w:r>
+          </w:p>
+          <w:p>
+            <w:pPr>
+              <w:spacing w:after="0" w:line="260"/>
+            </w:pPr>
+            <w:r>
+              <w:rPr>
+                <w:rFonts w:ascii="Courier New" w:cs="Courier New" w:eastAsia="Courier New" w:hAnsi="Courier New"/>
+                <w:color w:val="1A1A2E"/>
+                <w:sz w:val="19"/>
+                <w:szCs w:val="19"/>
+              </w:rPr>
+              <w:t xml:space="preserve">            └── ud01/</w:t>
+            </w:r>
+          </w:p>
+        </w:tc>
+      </w:tr>
+    </w:tbl>
+    <w:p>
+      <w:pPr>
+        <w:spacing w:after="160"/>
+      </w:pPr>
+    </w:p>
+    <w:p>
+      <w:pPr>
+        <w:spacing w:after="160" w:line="300"/>
+        <w:jc w:val="both"/>
+      </w:pPr>
+      <w:r>
+        <w:rPr>
+          <w:rFonts w:ascii="News Gothic MT" w:cs="News Gothic MT" w:eastAsia="News Gothic MT" w:hAnsi="News Gothic MT"/>
+          <w:b w:val="false"/>
+          <w:bCs w:val="false"/>
+          <w:i w:val="false"/>
+          <w:iCs w:val="false"/>
+          <w:color w:val="1A1A2E"/>
+          <w:sz w:val="21"/>
+          <w:szCs w:val="21"/>
+        </w:rPr>
+        <w:t xml:space="preserve">Si estás en </w:t>
+      </w:r>
+      <w:r>
+        <w:rPr>
+          <w:rFonts w:ascii="Courier New" w:cs="Courier New" w:eastAsia="Courier New" w:hAnsi="Courier New"/>
+          <w:b w:val="false"/>
+          <w:bCs w:val="false"/>
+          <w:color w:val="9B1B5C"/>
+          <w:sz w:val="20"/>
+          <w:szCs w:val="20"/>
+        </w:rPr>
+        <w:t xml:space="preserve">/home/alumno/practicas</w:t>
+      </w:r>
+      <w:r>
+        <w:rPr>
+          <w:rFonts w:ascii="News Gothic MT" w:cs="News Gothic MT" w:eastAsia="News Gothic MT" w:hAnsi="News Gothic MT"/>
+          <w:b w:val="false"/>
+          <w:bCs w:val="false"/>
+          <w:i w:val="false"/>
+          <w:iCs w:val="false"/>
+          <w:color w:val="1A1A2E"/>
+          <w:sz w:val="21"/>
+          <w:szCs w:val="21"/>
+        </w:rPr>
+        <w:t xml:space="preserve"> y quieres llegar a </w:t>
+      </w:r>
+      <w:r>
+        <w:rPr>
+          <w:rFonts w:ascii="Courier New" w:cs="Courier New" w:eastAsia="Courier New" w:hAnsi="Courier New"/>
+          <w:b w:val="false"/>
+          <w:bCs w:val="false"/>
+          <w:color w:val="9B1B5C"/>
+          <w:sz w:val="20"/>
+          <w:szCs w:val="20"/>
+        </w:rPr>
+        <w:t xml:space="preserve">informe.txt</w:t>
+      </w:r>
+      <w:r>
+        <w:rPr>
+          <w:rFonts w:ascii="News Gothic MT" w:cs="News Gothic MT" w:eastAsia="News Gothic MT" w:hAnsi="News Gothic MT"/>
+          <w:b w:val="false"/>
+          <w:bCs w:val="false"/>
+          <w:i w:val="false"/>
+          <w:iCs w:val="false"/>
+          <w:color w:val="1A1A2E"/>
+          <w:sz w:val="21"/>
+          <w:szCs w:val="21"/>
+        </w:rPr>
+        <w:t xml:space="preserve">, no puedes bajar directamente: </w:t>
+      </w:r>
+      <w:r>
+        <w:rPr>
+          <w:rFonts w:ascii="Courier New" w:cs="Courier New" w:eastAsia="Courier New" w:hAnsi="Courier New"/>
+          <w:b w:val="false"/>
+          <w:bCs w:val="false"/>
+          <w:color w:val="9B1B5C"/>
+          <w:sz w:val="20"/>
+          <w:szCs w:val="20"/>
+        </w:rPr>
+        <w:t xml:space="preserve">informe.txt</w:t>
+      </w:r>
+      <w:r>
+        <w:rPr>
+          <w:rFonts w:ascii="News Gothic MT" w:cs="News Gothic MT" w:eastAsia="News Gothic MT" w:hAnsi="News Gothic MT"/>
+          <w:b w:val="false"/>
+          <w:bCs w:val="false"/>
+          <w:i w:val="false"/>
+          <w:iCs w:val="false"/>
+          <w:color w:val="1A1A2E"/>
+          <w:sz w:val="21"/>
+          <w:szCs w:val="21"/>
+        </w:rPr>
+        <w:t xml:space="preserve"> no está dentro de </w:t>
+      </w:r>
+      <w:r>
+        <w:rPr>
+          <w:rFonts w:ascii="Courier New" w:cs="Courier New" w:eastAsia="Courier New" w:hAnsi="Courier New"/>
+          <w:b w:val="false"/>
+          <w:bCs w:val="false"/>
+          <w:color w:val="9B1B5C"/>
+          <w:sz w:val="20"/>
+          <w:szCs w:val="20"/>
+        </w:rPr>
+        <w:t xml:space="preserve">practicas</w:t>
+      </w:r>
+      <w:r>
+        <w:rPr>
+          <w:rFonts w:ascii="News Gothic MT" w:cs="News Gothic MT" w:eastAsia="News Gothic MT" w:hAnsi="News Gothic MT"/>
+          <w:b w:val="false"/>
+          <w:bCs w:val="false"/>
+          <w:i w:val="false"/>
+          <w:iCs w:val="false"/>
+          <w:color w:val="1A1A2E"/>
+          <w:sz w:val="21"/>
+          <w:szCs w:val="21"/>
+        </w:rPr>
+        <w:t xml:space="preserve">. Primero tienes que subir a </w:t>
+      </w:r>
+      <w:r>
+        <w:rPr>
+          <w:rFonts w:ascii="Courier New" w:cs="Courier New" w:eastAsia="Courier New" w:hAnsi="Courier New"/>
+          <w:b w:val="false"/>
+          <w:bCs w:val="false"/>
+          <w:color w:val="9B1B5C"/>
+          <w:sz w:val="20"/>
+          <w:szCs w:val="20"/>
+        </w:rPr>
+        <w:t xml:space="preserve">alumno</w:t>
+      </w:r>
+      <w:r>
+        <w:rPr>
+          <w:rFonts w:ascii="News Gothic MT" w:cs="News Gothic MT" w:eastAsia="News Gothic MT" w:hAnsi="News Gothic MT"/>
+          <w:b w:val="false"/>
+          <w:bCs w:val="false"/>
+          <w:i w:val="false"/>
+          <w:iCs w:val="false"/>
+          <w:color w:val="1A1A2E"/>
+          <w:sz w:val="21"/>
+          <w:szCs w:val="21"/>
+        </w:rPr>
+        <w:t xml:space="preserve"> y desde ahí bajar a </w:t>
+      </w:r>
+      <w:r>
+        <w:rPr>
+          <w:rFonts w:ascii="Courier New" w:cs="Courier New" w:eastAsia="Courier New" w:hAnsi="Courier New"/>
+          <w:b w:val="false"/>
+          <w:bCs w:val="false"/>
+          <w:color w:val="9B1B5C"/>
+          <w:sz w:val="20"/>
+          <w:szCs w:val="20"/>
+        </w:rPr>
+        <w:t xml:space="preserve">documentos</w:t>
+      </w:r>
+      <w:r>
+        <w:rPr>
+          <w:rFonts w:ascii="News Gothic MT" w:cs="News Gothic MT" w:eastAsia="News Gothic MT" w:hAnsi="News Gothic MT"/>
+          <w:b w:val="false"/>
+          <w:bCs w:val="false"/>
+          <w:i w:val="false"/>
+          <w:iCs w:val="false"/>
+          <w:color w:val="1A1A2E"/>
+          <w:sz w:val="21"/>
+          <w:szCs w:val="21"/>
+        </w:rPr>
+        <w:t xml:space="preserve">. La ruta relativa es </w:t>
+      </w:r>
+      <w:r>
+        <w:rPr>
+          <w:rFonts w:ascii="Courier New" w:cs="Courier New" w:eastAsia="Courier New" w:hAnsi="Courier New"/>
+          <w:b w:val="false"/>
+          <w:bCs w:val="false"/>
+          <w:color w:val="9B1B5C"/>
+          <w:sz w:val="20"/>
+          <w:szCs w:val="20"/>
+        </w:rPr>
+        <w:t xml:space="preserve">../documentos/informe.txt</w:t>
+      </w:r>
+      <w:r>
+        <w:rPr>
+          <w:rFonts w:ascii="News Gothic MT" w:cs="News Gothic MT" w:eastAsia="News Gothic MT" w:hAnsi="News Gothic MT"/>
+          <w:b w:val="false"/>
+          <w:bCs w:val="false"/>
+          <w:i w:val="false"/>
+          <w:iCs w:val="false"/>
+          <w:color w:val="1A1A2E"/>
+          <w:sz w:val="21"/>
+          <w:szCs w:val="21"/>
+        </w:rPr>
+        <w:t xml:space="preserve">, que se lee paso a paso así:</w:t>
+      </w:r>
+    </w:p>
+    <w:p>
+      <w:pPr>
+        <w:pStyle w:val="ListParagraph"/>
+        <w:numPr>
+          <w:ilvl w:val="0"/>
+          <w:numId w:val="3"/>
+        </w:numPr>
+        <w:spacing w:after="100" w:line="300"/>
+      </w:pPr>
+      <w:r>
+        <w:rPr>
+          <w:rFonts w:ascii="Courier New" w:cs="Courier New" w:eastAsia="Courier New" w:hAnsi="Courier New"/>
+          <w:b w:val="false"/>
+          <w:bCs w:val="false"/>
+          <w:color w:val="9B1B5C"/>
+          <w:sz w:val="20"/>
+          <w:szCs w:val="20"/>
+        </w:rPr>
+        <w:t xml:space="preserve">..</w:t>
+      </w:r>
+      <w:r>
+        <w:rPr>
+          <w:rFonts w:ascii="News Gothic MT" w:cs="News Gothic MT" w:eastAsia="News Gothic MT" w:hAnsi="News Gothic MT"/>
+          <w:b w:val="false"/>
+          <w:bCs w:val="false"/>
+          <w:i w:val="false"/>
+          <w:iCs w:val="false"/>
+          <w:color w:val="1A1A2E"/>
+          <w:sz w:val="21"/>
+          <w:szCs w:val="21"/>
+        </w:rPr>
+        <w:t xml:space="preserve"> → subes de </w:t>
+      </w:r>
+      <w:r>
+        <w:rPr>
+          <w:rFonts w:ascii="Courier New" w:cs="Courier New" w:eastAsia="Courier New" w:hAnsi="Courier New"/>
+          <w:b w:val="false"/>
+          <w:bCs w:val="false"/>
+          <w:color w:val="9B1B5C"/>
+          <w:sz w:val="20"/>
+          <w:szCs w:val="20"/>
+        </w:rPr>
+        <w:t xml:space="preserve">/home/alumno/practicas</w:t>
+      </w:r>
+      <w:r>
+        <w:rPr>
+          <w:rFonts w:ascii="News Gothic MT" w:cs="News Gothic MT" w:eastAsia="News Gothic MT" w:hAnsi="News Gothic MT"/>
+          <w:b w:val="false"/>
+          <w:bCs w:val="false"/>
+          <w:i w:val="false"/>
+          <w:iCs w:val="false"/>
+          <w:color w:val="1A1A2E"/>
+          <w:sz w:val="21"/>
+          <w:szCs w:val="21"/>
+        </w:rPr>
+        <w:t xml:space="preserve"> a </w:t>
+      </w:r>
+      <w:r>
+        <w:rPr>
+          <w:rFonts w:ascii="Courier New" w:cs="Courier New" w:eastAsia="Courier New" w:hAnsi="Courier New"/>
+          <w:b w:val="false"/>
+          <w:bCs w:val="false"/>
+          <w:color w:val="9B1B5C"/>
+          <w:sz w:val="20"/>
+          <w:szCs w:val="20"/>
+        </w:rPr>
+        <w:t xml:space="preserve">/home/alumno</w:t>
+      </w:r>
+      <w:r>
+        <w:rPr>
+          <w:rFonts w:ascii="News Gothic MT" w:cs="News Gothic MT" w:eastAsia="News Gothic MT" w:hAnsi="News Gothic MT"/>
+          <w:b w:val="false"/>
+          <w:bCs w:val="false"/>
+          <w:i w:val="false"/>
+          <w:iCs w:val="false"/>
+          <w:color w:val="1A1A2E"/>
+          <w:sz w:val="21"/>
+          <w:szCs w:val="21"/>
+        </w:rPr>
+        <w:t xml:space="preserve">.</w:t>
+      </w:r>
+    </w:p>
+    <w:p>
+      <w:pPr>
+        <w:pStyle w:val="ListParagraph"/>
+        <w:numPr>
+          <w:ilvl w:val="0"/>
+          <w:numId w:val="3"/>
+        </w:numPr>
+        <w:spacing w:after="100" w:line="300"/>
+      </w:pPr>
+      <w:r>
+        <w:rPr>
+          <w:rFonts w:ascii="Courier New" w:cs="Courier New" w:eastAsia="Courier New" w:hAnsi="Courier New"/>
+          <w:b w:val="false"/>
+          <w:bCs w:val="false"/>
+          <w:color w:val="9B1B5C"/>
+          <w:sz w:val="20"/>
+          <w:szCs w:val="20"/>
+        </w:rPr>
+        <w:t xml:space="preserve">documentos</w:t>
+      </w:r>
+      <w:r>
+        <w:rPr>
+          <w:rFonts w:ascii="News Gothic MT" w:cs="News Gothic MT" w:eastAsia="News Gothic MT" w:hAnsi="News Gothic MT"/>
+          <w:b w:val="false"/>
+          <w:bCs w:val="false"/>
+          <w:i w:val="false"/>
+          <w:iCs w:val="false"/>
+          <w:color w:val="1A1A2E"/>
+          <w:sz w:val="21"/>
+          <w:szCs w:val="21"/>
+        </w:rPr>
+        <w:t xml:space="preserve"> → bajas a </w:t>
+      </w:r>
+      <w:r>
+        <w:rPr>
+          <w:rFonts w:ascii="Courier New" w:cs="Courier New" w:eastAsia="Courier New" w:hAnsi="Courier New"/>
+          <w:b w:val="false"/>
+          <w:bCs w:val="false"/>
+          <w:color w:val="9B1B5C"/>
+          <w:sz w:val="20"/>
+          <w:szCs w:val="20"/>
+        </w:rPr>
+        <w:t xml:space="preserve">/home/alumno/documentos</w:t>
+      </w:r>
+      <w:r>
+        <w:rPr>
+          <w:rFonts w:ascii="News Gothic MT" w:cs="News Gothic MT" w:eastAsia="News Gothic MT" w:hAnsi="News Gothic MT"/>
+          <w:b w:val="false"/>
+          <w:bCs w:val="false"/>
+          <w:i w:val="false"/>
+          <w:iCs w:val="false"/>
+          <w:color w:val="1A1A2E"/>
+          <w:sz w:val="21"/>
+          <w:szCs w:val="21"/>
+        </w:rPr>
+        <w:t xml:space="preserve">.</w:t>
+      </w:r>
+    </w:p>
+    <w:p>
+      <w:pPr>
+        <w:pStyle w:val="ListParagraph"/>
+        <w:numPr>
+          <w:ilvl w:val="0"/>
+          <w:numId w:val="3"/>
+        </w:numPr>
+        <w:spacing w:after="100" w:line="300"/>
+      </w:pPr>
+      <w:r>
+        <w:rPr>
+          <w:rFonts w:ascii="Courier New" w:cs="Courier New" w:eastAsia="Courier New" w:hAnsi="Courier New"/>
+          <w:b w:val="false"/>
+          <w:bCs w:val="false"/>
+          <w:color w:val="9B1B5C"/>
+          <w:sz w:val="20"/>
+          <w:szCs w:val="20"/>
+        </w:rPr>
+        <w:t xml:space="preserve">informe.txt</w:t>
+      </w:r>
+      <w:r>
+        <w:rPr>
+          <w:rFonts w:ascii="News Gothic MT" w:cs="News Gothic MT" w:eastAsia="News Gothic MT" w:hAnsi="News Gothic MT"/>
+          <w:b w:val="false"/>
+          <w:bCs w:val="false"/>
+          <w:i w:val="false"/>
+          <w:iCs w:val="false"/>
+          <w:color w:val="1A1A2E"/>
+          <w:sz w:val="21"/>
+          <w:szCs w:val="21"/>
+        </w:rPr>
+        <w:t xml:space="preserve"> → llegas al archivo.</w:t>
+      </w:r>
+    </w:p>
+    <w:p>
+      <w:pPr>
+        <w:spacing w:after="160" w:line="300"/>
+        <w:jc w:val="both"/>
+      </w:pPr>
+      <w:r>
+        <w:rPr>
+          <w:rFonts w:ascii="News Gothic MT" w:cs="News Gothic MT" w:eastAsia="News Gothic MT" w:hAnsi="News Gothic MT"/>
+          <w:b w:val="false"/>
+          <w:bCs w:val="false"/>
+          <w:i w:val="false"/>
+          <w:iCs w:val="false"/>
+          <w:color w:val="1A1A2E"/>
+          <w:sz w:val="21"/>
+          <w:szCs w:val="21"/>
+        </w:rPr>
+        <w:t xml:space="preserve">Puedes encadenar varios </w:t>
+      </w:r>
+      <w:r>
+        <w:rPr>
+          <w:rFonts w:ascii="Courier New" w:cs="Courier New" w:eastAsia="Courier New" w:hAnsi="Courier New"/>
+          <w:b w:val="false"/>
+          <w:bCs w:val="false"/>
+          <w:color w:val="9B1B5C"/>
+          <w:sz w:val="20"/>
+          <w:szCs w:val="20"/>
+        </w:rPr>
+        <w:t xml:space="preserve">..</w:t>
+      </w:r>
+      <w:r>
+        <w:rPr>
+          <w:rFonts w:ascii="News Gothic MT" w:cs="News Gothic MT" w:eastAsia="News Gothic MT" w:hAnsi="News Gothic MT"/>
+          <w:b w:val="false"/>
+          <w:bCs w:val="false"/>
+          <w:i w:val="false"/>
+          <w:iCs w:val="false"/>
+          <w:color w:val="1A1A2E"/>
+          <w:sz w:val="21"/>
+          <w:szCs w:val="21"/>
+        </w:rPr>
+        <w:t xml:space="preserve"> para subir más de un nivel: desde </w:t>
+      </w:r>
+      <w:r>
+        <w:rPr>
+          <w:rFonts w:ascii="Courier New" w:cs="Courier New" w:eastAsia="Courier New" w:hAnsi="Courier New"/>
+          <w:b w:val="false"/>
+          <w:bCs w:val="false"/>
+          <w:color w:val="9B1B5C"/>
+          <w:sz w:val="20"/>
+          <w:szCs w:val="20"/>
+        </w:rPr>
+        <w:t xml:space="preserve">/home/alumno/practicas/ud01</w:t>
+      </w:r>
+      <w:r>
+        <w:rPr>
+          <w:rFonts w:ascii="News Gothic MT" w:cs="News Gothic MT" w:eastAsia="News Gothic MT" w:hAnsi="News Gothic MT"/>
+          <w:b w:val="false"/>
+          <w:bCs w:val="false"/>
+          <w:i w:val="false"/>
+          <w:iCs w:val="false"/>
+          <w:color w:val="1A1A2E"/>
+          <w:sz w:val="21"/>
+          <w:szCs w:val="21"/>
+        </w:rPr>
+        <w:t xml:space="preserve">, la misma ruta sería </w:t>
+      </w:r>
+      <w:r>
+        <w:rPr>
+          <w:rFonts w:ascii="Courier New" w:cs="Courier New" w:eastAsia="Courier New" w:hAnsi="Courier New"/>
+          <w:b w:val="false"/>
+          <w:bCs w:val="false"/>
+          <w:color w:val="9B1B5C"/>
+          <w:sz w:val="20"/>
+          <w:szCs w:val="20"/>
+        </w:rPr>
+        <w:t xml:space="preserve">../../documentos/informe.txt</w:t>
+      </w:r>
+      <w:r>
+        <w:rPr>
+          <w:rFonts w:ascii="News Gothic MT" w:cs="News Gothic MT" w:eastAsia="News Gothic MT" w:hAnsi="News Gothic MT"/>
+          <w:b w:val="false"/>
+          <w:bCs w:val="false"/>
+          <w:i w:val="false"/>
+          <w:iCs w:val="false"/>
+          <w:color w:val="1A1A2E"/>
+          <w:sz w:val="21"/>
+          <w:szCs w:val="21"/>
+        </w:rPr>
+        <w:t xml:space="preserve"> (subes dos niveles, hasta </w:t>
+      </w:r>
+      <w:r>
+        <w:rPr>
+          <w:rFonts w:ascii="Courier New" w:cs="Courier New" w:eastAsia="Courier New" w:hAnsi="Courier New"/>
+          <w:b w:val="false"/>
+          <w:bCs w:val="false"/>
+          <w:color w:val="9B1B5C"/>
+          <w:sz w:val="20"/>
+          <w:szCs w:val="20"/>
+        </w:rPr>
+        <w:t xml:space="preserve">alumno</w:t>
+      </w:r>
+      <w:r>
+        <w:rPr>
+          <w:rFonts w:ascii="News Gothic MT" w:cs="News Gothic MT" w:eastAsia="News Gothic MT" w:hAnsi="News Gothic MT"/>
+          <w:b w:val="false"/>
+          <w:bCs w:val="false"/>
+          <w:i w:val="false"/>
+          <w:iCs w:val="false"/>
+          <w:color w:val="1A1A2E"/>
+          <w:sz w:val="21"/>
+          <w:szCs w:val="21"/>
+        </w:rPr>
+        <w:t xml:space="preserve">, y luego bajas). En Windows funciona exactamente igual, cambiando el separador: </w:t>
+      </w:r>
+      <w:r>
+        <w:rPr>
+          <w:rFonts w:ascii="Courier New" w:cs="Courier New" w:eastAsia="Courier New" w:hAnsi="Courier New"/>
+          <w:b w:val="false"/>
+          <w:bCs w:val="false"/>
+          <w:color w:val="9B1B5C"/>
+          <w:sz w:val="20"/>
+          <w:szCs w:val="20"/>
+        </w:rPr>
+        <w:t xml:space="preserve">..\Documents\informe.docx</w:t>
+      </w:r>
+      <w:r>
+        <w:rPr>
+          <w:rFonts w:ascii="News Gothic MT" w:cs="News Gothic MT" w:eastAsia="News Gothic MT" w:hAnsi="News Gothic MT"/>
+          <w:b w:val="false"/>
+          <w:bCs w:val="false"/>
+          <w:i w:val="false"/>
+          <w:iCs w:val="false"/>
+          <w:color w:val="1A1A2E"/>
+          <w:sz w:val="21"/>
+          <w:szCs w:val="21"/>
+        </w:rPr>
+        <w:t xml:space="preserve">.</w:t>
+      </w:r>
+    </w:p>
+    <w:p>
+      <w:pPr>
+        <w:spacing w:after="160" w:line="300"/>
+        <w:jc w:val="both"/>
+      </w:pPr>
+      <w:r>
+        <w:rPr>
+          <w:rFonts w:ascii="News Gothic MT" w:cs="News Gothic MT" w:eastAsia="News Gothic MT" w:hAnsi="News Gothic MT"/>
+          <w:b w:val="false"/>
+          <w:bCs w:val="false"/>
+          <w:i w:val="false"/>
+          <w:iCs w:val="false"/>
+          <w:color w:val="1A1A2E"/>
+          <w:sz w:val="21"/>
+          <w:szCs w:val="21"/>
+        </w:rPr>
+        <w:t xml:space="preserve">Dos ideas para no equivocarte: una ruta relativa </w:t>
+      </w:r>
+      <w:r>
+        <w:rPr>
+          <w:rFonts w:ascii="News Gothic MT" w:cs="News Gothic MT" w:eastAsia="News Gothic MT" w:hAnsi="News Gothic MT"/>
+          <w:b/>
+          <w:bCs/>
+          <w:color w:val="1A1A2E"/>
+          <w:sz w:val="21"/>
+          <w:szCs w:val="21"/>
+        </w:rPr>
+        <w:t xml:space="preserve">nunca empieza por `/`</w:t>
+      </w:r>
+      <w:r>
+        <w:rPr>
+          <w:rFonts w:ascii="News Gothic MT" w:cs="News Gothic MT" w:eastAsia="News Gothic MT" w:hAnsi="News Gothic MT"/>
+          <w:b w:val="false"/>
+          <w:bCs w:val="false"/>
+          <w:i w:val="false"/>
+          <w:iCs w:val="false"/>
+          <w:color w:val="1A1A2E"/>
+          <w:sz w:val="21"/>
+          <w:szCs w:val="21"/>
+        </w:rPr>
+        <w:t xml:space="preserve"> en Linux (ni por una letra de unidad en Windows), porque entonces sería absoluta; y el resultado de una ruta relativa </w:t>
+      </w:r>
+      <w:r>
+        <w:rPr>
+          <w:rFonts w:ascii="News Gothic MT" w:cs="News Gothic MT" w:eastAsia="News Gothic MT" w:hAnsi="News Gothic MT"/>
+          <w:b/>
+          <w:bCs/>
+          <w:color w:val="1A1A2E"/>
+          <w:sz w:val="21"/>
+          <w:szCs w:val="21"/>
+        </w:rPr>
+        <w:t xml:space="preserve">depende de dónde estés</w:t>
+      </w:r>
+      <w:r>
+        <w:rPr>
+          <w:rFonts w:ascii="News Gothic MT" w:cs="News Gothic MT" w:eastAsia="News Gothic MT" w:hAnsi="News Gothic MT"/>
+          <w:b w:val="false"/>
+          <w:bCs w:val="false"/>
+          <w:i w:val="false"/>
+          <w:iCs w:val="false"/>
+          <w:color w:val="1A1A2E"/>
+          <w:sz w:val="21"/>
+          <w:szCs w:val="21"/>
+        </w:rPr>
+        <w:t xml:space="preserve">, mientras que una absoluta lleva siempre al mismo sitio. Cuando empieces a usar la terminal de Linux, escribirás </w:t>
+      </w:r>
+      <w:r>
+        <w:rPr>
+          <w:rFonts w:ascii="Courier New" w:cs="Courier New" w:eastAsia="Courier New" w:hAnsi="Courier New"/>
+          <w:b w:val="false"/>
+          <w:bCs w:val="false"/>
+          <w:color w:val="9B1B5C"/>
+          <w:sz w:val="20"/>
+          <w:szCs w:val="20"/>
+        </w:rPr>
+        <w:t xml:space="preserve">cd ..</w:t>
+      </w:r>
+      <w:r>
+        <w:rPr>
+          <w:rFonts w:ascii="News Gothic MT" w:cs="News Gothic MT" w:eastAsia="News Gothic MT" w:hAnsi="News Gothic MT"/>
+          <w:b w:val="false"/>
+          <w:bCs w:val="false"/>
+          <w:i w:val="false"/>
+          <w:iCs w:val="false"/>
+          <w:color w:val="1A1A2E"/>
+          <w:sz w:val="21"/>
+          <w:szCs w:val="21"/>
+        </w:rPr>
+        <w:t xml:space="preserve"> constantemente para subir de carpeta: es exactamente este mismo </w:t>
+      </w:r>
+      <w:r>
+        <w:rPr>
+          <w:rFonts w:ascii="Courier New" w:cs="Courier New" w:eastAsia="Courier New" w:hAnsi="Courier New"/>
+          <w:b w:val="false"/>
+          <w:bCs w:val="false"/>
+          <w:color w:val="9B1B5C"/>
+          <w:sz w:val="20"/>
+          <w:szCs w:val="20"/>
+        </w:rPr>
+        <w:t xml:space="preserve">..</w:t>
+      </w:r>
+      <w:r>
+        <w:rPr>
+          <w:rFonts w:ascii="News Gothic MT" w:cs="News Gothic MT" w:eastAsia="News Gothic MT" w:hAnsi="News Gothic MT"/>
+          <w:b w:val="false"/>
+          <w:bCs w:val="false"/>
+          <w:i w:val="false"/>
+          <w:iCs w:val="false"/>
+          <w:color w:val="1A1A2E"/>
+          <w:sz w:val="21"/>
+          <w:szCs w:val="21"/>
+        </w:rPr>
+        <w:t xml:space="preserve">.</w:t>
+      </w:r>
+    </w:p>
+    <w:p>
+      <w:pPr>
+        <w:pStyle w:val="Heading2"/>
+        <w:spacing w:after="140" w:before="280"/>
+      </w:pPr>
+      <w:r>
+        <w:rPr>
+          <w:rFonts w:ascii="News Gothic MT" w:cs="News Gothic MT" w:eastAsia="News Gothic MT" w:hAnsi="News Gothic MT"/>
+          <w:b/>
+          <w:bCs/>
+          <w:color w:val="1F3864"/>
+          <w:sz w:val="26"/>
+          <w:szCs w:val="26"/>
+        </w:rPr>
         <w:t xml:space="preserve">La diferencia que más suele fallar: mayúsculas y minúsculas</w:t>
       </w:r>
     </w:p>
@@ -9596,6 +10491,86 @@
                 <w:szCs w:val="21"/>
               </w:rPr>
               <w:t xml:space="preserve">.</w:t>
+            </w:r>
+          </w:p>
+          <w:p>
+            <w:pPr>
+              <w:spacing w:after="140" w:line="300"/>
+              <w:jc w:val="both"/>
+            </w:pPr>
+            <w:r>
+              <w:rPr>
+                <w:rFonts w:ascii="News Gothic MT" w:cs="News Gothic MT" w:eastAsia="News Gothic MT" w:hAnsi="News Gothic MT"/>
+                <w:b/>
+                <w:bCs/>
+                <w:i w:val="false"/>
+                <w:iCs w:val="false"/>
+                <w:color w:val="1F3864"/>
+                <w:sz w:val="21"/>
+                <w:szCs w:val="21"/>
+              </w:rPr>
+              <w:t xml:space="preserve">Actividad (subir de nivel): </w:t>
+            </w:r>
+            <w:r>
+              <w:rPr>
+                <w:rFonts w:ascii="News Gothic MT" w:cs="News Gothic MT" w:eastAsia="News Gothic MT" w:hAnsi="News Gothic MT"/>
+                <w:b w:val="false"/>
+                <w:bCs w:val="false"/>
+                <w:i w:val="false"/>
+                <w:iCs w:val="false"/>
+                <w:color w:val="1A1A2E"/>
+                <w:sz w:val="21"/>
+                <w:szCs w:val="21"/>
+              </w:rPr>
+              <w:t xml:space="preserve">con ese mismo árbol, escribe una ruta relativa hasta </w:t>
+            </w:r>
+            <w:r>
+              <w:rPr>
+                <w:rFonts w:ascii="Courier New" w:cs="Courier New" w:eastAsia="Courier New" w:hAnsi="Courier New"/>
+                <w:b w:val="false"/>
+                <w:bCs w:val="false"/>
+                <w:color w:val="9B1B5C"/>
+                <w:sz w:val="20"/>
+                <w:szCs w:val="20"/>
+              </w:rPr>
+              <w:t xml:space="preserve">informe.txt</w:t>
+            </w:r>
+            <w:r>
+              <w:rPr>
+                <w:rFonts w:ascii="News Gothic MT" w:cs="News Gothic MT" w:eastAsia="News Gothic MT" w:hAnsi="News Gothic MT"/>
+                <w:b w:val="false"/>
+                <w:bCs w:val="false"/>
+                <w:i w:val="false"/>
+                <w:iCs w:val="false"/>
+                <w:color w:val="1A1A2E"/>
+                <w:sz w:val="21"/>
+                <w:szCs w:val="21"/>
+              </w:rPr>
+              <w:t xml:space="preserve"> suponiendo que partes de </w:t>
+            </w:r>
+            <w:r>
+              <w:rPr>
+                <w:rFonts w:ascii="Courier New" w:cs="Courier New" w:eastAsia="Courier New" w:hAnsi="Courier New"/>
+                <w:b w:val="false"/>
+                <w:bCs w:val="false"/>
+                <w:color w:val="9B1B5C"/>
+                <w:sz w:val="20"/>
+                <w:szCs w:val="20"/>
+              </w:rPr>
+              <w:t xml:space="preserve">/etc</w:t>
+            </w:r>
+            <w:r>
+              <w:rPr>
+                <w:rFonts w:ascii="News Gothic MT" w:cs="News Gothic MT" w:eastAsia="News Gothic MT" w:hAnsi="News Gothic MT"/>
+                <w:b w:val="false"/>
+                <w:bCs w:val="false"/>
+                <w:i w:val="false"/>
+                <w:iCs w:val="false"/>
+                <w:color w:val="1A1A2E"/>
+                <w:sz w:val="21"/>
+                <w:szCs w:val="21"/>
+              </w:rPr>
+              <w:t xml:space="preserve">. Pista: primero tienes que subir hasta la raíz.</w:t>
             </w:r>
           </w:p>
           <w:p>
@@ -15872,7 +16847,7 @@
         <w:pStyle w:val="ListParagraph"/>
         <w:numPr>
           <w:ilvl w:val="0"/>
-          <w:numId w:val="3"/>
+          <w:numId w:val="4"/>
         </w:numPr>
         <w:spacing w:after="100" w:line="300"/>
       </w:pPr>
@@ -15919,7 +16894,7 @@
         <w:pStyle w:val="ListParagraph"/>
         <w:numPr>
           <w:ilvl w:val="0"/>
-          <w:numId w:val="3"/>
+          <w:numId w:val="4"/>
         </w:numPr>
         <w:spacing w:after="100" w:line="300"/>
       </w:pPr>
@@ -15966,7 +16941,7 @@
         <w:pStyle w:val="ListParagraph"/>
         <w:numPr>
           <w:ilvl w:val="0"/>
-          <w:numId w:val="3"/>
+          <w:numId w:val="4"/>
         </w:numPr>
         <w:spacing w:after="100" w:line="300"/>
       </w:pPr>
@@ -16013,7 +16988,7 @@
         <w:pStyle w:val="ListParagraph"/>
         <w:numPr>
           <w:ilvl w:val="0"/>
-          <w:numId w:val="3"/>
+          <w:numId w:val="4"/>
         </w:numPr>
         <w:spacing w:after="100" w:line="300"/>
       </w:pPr>
@@ -16084,7 +17059,7 @@
         <w:pStyle w:val="ListParagraph"/>
         <w:numPr>
           <w:ilvl w:val="0"/>
-          <w:numId w:val="3"/>
+          <w:numId w:val="4"/>
         </w:numPr>
         <w:spacing w:after="100" w:line="300"/>
       </w:pPr>
@@ -23834,7 +24809,7 @@
         <w:pStyle w:val="ListParagraph"/>
         <w:numPr>
           <w:ilvl w:val="0"/>
-          <w:numId w:val="4"/>
+          <w:numId w:val="5"/>
         </w:numPr>
         <w:spacing w:after="100" w:line="300"/>
       </w:pPr>
@@ -23857,7 +24832,7 @@
         <w:pStyle w:val="ListParagraph"/>
         <w:numPr>
           <w:ilvl w:val="0"/>
-          <w:numId w:val="4"/>
+          <w:numId w:val="5"/>
         </w:numPr>
         <w:spacing w:after="100" w:line="300"/>
       </w:pPr>
@@ -23880,7 +24855,7 @@
         <w:pStyle w:val="ListParagraph"/>
         <w:numPr>
           <w:ilvl w:val="0"/>
-          <w:numId w:val="4"/>
+          <w:numId w:val="5"/>
         </w:numPr>
         <w:spacing w:after="100" w:line="300"/>
       </w:pPr>
@@ -25570,6 +26545,18 @@
       </w:pPr>
     </w:lvl>
   </w:abstractNum>
+  <w:abstractNum w:abstractNumId="5" w15:restartNumberingAfterBreak="0">
+    <w:multiLevelType w:val="hybridMultilevel"/>
+    <w:lvl w:ilvl="0" w15:tentative="1">
+      <w:start w:val="1"/>
+      <w:numFmt w:val="decimal"/>
+      <w:lvlText w:val="%1."/>
+      <w:lvlJc w:val="start"/>
+      <w:pPr>
+        <w:ind w:left="420" w:hanging="260"/>
+      </w:pPr>
+    </w:lvl>
+  </w:abstractNum>
   <w:num w:numId="1">
     <w:abstractNumId w:val="1"/>
     <w:lvlOverride w:ilvl="0">
@@ -25590,6 +26577,12 @@
   </w:num>
   <w:num w:numId="4">
     <w:abstractNumId w:val="4"/>
+    <w:lvlOverride w:ilvl="0">
+      <w:startOverride w:val="1"/>
+    </w:lvlOverride>
+  </w:num>
+  <w:num w:numId="5">
+    <w:abstractNumId w:val="5"/>
     <w:lvlOverride w:ilvl="0">
       <w:startOverride w:val="1"/>
     </w:lvlOverride>
